--- a/GROUP_REPORT/2. GROUP1_REPORT_PTTKHTTT.docx
+++ b/GROUP_REPORT/2. GROUP1_REPORT_PTTKHTTT.docx
@@ -6957,7 +6957,6 @@
           <w14:ligatures w14:val="standardContextual"/>
         </w:rPr>
       </w:pPr>
-      <w:bookmarkStart w:id="36" w:name="_GoBack"/>
       <w:r>
         <w:rPr>
           <w:rFonts w:hint="default" w:ascii="Times New Roman" w:hAnsi="Times New Roman" w:cs="Times New Roman" w:eastAsiaTheme="minorHAnsi"/>
@@ -7013,7 +7012,6 @@
         </w:drawing>
       </w:r>
     </w:p>
-    <w:bookmarkEnd w:id="36"/>
     <w:p>
       <w:pPr>
         <w:pStyle w:val="5"/>
@@ -8221,6 +8219,7 @@
             <w:insideH w:val="single" w:color="auto" w:sz="4" w:space="0"/>
             <w:insideV w:val="single" w:color="auto" w:sz="4" w:space="0"/>
           </w:tblBorders>
+          <w:shd w:val="clear" w:color="auto" w:fill="auto"/>
           <w:tblCellMar>
             <w:top w:w="15" w:type="dxa"/>
             <w:left w:w="15" w:type="dxa"/>
@@ -8777,6 +8776,7 @@
             <w:insideH w:val="single" w:color="auto" w:sz="4" w:space="0"/>
             <w:insideV w:val="single" w:color="auto" w:sz="4" w:space="0"/>
           </w:tblBorders>
+          <w:shd w:val="clear" w:color="auto" w:fill="auto"/>
           <w:tblCellMar>
             <w:top w:w="15" w:type="dxa"/>
             <w:left w:w="15" w:type="dxa"/>
@@ -12319,6 +12319,7 @@
           <w:rFonts w:hint="default" w:ascii="Times New Roman" w:hAnsi="Times New Roman" w:cs="Times New Roman"/>
           <w:sz w:val="26"/>
           <w:szCs w:val="26"/>
+          <w:lang w:val="vi-VN"/>
         </w:rPr>
       </w:pPr>
       <w:r>
@@ -12327,7 +12328,84 @@
           <w:sz w:val="26"/>
           <w:szCs w:val="26"/>
         </w:rPr>
-        <w:t>Tiến trình này xử lý thông tin sản phẩm cơ bản và đặc biệt là quy trình Nhập hàng, là cơ sở để khắc phục Nhược điểm 1 &amp; 2 (Tồn kho, Nhập hàng).</w:t>
+        <w:t>T</w:t>
+      </w:r>
+      <w:r>
+        <w:rPr>
+          <w:rFonts w:hint="default" w:ascii="Times New Roman" w:hAnsi="Times New Roman" w:cs="Times New Roman"/>
+          <w:sz w:val="26"/>
+          <w:szCs w:val="26"/>
+          <w:lang w:val="vi-VN"/>
+        </w:rPr>
+        <w:t>iến trình này đảm bảo bảo mật tối thiểu cho hệ thống bán hàng.</w:t>
+      </w:r>
+      <w:bookmarkStart w:id="36" w:name="_GoBack"/>
+      <w:bookmarkEnd w:id="36"/>
+    </w:p>
+    <w:p>
+      <w:pPr>
+        <w:pageBreakBefore w:val="0"/>
+        <w:widowControl/>
+        <w:kinsoku/>
+        <w:wordWrap/>
+        <w:overflowPunct/>
+        <w:topLinePunct w:val="0"/>
+        <w:autoSpaceDE/>
+        <w:autoSpaceDN/>
+        <w:bidi w:val="0"/>
+        <w:adjustRightInd/>
+        <w:snapToGrid/>
+        <w:spacing w:before="120" w:after="120" w:line="360" w:lineRule="auto"/>
+        <w:jc w:val="both"/>
+        <w:textAlignment w:val="auto"/>
+        <w:rPr>
+          <w:rFonts w:hint="default" w:ascii="Times New Roman" w:hAnsi="Times New Roman" w:cs="Times New Roman"/>
+          <w:sz w:val="26"/>
+          <w:szCs w:val="26"/>
+        </w:rPr>
+      </w:pPr>
+      <w:r>
+        <w:drawing>
+          <wp:inline distT="0" distB="0" distL="114300" distR="114300">
+            <wp:extent cx="5963920" cy="2649855"/>
+            <wp:effectExtent l="0" t="0" r="10160" b="1905"/>
+            <wp:docPr id="4" name="Picture 1"/>
+            <wp:cNvGraphicFramePr>
+              <a:graphicFrameLocks xmlns:a="http://schemas.openxmlformats.org/drawingml/2006/main" noChangeAspect="1"/>
+            </wp:cNvGraphicFramePr>
+            <a:graphic xmlns:a="http://schemas.openxmlformats.org/drawingml/2006/main">
+              <a:graphicData uri="http://schemas.openxmlformats.org/drawingml/2006/picture">
+                <pic:pic xmlns:pic="http://schemas.openxmlformats.org/drawingml/2006/picture">
+                  <pic:nvPicPr>
+                    <pic:cNvPr id="4" name="Picture 1"/>
+                    <pic:cNvPicPr>
+                      <a:picLocks noChangeAspect="1"/>
+                    </pic:cNvPicPr>
+                  </pic:nvPicPr>
+                  <pic:blipFill>
+                    <a:blip r:embed="rId15"/>
+                    <a:stretch>
+                      <a:fillRect/>
+                    </a:stretch>
+                  </pic:blipFill>
+                  <pic:spPr>
+                    <a:xfrm>
+                      <a:off x="0" y="0"/>
+                      <a:ext cx="5963920" cy="2649855"/>
+                    </a:xfrm>
+                    <a:prstGeom prst="rect">
+                      <a:avLst/>
+                    </a:prstGeom>
+                    <a:noFill/>
+                    <a:ln>
+                      <a:noFill/>
+                    </a:ln>
+                  </pic:spPr>
+                </pic:pic>
+              </a:graphicData>
+            </a:graphic>
+          </wp:inline>
+        </w:drawing>
       </w:r>
     </w:p>
     <w:p>
@@ -12959,7 +13037,7 @@
                     </pic:cNvPicPr>
                   </pic:nvPicPr>
                   <pic:blipFill>
-                    <a:blip r:embed="rId15"/>
+                    <a:blip r:embed="rId16"/>
                     <a:stretch>
                       <a:fillRect/>
                     </a:stretch>
@@ -13285,7 +13363,7 @@
                     </pic:cNvPicPr>
                   </pic:nvPicPr>
                   <pic:blipFill>
-                    <a:blip r:embed="rId16"/>
+                    <a:blip r:embed="rId17"/>
                     <a:stretch>
                       <a:fillRect/>
                     </a:stretch>
@@ -27979,6 +28057,7 @@
       <w:ind w:leftChars="0"/>
     </w:pPr>
     <w:rPr>
+      <w:rFonts w:ascii="Times New Roman" w:hAnsi="Times New Roman" w:eastAsia="SimSun" w:cs="Times New Roman"/>
       <w:sz w:val="20"/>
       <w:szCs w:val="20"/>
     </w:rPr>
@@ -27990,6 +28069,7 @@
       <w:ind w:leftChars="200"/>
     </w:pPr>
     <w:rPr>
+      <w:rFonts w:ascii="Times New Roman" w:hAnsi="Times New Roman" w:eastAsia="SimSun" w:cs="Times New Roman"/>
       <w:sz w:val="20"/>
       <w:szCs w:val="20"/>
     </w:rPr>
@@ -28001,6 +28081,7 @@
       <w:ind w:leftChars="400"/>
     </w:pPr>
     <w:rPr>
+      <w:rFonts w:ascii="Times New Roman" w:hAnsi="Times New Roman" w:eastAsia="SimSun" w:cs="Times New Roman"/>
       <w:sz w:val="20"/>
       <w:szCs w:val="20"/>
     </w:rPr>

--- a/GROUP_REPORT/2. GROUP1_REPORT_PTTKHTTT.docx
+++ b/GROUP_REPORT/2. GROUP1_REPORT_PTTKHTTT.docx
@@ -752,6 +752,7 @@
                 <w14:ligatures w14:val="none"/>
               </w:rPr>
             </w:pPr>
+            <w:bookmarkStart w:id="50" w:name="_GoBack" w:colFirst="0" w:colLast="0"/>
             <w:r>
               <w:rPr>
                 <w:rFonts w:hint="default" w:ascii="Times New Roman" w:hAnsi="Times New Roman" w:eastAsia="Times New Roman" w:cs="Times New Roman"/>
@@ -927,7 +928,7 @@
                 <w:numId w:val="0"/>
               </w:numPr>
               <w:ind w:left="0" w:leftChars="0" w:firstLine="0" w:firstLineChars="0"/>
-              <w:jc w:val="left"/>
+              <w:jc w:val="center"/>
               <w:rPr>
                 <w:rFonts w:hint="default" w:ascii="Times New Roman" w:hAnsi="Times New Roman" w:eastAsia="Times New Roman" w:cs="Times New Roman"/>
                 <w:color w:val="auto"/>
@@ -1114,7 +1115,7 @@
                 <w:numId w:val="0"/>
               </w:numPr>
               <w:ind w:left="0" w:leftChars="0" w:firstLine="0" w:firstLineChars="0"/>
-              <w:jc w:val="left"/>
+              <w:jc w:val="center"/>
               <w:rPr>
                 <w:rFonts w:hint="default" w:ascii="Times New Roman" w:hAnsi="Times New Roman" w:eastAsia="Times New Roman" w:cs="Times New Roman"/>
                 <w:color w:val="auto"/>
@@ -1299,7 +1300,7 @@
                 <w:numId w:val="0"/>
               </w:numPr>
               <w:ind w:left="0" w:leftChars="0" w:firstLine="0" w:firstLineChars="0"/>
-              <w:jc w:val="left"/>
+              <w:jc w:val="center"/>
               <w:rPr>
                 <w:rFonts w:hint="default" w:ascii="Times New Roman" w:hAnsi="Times New Roman" w:eastAsia="Times New Roman" w:cs="Times New Roman"/>
                 <w:color w:val="auto"/>
@@ -1486,7 +1487,7 @@
                 <w:numId w:val="0"/>
               </w:numPr>
               <w:ind w:left="0" w:leftChars="0" w:firstLine="0" w:firstLineChars="0"/>
-              <w:jc w:val="left"/>
+              <w:jc w:val="center"/>
               <w:rPr>
                 <w:rFonts w:hint="default" w:ascii="Times New Roman" w:hAnsi="Times New Roman" w:eastAsia="Times New Roman" w:cs="Times New Roman"/>
                 <w:color w:val="auto"/>
@@ -1640,6 +1641,7 @@
           </w:p>
         </w:tc>
       </w:tr>
+      <w:bookmarkEnd w:id="50"/>
     </w:tbl>
     <w:p>
       <w:pPr>
@@ -1768,6 +1770,7 @@
           </w:tcPr>
           <w:p>
             <w:pPr>
+              <w:widowControl w:val="0"/>
               <w:jc w:val="center"/>
               <w:rPr>
                 <w:rFonts w:hint="default" w:ascii="Times New Roman" w:hAnsi="Times New Roman" w:cs="Times New Roman"/>
@@ -1796,6 +1799,7 @@
           </w:tcPr>
           <w:p>
             <w:pPr>
+              <w:widowControl w:val="0"/>
               <w:jc w:val="center"/>
               <w:rPr>
                 <w:rFonts w:hint="default" w:ascii="Times New Roman" w:hAnsi="Times New Roman" w:cs="Times New Roman"/>
@@ -1874,6 +1878,7 @@
           </w:tcPr>
           <w:p>
             <w:pPr>
+              <w:widowControl w:val="0"/>
               <w:ind w:left="0" w:leftChars="0" w:firstLine="0" w:firstLineChars="0"/>
               <w:jc w:val="left"/>
               <w:rPr>
@@ -1949,6 +1954,7 @@
           </w:tcPr>
           <w:p>
             <w:pPr>
+              <w:widowControl w:val="0"/>
               <w:ind w:left="0" w:leftChars="0" w:firstLine="0" w:firstLineChars="0"/>
               <w:jc w:val="left"/>
               <w:rPr>
@@ -1968,6 +1974,7 @@
           </w:p>
           <w:p>
             <w:pPr>
+              <w:widowControl w:val="0"/>
               <w:ind w:left="0" w:leftChars="0" w:firstLine="0" w:firstLineChars="0"/>
               <w:jc w:val="left"/>
               <w:rPr>
@@ -1987,6 +1994,7 @@
           </w:p>
           <w:p>
             <w:pPr>
+              <w:widowControl w:val="0"/>
               <w:ind w:left="0" w:leftChars="0" w:firstLine="0" w:firstLineChars="0"/>
               <w:jc w:val="left"/>
               <w:rPr>
@@ -2061,6 +2069,7 @@
           </w:tcPr>
           <w:p>
             <w:pPr>
+              <w:widowControl w:val="0"/>
               <w:ind w:left="0" w:leftChars="0" w:firstLine="0" w:firstLineChars="0"/>
               <w:jc w:val="left"/>
               <w:rPr>
@@ -2136,6 +2145,7 @@
           </w:tcPr>
           <w:p>
             <w:pPr>
+              <w:widowControl w:val="0"/>
               <w:ind w:left="0" w:leftChars="0" w:firstLine="0" w:firstLineChars="0"/>
               <w:jc w:val="left"/>
               <w:rPr>
@@ -2186,8 +2196,6 @@
           <w:docGrid w:linePitch="360" w:charSpace="0"/>
         </w:sectPr>
       </w:pPr>
-      <w:bookmarkStart w:id="50" w:name="_GoBack"/>
-      <w:bookmarkEnd w:id="50"/>
       <w:r>
         <w:rPr>
           <w:rFonts w:hint="default" w:ascii="Times New Roman" w:hAnsi="Times New Roman" w:cs="Times New Roman"/>
@@ -7851,7 +7859,7 @@
           <w:sz w:val="26"/>
           <w:szCs w:val="26"/>
         </w:rPr>
-        <w:t>16</w:t>
+        <w:t>15</w:t>
       </w:r>
       <w:r>
         <w:rPr>
@@ -10130,6 +10138,7 @@
             <w:insideH w:val="single" w:color="auto" w:sz="4" w:space="0"/>
             <w:insideV w:val="single" w:color="auto" w:sz="4" w:space="0"/>
           </w:tblBorders>
+          <w:shd w:val="clear" w:color="auto" w:fill="auto"/>
           <w:tblCellMar>
             <w:top w:w="15" w:type="dxa"/>
             <w:left w:w="15" w:type="dxa"/>
@@ -10293,6 +10302,7 @@
             <w:insideH w:val="single" w:color="auto" w:sz="4" w:space="0"/>
             <w:insideV w:val="single" w:color="auto" w:sz="4" w:space="0"/>
           </w:tblBorders>
+          <w:shd w:val="clear" w:color="auto" w:fill="auto"/>
           <w:tblCellMar>
             <w:top w:w="15" w:type="dxa"/>
             <w:left w:w="15" w:type="dxa"/>
@@ -10513,7 +10523,6 @@
             <w:insideH w:val="single" w:color="auto" w:sz="4" w:space="0"/>
             <w:insideV w:val="single" w:color="auto" w:sz="4" w:space="0"/>
           </w:tblBorders>
-          <w:shd w:val="clear" w:color="auto" w:fill="auto"/>
           <w:tblCellMar>
             <w:top w:w="15" w:type="dxa"/>
             <w:left w:w="15" w:type="dxa"/>
@@ -10696,6 +10705,7 @@
             <w:insideH w:val="single" w:color="auto" w:sz="4" w:space="0"/>
             <w:insideV w:val="single" w:color="auto" w:sz="4" w:space="0"/>
           </w:tblBorders>
+          <w:shd w:val="clear" w:color="auto" w:fill="auto"/>
           <w:tblCellMar>
             <w:top w:w="15" w:type="dxa"/>
             <w:left w:w="15" w:type="dxa"/>
@@ -14647,21 +14657,33 @@
         </w:rPr>
         <w:t>Tiến trình này giải quyết nhược điểm 1 và 2 (tồn kho và nhập hàng). Nó quản lý dữ liệu gốc của sản phẩm và luồng nhập hàng từ bên ngoài vào kho.</w:t>
       </w:r>
+      <w:bookmarkStart w:id="42" w:name="_Toc22352"/>
     </w:p>
     <w:p>
       <w:pPr>
-        <w:pStyle w:val="5"/>
+        <w:pageBreakBefore w:val="0"/>
+        <w:widowControl/>
+        <w:kinsoku/>
+        <w:wordWrap/>
+        <w:overflowPunct/>
+        <w:topLinePunct w:val="0"/>
+        <w:autoSpaceDE/>
+        <w:autoSpaceDN/>
         <w:bidi w:val="0"/>
-        <w:spacing w:line="240" w:lineRule="auto"/>
+        <w:adjustRightInd/>
+        <w:snapToGrid/>
+        <w:spacing w:before="120" w:after="120" w:line="360" w:lineRule="auto"/>
         <w:jc w:val="center"/>
-        <w:rPr>
-          <w:rFonts w:hint="default" w:ascii="Times New Roman" w:hAnsi="Times New Roman" w:cs="Times New Roman"/>
-          <w:sz w:val="26"/>
-          <w:szCs w:val="26"/>
-          <w:lang w:val="vi-VN" w:eastAsia="en-US"/>
+        <w:textAlignment w:val="auto"/>
+        <w:rPr>
+          <w:rFonts w:hint="default" w:ascii="Times New Roman" w:hAnsi="Times New Roman" w:cs="Times New Roman" w:eastAsiaTheme="minorEastAsia"/>
+          <w:b/>
+          <w:bCs/>
+          <w:sz w:val="26"/>
+          <w:szCs w:val="26"/>
+          <w:lang w:val="vi-VN" w:eastAsia="en-US" w:bidi="ar-SA"/>
         </w:rPr>
       </w:pPr>
-      <w:bookmarkStart w:id="42" w:name="_Toc22352"/>
       <w:r>
         <w:rPr>
           <w:rFonts w:hint="default" w:ascii="Times New Roman" w:hAnsi="Times New Roman" w:cs="Times New Roman"/>
@@ -14715,55 +14737,67 @@
       <w:bookmarkStart w:id="43" w:name="_Toc16593"/>
       <w:r>
         <w:rPr>
-          <w:rFonts w:hint="default" w:ascii="Times New Roman" w:hAnsi="Times New Roman" w:cs="Times New Roman"/>
-          <w:sz w:val="26"/>
-          <w:szCs w:val="26"/>
-          <w:lang w:val="en-US" w:eastAsia="en-US"/>
+          <w:rFonts w:hint="default" w:ascii="Times New Roman" w:hAnsi="Times New Roman" w:cs="Times New Roman" w:eastAsiaTheme="minorEastAsia"/>
+          <w:b/>
+          <w:bCs/>
+          <w:sz w:val="26"/>
+          <w:szCs w:val="26"/>
+          <w:lang w:val="en-US" w:eastAsia="en-US" w:bidi="ar-SA"/>
         </w:rPr>
         <w:t>Hình 2.</w:t>
       </w:r>
       <w:r>
         <w:rPr>
-          <w:rFonts w:hint="default" w:ascii="Times New Roman" w:hAnsi="Times New Roman" w:cs="Times New Roman"/>
-          <w:sz w:val="26"/>
-          <w:szCs w:val="26"/>
-          <w:lang w:val="vi-VN" w:eastAsia="en-US"/>
+          <w:rFonts w:hint="default" w:ascii="Times New Roman" w:hAnsi="Times New Roman" w:cs="Times New Roman" w:eastAsiaTheme="minorEastAsia"/>
+          <w:b/>
+          <w:bCs/>
+          <w:sz w:val="26"/>
+          <w:szCs w:val="26"/>
+          <w:lang w:val="vi-VN" w:eastAsia="en-US" w:bidi="ar-SA"/>
         </w:rPr>
         <w:t>6</w:t>
       </w:r>
       <w:r>
         <w:rPr>
-          <w:rFonts w:hint="default" w:ascii="Times New Roman" w:hAnsi="Times New Roman" w:cs="Times New Roman"/>
-          <w:sz w:val="26"/>
-          <w:szCs w:val="26"/>
-          <w:lang w:val="en-US" w:eastAsia="en-US"/>
+          <w:rFonts w:hint="default" w:ascii="Times New Roman" w:hAnsi="Times New Roman" w:cs="Times New Roman" w:eastAsiaTheme="minorEastAsia"/>
+          <w:b/>
+          <w:bCs/>
+          <w:sz w:val="26"/>
+          <w:szCs w:val="26"/>
+          <w:lang w:val="en-US" w:eastAsia="en-US" w:bidi="ar-SA"/>
         </w:rPr>
         <w:t xml:space="preserve">. Sơ đồ mức </w:t>
       </w:r>
       <w:r>
         <w:rPr>
-          <w:rFonts w:hint="default" w:ascii="Times New Roman" w:hAnsi="Times New Roman" w:cs="Times New Roman"/>
-          <w:sz w:val="26"/>
-          <w:szCs w:val="26"/>
-          <w:lang w:val="vi-VN" w:eastAsia="en-US"/>
+          <w:rFonts w:hint="default" w:ascii="Times New Roman" w:hAnsi="Times New Roman" w:cs="Times New Roman" w:eastAsiaTheme="minorEastAsia"/>
+          <w:b/>
+          <w:bCs/>
+          <w:sz w:val="26"/>
+          <w:szCs w:val="26"/>
+          <w:lang w:val="vi-VN" w:eastAsia="en-US" w:bidi="ar-SA"/>
         </w:rPr>
         <w:t>2</w:t>
       </w:r>
       <w:r>
         <w:rPr>
-          <w:rFonts w:hint="default" w:ascii="Times New Roman" w:hAnsi="Times New Roman" w:cs="Times New Roman"/>
-          <w:sz w:val="26"/>
-          <w:szCs w:val="26"/>
-          <w:lang w:val="en-US" w:eastAsia="en-US"/>
+          <w:rFonts w:hint="default" w:ascii="Times New Roman" w:hAnsi="Times New Roman" w:cs="Times New Roman" w:eastAsiaTheme="minorEastAsia"/>
+          <w:b/>
+          <w:bCs/>
+          <w:sz w:val="26"/>
+          <w:szCs w:val="26"/>
+          <w:lang w:val="en-US" w:eastAsia="en-US" w:bidi="ar-SA"/>
         </w:rPr>
         <w:t xml:space="preserve"> cho tiến trình </w:t>
       </w:r>
       <w:r>
         <w:rPr>
-          <w:rFonts w:hint="default" w:ascii="Times New Roman" w:hAnsi="Times New Roman" w:cs="Times New Roman"/>
-          <w:sz w:val="26"/>
-          <w:szCs w:val="26"/>
-          <w:lang w:val="vi-VN" w:eastAsia="en-US"/>
+          <w:rFonts w:hint="default" w:ascii="Times New Roman" w:hAnsi="Times New Roman" w:cs="Times New Roman" w:eastAsiaTheme="minorEastAsia"/>
+          <w:b/>
+          <w:bCs/>
+          <w:sz w:val="26"/>
+          <w:szCs w:val="26"/>
+          <w:lang w:val="vi-VN" w:eastAsia="en-US" w:bidi="ar-SA"/>
         </w:rPr>
         <w:t>Quản lý tồn kho</w:t>
       </w:r>
@@ -14844,7 +14878,7 @@
         <w:adjustRightInd/>
         <w:snapToGrid/>
         <w:spacing w:before="120" w:after="120" w:line="360" w:lineRule="auto"/>
-        <w:jc w:val="both"/>
+        <w:jc w:val="center"/>
         <w:textAlignment w:val="auto"/>
         <w:rPr>
           <w:rFonts w:hint="default" w:ascii="Times New Roman" w:hAnsi="Times New Roman" w:cs="Times New Roman"/>
@@ -15315,22 +15349,6 @@
                       <a:ln w="6350">
                         <a:noFill/>
                       </a:ln>
-                      <a:extLst>
-                        <a:ext uri="{909E8E84-426E-40DD-AFC4-6F175D3DCCD1}">
-                          <a14:hiddenFill xmlns:a14="http://schemas.microsoft.com/office/drawing/2010/main">
-                            <a:solidFill>
-                              <a:schemeClr val="lt1"/>
-                            </a:solidFill>
-                          </a14:hiddenFill>
-                        </a:ext>
-                        <a:ext uri="{91240B29-F687-4F45-9708-019B960494DF}">
-                          <a14:hiddenLine xmlns:a14="http://schemas.microsoft.com/office/drawing/2010/main" w="6350">
-                            <a:solidFill>
-                              <a:prstClr val="black"/>
-                            </a:solidFill>
-                          </a14:hiddenLine>
-                        </a:ext>
-                      </a:extLst>
                     </wps:spPr>
                     <wps:style>
                       <a:lnRef idx="0">
@@ -15411,7 +15429,7 @@
         </mc:Choice>
         <mc:Fallback>
           <w:pict>
-            <v:shape id="_x0000_s1026" o:spid="_x0000_s1026" o:spt="202" type="#_x0000_t202" style="position:absolute;left:0pt;margin-top:0pt;height:144pt;width:144pt;mso-position-horizontal:center;mso-position-horizontal-relative:margin;mso-wrap-style:none;z-index:251659264;mso-width-relative:page;mso-height-relative:page;" filled="f" stroked="f" coordsize="21600,21600" o:gfxdata="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">
+            <v:shape id="_x0000_s1026" o:spid="_x0000_s1026" o:spt="202" type="#_x0000_t202" style="position:absolute;left:0pt;margin-top:0pt;height:144pt;width:144pt;mso-position-horizontal:center;mso-position-horizontal-relative:margin;mso-wrap-style:none;z-index:251659264;mso-width-relative:page;mso-height-relative:page;" filled="f" stroked="f" coordsize="21600,21600" o:gfxdata="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">
               <v:fill on="f" focussize="0,0"/>
               <v:stroke on="f" weight="0.5pt"/>
               <v:imagedata o:title=""/>

--- a/GROUP_REPORT/2. GROUP1_REPORT_PTTKHTTT.docx
+++ b/GROUP_REPORT/2. GROUP1_REPORT_PTTKHTTT.docx
@@ -1006,8 +1006,6 @@
         </w:rPr>
         <w:t xml:space="preserve"> 1</w:t>
       </w:r>
-      <w:bookmarkStart w:id="110" w:name="_GoBack"/>
-      <w:bookmarkEnd w:id="110"/>
       <w:r>
         <w:rPr>
           <w:rFonts w:hint="default" w:ascii="Times New Roman" w:hAnsi="Times New Roman" w:cs="Times New Roman"/>
@@ -2770,14 +2768,39 @@
               </w:rPr>
               <w:t xml:space="preserve">- Làm sơ đồ DFD mức 0 </w:t>
             </w:r>
+          </w:p>
+          <w:p>
+            <w:pPr>
+              <w:pageBreakBefore w:val="0"/>
+              <w:widowControl w:val="0"/>
+              <w:kinsoku/>
+              <w:wordWrap/>
+              <w:overflowPunct/>
+              <w:topLinePunct w:val="0"/>
+              <w:autoSpaceDE/>
+              <w:autoSpaceDN/>
+              <w:bidi w:val="0"/>
+              <w:adjustRightInd/>
+              <w:snapToGrid/>
+              <w:spacing w:before="120" w:after="120" w:line="360" w:lineRule="auto"/>
+              <w:ind w:left="0" w:leftChars="0" w:firstLine="0" w:firstLineChars="0"/>
+              <w:jc w:val="left"/>
+              <w:textAlignment w:val="auto"/>
+              <w:rPr>
+                <w:rFonts w:hint="default" w:ascii="Times New Roman" w:hAnsi="Times New Roman" w:cs="Times New Roman"/>
+                <w:sz w:val="26"/>
+                <w:szCs w:val="26"/>
+                <w:lang w:val="vi-VN"/>
+              </w:rPr>
+            </w:pPr>
             <w:r>
               <w:rPr>
                 <w:rFonts w:hint="default" w:ascii="Times New Roman" w:hAnsi="Times New Roman" w:cs="Times New Roman"/>
                 <w:sz w:val="26"/>
                 <w:szCs w:val="26"/>
-                <w:lang w:val="vi-VN"/>
-              </w:rPr>
-              <w:br w:type="textWrapping"/>
+                <w:lang w:val="en-US"/>
+              </w:rPr>
+              <w:t xml:space="preserve">- </w:t>
             </w:r>
             <w:r>
               <w:rPr>
@@ -2786,7 +2809,7 @@
                 <w:szCs w:val="26"/>
                 <w:lang w:val="vi-VN"/>
               </w:rPr>
-              <w:t xml:space="preserve">- Xây dựng  </w:t>
+              <w:t xml:space="preserve">Xây dựng  </w:t>
             </w:r>
             <w:r>
               <w:rPr>
@@ -10550,7 +10573,7 @@
           <w:sz w:val="26"/>
           <w:szCs w:val="26"/>
         </w:rPr>
-        <w:t>28</w:t>
+        <w:t>27</w:t>
       </w:r>
       <w:r>
         <w:rPr>
@@ -11069,7 +11092,7 @@
           <w:sz w:val="26"/>
           <w:szCs w:val="26"/>
         </w:rPr>
-        <w:t>29</w:t>
+        <w:t>28</w:t>
       </w:r>
       <w:r>
         <w:rPr>
@@ -11990,7 +12013,7 @@
           <w:sz w:val="26"/>
           <w:szCs w:val="26"/>
         </w:rPr>
-        <w:t>31</w:t>
+        <w:t>30</w:t>
       </w:r>
       <w:r>
         <w:rPr>
@@ -15031,8 +15054,8 @@
           <w:lang w:val="vi-VN" w:eastAsia="en-US"/>
         </w:rPr>
       </w:pPr>
-      <w:bookmarkStart w:id="8" w:name="_Toc27098"/>
-      <w:bookmarkStart w:id="9" w:name="_Toc10295"/>
+      <w:bookmarkStart w:id="8" w:name="_Toc10295"/>
+      <w:bookmarkStart w:id="9" w:name="_Toc27098"/>
       <w:r>
         <w:rPr>
           <w:rFonts w:hint="default" w:ascii="Times New Roman" w:hAnsi="Times New Roman" w:cs="Times New Roman"/>
@@ -15202,8 +15225,8 @@
         </w:rPr>
       </w:pPr>
       <w:bookmarkStart w:id="10" w:name="_Toc25107"/>
-      <w:bookmarkStart w:id="11" w:name="_Toc17691"/>
-      <w:bookmarkStart w:id="12" w:name="_Toc13700"/>
+      <w:bookmarkStart w:id="11" w:name="_Toc13700"/>
+      <w:bookmarkStart w:id="12" w:name="_Toc17691"/>
       <w:r>
         <w:rPr>
           <w:rFonts w:hint="default" w:ascii="Times New Roman" w:hAnsi="Times New Roman" w:cs="Times New Roman"/>
@@ -15662,8 +15685,8 @@
         </w:rPr>
       </w:pPr>
       <w:bookmarkStart w:id="19" w:name="_Toc15423"/>
-      <w:bookmarkStart w:id="20" w:name="_Toc1568"/>
-      <w:bookmarkStart w:id="21" w:name="_Toc10685"/>
+      <w:bookmarkStart w:id="20" w:name="_Toc10685"/>
+      <w:bookmarkStart w:id="21" w:name="_Toc1568"/>
       <w:r>
         <w:rPr>
           <w:rFonts w:hint="default" w:ascii="Times New Roman" w:hAnsi="Times New Roman" w:cs="Times New Roman"/>
@@ -16471,7 +16494,6 @@
             <w:insideH w:val="single" w:color="auto" w:sz="4" w:space="0"/>
             <w:insideV w:val="single" w:color="auto" w:sz="4" w:space="0"/>
           </w:tblBorders>
-          <w:shd w:val="clear" w:color="auto" w:fill="auto"/>
           <w:tblCellMar>
             <w:top w:w="15" w:type="dxa"/>
             <w:left w:w="15" w:type="dxa"/>
@@ -18023,12 +18045,7 @@
             <w:insideH w:val="single" w:color="auto" w:sz="4" w:space="0"/>
             <w:insideV w:val="single" w:color="auto" w:sz="4" w:space="0"/>
           </w:tblBorders>
-          <w:tblCellMar>
-            <w:top w:w="15" w:type="dxa"/>
-            <w:left w:w="15" w:type="dxa"/>
-            <w:bottom w:w="15" w:type="dxa"/>
-            <w:right w:w="15" w:type="dxa"/>
-          </w:tblCellMar>
+          <w:shd w:val="clear" w:color="auto" w:fill="auto"/>
         </w:tblPrEx>
         <w:trPr>
           <w:trHeight w:val="0" w:hRule="atLeast"/>
@@ -19037,6 +19054,7 @@
             <w:insideH w:val="single" w:color="auto" w:sz="4" w:space="0"/>
             <w:insideV w:val="single" w:color="auto" w:sz="4" w:space="0"/>
           </w:tblBorders>
+          <w:shd w:val="clear" w:color="auto" w:fill="auto"/>
           <w:tblCellMar>
             <w:top w:w="15" w:type="dxa"/>
             <w:left w:w="15" w:type="dxa"/>
@@ -19682,8 +19700,8 @@
           <w:lang w:val="en-US" w:eastAsia="en-US"/>
         </w:rPr>
       </w:pPr>
-      <w:bookmarkStart w:id="32" w:name="_Toc23608"/>
-      <w:bookmarkStart w:id="33" w:name="_Toc5934"/>
+      <w:bookmarkStart w:id="32" w:name="_Toc5934"/>
+      <w:bookmarkStart w:id="33" w:name="_Toc23608"/>
       <w:r>
         <w:rPr>
           <w:rFonts w:hint="default" w:ascii="Times New Roman" w:hAnsi="Times New Roman" w:cs="Times New Roman"/>
@@ -19933,8 +19951,8 @@
         </w:rPr>
       </w:pPr>
       <w:bookmarkStart w:id="36" w:name="_Toc29148"/>
-      <w:bookmarkStart w:id="37" w:name="_Toc18437"/>
-      <w:bookmarkStart w:id="38" w:name="_Toc16988"/>
+      <w:bookmarkStart w:id="37" w:name="_Toc16988"/>
+      <w:bookmarkStart w:id="38" w:name="_Toc18437"/>
       <w:r>
         <w:rPr>
           <w:rFonts w:hint="default" w:ascii="Times New Roman" w:hAnsi="Times New Roman" w:cs="Times New Roman"/>
@@ -20827,6 +20845,7 @@
       </w:r>
       <w:bookmarkStart w:id="54" w:name="_Toc22352"/>
     </w:p>
+    <w:bookmarkEnd w:id="54"/>
     <w:p>
       <w:pPr>
         <w:pageBreakBefore w:val="0"/>
@@ -20901,7 +20920,6 @@
           </wp:inline>
         </w:drawing>
       </w:r>
-      <w:bookmarkEnd w:id="54"/>
       <w:r>
         <w:rPr>
           <w:rFonts w:hint="default" w:ascii="Times New Roman" w:hAnsi="Times New Roman" w:cs="Times New Roman" w:eastAsiaTheme="minorEastAsia"/>
@@ -21575,21 +21593,15 @@
           <w:rFonts w:hint="default" w:ascii="Times New Roman" w:hAnsi="Times New Roman" w:cs="Times New Roman"/>
           <w:sz w:val="26"/>
           <w:szCs w:val="26"/>
-          <w:lang w:val="vi-VN" w:eastAsia="en-US"/>
+          <w:lang w:val="en-US" w:eastAsia="en-US"/>
         </w:rPr>
       </w:pPr>
       <w:r>
-        <w:rPr>
-          <w:rFonts w:hint="default" w:ascii="Times New Roman" w:hAnsi="Times New Roman" w:cs="Times New Roman"/>
-          <w:sz w:val="26"/>
-          <w:szCs w:val="26"/>
-          <w:lang w:val="vi-VN" w:eastAsia="en-US"/>
-        </w:rPr>
         <w:drawing>
           <wp:inline distT="0" distB="0" distL="114300" distR="114300">
-            <wp:extent cx="5969000" cy="2920365"/>
-            <wp:effectExtent l="0" t="0" r="0" b="0"/>
-            <wp:docPr id="13" name="Picture 13" descr="{8BAE29BD-10D8-4833-9E6D-848AB8B462BB}"/>
+            <wp:extent cx="5967730" cy="3161665"/>
+            <wp:effectExtent l="0" t="0" r="6350" b="8255"/>
+            <wp:docPr id="36" name="Picture 7"/>
             <wp:cNvGraphicFramePr>
               <a:graphicFrameLocks xmlns:a="http://schemas.openxmlformats.org/drawingml/2006/main" noChangeAspect="1"/>
             </wp:cNvGraphicFramePr>
@@ -21597,14 +21609,13 @@
               <a:graphicData uri="http://schemas.openxmlformats.org/drawingml/2006/picture">
                 <pic:pic xmlns:pic="http://schemas.openxmlformats.org/drawingml/2006/picture">
                   <pic:nvPicPr>
-                    <pic:cNvPr id="13" name="Picture 13" descr="{8BAE29BD-10D8-4833-9E6D-848AB8B462BB}"/>
+                    <pic:cNvPr id="36" name="Picture 7"/>
                     <pic:cNvPicPr>
                       <a:picLocks noChangeAspect="1"/>
                     </pic:cNvPicPr>
                   </pic:nvPicPr>
                   <pic:blipFill>
                     <a:blip r:embed="rId22"/>
-                    <a:srcRect b="6047"/>
                     <a:stretch>
                       <a:fillRect/>
                     </a:stretch>
@@ -21612,11 +21623,15 @@
                   <pic:spPr>
                     <a:xfrm>
                       <a:off x="0" y="0"/>
-                      <a:ext cx="5969000" cy="2920365"/>
+                      <a:ext cx="5967730" cy="3161665"/>
                     </a:xfrm>
                     <a:prstGeom prst="rect">
                       <a:avLst/>
                     </a:prstGeom>
+                    <a:noFill/>
+                    <a:ln>
+                      <a:noFill/>
+                    </a:ln>
                   </pic:spPr>
                 </pic:pic>
               </a:graphicData>
@@ -21648,8 +21663,8 @@
           <w:lang w:val="vi-VN" w:eastAsia="en-US"/>
         </w:rPr>
       </w:pPr>
-      <w:bookmarkStart w:id="65" w:name="_Toc21644"/>
-      <w:bookmarkStart w:id="66" w:name="_Toc30519"/>
+      <w:bookmarkStart w:id="65" w:name="_Toc30519"/>
+      <w:bookmarkStart w:id="66" w:name="_Toc21644"/>
       <w:r>
         <w:rPr>
           <w:rFonts w:hint="default" w:ascii="Times New Roman" w:hAnsi="Times New Roman" w:cs="Times New Roman"/>
@@ -22019,7 +22034,7 @@
           <w:szCs w:val="26"/>
           <w:lang w:val="en-US" w:eastAsia="en-US"/>
         </w:rPr>
-        <w:t xml:space="preserve"> Sản Phẩm): Một Nhà Cung Cấp cung cấp ít nhất 0 và nhiều nhất n Sản Phẩm, một Sản Phẩm được cung cấp bởi 1 Nhà Cung Cấp.</w:t>
+        <w:t xml:space="preserve"> Đơn Mua Hàng): Một Nhà Cung Cấp có thể có ít nhất 0 và nhiều nhất n Đơn Mua Hàng, một Đơn Mua Hàng thuộc về duy nhất 1 Nhà Cung Cấp.</w:t>
       </w:r>
     </w:p>
     <w:p>
@@ -22060,7 +22075,7 @@
           <w:szCs w:val="26"/>
           <w:lang w:val="en-US" w:eastAsia="en-US"/>
         </w:rPr>
-        <w:t xml:space="preserve">(Nhà Cung Cấp </w:t>
+        <w:t xml:space="preserve">(Khách Hàng </w:t>
       </w:r>
       <w:r>
         <w:rPr>
@@ -22078,7 +22093,7 @@
           <w:szCs w:val="26"/>
           <w:lang w:val="en-US" w:eastAsia="en-US"/>
         </w:rPr>
-        <w:t xml:space="preserve"> Đơn Mua Hàng): Một Nhà Cung Cấp có thể có ít nhất 0 và nhiều nhất n Đơn Mua Hàng, một Đơn Mua Hàng thuộc về duy nhất 1 Nhà Cung Cấp.</w:t>
+        <w:t xml:space="preserve"> Đơn Bán Hàng): Một Khách Hàng thực hiện ít nhất 0 và nhiều nhất n Đơn Bán Hàng, một Đơn Bán Hàng thuộc về duy nhất 1 Khách Hàng.</w:t>
       </w:r>
     </w:p>
     <w:p>
@@ -22117,9 +22132,18 @@
           <w:rFonts w:hint="default" w:ascii="Times New Roman" w:hAnsi="Times New Roman" w:cs="Times New Roman"/>
           <w:sz w:val="26"/>
           <w:szCs w:val="26"/>
+          <w:lang w:val="vi-VN" w:eastAsia="en-US"/>
+        </w:rPr>
+        <w:t>(</w:t>
+      </w:r>
+      <w:r>
+        <w:rPr>
+          <w:rFonts w:hint="default" w:ascii="Times New Roman" w:hAnsi="Times New Roman" w:cs="Times New Roman"/>
+          <w:sz w:val="26"/>
+          <w:szCs w:val="26"/>
           <w:lang w:val="en-US" w:eastAsia="en-US"/>
         </w:rPr>
-        <w:t xml:space="preserve">(Khách Hàng </w:t>
+        <w:t xml:space="preserve">Đơn Mua Hàng </w:t>
       </w:r>
       <w:r>
         <w:rPr>
@@ -22137,7 +22161,25 @@
           <w:szCs w:val="26"/>
           <w:lang w:val="en-US" w:eastAsia="en-US"/>
         </w:rPr>
-        <w:t xml:space="preserve"> Đơn Bán Hàng): Một Khách Hàng thực hiện ít nhất 0 và nhiều nhất n Đơn Bán Hàng, một Đơn Bán Hàng thuộc về duy nhất 1 Khách Hàng.</w:t>
+        <w:t xml:space="preserve"> CTMH </w:t>
+      </w:r>
+      <w:r>
+        <w:rPr>
+          <w:rFonts w:hint="default" w:ascii="Times New Roman" w:hAnsi="Times New Roman" w:cs="Times New Roman"/>
+          <w:sz w:val="26"/>
+          <w:szCs w:val="26"/>
+          <w:lang w:val="vi-VN" w:eastAsia="en-US"/>
+        </w:rPr>
+        <w:t>-</w:t>
+      </w:r>
+      <w:r>
+        <w:rPr>
+          <w:rFonts w:hint="default" w:ascii="Times New Roman" w:hAnsi="Times New Roman" w:cs="Times New Roman"/>
+          <w:sz w:val="26"/>
+          <w:szCs w:val="26"/>
+          <w:lang w:val="en-US" w:eastAsia="en-US"/>
+        </w:rPr>
+        <w:t xml:space="preserve"> Sản Phẩm): Một đơn mua hàng có ít nhất 1 và nhiều nhất n dòng chi tiết mua hàng và mỗi dòng CTMH thuộc duy nhất một sản phẩm; một sản phẩm xuất hiện trong ít nhất 0 và nhiều nhất n CTMH.</w:t>
       </w:r>
     </w:p>
     <w:p>
@@ -22166,20 +22208,226 @@
         <w:textAlignment w:val="auto"/>
         <w:rPr>
           <w:rFonts w:hint="default" w:ascii="Times New Roman" w:hAnsi="Times New Roman" w:cs="Times New Roman"/>
+          <w:color w:val="auto"/>
+          <w:sz w:val="26"/>
+          <w:szCs w:val="26"/>
+          <w:lang w:val="en-US"/>
+        </w:rPr>
+      </w:pPr>
+      <w:r>
+        <w:rPr>
+          <w:rFonts w:hint="default" w:ascii="Times New Roman" w:hAnsi="Times New Roman" w:cs="Times New Roman"/>
           <w:sz w:val="26"/>
           <w:szCs w:val="26"/>
           <w:lang w:val="en-US" w:eastAsia="en-US"/>
         </w:rPr>
+        <w:t xml:space="preserve">(Đơn bán hàng </w:t>
+      </w:r>
+      <w:r>
+        <w:rPr>
+          <w:rFonts w:hint="default" w:ascii="Times New Roman" w:hAnsi="Times New Roman" w:cs="Times New Roman"/>
+          <w:sz w:val="26"/>
+          <w:szCs w:val="26"/>
+          <w:lang w:val="vi-VN" w:eastAsia="en-US"/>
+        </w:rPr>
+        <w:t>-</w:t>
+      </w:r>
+      <w:r>
+        <w:rPr>
+          <w:rFonts w:hint="default" w:ascii="Times New Roman" w:hAnsi="Times New Roman" w:cs="Times New Roman"/>
+          <w:sz w:val="26"/>
+          <w:szCs w:val="26"/>
+          <w:lang w:val="en-US" w:eastAsia="en-US"/>
+        </w:rPr>
+        <w:t xml:space="preserve"> CTBH </w:t>
+      </w:r>
+      <w:r>
+        <w:rPr>
+          <w:rFonts w:hint="default" w:ascii="Times New Roman" w:hAnsi="Times New Roman" w:cs="Times New Roman"/>
+          <w:sz w:val="26"/>
+          <w:szCs w:val="26"/>
+          <w:lang w:val="vi-VN" w:eastAsia="en-US"/>
+        </w:rPr>
+        <w:t>-</w:t>
+      </w:r>
+      <w:r>
+        <w:rPr>
+          <w:rFonts w:hint="default" w:ascii="Times New Roman" w:hAnsi="Times New Roman" w:cs="Times New Roman"/>
+          <w:sz w:val="26"/>
+          <w:szCs w:val="26"/>
+          <w:lang w:val="en-US" w:eastAsia="en-US"/>
+        </w:rPr>
+        <w:t xml:space="preserve"> Sản Phẩm): Một đơn bán hàng có ít nhất 1 và nhiều nhất n </w:t>
+      </w:r>
+      <w:r>
+        <w:rPr>
+          <w:rFonts w:hint="default" w:ascii="Times New Roman" w:hAnsi="Times New Roman" w:cs="Times New Roman"/>
+          <w:color w:val="auto"/>
+          <w:sz w:val="26"/>
+          <w:szCs w:val="26"/>
+          <w:lang w:val="en-US"/>
+        </w:rPr>
+        <w:t>dòng chi tiết bán hàng và mỗi dòng CTBH thuộc duy nhất một sản phẩm; một sản phẩm xuất hiện trong ít nhất 0 và nhiều nhất n CTBH.</w:t>
+      </w:r>
+    </w:p>
+    <w:p>
+      <w:pPr>
+        <w:pStyle w:val="3"/>
+        <w:pageBreakBefore w:val="0"/>
+        <w:widowControl/>
+        <w:kinsoku/>
+        <w:wordWrap/>
+        <w:overflowPunct/>
+        <w:topLinePunct w:val="0"/>
+        <w:autoSpaceDE/>
+        <w:autoSpaceDN/>
+        <w:bidi w:val="0"/>
+        <w:adjustRightInd/>
+        <w:snapToGrid/>
+        <w:spacing w:before="120" w:after="120" w:line="360" w:lineRule="auto"/>
+        <w:jc w:val="both"/>
+        <w:textAlignment w:val="auto"/>
+        <w:rPr>
+          <w:rFonts w:hint="default" w:ascii="Times New Roman" w:hAnsi="Times New Roman" w:cs="Times New Roman" w:eastAsiaTheme="majorEastAsia"/>
+          <w:bCs w:val="0"/>
+          <w:color w:val="000000" w:themeColor="text1"/>
+          <w:kern w:val="2"/>
+          <w:sz w:val="26"/>
+          <w:szCs w:val="26"/>
+          <w:lang w:val="vi-VN" w:eastAsia="en-US"/>
+          <w14:textFill>
+            <w14:solidFill>
+              <w14:schemeClr w14:val="tx1"/>
+            </w14:solidFill>
+          </w14:textFill>
+          <w14:ligatures w14:val="standardContextual"/>
+        </w:rPr>
       </w:pPr>
-      <w:r>
-        <w:rPr>
-          <w:rFonts w:hint="default" w:ascii="Times New Roman" w:hAnsi="Times New Roman" w:cs="Times New Roman"/>
+      <w:bookmarkStart w:id="67" w:name="_Toc30977"/>
+      <w:r>
+        <w:rPr>
+          <w:rFonts w:hint="default" w:ascii="Times New Roman" w:hAnsi="Times New Roman" w:cs="Times New Roman" w:eastAsiaTheme="majorEastAsia"/>
+          <w:bCs w:val="0"/>
+          <w:color w:val="000000" w:themeColor="text1"/>
+          <w:kern w:val="2"/>
           <w:sz w:val="26"/>
           <w:szCs w:val="26"/>
           <w:lang w:val="vi-VN" w:eastAsia="en-US"/>
-        </w:rPr>
-        <w:t>(</w:t>
-      </w:r>
+          <w14:textFill>
+            <w14:solidFill>
+              <w14:schemeClr w14:val="tx1"/>
+            </w14:solidFill>
+          </w14:textFill>
+          <w14:ligatures w14:val="standardContextual"/>
+        </w:rPr>
+        <w:t>2.5.2. Sơ đồ ERD – Logical</w:t>
+      </w:r>
+      <w:bookmarkEnd w:id="67"/>
+      <w:r>
+        <w:rPr>
+          <w:rFonts w:hint="default" w:ascii="Times New Roman" w:hAnsi="Times New Roman" w:cs="Times New Roman" w:eastAsiaTheme="majorEastAsia"/>
+          <w:bCs w:val="0"/>
+          <w:color w:val="000000" w:themeColor="text1"/>
+          <w:kern w:val="2"/>
+          <w:sz w:val="26"/>
+          <w:szCs w:val="26"/>
+          <w:lang w:val="vi-VN" w:eastAsia="en-US"/>
+          <w14:textFill>
+            <w14:solidFill>
+              <w14:schemeClr w14:val="tx1"/>
+            </w14:solidFill>
+          </w14:textFill>
+          <w14:ligatures w14:val="standardContextual"/>
+        </w:rPr>
+        <w:t xml:space="preserve"> </w:t>
+      </w:r>
+    </w:p>
+    <w:p>
+      <w:pPr>
+        <w:bidi w:val="0"/>
+        <w:rPr>
+          <w:rFonts w:hint="default"/>
+          <w:lang w:val="vi-VN" w:eastAsia="en-US"/>
+        </w:rPr>
+      </w:pPr>
+      <w:bookmarkStart w:id="68" w:name="_Toc26616"/>
+      <w:r>
+        <w:drawing>
+          <wp:inline distT="0" distB="0" distL="114300" distR="114300">
+            <wp:extent cx="5972175" cy="3687445"/>
+            <wp:effectExtent l="0" t="0" r="1905" b="635"/>
+            <wp:docPr id="37" name="Picture 8"/>
+            <wp:cNvGraphicFramePr>
+              <a:graphicFrameLocks xmlns:a="http://schemas.openxmlformats.org/drawingml/2006/main" noChangeAspect="1"/>
+            </wp:cNvGraphicFramePr>
+            <a:graphic xmlns:a="http://schemas.openxmlformats.org/drawingml/2006/main">
+              <a:graphicData uri="http://schemas.openxmlformats.org/drawingml/2006/picture">
+                <pic:pic xmlns:pic="http://schemas.openxmlformats.org/drawingml/2006/picture">
+                  <pic:nvPicPr>
+                    <pic:cNvPr id="37" name="Picture 8"/>
+                    <pic:cNvPicPr>
+                      <a:picLocks noChangeAspect="1"/>
+                    </pic:cNvPicPr>
+                  </pic:nvPicPr>
+                  <pic:blipFill>
+                    <a:blip r:embed="rId23"/>
+                    <a:stretch>
+                      <a:fillRect/>
+                    </a:stretch>
+                  </pic:blipFill>
+                  <pic:spPr>
+                    <a:xfrm>
+                      <a:off x="0" y="0"/>
+                      <a:ext cx="5972175" cy="3687445"/>
+                    </a:xfrm>
+                    <a:prstGeom prst="rect">
+                      <a:avLst/>
+                    </a:prstGeom>
+                    <a:noFill/>
+                    <a:ln>
+                      <a:noFill/>
+                    </a:ln>
+                  </pic:spPr>
+                </pic:pic>
+              </a:graphicData>
+            </a:graphic>
+          </wp:inline>
+        </w:drawing>
+      </w:r>
+    </w:p>
+    <w:p>
+      <w:pPr>
+        <w:pStyle w:val="5"/>
+        <w:pageBreakBefore w:val="0"/>
+        <w:kinsoku/>
+        <w:wordWrap/>
+        <w:overflowPunct/>
+        <w:topLinePunct w:val="0"/>
+        <w:autoSpaceDE/>
+        <w:autoSpaceDN/>
+        <w:bidi w:val="0"/>
+        <w:adjustRightInd/>
+        <w:snapToGrid/>
+        <w:spacing w:before="120" w:after="120" w:line="360" w:lineRule="auto"/>
+        <w:jc w:val="center"/>
+        <w:textAlignment w:val="auto"/>
+        <w:rPr>
+          <w:rFonts w:hint="default" w:ascii="Times New Roman" w:hAnsi="Times New Roman" w:cs="Times New Roman" w:eastAsiaTheme="majorEastAsia"/>
+          <w:bCs w:val="0"/>
+          <w:color w:val="000000" w:themeColor="text1"/>
+          <w:kern w:val="2"/>
+          <w:sz w:val="26"/>
+          <w:szCs w:val="26"/>
+          <w:lang w:val="vi-VN" w:eastAsia="en-US"/>
+          <w14:textFill>
+            <w14:solidFill>
+              <w14:schemeClr w14:val="tx1"/>
+            </w14:solidFill>
+          </w14:textFill>
+          <w14:ligatures w14:val="standardContextual"/>
+        </w:rPr>
+      </w:pPr>
+      <w:bookmarkStart w:id="69" w:name="_Toc29877"/>
       <w:r>
         <w:rPr>
           <w:rFonts w:hint="default" w:ascii="Times New Roman" w:hAnsi="Times New Roman" w:cs="Times New Roman"/>
@@ -22187,43 +22435,419 @@
           <w:szCs w:val="26"/>
           <w:lang w:val="en-US" w:eastAsia="en-US"/>
         </w:rPr>
-        <w:t xml:space="preserve">Đơn Mua Hàng </w:t>
-      </w:r>
-      <w:r>
-        <w:rPr>
-          <w:rFonts w:hint="default" w:ascii="Times New Roman" w:hAnsi="Times New Roman" w:cs="Times New Roman"/>
-          <w:sz w:val="26"/>
-          <w:szCs w:val="26"/>
+        <w:t xml:space="preserve">Hình </w:t>
+      </w:r>
+      <w:r>
+        <w:rPr>
+          <w:rFonts w:hint="default" w:ascii="Times New Roman" w:hAnsi="Times New Roman" w:cs="Times New Roman" w:eastAsiaTheme="minorEastAsia"/>
+          <w:b/>
+          <w:bCs/>
+          <w:sz w:val="26"/>
+          <w:szCs w:val="26"/>
+          <w:lang w:val="en-US" w:eastAsia="en-US" w:bidi="ar-SA"/>
+        </w:rPr>
+        <w:t>2.</w:t>
+      </w:r>
+      <w:r>
+        <w:rPr>
+          <w:rFonts w:hint="default" w:ascii="Times New Roman" w:hAnsi="Times New Roman" w:cs="Times New Roman"/>
+          <w:b/>
+          <w:bCs/>
+          <w:sz w:val="26"/>
+          <w:szCs w:val="26"/>
+          <w:lang w:val="vi-VN" w:eastAsia="en-US" w:bidi="ar-SA"/>
+        </w:rPr>
+        <w:t>10</w:t>
+      </w:r>
+      <w:r>
+        <w:rPr>
+          <w:rFonts w:hint="default" w:ascii="Times New Roman" w:hAnsi="Times New Roman" w:cs="Times New Roman" w:eastAsiaTheme="minorEastAsia"/>
+          <w:b/>
+          <w:bCs/>
+          <w:sz w:val="26"/>
+          <w:szCs w:val="26"/>
+          <w:lang w:val="en-US" w:eastAsia="en-US" w:bidi="ar-SA"/>
+        </w:rPr>
+        <w:t xml:space="preserve">. </w:t>
+      </w:r>
+      <w:r>
+        <w:rPr>
+          <w:rFonts w:hint="default" w:ascii="Times New Roman" w:hAnsi="Times New Roman" w:cs="Times New Roman" w:eastAsiaTheme="minorEastAsia"/>
+          <w:b/>
+          <w:bCs/>
+          <w:sz w:val="26"/>
+          <w:szCs w:val="26"/>
+          <w:lang w:val="vi-VN" w:eastAsia="en-US" w:bidi="ar-SA"/>
+        </w:rPr>
+        <w:t>Sơ đồ ERD - Logical</w:t>
+      </w:r>
+      <w:bookmarkEnd w:id="68"/>
+      <w:bookmarkEnd w:id="69"/>
+    </w:p>
+    <w:p>
+      <w:pPr>
+        <w:pStyle w:val="3"/>
+        <w:pageBreakBefore w:val="0"/>
+        <w:widowControl/>
+        <w:kinsoku/>
+        <w:wordWrap/>
+        <w:overflowPunct/>
+        <w:topLinePunct w:val="0"/>
+        <w:autoSpaceDE/>
+        <w:autoSpaceDN/>
+        <w:bidi w:val="0"/>
+        <w:adjustRightInd/>
+        <w:snapToGrid/>
+        <w:spacing w:before="120" w:after="120" w:line="360" w:lineRule="auto"/>
+        <w:jc w:val="both"/>
+        <w:textAlignment w:val="auto"/>
+        <w:rPr>
+          <w:rFonts w:hint="default" w:ascii="Times New Roman" w:hAnsi="Times New Roman" w:cs="Times New Roman" w:eastAsiaTheme="majorEastAsia"/>
+          <w:bCs w:val="0"/>
+          <w:color w:val="000000" w:themeColor="text1"/>
+          <w:kern w:val="2"/>
+          <w:sz w:val="26"/>
+          <w:szCs w:val="26"/>
+          <w:u w:val="dotted"/>
           <w:lang w:val="vi-VN" w:eastAsia="en-US"/>
-        </w:rPr>
-        <w:t>-</w:t>
-      </w:r>
-      <w:r>
-        <w:rPr>
-          <w:rFonts w:hint="default" w:ascii="Times New Roman" w:hAnsi="Times New Roman" w:cs="Times New Roman"/>
-          <w:sz w:val="26"/>
-          <w:szCs w:val="26"/>
+          <w14:textFill>
+            <w14:solidFill>
+              <w14:schemeClr w14:val="tx1"/>
+            </w14:solidFill>
+          </w14:textFill>
+          <w14:ligatures w14:val="standardContextual"/>
+        </w:rPr>
+      </w:pPr>
+      <w:bookmarkStart w:id="70" w:name="_Toc5883"/>
+      <w:r>
+        <w:rPr>
+          <w:rFonts w:hint="default" w:ascii="Times New Roman" w:hAnsi="Times New Roman" w:cs="Times New Roman" w:eastAsiaTheme="majorEastAsia"/>
+          <w:bCs w:val="0"/>
+          <w:color w:val="000000" w:themeColor="text1"/>
+          <w:kern w:val="2"/>
+          <w:sz w:val="26"/>
+          <w:szCs w:val="26"/>
+          <w:lang w:val="vi-VN" w:eastAsia="en-US"/>
+          <w14:textFill>
+            <w14:solidFill>
+              <w14:schemeClr w14:val="tx1"/>
+            </w14:solidFill>
+          </w14:textFill>
+          <w14:ligatures w14:val="standardContextual"/>
+        </w:rPr>
+        <w:t xml:space="preserve">2.5.3. Sơ đồ ERD – </w:t>
+      </w:r>
+      <w:r>
+        <w:rPr>
+          <w:rFonts w:hint="default" w:ascii="Times New Roman" w:hAnsi="Times New Roman" w:cs="Times New Roman" w:eastAsiaTheme="majorEastAsia"/>
+          <w:bCs w:val="0"/>
+          <w:color w:val="000000" w:themeColor="text1"/>
+          <w:kern w:val="2"/>
+          <w:sz w:val="26"/>
+          <w:szCs w:val="26"/>
+          <w:u w:val="dotted"/>
+          <w:lang w:val="vi-VN" w:eastAsia="en-US"/>
+          <w14:textFill>
+            <w14:solidFill>
+              <w14:schemeClr w14:val="tx1"/>
+            </w14:solidFill>
+          </w14:textFill>
+          <w14:ligatures w14:val="standardContextual"/>
+        </w:rPr>
+        <w:t>Ph</w:t>
+      </w:r>
+      <w:r>
+        <w:rPr>
+          <w:rFonts w:hint="default" w:ascii="Times New Roman" w:hAnsi="Times New Roman" w:cs="Times New Roman" w:eastAsiaTheme="majorEastAsia"/>
+          <w:bCs w:val="0"/>
+          <w:color w:val="000000" w:themeColor="text1"/>
+          <w:kern w:val="2"/>
+          <w:sz w:val="26"/>
+          <w:szCs w:val="26"/>
+          <w:u w:val="dotted"/>
           <w:lang w:val="en-US" w:eastAsia="en-US"/>
-        </w:rPr>
-        <w:t xml:space="preserve"> CTMH </w:t>
-      </w:r>
-      <w:r>
-        <w:rPr>
-          <w:rFonts w:hint="default" w:ascii="Times New Roman" w:hAnsi="Times New Roman" w:cs="Times New Roman"/>
+          <w14:textFill>
+            <w14:solidFill>
+              <w14:schemeClr w14:val="tx1"/>
+            </w14:solidFill>
+          </w14:textFill>
+          <w14:ligatures w14:val="standardContextual"/>
+        </w:rPr>
+        <w:t>ysical</w:t>
+      </w:r>
+      <w:bookmarkEnd w:id="70"/>
+    </w:p>
+    <w:p>
+      <w:pPr>
+        <w:pageBreakBefore w:val="0"/>
+        <w:kinsoku/>
+        <w:wordWrap/>
+        <w:overflowPunct/>
+        <w:topLinePunct w:val="0"/>
+        <w:autoSpaceDE/>
+        <w:autoSpaceDN/>
+        <w:bidi w:val="0"/>
+        <w:adjustRightInd/>
+        <w:snapToGrid/>
+        <w:spacing w:before="120" w:after="120" w:line="360" w:lineRule="auto"/>
+        <w:jc w:val="center"/>
+        <w:textAlignment w:val="auto"/>
+        <w:rPr>
+          <w:rFonts w:hint="default" w:ascii="Times New Roman" w:hAnsi="Times New Roman" w:cs="Times New Roman" w:eastAsiaTheme="minorEastAsia"/>
+          <w:b/>
+          <w:bCs/>
+          <w:sz w:val="26"/>
+          <w:szCs w:val="26"/>
+          <w:lang w:val="vi-VN" w:eastAsia="en-US" w:bidi="ar-SA"/>
+        </w:rPr>
+      </w:pPr>
+      <w:bookmarkStart w:id="71" w:name="_Toc21054"/>
+      <w:r>
+        <w:drawing>
+          <wp:inline distT="0" distB="0" distL="114300" distR="114300">
+            <wp:extent cx="5961380" cy="3021330"/>
+            <wp:effectExtent l="0" t="0" r="12700" b="11430"/>
+            <wp:docPr id="39" name="Picture 10"/>
+            <wp:cNvGraphicFramePr>
+              <a:graphicFrameLocks xmlns:a="http://schemas.openxmlformats.org/drawingml/2006/main" noChangeAspect="1"/>
+            </wp:cNvGraphicFramePr>
+            <a:graphic xmlns:a="http://schemas.openxmlformats.org/drawingml/2006/main">
+              <a:graphicData uri="http://schemas.openxmlformats.org/drawingml/2006/picture">
+                <pic:pic xmlns:pic="http://schemas.openxmlformats.org/drawingml/2006/picture">
+                  <pic:nvPicPr>
+                    <pic:cNvPr id="39" name="Picture 10"/>
+                    <pic:cNvPicPr>
+                      <a:picLocks noChangeAspect="1"/>
+                    </pic:cNvPicPr>
+                  </pic:nvPicPr>
+                  <pic:blipFill>
+                    <a:blip r:embed="rId24"/>
+                    <a:stretch>
+                      <a:fillRect/>
+                    </a:stretch>
+                  </pic:blipFill>
+                  <pic:spPr>
+                    <a:xfrm>
+                      <a:off x="0" y="0"/>
+                      <a:ext cx="5961380" cy="3021330"/>
+                    </a:xfrm>
+                    <a:prstGeom prst="rect">
+                      <a:avLst/>
+                    </a:prstGeom>
+                    <a:noFill/>
+                    <a:ln>
+                      <a:noFill/>
+                    </a:ln>
+                  </pic:spPr>
+                </pic:pic>
+              </a:graphicData>
+            </a:graphic>
+          </wp:inline>
+        </w:drawing>
+      </w:r>
+      <w:bookmarkStart w:id="72" w:name="_Toc29273"/>
+      <w:r>
+        <w:rPr>
+          <w:rFonts w:hint="default" w:ascii="Times New Roman" w:hAnsi="Times New Roman" w:cs="Times New Roman" w:eastAsiaTheme="minorEastAsia"/>
+          <w:b/>
+          <w:bCs/>
+          <w:sz w:val="26"/>
+          <w:szCs w:val="26"/>
+          <w:lang w:val="en-US" w:eastAsia="en-US" w:bidi="ar-SA"/>
+        </w:rPr>
+        <w:t>Hình 2.</w:t>
+      </w:r>
+      <w:r>
+        <w:rPr>
+          <w:rFonts w:hint="default" w:ascii="Times New Roman" w:hAnsi="Times New Roman" w:cs="Times New Roman" w:eastAsiaTheme="minorEastAsia"/>
+          <w:b/>
+          <w:bCs/>
+          <w:sz w:val="26"/>
+          <w:szCs w:val="26"/>
+          <w:lang w:val="vi-VN" w:eastAsia="en-US" w:bidi="ar-SA"/>
+        </w:rPr>
+        <w:t>11</w:t>
+      </w:r>
+      <w:r>
+        <w:rPr>
+          <w:rFonts w:hint="default" w:ascii="Times New Roman" w:hAnsi="Times New Roman" w:cs="Times New Roman" w:eastAsiaTheme="minorEastAsia"/>
+          <w:b/>
+          <w:bCs/>
+          <w:sz w:val="26"/>
+          <w:szCs w:val="26"/>
+          <w:lang w:val="en-US" w:eastAsia="en-US" w:bidi="ar-SA"/>
+        </w:rPr>
+        <w:t xml:space="preserve">. </w:t>
+      </w:r>
+      <w:r>
+        <w:rPr>
+          <w:rFonts w:hint="default" w:ascii="Times New Roman" w:hAnsi="Times New Roman" w:cs="Times New Roman" w:eastAsiaTheme="minorEastAsia"/>
+          <w:b/>
+          <w:bCs/>
+          <w:sz w:val="26"/>
+          <w:szCs w:val="26"/>
+          <w:lang w:val="vi-VN" w:eastAsia="en-US" w:bidi="ar-SA"/>
+        </w:rPr>
+        <w:t>Sơ đồ ERD - Physical</w:t>
+      </w:r>
+      <w:bookmarkEnd w:id="71"/>
+      <w:bookmarkEnd w:id="72"/>
+    </w:p>
+    <w:p>
+      <w:pPr>
+        <w:pStyle w:val="2"/>
+        <w:pageBreakBefore w:val="0"/>
+        <w:widowControl/>
+        <w:kinsoku/>
+        <w:wordWrap/>
+        <w:overflowPunct/>
+        <w:topLinePunct w:val="0"/>
+        <w:autoSpaceDE/>
+        <w:autoSpaceDN/>
+        <w:bidi w:val="0"/>
+        <w:adjustRightInd/>
+        <w:snapToGrid/>
+        <w:spacing w:before="120" w:after="120" w:line="360" w:lineRule="auto"/>
+        <w:jc w:val="both"/>
+        <w:textAlignment w:val="auto"/>
+        <w:rPr>
+          <w:rFonts w:hint="default" w:ascii="Times New Roman" w:hAnsi="Times New Roman" w:cs="Times New Roman" w:eastAsiaTheme="majorEastAsia"/>
+          <w:bCs w:val="0"/>
+          <w:color w:val="000000" w:themeColor="text1"/>
+          <w:kern w:val="2"/>
           <w:sz w:val="26"/>
           <w:szCs w:val="26"/>
           <w:lang w:val="vi-VN" w:eastAsia="en-US"/>
-        </w:rPr>
-        <w:t>-</w:t>
-      </w:r>
-      <w:r>
-        <w:rPr>
-          <w:rFonts w:hint="default" w:ascii="Times New Roman" w:hAnsi="Times New Roman" w:cs="Times New Roman"/>
-          <w:sz w:val="26"/>
-          <w:szCs w:val="26"/>
-          <w:lang w:val="en-US" w:eastAsia="en-US"/>
-        </w:rPr>
-        <w:t xml:space="preserve"> Sản Phẩm): Một đơn mua hàng có ít nhất 1 và nhiều nhất n dòng chi tiết mua hàng và mỗi dòng CTMH thuộc duy nhất một sản phẩm; một sản phẩm xuất hiện trong ít nhất 0 và nhiều nhất n CTMH.</w:t>
+          <w14:textFill>
+            <w14:solidFill>
+              <w14:schemeClr w14:val="tx1"/>
+            </w14:solidFill>
+          </w14:textFill>
+          <w14:ligatures w14:val="standardContextual"/>
+        </w:rPr>
+      </w:pPr>
+      <w:bookmarkStart w:id="73" w:name="_Toc25378"/>
+      <w:r>
+        <w:rPr>
+          <w:rFonts w:hint="default" w:ascii="Times New Roman" w:hAnsi="Times New Roman" w:cs="Times New Roman" w:eastAsiaTheme="majorEastAsia"/>
+          <w:bCs w:val="0"/>
+          <w:color w:val="000000" w:themeColor="text1"/>
+          <w:kern w:val="2"/>
+          <w:sz w:val="26"/>
+          <w:szCs w:val="26"/>
+          <w:lang w:val="vi-VN" w:eastAsia="en-US"/>
+          <w14:textFill>
+            <w14:solidFill>
+              <w14:schemeClr w14:val="tx1"/>
+            </w14:solidFill>
+          </w14:textFill>
+          <w14:ligatures w14:val="standardContextual"/>
+        </w:rPr>
+        <w:t>2.6. Thiết kế cơ sở dữ liệu</w:t>
+      </w:r>
+      <w:bookmarkEnd w:id="73"/>
+    </w:p>
+    <w:p>
+      <w:pPr>
+        <w:pStyle w:val="3"/>
+        <w:pageBreakBefore w:val="0"/>
+        <w:widowControl/>
+        <w:kinsoku/>
+        <w:wordWrap/>
+        <w:overflowPunct/>
+        <w:topLinePunct w:val="0"/>
+        <w:autoSpaceDE/>
+        <w:autoSpaceDN/>
+        <w:bidi w:val="0"/>
+        <w:adjustRightInd/>
+        <w:snapToGrid/>
+        <w:spacing w:before="120" w:after="120" w:line="360" w:lineRule="auto"/>
+        <w:jc w:val="both"/>
+        <w:textAlignment w:val="auto"/>
+        <w:rPr>
+          <w:rFonts w:hint="default" w:ascii="Times New Roman" w:hAnsi="Times New Roman" w:cs="Times New Roman" w:eastAsiaTheme="majorEastAsia"/>
+          <w:bCs w:val="0"/>
+          <w:color w:val="000000" w:themeColor="text1"/>
+          <w:kern w:val="2"/>
+          <w:sz w:val="26"/>
+          <w:szCs w:val="26"/>
+          <w:lang w:val="vi-VN" w:eastAsia="en-US"/>
+          <w14:textFill>
+            <w14:solidFill>
+              <w14:schemeClr w14:val="tx1"/>
+            </w14:solidFill>
+          </w14:textFill>
+          <w14:ligatures w14:val="standardContextual"/>
+        </w:rPr>
+      </w:pPr>
+      <w:bookmarkStart w:id="74" w:name="_Toc15002"/>
+      <w:r>
+        <w:rPr>
+          <w:rFonts w:hint="default" w:ascii="Times New Roman" w:hAnsi="Times New Roman" w:cs="Times New Roman" w:eastAsiaTheme="majorEastAsia"/>
+          <w:bCs w:val="0"/>
+          <w:color w:val="000000" w:themeColor="text1"/>
+          <w:kern w:val="2"/>
+          <w:sz w:val="26"/>
+          <w:szCs w:val="26"/>
+          <w:lang w:val="vi-VN" w:eastAsia="en-US"/>
+          <w14:textFill>
+            <w14:solidFill>
+              <w14:schemeClr w14:val="tx1"/>
+            </w14:solidFill>
+          </w14:textFill>
+          <w14:ligatures w14:val="standardContextual"/>
+        </w:rPr>
+        <w:t>2.6.1. Thiết kế cơ sở dữ liệu vật lý</w:t>
+      </w:r>
+      <w:bookmarkEnd w:id="74"/>
+    </w:p>
+    <w:p>
+      <w:pPr>
+        <w:pageBreakBefore w:val="0"/>
+        <w:kinsoku/>
+        <w:wordWrap/>
+        <w:overflowPunct/>
+        <w:topLinePunct w:val="0"/>
+        <w:autoSpaceDE/>
+        <w:autoSpaceDN/>
+        <w:bidi w:val="0"/>
+        <w:adjustRightInd/>
+        <w:snapToGrid/>
+        <w:spacing w:before="120" w:after="120" w:line="360" w:lineRule="auto"/>
+        <w:textAlignment w:val="auto"/>
+        <w:rPr>
+          <w:rFonts w:hint="default" w:ascii="Times New Roman" w:hAnsi="Times New Roman" w:cs="Times New Roman" w:eastAsiaTheme="majorEastAsia"/>
+          <w:bCs w:val="0"/>
+          <w:color w:val="000000" w:themeColor="text1"/>
+          <w:kern w:val="2"/>
+          <w:sz w:val="26"/>
+          <w:szCs w:val="26"/>
+          <w:lang w:val="vi-VN" w:eastAsia="en-US"/>
+          <w14:textFill>
+            <w14:solidFill>
+              <w14:schemeClr w14:val="tx1"/>
+            </w14:solidFill>
+          </w14:textFill>
+          <w14:ligatures w14:val="standardContextual"/>
+        </w:rPr>
+      </w:pPr>
+      <w:r>
+        <w:rPr>
+          <w:rFonts w:hint="default" w:ascii="Times New Roman" w:hAnsi="Times New Roman" w:cs="Times New Roman" w:eastAsiaTheme="majorEastAsia"/>
+          <w:bCs w:val="0"/>
+          <w:color w:val="000000" w:themeColor="text1"/>
+          <w:kern w:val="2"/>
+          <w:sz w:val="26"/>
+          <w:szCs w:val="26"/>
+          <w:lang w:val="vi-VN" w:eastAsia="en-US"/>
+          <w14:textFill>
+            <w14:solidFill>
+              <w14:schemeClr w14:val="tx1"/>
+            </w14:solidFill>
+          </w14:textFill>
+          <w14:ligatures w14:val="standardContextual"/>
+        </w:rPr>
+        <w:t>Các thực thể:</w:t>
       </w:r>
     </w:p>
     <w:p>
@@ -22252,10 +22876,9 @@
         <w:textAlignment w:val="auto"/>
         <w:rPr>
           <w:rFonts w:hint="default" w:ascii="Times New Roman" w:hAnsi="Times New Roman" w:cs="Times New Roman"/>
-          <w:color w:val="auto"/>
-          <w:sz w:val="26"/>
-          <w:szCs w:val="26"/>
-          <w:lang w:val="en-US"/>
+          <w:sz w:val="26"/>
+          <w:szCs w:val="26"/>
+          <w:lang w:val="vi-VN" w:eastAsia="en-US"/>
         </w:rPr>
       </w:pPr>
       <w:r>
@@ -22263,650 +22886,30 @@
           <w:rFonts w:hint="default" w:ascii="Times New Roman" w:hAnsi="Times New Roman" w:cs="Times New Roman"/>
           <w:sz w:val="26"/>
           <w:szCs w:val="26"/>
-          <w:lang w:val="en-US" w:eastAsia="en-US"/>
-        </w:rPr>
-        <w:t xml:space="preserve">(Đơn bán hàng </w:t>
-      </w:r>
-      <w:r>
-        <w:rPr>
-          <w:rFonts w:hint="default" w:ascii="Times New Roman" w:hAnsi="Times New Roman" w:cs="Times New Roman"/>
-          <w:sz w:val="26"/>
-          <w:szCs w:val="26"/>
           <w:lang w:val="vi-VN" w:eastAsia="en-US"/>
         </w:rPr>
-        <w:t>-</w:t>
-      </w:r>
-      <w:r>
-        <w:rPr>
-          <w:rFonts w:hint="default" w:ascii="Times New Roman" w:hAnsi="Times New Roman" w:cs="Times New Roman"/>
-          <w:sz w:val="26"/>
-          <w:szCs w:val="26"/>
-          <w:lang w:val="en-US" w:eastAsia="en-US"/>
-        </w:rPr>
-        <w:t xml:space="preserve"> CTBH </w:t>
-      </w:r>
-      <w:r>
-        <w:rPr>
-          <w:rFonts w:hint="default" w:ascii="Times New Roman" w:hAnsi="Times New Roman" w:cs="Times New Roman"/>
-          <w:sz w:val="26"/>
-          <w:szCs w:val="26"/>
+        <w:t>Tinh (</w:t>
+      </w:r>
+      <w:r>
+        <w:rPr>
+          <w:rFonts w:hint="default" w:ascii="Times New Roman" w:hAnsi="Times New Roman" w:cs="Times New Roman"/>
+          <w:b/>
+          <w:bCs/>
+          <w:sz w:val="26"/>
+          <w:szCs w:val="26"/>
+          <w:u w:val="single"/>
           <w:lang w:val="vi-VN" w:eastAsia="en-US"/>
         </w:rPr>
-        <w:t>-</w:t>
-      </w:r>
-      <w:r>
-        <w:rPr>
-          <w:rFonts w:hint="default" w:ascii="Times New Roman" w:hAnsi="Times New Roman" w:cs="Times New Roman"/>
-          <w:sz w:val="26"/>
-          <w:szCs w:val="26"/>
-          <w:lang w:val="en-US" w:eastAsia="en-US"/>
-        </w:rPr>
-        <w:t xml:space="preserve"> Sản Phẩm): Một đơn bán hàng có ít nhất 1 và nhiều nhất n </w:t>
-      </w:r>
-      <w:r>
-        <w:rPr>
-          <w:rFonts w:hint="default" w:ascii="Times New Roman" w:hAnsi="Times New Roman" w:cs="Times New Roman"/>
-          <w:color w:val="auto"/>
-          <w:sz w:val="26"/>
-          <w:szCs w:val="26"/>
-          <w:lang w:val="en-US"/>
-        </w:rPr>
-        <w:t>dòng chi tiết bán hàng và mỗi dòng CTBH thuộc duy nhất một sản phẩm; một sản phẩm xuất hiện trong ít nhất 0 và nhiều nhất n CTBH.</w:t>
-      </w:r>
-    </w:p>
-    <w:p>
-      <w:pPr>
-        <w:pStyle w:val="3"/>
-        <w:pageBreakBefore w:val="0"/>
-        <w:widowControl/>
-        <w:kinsoku/>
-        <w:wordWrap/>
-        <w:overflowPunct/>
-        <w:topLinePunct w:val="0"/>
-        <w:autoSpaceDE/>
-        <w:autoSpaceDN/>
-        <w:bidi w:val="0"/>
-        <w:adjustRightInd/>
-        <w:snapToGrid/>
-        <w:spacing w:before="120" w:after="120" w:line="360" w:lineRule="auto"/>
-        <w:jc w:val="both"/>
-        <w:textAlignment w:val="auto"/>
-        <w:rPr>
-          <w:rFonts w:hint="default" w:ascii="Times New Roman" w:hAnsi="Times New Roman" w:cs="Times New Roman" w:eastAsiaTheme="majorEastAsia"/>
-          <w:bCs w:val="0"/>
-          <w:color w:val="000000" w:themeColor="text1"/>
-          <w:kern w:val="2"/>
+        <w:t>MaTinh</w:t>
+      </w:r>
+      <w:r>
+        <w:rPr>
+          <w:rFonts w:hint="default" w:ascii="Times New Roman" w:hAnsi="Times New Roman" w:cs="Times New Roman"/>
           <w:sz w:val="26"/>
           <w:szCs w:val="26"/>
           <w:lang w:val="vi-VN" w:eastAsia="en-US"/>
-          <w14:textFill>
-            <w14:solidFill>
-              <w14:schemeClr w14:val="tx1"/>
-            </w14:solidFill>
-          </w14:textFill>
-          <w14:ligatures w14:val="standardContextual"/>
-        </w:rPr>
-      </w:pPr>
-      <w:bookmarkStart w:id="67" w:name="_Toc30977"/>
-      <w:r>
-        <w:rPr>
-          <w:rFonts w:hint="default" w:ascii="Times New Roman" w:hAnsi="Times New Roman" w:cs="Times New Roman" w:eastAsiaTheme="majorEastAsia"/>
-          <w:bCs w:val="0"/>
-          <w:color w:val="000000" w:themeColor="text1"/>
-          <w:kern w:val="2"/>
-          <w:sz w:val="26"/>
-          <w:szCs w:val="26"/>
-          <w:lang w:val="vi-VN" w:eastAsia="en-US"/>
-          <w14:textFill>
-            <w14:solidFill>
-              <w14:schemeClr w14:val="tx1"/>
-            </w14:solidFill>
-          </w14:textFill>
-          <w14:ligatures w14:val="standardContextual"/>
-        </w:rPr>
-        <w:t>2.5.2. Sơ đồ ERD – Logical</w:t>
-      </w:r>
-      <w:bookmarkEnd w:id="67"/>
-      <w:r>
-        <w:rPr>
-          <w:rFonts w:hint="default" w:ascii="Times New Roman" w:hAnsi="Times New Roman" w:cs="Times New Roman" w:eastAsiaTheme="majorEastAsia"/>
-          <w:bCs w:val="0"/>
-          <w:color w:val="000000" w:themeColor="text1"/>
-          <w:kern w:val="2"/>
-          <w:sz w:val="26"/>
-          <w:szCs w:val="26"/>
-          <w:lang w:val="vi-VN" w:eastAsia="en-US"/>
-          <w14:textFill>
-            <w14:solidFill>
-              <w14:schemeClr w14:val="tx1"/>
-            </w14:solidFill>
-          </w14:textFill>
-          <w14:ligatures w14:val="standardContextual"/>
-        </w:rPr>
-        <w:t xml:space="preserve"> </w:t>
-      </w:r>
-    </w:p>
-    <w:p>
-      <w:pPr>
-        <w:bidi w:val="0"/>
-        <w:rPr>
-          <w:rFonts w:hint="default"/>
-          <w:lang w:val="vi-VN" w:eastAsia="en-US"/>
-        </w:rPr>
-      </w:pPr>
-      <w:bookmarkStart w:id="68" w:name="_Toc26616"/>
-      <w:r>
-        <w:rPr>
-          <w:rFonts w:hint="default"/>
-          <w:lang w:val="vi-VN" w:eastAsia="en-US"/>
-        </w:rPr>
-        <w:drawing>
-          <wp:inline distT="0" distB="0" distL="114300" distR="114300">
-            <wp:extent cx="5965190" cy="4093845"/>
-            <wp:effectExtent l="0" t="0" r="8890" b="5715"/>
-            <wp:docPr id="18" name="Picture 18" descr="{B1DB387C-86A2-467B-8605-6854CB318943}"/>
-            <wp:cNvGraphicFramePr>
-              <a:graphicFrameLocks xmlns:a="http://schemas.openxmlformats.org/drawingml/2006/main" noChangeAspect="1"/>
-            </wp:cNvGraphicFramePr>
-            <a:graphic xmlns:a="http://schemas.openxmlformats.org/drawingml/2006/main">
-              <a:graphicData uri="http://schemas.openxmlformats.org/drawingml/2006/picture">
-                <pic:pic xmlns:pic="http://schemas.openxmlformats.org/drawingml/2006/picture">
-                  <pic:nvPicPr>
-                    <pic:cNvPr id="18" name="Picture 18" descr="{B1DB387C-86A2-467B-8605-6854CB318943}"/>
-                    <pic:cNvPicPr>
-                      <a:picLocks noChangeAspect="1"/>
-                    </pic:cNvPicPr>
-                  </pic:nvPicPr>
-                  <pic:blipFill>
-                    <a:blip r:embed="rId23"/>
-                    <a:stretch>
-                      <a:fillRect/>
-                    </a:stretch>
-                  </pic:blipFill>
-                  <pic:spPr>
-                    <a:xfrm>
-                      <a:off x="0" y="0"/>
-                      <a:ext cx="5965190" cy="4093845"/>
-                    </a:xfrm>
-                    <a:prstGeom prst="rect">
-                      <a:avLst/>
-                    </a:prstGeom>
-                  </pic:spPr>
-                </pic:pic>
-              </a:graphicData>
-            </a:graphic>
-          </wp:inline>
-        </w:drawing>
-      </w:r>
-    </w:p>
-    <w:p>
-      <w:pPr>
-        <w:pStyle w:val="5"/>
-        <w:pageBreakBefore w:val="0"/>
-        <w:kinsoku/>
-        <w:wordWrap/>
-        <w:overflowPunct/>
-        <w:topLinePunct w:val="0"/>
-        <w:autoSpaceDE/>
-        <w:autoSpaceDN/>
-        <w:bidi w:val="0"/>
-        <w:adjustRightInd/>
-        <w:snapToGrid/>
-        <w:spacing w:before="120" w:after="120" w:line="360" w:lineRule="auto"/>
-        <w:jc w:val="center"/>
-        <w:textAlignment w:val="auto"/>
-        <w:rPr>
-          <w:rFonts w:hint="default" w:ascii="Times New Roman" w:hAnsi="Times New Roman" w:cs="Times New Roman" w:eastAsiaTheme="majorEastAsia"/>
-          <w:bCs w:val="0"/>
-          <w:color w:val="000000" w:themeColor="text1"/>
-          <w:kern w:val="2"/>
-          <w:sz w:val="26"/>
-          <w:szCs w:val="26"/>
-          <w:lang w:val="vi-VN" w:eastAsia="en-US"/>
-          <w14:textFill>
-            <w14:solidFill>
-              <w14:schemeClr w14:val="tx1"/>
-            </w14:solidFill>
-          </w14:textFill>
-          <w14:ligatures w14:val="standardContextual"/>
-        </w:rPr>
-      </w:pPr>
-      <w:bookmarkStart w:id="69" w:name="_Toc29877"/>
-      <w:r>
-        <w:rPr>
-          <w:rFonts w:hint="default" w:ascii="Times New Roman" w:hAnsi="Times New Roman" w:cs="Times New Roman"/>
-          <w:sz w:val="26"/>
-          <w:szCs w:val="26"/>
-          <w:lang w:val="en-US" w:eastAsia="en-US"/>
-        </w:rPr>
-        <w:t xml:space="preserve">Hình </w:t>
-      </w:r>
-      <w:r>
-        <w:rPr>
-          <w:rFonts w:hint="default" w:ascii="Times New Roman" w:hAnsi="Times New Roman" w:cs="Times New Roman" w:eastAsiaTheme="minorEastAsia"/>
-          <w:b/>
-          <w:bCs/>
-          <w:sz w:val="26"/>
-          <w:szCs w:val="26"/>
-          <w:lang w:val="en-US" w:eastAsia="en-US" w:bidi="ar-SA"/>
-        </w:rPr>
-        <w:t>2.</w:t>
-      </w:r>
-      <w:r>
-        <w:rPr>
-          <w:rFonts w:hint="default" w:ascii="Times New Roman" w:hAnsi="Times New Roman" w:cs="Times New Roman"/>
-          <w:b/>
-          <w:bCs/>
-          <w:sz w:val="26"/>
-          <w:szCs w:val="26"/>
-          <w:lang w:val="vi-VN" w:eastAsia="en-US" w:bidi="ar-SA"/>
-        </w:rPr>
-        <w:t>10</w:t>
-      </w:r>
-      <w:r>
-        <w:rPr>
-          <w:rFonts w:hint="default" w:ascii="Times New Roman" w:hAnsi="Times New Roman" w:cs="Times New Roman" w:eastAsiaTheme="minorEastAsia"/>
-          <w:b/>
-          <w:bCs/>
-          <w:sz w:val="26"/>
-          <w:szCs w:val="26"/>
-          <w:lang w:val="en-US" w:eastAsia="en-US" w:bidi="ar-SA"/>
-        </w:rPr>
-        <w:t xml:space="preserve">. </w:t>
-      </w:r>
-      <w:r>
-        <w:rPr>
-          <w:rFonts w:hint="default" w:ascii="Times New Roman" w:hAnsi="Times New Roman" w:cs="Times New Roman" w:eastAsiaTheme="minorEastAsia"/>
-          <w:b/>
-          <w:bCs/>
-          <w:sz w:val="26"/>
-          <w:szCs w:val="26"/>
-          <w:lang w:val="vi-VN" w:eastAsia="en-US" w:bidi="ar-SA"/>
-        </w:rPr>
-        <w:t>Sơ đồ ERD - Logical</w:t>
-      </w:r>
-      <w:bookmarkEnd w:id="68"/>
-      <w:bookmarkEnd w:id="69"/>
-    </w:p>
-    <w:p>
-      <w:pPr>
-        <w:pStyle w:val="3"/>
-        <w:pageBreakBefore w:val="0"/>
-        <w:widowControl/>
-        <w:kinsoku/>
-        <w:wordWrap/>
-        <w:overflowPunct/>
-        <w:topLinePunct w:val="0"/>
-        <w:autoSpaceDE/>
-        <w:autoSpaceDN/>
-        <w:bidi w:val="0"/>
-        <w:adjustRightInd/>
-        <w:snapToGrid/>
-        <w:spacing w:before="120" w:after="120" w:line="360" w:lineRule="auto"/>
-        <w:jc w:val="both"/>
-        <w:textAlignment w:val="auto"/>
-        <w:rPr>
-          <w:rFonts w:hint="default" w:ascii="Times New Roman" w:hAnsi="Times New Roman" w:cs="Times New Roman" w:eastAsiaTheme="majorEastAsia"/>
-          <w:bCs w:val="0"/>
-          <w:color w:val="000000" w:themeColor="text1"/>
-          <w:kern w:val="2"/>
-          <w:sz w:val="26"/>
-          <w:szCs w:val="26"/>
-          <w:u w:val="dotted"/>
-          <w:lang w:val="vi-VN" w:eastAsia="en-US"/>
-          <w14:textFill>
-            <w14:solidFill>
-              <w14:schemeClr w14:val="tx1"/>
-            </w14:solidFill>
-          </w14:textFill>
-          <w14:ligatures w14:val="standardContextual"/>
-        </w:rPr>
-      </w:pPr>
-      <w:bookmarkStart w:id="70" w:name="_Toc5883"/>
-      <w:r>
-        <w:rPr>
-          <w:rFonts w:hint="default" w:ascii="Times New Roman" w:hAnsi="Times New Roman" w:cs="Times New Roman" w:eastAsiaTheme="majorEastAsia"/>
-          <w:bCs w:val="0"/>
-          <w:color w:val="000000" w:themeColor="text1"/>
-          <w:kern w:val="2"/>
-          <w:sz w:val="26"/>
-          <w:szCs w:val="26"/>
-          <w:lang w:val="vi-VN" w:eastAsia="en-US"/>
-          <w14:textFill>
-            <w14:solidFill>
-              <w14:schemeClr w14:val="tx1"/>
-            </w14:solidFill>
-          </w14:textFill>
-          <w14:ligatures w14:val="standardContextual"/>
-        </w:rPr>
-        <w:t xml:space="preserve">2.5.3. Sơ đồ ERD – </w:t>
-      </w:r>
-      <w:r>
-        <w:rPr>
-          <w:rFonts w:hint="default" w:ascii="Times New Roman" w:hAnsi="Times New Roman" w:cs="Times New Roman" w:eastAsiaTheme="majorEastAsia"/>
-          <w:bCs w:val="0"/>
-          <w:color w:val="000000" w:themeColor="text1"/>
-          <w:kern w:val="2"/>
-          <w:sz w:val="26"/>
-          <w:szCs w:val="26"/>
-          <w:u w:val="dotted"/>
-          <w:lang w:val="vi-VN" w:eastAsia="en-US"/>
-          <w14:textFill>
-            <w14:solidFill>
-              <w14:schemeClr w14:val="tx1"/>
-            </w14:solidFill>
-          </w14:textFill>
-          <w14:ligatures w14:val="standardContextual"/>
-        </w:rPr>
-        <w:t>Ph</w:t>
-      </w:r>
-      <w:r>
-        <w:rPr>
-          <w:rFonts w:hint="default" w:ascii="Times New Roman" w:hAnsi="Times New Roman" w:cs="Times New Roman" w:eastAsiaTheme="majorEastAsia"/>
-          <w:bCs w:val="0"/>
-          <w:color w:val="000000" w:themeColor="text1"/>
-          <w:kern w:val="2"/>
-          <w:sz w:val="26"/>
-          <w:szCs w:val="26"/>
-          <w:u w:val="dotted"/>
-          <w:lang w:val="en-US" w:eastAsia="en-US"/>
-          <w14:textFill>
-            <w14:solidFill>
-              <w14:schemeClr w14:val="tx1"/>
-            </w14:solidFill>
-          </w14:textFill>
-          <w14:ligatures w14:val="standardContextual"/>
-        </w:rPr>
-        <w:t>ysical</w:t>
-      </w:r>
-      <w:bookmarkEnd w:id="70"/>
-    </w:p>
-    <w:p>
-      <w:pPr>
-        <w:pageBreakBefore w:val="0"/>
-        <w:kinsoku/>
-        <w:wordWrap/>
-        <w:overflowPunct/>
-        <w:topLinePunct w:val="0"/>
-        <w:autoSpaceDE/>
-        <w:autoSpaceDN/>
-        <w:bidi w:val="0"/>
-        <w:adjustRightInd/>
-        <w:snapToGrid/>
-        <w:spacing w:before="120" w:after="120" w:line="360" w:lineRule="auto"/>
-        <w:textAlignment w:val="auto"/>
-        <w:rPr>
-          <w:rFonts w:hint="default" w:ascii="Times New Roman" w:hAnsi="Times New Roman" w:cs="Times New Roman"/>
-          <w:sz w:val="26"/>
-          <w:szCs w:val="26"/>
-          <w:lang w:val="vi-VN" w:eastAsia="en-US"/>
-        </w:rPr>
-      </w:pPr>
-      <w:bookmarkStart w:id="71" w:name="_Toc21054"/>
-      <w:r>
-        <w:rPr>
-          <w:rFonts w:hint="default" w:ascii="Times New Roman" w:hAnsi="Times New Roman" w:cs="Times New Roman"/>
-          <w:sz w:val="26"/>
-          <w:szCs w:val="26"/>
-          <w:lang w:val="vi-VN" w:eastAsia="en-US"/>
-        </w:rPr>
-        <w:drawing>
-          <wp:inline distT="0" distB="0" distL="114300" distR="114300">
-            <wp:extent cx="6026785" cy="3161030"/>
-            <wp:effectExtent l="0" t="0" r="8255" b="8890"/>
-            <wp:docPr id="19" name="Picture 19" descr="{4A6D7D02-000B-468C-9A61-E177DABD5205}"/>
-            <wp:cNvGraphicFramePr>
-              <a:graphicFrameLocks xmlns:a="http://schemas.openxmlformats.org/drawingml/2006/main" noChangeAspect="1"/>
-            </wp:cNvGraphicFramePr>
-            <a:graphic xmlns:a="http://schemas.openxmlformats.org/drawingml/2006/main">
-              <a:graphicData uri="http://schemas.openxmlformats.org/drawingml/2006/picture">
-                <pic:pic xmlns:pic="http://schemas.openxmlformats.org/drawingml/2006/picture">
-                  <pic:nvPicPr>
-                    <pic:cNvPr id="19" name="Picture 19" descr="{4A6D7D02-000B-468C-9A61-E177DABD5205}"/>
-                    <pic:cNvPicPr>
-                      <a:picLocks noChangeAspect="1"/>
-                    </pic:cNvPicPr>
-                  </pic:nvPicPr>
-                  <pic:blipFill>
-                    <a:blip r:embed="rId24"/>
-                    <a:stretch>
-                      <a:fillRect/>
-                    </a:stretch>
-                  </pic:blipFill>
-                  <pic:spPr>
-                    <a:xfrm>
-                      <a:off x="0" y="0"/>
-                      <a:ext cx="6026785" cy="3161030"/>
-                    </a:xfrm>
-                    <a:prstGeom prst="rect">
-                      <a:avLst/>
-                    </a:prstGeom>
-                  </pic:spPr>
-                </pic:pic>
-              </a:graphicData>
-            </a:graphic>
-          </wp:inline>
-        </w:drawing>
-      </w:r>
-    </w:p>
-    <w:p>
-      <w:pPr>
-        <w:pStyle w:val="5"/>
-        <w:pageBreakBefore w:val="0"/>
-        <w:kinsoku/>
-        <w:wordWrap/>
-        <w:overflowPunct/>
-        <w:topLinePunct w:val="0"/>
-        <w:autoSpaceDE/>
-        <w:autoSpaceDN/>
-        <w:bidi w:val="0"/>
-        <w:adjustRightInd/>
-        <w:snapToGrid/>
-        <w:spacing w:before="120" w:after="120" w:line="360" w:lineRule="auto"/>
-        <w:jc w:val="center"/>
-        <w:textAlignment w:val="auto"/>
-        <w:rPr>
-          <w:rFonts w:hint="default" w:ascii="Times New Roman" w:hAnsi="Times New Roman" w:cs="Times New Roman"/>
-          <w:sz w:val="26"/>
-          <w:szCs w:val="26"/>
-          <w:lang w:val="vi-VN" w:eastAsia="en-US"/>
-        </w:rPr>
-      </w:pPr>
-      <w:bookmarkStart w:id="72" w:name="_Toc29273"/>
-      <w:r>
-        <w:rPr>
-          <w:rFonts w:hint="default" w:ascii="Times New Roman" w:hAnsi="Times New Roman" w:cs="Times New Roman"/>
-          <w:sz w:val="26"/>
-          <w:szCs w:val="26"/>
-          <w:lang w:val="en-US" w:eastAsia="en-US"/>
-        </w:rPr>
-        <w:t>Hình 2.</w:t>
-      </w:r>
-      <w:r>
-        <w:rPr>
-          <w:rFonts w:hint="default" w:ascii="Times New Roman" w:hAnsi="Times New Roman" w:cs="Times New Roman"/>
-          <w:sz w:val="26"/>
-          <w:szCs w:val="26"/>
-          <w:lang w:val="vi-VN" w:eastAsia="en-US"/>
-        </w:rPr>
-        <w:t>11</w:t>
-      </w:r>
-      <w:r>
-        <w:rPr>
-          <w:rFonts w:hint="default" w:ascii="Times New Roman" w:hAnsi="Times New Roman" w:cs="Times New Roman"/>
-          <w:sz w:val="26"/>
-          <w:szCs w:val="26"/>
-          <w:lang w:val="en-US" w:eastAsia="en-US"/>
-        </w:rPr>
-        <w:t xml:space="preserve">. </w:t>
-      </w:r>
-      <w:r>
-        <w:rPr>
-          <w:rFonts w:hint="default" w:ascii="Times New Roman" w:hAnsi="Times New Roman" w:cs="Times New Roman"/>
-          <w:sz w:val="26"/>
-          <w:szCs w:val="26"/>
-          <w:lang w:val="vi-VN" w:eastAsia="en-US"/>
-        </w:rPr>
-        <w:t>Sơ đồ ERD - Physical</w:t>
-      </w:r>
-      <w:bookmarkEnd w:id="71"/>
-      <w:bookmarkEnd w:id="72"/>
-    </w:p>
-    <w:p>
-      <w:pPr>
-        <w:pStyle w:val="2"/>
-        <w:pageBreakBefore w:val="0"/>
-        <w:widowControl/>
-        <w:kinsoku/>
-        <w:wordWrap/>
-        <w:overflowPunct/>
-        <w:topLinePunct w:val="0"/>
-        <w:autoSpaceDE/>
-        <w:autoSpaceDN/>
-        <w:bidi w:val="0"/>
-        <w:adjustRightInd/>
-        <w:snapToGrid/>
-        <w:spacing w:before="120" w:after="120" w:line="360" w:lineRule="auto"/>
-        <w:jc w:val="both"/>
-        <w:textAlignment w:val="auto"/>
-        <w:rPr>
-          <w:rFonts w:hint="default" w:ascii="Times New Roman" w:hAnsi="Times New Roman" w:cs="Times New Roman" w:eastAsiaTheme="majorEastAsia"/>
-          <w:bCs w:val="0"/>
-          <w:color w:val="000000" w:themeColor="text1"/>
-          <w:kern w:val="2"/>
-          <w:sz w:val="26"/>
-          <w:szCs w:val="26"/>
-          <w:lang w:val="vi-VN" w:eastAsia="en-US"/>
-          <w14:textFill>
-            <w14:solidFill>
-              <w14:schemeClr w14:val="tx1"/>
-            </w14:solidFill>
-          </w14:textFill>
-          <w14:ligatures w14:val="standardContextual"/>
-        </w:rPr>
-      </w:pPr>
-      <w:bookmarkStart w:id="73" w:name="_Toc25378"/>
-      <w:r>
-        <w:rPr>
-          <w:rFonts w:hint="default" w:ascii="Times New Roman" w:hAnsi="Times New Roman" w:cs="Times New Roman" w:eastAsiaTheme="majorEastAsia"/>
-          <w:bCs w:val="0"/>
-          <w:color w:val="000000" w:themeColor="text1"/>
-          <w:kern w:val="2"/>
-          <w:sz w:val="26"/>
-          <w:szCs w:val="26"/>
-          <w:lang w:val="vi-VN" w:eastAsia="en-US"/>
-          <w14:textFill>
-            <w14:solidFill>
-              <w14:schemeClr w14:val="tx1"/>
-            </w14:solidFill>
-          </w14:textFill>
-          <w14:ligatures w14:val="standardContextual"/>
-        </w:rPr>
-        <w:t>2.6. Thiết kế cơ sở dữ liệu</w:t>
-      </w:r>
-      <w:bookmarkEnd w:id="73"/>
-    </w:p>
-    <w:p>
-      <w:pPr>
-        <w:pStyle w:val="3"/>
-        <w:pageBreakBefore w:val="0"/>
-        <w:widowControl/>
-        <w:kinsoku/>
-        <w:wordWrap/>
-        <w:overflowPunct/>
-        <w:topLinePunct w:val="0"/>
-        <w:autoSpaceDE/>
-        <w:autoSpaceDN/>
-        <w:bidi w:val="0"/>
-        <w:adjustRightInd/>
-        <w:snapToGrid/>
-        <w:spacing w:before="120" w:after="120" w:line="360" w:lineRule="auto"/>
-        <w:jc w:val="both"/>
-        <w:textAlignment w:val="auto"/>
-        <w:rPr>
-          <w:rFonts w:hint="default" w:ascii="Times New Roman" w:hAnsi="Times New Roman" w:cs="Times New Roman" w:eastAsiaTheme="majorEastAsia"/>
-          <w:bCs w:val="0"/>
-          <w:color w:val="000000" w:themeColor="text1"/>
-          <w:kern w:val="2"/>
-          <w:sz w:val="26"/>
-          <w:szCs w:val="26"/>
-          <w:lang w:val="vi-VN" w:eastAsia="en-US"/>
-          <w14:textFill>
-            <w14:solidFill>
-              <w14:schemeClr w14:val="tx1"/>
-            </w14:solidFill>
-          </w14:textFill>
-          <w14:ligatures w14:val="standardContextual"/>
-        </w:rPr>
-      </w:pPr>
-      <w:bookmarkStart w:id="74" w:name="_Toc15002"/>
-      <w:r>
-        <w:rPr>
-          <w:rFonts w:hint="default" w:ascii="Times New Roman" w:hAnsi="Times New Roman" w:cs="Times New Roman" w:eastAsiaTheme="majorEastAsia"/>
-          <w:bCs w:val="0"/>
-          <w:color w:val="000000" w:themeColor="text1"/>
-          <w:kern w:val="2"/>
-          <w:sz w:val="26"/>
-          <w:szCs w:val="26"/>
-          <w:lang w:val="vi-VN" w:eastAsia="en-US"/>
-          <w14:textFill>
-            <w14:solidFill>
-              <w14:schemeClr w14:val="tx1"/>
-            </w14:solidFill>
-          </w14:textFill>
-          <w14:ligatures w14:val="standardContextual"/>
-        </w:rPr>
-        <w:t>2.6.1. Thiết kế cơ sở dữ liệu vật lý</w:t>
-      </w:r>
-      <w:bookmarkEnd w:id="74"/>
-    </w:p>
-    <w:p>
-      <w:pPr>
-        <w:pageBreakBefore w:val="0"/>
-        <w:kinsoku/>
-        <w:wordWrap/>
-        <w:overflowPunct/>
-        <w:topLinePunct w:val="0"/>
-        <w:autoSpaceDE/>
-        <w:autoSpaceDN/>
-        <w:bidi w:val="0"/>
-        <w:adjustRightInd/>
-        <w:snapToGrid/>
-        <w:spacing w:before="120" w:after="120" w:line="360" w:lineRule="auto"/>
-        <w:textAlignment w:val="auto"/>
-        <w:rPr>
-          <w:rFonts w:hint="default" w:ascii="Times New Roman" w:hAnsi="Times New Roman" w:cs="Times New Roman" w:eastAsiaTheme="majorEastAsia"/>
-          <w:bCs w:val="0"/>
-          <w:color w:val="000000" w:themeColor="text1"/>
-          <w:kern w:val="2"/>
-          <w:sz w:val="26"/>
-          <w:szCs w:val="26"/>
-          <w:lang w:val="vi-VN" w:eastAsia="en-US"/>
-          <w14:textFill>
-            <w14:solidFill>
-              <w14:schemeClr w14:val="tx1"/>
-            </w14:solidFill>
-          </w14:textFill>
-          <w14:ligatures w14:val="standardContextual"/>
-        </w:rPr>
-      </w:pPr>
-      <w:r>
-        <w:rPr>
-          <w:rFonts w:hint="default" w:ascii="Times New Roman" w:hAnsi="Times New Roman" w:cs="Times New Roman" w:eastAsiaTheme="majorEastAsia"/>
-          <w:bCs w:val="0"/>
-          <w:color w:val="000000" w:themeColor="text1"/>
-          <w:kern w:val="2"/>
-          <w:sz w:val="26"/>
-          <w:szCs w:val="26"/>
-          <w:lang w:val="vi-VN" w:eastAsia="en-US"/>
-          <w14:textFill>
-            <w14:solidFill>
-              <w14:schemeClr w14:val="tx1"/>
-            </w14:solidFill>
-          </w14:textFill>
-          <w14:ligatures w14:val="standardContextual"/>
-        </w:rPr>
-        <w:t>Các thực thể:</w:t>
+        </w:rPr>
+        <w:t>, TenTinh)</w:t>
       </w:r>
     </w:p>
     <w:p>
@@ -22947,7 +22950,7 @@
           <w:szCs w:val="26"/>
           <w:lang w:val="vi-VN" w:eastAsia="en-US"/>
         </w:rPr>
-        <w:t>Tinh (</w:t>
+        <w:t>Xa (</w:t>
       </w:r>
       <w:r>
         <w:rPr>
@@ -22959,7 +22962,7 @@
           <w:u w:val="single"/>
           <w:lang w:val="vi-VN" w:eastAsia="en-US"/>
         </w:rPr>
-        <w:t>MaTinh</w:t>
+        <w:t>MaXa</w:t>
       </w:r>
       <w:r>
         <w:rPr>
@@ -22968,7 +22971,7 @@
           <w:szCs w:val="26"/>
           <w:lang w:val="vi-VN" w:eastAsia="en-US"/>
         </w:rPr>
-        <w:t>, TenTinh)</w:t>
+        <w:t>, TenXa, MaTinh)</w:t>
       </w:r>
     </w:p>
     <w:p>
@@ -23009,7 +23012,7 @@
           <w:szCs w:val="26"/>
           <w:lang w:val="vi-VN" w:eastAsia="en-US"/>
         </w:rPr>
-        <w:t>Xa (</w:t>
+        <w:t>NhaCC (</w:t>
       </w:r>
       <w:r>
         <w:rPr>
@@ -23021,6 +23024,25 @@
           <w:u w:val="single"/>
           <w:lang w:val="vi-VN" w:eastAsia="en-US"/>
         </w:rPr>
+        <w:t>MaNCC</w:t>
+      </w:r>
+      <w:r>
+        <w:rPr>
+          <w:rFonts w:hint="default" w:ascii="Times New Roman" w:hAnsi="Times New Roman" w:cs="Times New Roman"/>
+          <w:sz w:val="26"/>
+          <w:szCs w:val="26"/>
+          <w:lang w:val="vi-VN" w:eastAsia="en-US"/>
+        </w:rPr>
+        <w:t xml:space="preserve">, TenNCC, DienThoaiNCC, EmailNCC, DiaChiNCC, </w:t>
+      </w:r>
+      <w:r>
+        <w:rPr>
+          <w:rFonts w:hint="default" w:ascii="Times New Roman" w:hAnsi="Times New Roman" w:cs="Times New Roman"/>
+          <w:sz w:val="26"/>
+          <w:szCs w:val="26"/>
+          <w:u w:val="dash"/>
+          <w:lang w:val="vi-VN" w:eastAsia="en-US"/>
+        </w:rPr>
         <w:t>MaXa</w:t>
       </w:r>
       <w:r>
@@ -23030,7 +23052,7 @@
           <w:szCs w:val="26"/>
           <w:lang w:val="vi-VN" w:eastAsia="en-US"/>
         </w:rPr>
-        <w:t>, TenXa, MaTinh)</w:t>
+        <w:t>)</w:t>
       </w:r>
     </w:p>
     <w:p>
@@ -23071,7 +23093,7 @@
           <w:szCs w:val="26"/>
           <w:lang w:val="vi-VN" w:eastAsia="en-US"/>
         </w:rPr>
-        <w:t>NhaCC (</w:t>
+        <w:t>Khachhàng (</w:t>
       </w:r>
       <w:r>
         <w:rPr>
@@ -23083,7 +23105,7 @@
           <w:u w:val="single"/>
           <w:lang w:val="vi-VN" w:eastAsia="en-US"/>
         </w:rPr>
-        <w:t>MaNCC</w:t>
+        <w:t>MaKH</w:t>
       </w:r>
       <w:r>
         <w:rPr>
@@ -23092,7 +23114,7 @@
           <w:szCs w:val="26"/>
           <w:lang w:val="vi-VN" w:eastAsia="en-US"/>
         </w:rPr>
-        <w:t xml:space="preserve">, TenNCC, DienThoaiNCC, EmailNCC, DiaChiNCC, </w:t>
+        <w:t xml:space="preserve">, TenKH, DienThoaiKH, EmailKH, DiaChiKH, </w:t>
       </w:r>
       <w:r>
         <w:rPr>
@@ -23152,7 +23174,7 @@
           <w:szCs w:val="26"/>
           <w:lang w:val="vi-VN" w:eastAsia="en-US"/>
         </w:rPr>
-        <w:t>Khachhàng (</w:t>
+        <w:t>LoaiSP (</w:t>
       </w:r>
       <w:r>
         <w:rPr>
@@ -23164,7 +23186,7 @@
           <w:u w:val="single"/>
           <w:lang w:val="vi-VN" w:eastAsia="en-US"/>
         </w:rPr>
-        <w:t>MaKH</w:t>
+        <w:t>MaLoai</w:t>
       </w:r>
       <w:r>
         <w:rPr>
@@ -23173,26 +23195,7 @@
           <w:szCs w:val="26"/>
           <w:lang w:val="vi-VN" w:eastAsia="en-US"/>
         </w:rPr>
-        <w:t xml:space="preserve">, TenKH, DienThoaiKH, EmailKH, DiaChiKH, </w:t>
-      </w:r>
-      <w:r>
-        <w:rPr>
-          <w:rFonts w:hint="default" w:ascii="Times New Roman" w:hAnsi="Times New Roman" w:cs="Times New Roman"/>
-          <w:sz w:val="26"/>
-          <w:szCs w:val="26"/>
-          <w:u w:val="dash"/>
-          <w:lang w:val="vi-VN" w:eastAsia="en-US"/>
-        </w:rPr>
-        <w:t>MaXa</w:t>
-      </w:r>
-      <w:r>
-        <w:rPr>
-          <w:rFonts w:hint="default" w:ascii="Times New Roman" w:hAnsi="Times New Roman" w:cs="Times New Roman"/>
-          <w:sz w:val="26"/>
-          <w:szCs w:val="26"/>
-          <w:lang w:val="vi-VN" w:eastAsia="en-US"/>
-        </w:rPr>
-        <w:t>)</w:t>
+        <w:t>, TenLoai)</w:t>
       </w:r>
     </w:p>
     <w:p>
@@ -23233,7 +23236,7 @@
           <w:szCs w:val="26"/>
           <w:lang w:val="vi-VN" w:eastAsia="en-US"/>
         </w:rPr>
-        <w:t>LoaiSP (</w:t>
+        <w:t>SanPham (</w:t>
       </w:r>
       <w:r>
         <w:rPr>
@@ -23245,6 +23248,25 @@
           <w:u w:val="single"/>
           <w:lang w:val="vi-VN" w:eastAsia="en-US"/>
         </w:rPr>
+        <w:t>MaSP</w:t>
+      </w:r>
+      <w:r>
+        <w:rPr>
+          <w:rFonts w:hint="default" w:ascii="Times New Roman" w:hAnsi="Times New Roman" w:cs="Times New Roman"/>
+          <w:sz w:val="26"/>
+          <w:szCs w:val="26"/>
+          <w:lang w:val="vi-VN" w:eastAsia="en-US"/>
+        </w:rPr>
+        <w:t xml:space="preserve">, TenSP, GiaBan, TrangThai, </w:t>
+      </w:r>
+      <w:r>
+        <w:rPr>
+          <w:rFonts w:hint="default" w:ascii="Times New Roman" w:hAnsi="Times New Roman" w:cs="Times New Roman"/>
+          <w:sz w:val="26"/>
+          <w:szCs w:val="26"/>
+          <w:u w:val="dash"/>
+          <w:lang w:val="vi-VN" w:eastAsia="en-US"/>
+        </w:rPr>
         <w:t>MaLoai</w:t>
       </w:r>
       <w:r>
@@ -23254,7 +23276,7 @@
           <w:szCs w:val="26"/>
           <w:lang w:val="vi-VN" w:eastAsia="en-US"/>
         </w:rPr>
-        <w:t>, TenLoai)</w:t>
+        <w:t>)</w:t>
       </w:r>
     </w:p>
     <w:p>
@@ -23295,7 +23317,7 @@
           <w:szCs w:val="26"/>
           <w:lang w:val="vi-VN" w:eastAsia="en-US"/>
         </w:rPr>
-        <w:t>SanPham (</w:t>
+        <w:t>DonMuahàng (</w:t>
       </w:r>
       <w:r>
         <w:rPr>
@@ -23307,7 +23329,7 @@
           <w:u w:val="single"/>
           <w:lang w:val="vi-VN" w:eastAsia="en-US"/>
         </w:rPr>
-        <w:t>MaSP</w:t>
+        <w:t>MaDMH</w:t>
       </w:r>
       <w:r>
         <w:rPr>
@@ -23316,26 +23338,7 @@
           <w:szCs w:val="26"/>
           <w:lang w:val="vi-VN" w:eastAsia="en-US"/>
         </w:rPr>
-        <w:t xml:space="preserve">, TenSP, GiaBan, TrangThai, SoLuongTon, </w:t>
-      </w:r>
-      <w:r>
-        <w:rPr>
-          <w:rFonts w:hint="default" w:ascii="Times New Roman" w:hAnsi="Times New Roman" w:cs="Times New Roman"/>
-          <w:sz w:val="26"/>
-          <w:szCs w:val="26"/>
-          <w:u w:val="dash"/>
-          <w:lang w:val="vi-VN" w:eastAsia="en-US"/>
-        </w:rPr>
-        <w:t>MaLoai</w:t>
-      </w:r>
-      <w:r>
-        <w:rPr>
-          <w:rFonts w:hint="default" w:ascii="Times New Roman" w:hAnsi="Times New Roman" w:cs="Times New Roman"/>
-          <w:sz w:val="26"/>
-          <w:szCs w:val="26"/>
-          <w:lang w:val="vi-VN" w:eastAsia="en-US"/>
-        </w:rPr>
-        <w:t xml:space="preserve">, </w:t>
+        <w:t xml:space="preserve">, NgayMH, </w:t>
       </w:r>
       <w:r>
         <w:rPr>
@@ -23395,88 +23398,25 @@
           <w:szCs w:val="26"/>
           <w:lang w:val="vi-VN" w:eastAsia="en-US"/>
         </w:rPr>
-        <w:t>DonMuahàng (</w:t>
-      </w:r>
-      <w:r>
-        <w:rPr>
-          <w:rFonts w:hint="default" w:ascii="Times New Roman" w:hAnsi="Times New Roman" w:cs="Times New Roman"/>
-          <w:b/>
-          <w:bCs/>
-          <w:sz w:val="26"/>
-          <w:szCs w:val="26"/>
-          <w:u w:val="single"/>
+        <w:t>DonBa</w:t>
+      </w:r>
+      <w:r>
+        <w:rPr>
+          <w:rFonts w:hint="default" w:ascii="Times New Roman" w:hAnsi="Times New Roman" w:cs="Times New Roman"/>
+          <w:sz w:val="26"/>
+          <w:szCs w:val="26"/>
+          <w:lang w:val="en-US" w:eastAsia="en-US"/>
+        </w:rPr>
+        <w:t>nHang</w:t>
+      </w:r>
+      <w:r>
+        <w:rPr>
+          <w:rFonts w:hint="default" w:ascii="Times New Roman" w:hAnsi="Times New Roman" w:cs="Times New Roman"/>
+          <w:sz w:val="26"/>
+          <w:szCs w:val="26"/>
           <w:lang w:val="vi-VN" w:eastAsia="en-US"/>
         </w:rPr>
-        <w:t>MaDMH</w:t>
-      </w:r>
-      <w:r>
-        <w:rPr>
-          <w:rFonts w:hint="default" w:ascii="Times New Roman" w:hAnsi="Times New Roman" w:cs="Times New Roman"/>
-          <w:sz w:val="26"/>
-          <w:szCs w:val="26"/>
-          <w:lang w:val="vi-VN" w:eastAsia="en-US"/>
-        </w:rPr>
-        <w:t xml:space="preserve">, NgayMH, </w:t>
-      </w:r>
-      <w:r>
-        <w:rPr>
-          <w:rFonts w:hint="default" w:ascii="Times New Roman" w:hAnsi="Times New Roman" w:cs="Times New Roman"/>
-          <w:sz w:val="26"/>
-          <w:szCs w:val="26"/>
-          <w:u w:val="dash"/>
-          <w:lang w:val="vi-VN" w:eastAsia="en-US"/>
-        </w:rPr>
-        <w:t>MaNCC</w:t>
-      </w:r>
-      <w:r>
-        <w:rPr>
-          <w:rFonts w:hint="default" w:ascii="Times New Roman" w:hAnsi="Times New Roman" w:cs="Times New Roman"/>
-          <w:sz w:val="26"/>
-          <w:szCs w:val="26"/>
-          <w:lang w:val="vi-VN" w:eastAsia="en-US"/>
-        </w:rPr>
-        <w:t>)</w:t>
-      </w:r>
-    </w:p>
-    <w:p>
-      <w:pPr>
-        <w:pageBreakBefore w:val="0"/>
-        <w:widowControl/>
-        <w:numPr>
-          <w:ilvl w:val="0"/>
-          <w:numId w:val="11"/>
-        </w:numPr>
-        <w:tabs>
-          <w:tab w:val="clear" w:pos="420"/>
-        </w:tabs>
-        <w:kinsoku/>
-        <w:wordWrap/>
-        <w:overflowPunct/>
-        <w:topLinePunct w:val="0"/>
-        <w:autoSpaceDE/>
-        <w:autoSpaceDN/>
-        <w:bidi w:val="0"/>
-        <w:adjustRightInd/>
-        <w:snapToGrid/>
-        <w:spacing w:before="120" w:after="120" w:line="360" w:lineRule="auto"/>
-        <w:ind w:left="0" w:leftChars="0" w:firstLine="397" w:firstLineChars="153"/>
-        <w:jc w:val="both"/>
-        <w:textAlignment w:val="auto"/>
-        <w:rPr>
-          <w:rFonts w:hint="default" w:ascii="Times New Roman" w:hAnsi="Times New Roman" w:cs="Times New Roman"/>
-          <w:sz w:val="26"/>
-          <w:szCs w:val="26"/>
-          <w:lang w:val="vi-VN" w:eastAsia="en-US"/>
-        </w:rPr>
-      </w:pPr>
-      <w:r>
-        <w:rPr>
-          <w:rFonts w:hint="default" w:ascii="Times New Roman" w:hAnsi="Times New Roman" w:cs="Times New Roman"/>
-          <w:sz w:val="26"/>
-          <w:szCs w:val="26"/>
-          <w:lang w:val="vi-VN" w:eastAsia="en-US"/>
-        </w:rPr>
-        <w:t>DonBaNHANG (</w:t>
+        <w:t xml:space="preserve"> (</w:t>
       </w:r>
       <w:r>
         <w:rPr>
@@ -24129,7 +24069,7 @@
                 <w:szCs w:val="26"/>
                 <w:lang w:val="vi-VN"/>
               </w:rPr>
-              <w:t>Int</w:t>
+              <w:t xml:space="preserve">Smallint </w:t>
             </w:r>
           </w:p>
         </w:tc>
@@ -24894,7 +24834,7 @@
                 <w:szCs w:val="26"/>
                 <w:lang w:val="vi-VN"/>
               </w:rPr>
-              <w:t>Int</w:t>
+              <w:t xml:space="preserve">Smallint </w:t>
             </w:r>
           </w:p>
         </w:tc>
@@ -25557,12 +25497,6 @@
             <w:insideH w:val="single" w:color="auto" w:sz="4" w:space="0"/>
             <w:insideV w:val="single" w:color="auto" w:sz="4" w:space="0"/>
           </w:tblBorders>
-          <w:tblCellMar>
-            <w:top w:w="0" w:type="dxa"/>
-            <w:left w:w="108" w:type="dxa"/>
-            <w:bottom w:w="0" w:type="dxa"/>
-            <w:right w:w="108" w:type="dxa"/>
-          </w:tblCellMar>
         </w:tblPrEx>
         <w:tc>
           <w:tcPr>
@@ -26462,9 +26396,18 @@
                 <w:rFonts w:hint="default" w:ascii="Times New Roman" w:hAnsi="Times New Roman" w:cs="Times New Roman"/>
                 <w:sz w:val="26"/>
                 <w:szCs w:val="26"/>
+                <w:lang w:val="en-US"/>
+              </w:rPr>
+              <w:t>V</w:t>
+            </w:r>
+            <w:r>
+              <w:rPr>
+                <w:rFonts w:hint="default" w:ascii="Times New Roman" w:hAnsi="Times New Roman" w:cs="Times New Roman"/>
+                <w:sz w:val="26"/>
+                <w:szCs w:val="26"/>
                 <w:lang w:val="vi-VN"/>
               </w:rPr>
-              <w:t>Nvarchar</w:t>
+              <w:t>archar</w:t>
             </w:r>
           </w:p>
         </w:tc>
@@ -26492,7 +26435,7 @@
                 <w:rFonts w:hint="default" w:ascii="Times New Roman" w:hAnsi="Times New Roman" w:cs="Times New Roman"/>
                 <w:sz w:val="26"/>
                 <w:szCs w:val="26"/>
-                <w:lang w:val="vi-VN"/>
+                <w:lang w:val="en-US"/>
               </w:rPr>
             </w:pPr>
             <w:r>
@@ -26500,9 +26443,9 @@
                 <w:rFonts w:hint="default" w:ascii="Times New Roman" w:hAnsi="Times New Roman" w:cs="Times New Roman"/>
                 <w:sz w:val="26"/>
                 <w:szCs w:val="26"/>
-                <w:lang w:val="vi-VN"/>
-              </w:rPr>
-              <w:t>255</w:t>
+                <w:lang w:val="en-US"/>
+              </w:rPr>
+              <w:t>100</w:t>
             </w:r>
           </w:p>
         </w:tc>
@@ -26864,7 +26807,7 @@
                 <w:szCs w:val="26"/>
                 <w:lang w:val="vi-VN"/>
               </w:rPr>
-              <w:t>Int</w:t>
+              <w:t xml:space="preserve">Smallint </w:t>
             </w:r>
           </w:p>
         </w:tc>
@@ -28028,9 +27971,18 @@
                 <w:rFonts w:hint="default" w:ascii="Times New Roman" w:hAnsi="Times New Roman" w:cs="Times New Roman"/>
                 <w:sz w:val="26"/>
                 <w:szCs w:val="26"/>
+                <w:lang w:val="en-US"/>
+              </w:rPr>
+              <w:t>V</w:t>
+            </w:r>
+            <w:r>
+              <w:rPr>
+                <w:rFonts w:hint="default" w:ascii="Times New Roman" w:hAnsi="Times New Roman" w:cs="Times New Roman"/>
+                <w:sz w:val="26"/>
+                <w:szCs w:val="26"/>
                 <w:lang w:val="vi-VN"/>
               </w:rPr>
-              <w:t>Nvarchar</w:t>
+              <w:t>archar</w:t>
             </w:r>
           </w:p>
         </w:tc>
@@ -28059,7 +28011,7 @@
                 <w:rFonts w:hint="default" w:ascii="Times New Roman" w:hAnsi="Times New Roman" w:cs="Times New Roman"/>
                 <w:sz w:val="26"/>
                 <w:szCs w:val="26"/>
-                <w:lang w:val="vi-VN"/>
+                <w:lang w:val="en-US"/>
               </w:rPr>
             </w:pPr>
             <w:r>
@@ -28067,9 +28019,9 @@
                 <w:rFonts w:hint="default" w:ascii="Times New Roman" w:hAnsi="Times New Roman" w:cs="Times New Roman"/>
                 <w:sz w:val="26"/>
                 <w:szCs w:val="26"/>
-                <w:lang w:val="vi-VN"/>
-              </w:rPr>
-              <w:t>255</w:t>
+                <w:lang w:val="en-US"/>
+              </w:rPr>
+              <w:t>100</w:t>
             </w:r>
           </w:p>
         </w:tc>
@@ -28352,12 +28304,6 @@
             <w:insideH w:val="single" w:color="auto" w:sz="4" w:space="0"/>
             <w:insideV w:val="single" w:color="auto" w:sz="4" w:space="0"/>
           </w:tblBorders>
-          <w:tblCellMar>
-            <w:top w:w="0" w:type="dxa"/>
-            <w:left w:w="108" w:type="dxa"/>
-            <w:bottom w:w="0" w:type="dxa"/>
-            <w:right w:w="108" w:type="dxa"/>
-          </w:tblCellMar>
         </w:tblPrEx>
         <w:tc>
           <w:tcPr>
@@ -28432,7 +28378,7 @@
                 <w:szCs w:val="26"/>
                 <w:lang w:val="vi-VN"/>
               </w:rPr>
-              <w:t>Int</w:t>
+              <w:t xml:space="preserve">Smallint </w:t>
             </w:r>
           </w:p>
         </w:tc>
@@ -30533,197 +30479,6 @@
                 <w:szCs w:val="26"/>
                 <w:lang w:val="en-US"/>
               </w:rPr>
-              <w:t>SoLuongTon</w:t>
-            </w:r>
-          </w:p>
-        </w:tc>
-        <w:tc>
-          <w:tcPr>
-            <w:tcW w:w="1803" w:type="dxa"/>
-            <w:vAlign w:val="top"/>
-          </w:tcPr>
-          <w:p>
-            <w:pPr>
-              <w:pageBreakBefore w:val="0"/>
-              <w:widowControl w:val="0"/>
-              <w:kinsoku/>
-              <w:wordWrap/>
-              <w:overflowPunct/>
-              <w:topLinePunct w:val="0"/>
-              <w:autoSpaceDE/>
-              <w:autoSpaceDN/>
-              <w:bidi w:val="0"/>
-              <w:adjustRightInd/>
-              <w:snapToGrid/>
-              <w:spacing w:before="120" w:after="120" w:line="360" w:lineRule="auto"/>
-              <w:jc w:val="both"/>
-              <w:textAlignment w:val="auto"/>
-              <w:rPr>
-                <w:rFonts w:hint="default" w:ascii="Times New Roman" w:hAnsi="Times New Roman" w:cs="Times New Roman"/>
-                <w:sz w:val="26"/>
-                <w:szCs w:val="26"/>
-                <w:lang w:val="vi-VN"/>
-              </w:rPr>
-            </w:pPr>
-            <w:r>
-              <w:rPr>
-                <w:rFonts w:hint="default" w:ascii="Times New Roman" w:hAnsi="Times New Roman" w:cs="Times New Roman"/>
-                <w:sz w:val="26"/>
-                <w:szCs w:val="26"/>
-                <w:lang w:val="vi-VN"/>
-              </w:rPr>
-              <w:t>Int</w:t>
-            </w:r>
-          </w:p>
-        </w:tc>
-        <w:tc>
-          <w:tcPr>
-            <w:tcW w:w="1803" w:type="dxa"/>
-          </w:tcPr>
-          <w:p>
-            <w:pPr>
-              <w:pageBreakBefore w:val="0"/>
-              <w:widowControl w:val="0"/>
-              <w:kinsoku/>
-              <w:wordWrap/>
-              <w:overflowPunct/>
-              <w:topLinePunct w:val="0"/>
-              <w:autoSpaceDE/>
-              <w:autoSpaceDN/>
-              <w:bidi w:val="0"/>
-              <w:adjustRightInd/>
-              <w:snapToGrid/>
-              <w:spacing w:before="120" w:after="120" w:line="360" w:lineRule="auto"/>
-              <w:jc w:val="both"/>
-              <w:textAlignment w:val="auto"/>
-              <w:rPr>
-                <w:rFonts w:hint="default" w:ascii="Times New Roman" w:hAnsi="Times New Roman" w:cs="Times New Roman"/>
-                <w:sz w:val="26"/>
-                <w:szCs w:val="26"/>
-                <w:lang w:val="en-US"/>
-              </w:rPr>
-            </w:pPr>
-          </w:p>
-        </w:tc>
-        <w:tc>
-          <w:tcPr>
-            <w:tcW w:w="1390" w:type="dxa"/>
-          </w:tcPr>
-          <w:p>
-            <w:pPr>
-              <w:pageBreakBefore w:val="0"/>
-              <w:widowControl w:val="0"/>
-              <w:kinsoku/>
-              <w:wordWrap/>
-              <w:overflowPunct/>
-              <w:topLinePunct w:val="0"/>
-              <w:autoSpaceDE/>
-              <w:autoSpaceDN/>
-              <w:bidi w:val="0"/>
-              <w:adjustRightInd/>
-              <w:snapToGrid/>
-              <w:spacing w:before="120" w:after="120" w:line="360" w:lineRule="auto"/>
-              <w:jc w:val="both"/>
-              <w:textAlignment w:val="auto"/>
-              <w:rPr>
-                <w:rFonts w:hint="default" w:ascii="Times New Roman" w:hAnsi="Times New Roman" w:cs="Times New Roman"/>
-                <w:sz w:val="26"/>
-                <w:szCs w:val="26"/>
-                <w:lang w:val="en-US"/>
-              </w:rPr>
-            </w:pPr>
-          </w:p>
-        </w:tc>
-        <w:tc>
-          <w:tcPr>
-            <w:tcW w:w="2217" w:type="dxa"/>
-          </w:tcPr>
-          <w:p>
-            <w:pPr>
-              <w:pageBreakBefore w:val="0"/>
-              <w:widowControl w:val="0"/>
-              <w:kinsoku/>
-              <w:wordWrap/>
-              <w:overflowPunct/>
-              <w:topLinePunct w:val="0"/>
-              <w:autoSpaceDE/>
-              <w:autoSpaceDN/>
-              <w:bidi w:val="0"/>
-              <w:adjustRightInd/>
-              <w:snapToGrid/>
-              <w:spacing w:before="120" w:after="120" w:line="360" w:lineRule="auto"/>
-              <w:jc w:val="both"/>
-              <w:textAlignment w:val="auto"/>
-              <w:rPr>
-                <w:rFonts w:hint="default" w:ascii="Times New Roman" w:hAnsi="Times New Roman" w:cs="Times New Roman"/>
-                <w:sz w:val="26"/>
-                <w:szCs w:val="26"/>
-                <w:lang w:val="vi-VN"/>
-              </w:rPr>
-            </w:pPr>
-            <w:r>
-              <w:rPr>
-                <w:rFonts w:hint="default" w:ascii="Times New Roman" w:hAnsi="Times New Roman" w:cs="Times New Roman"/>
-                <w:sz w:val="26"/>
-                <w:szCs w:val="26"/>
-                <w:lang w:val="vi-VN"/>
-              </w:rPr>
-              <w:t>Số lượng tồn kho</w:t>
-            </w:r>
-          </w:p>
-        </w:tc>
-      </w:tr>
-      <w:tr>
-        <w:tblPrEx>
-          <w:tblBorders>
-            <w:top w:val="single" w:color="auto" w:sz="4" w:space="0"/>
-            <w:left w:val="single" w:color="auto" w:sz="4" w:space="0"/>
-            <w:bottom w:val="single" w:color="auto" w:sz="4" w:space="0"/>
-            <w:right w:val="single" w:color="auto" w:sz="4" w:space="0"/>
-            <w:insideH w:val="single" w:color="auto" w:sz="4" w:space="0"/>
-            <w:insideV w:val="single" w:color="auto" w:sz="4" w:space="0"/>
-          </w:tblBorders>
-          <w:tblCellMar>
-            <w:top w:w="0" w:type="dxa"/>
-            <w:left w:w="108" w:type="dxa"/>
-            <w:bottom w:w="0" w:type="dxa"/>
-            <w:right w:w="108" w:type="dxa"/>
-          </w:tblCellMar>
-        </w:tblPrEx>
-        <w:tc>
-          <w:tcPr>
-            <w:tcW w:w="1803" w:type="dxa"/>
-          </w:tcPr>
-          <w:p>
-            <w:pPr>
-              <w:pageBreakBefore w:val="0"/>
-              <w:widowControl w:val="0"/>
-              <w:kinsoku/>
-              <w:wordWrap/>
-              <w:overflowPunct/>
-              <w:topLinePunct w:val="0"/>
-              <w:autoSpaceDE/>
-              <w:autoSpaceDN/>
-              <w:bidi w:val="0"/>
-              <w:adjustRightInd/>
-              <w:snapToGrid/>
-              <w:spacing w:before="120" w:after="120" w:line="360" w:lineRule="auto"/>
-              <w:jc w:val="both"/>
-              <w:textAlignment w:val="auto"/>
-              <w:rPr>
-                <w:rFonts w:hint="default" w:ascii="Times New Roman" w:hAnsi="Times New Roman" w:cs="Times New Roman"/>
-                <w:sz w:val="26"/>
-                <w:szCs w:val="26"/>
-                <w:lang w:val="en-US"/>
-              </w:rPr>
-            </w:pPr>
-            <w:r>
-              <w:rPr>
-                <w:rFonts w:hint="default" w:ascii="Times New Roman" w:hAnsi="Times New Roman" w:cs="Times New Roman"/>
-                <w:sz w:val="26"/>
-                <w:szCs w:val="26"/>
-                <w:lang w:val="en-US"/>
-              </w:rPr>
               <w:t>MaLoai</w:t>
             </w:r>
           </w:p>
@@ -30878,215 +30633,6 @@
                 <w:lang w:val="vi-VN"/>
               </w:rPr>
               <w:t>Mã loại sản phẩm</w:t>
-            </w:r>
-          </w:p>
-        </w:tc>
-      </w:tr>
-      <w:tr>
-        <w:tblPrEx>
-          <w:tblBorders>
-            <w:top w:val="single" w:color="auto" w:sz="4" w:space="0"/>
-            <w:left w:val="single" w:color="auto" w:sz="4" w:space="0"/>
-            <w:bottom w:val="single" w:color="auto" w:sz="4" w:space="0"/>
-            <w:right w:val="single" w:color="auto" w:sz="4" w:space="0"/>
-            <w:insideH w:val="single" w:color="auto" w:sz="4" w:space="0"/>
-            <w:insideV w:val="single" w:color="auto" w:sz="4" w:space="0"/>
-          </w:tblBorders>
-          <w:tblCellMar>
-            <w:top w:w="0" w:type="dxa"/>
-            <w:left w:w="108" w:type="dxa"/>
-            <w:bottom w:w="0" w:type="dxa"/>
-            <w:right w:w="108" w:type="dxa"/>
-          </w:tblCellMar>
-        </w:tblPrEx>
-        <w:tc>
-          <w:tcPr>
-            <w:tcW w:w="1803" w:type="dxa"/>
-          </w:tcPr>
-          <w:p>
-            <w:pPr>
-              <w:pageBreakBefore w:val="0"/>
-              <w:widowControl w:val="0"/>
-              <w:kinsoku/>
-              <w:wordWrap/>
-              <w:overflowPunct/>
-              <w:topLinePunct w:val="0"/>
-              <w:autoSpaceDE/>
-              <w:autoSpaceDN/>
-              <w:bidi w:val="0"/>
-              <w:adjustRightInd/>
-              <w:snapToGrid/>
-              <w:spacing w:before="120" w:after="120" w:line="360" w:lineRule="auto"/>
-              <w:jc w:val="both"/>
-              <w:textAlignment w:val="auto"/>
-              <w:rPr>
-                <w:rFonts w:hint="default" w:ascii="Times New Roman" w:hAnsi="Times New Roman" w:cs="Times New Roman"/>
-                <w:sz w:val="26"/>
-                <w:szCs w:val="26"/>
-                <w:lang w:val="en-US"/>
-              </w:rPr>
-            </w:pPr>
-            <w:r>
-              <w:rPr>
-                <w:rFonts w:hint="default" w:ascii="Times New Roman" w:hAnsi="Times New Roman" w:cs="Times New Roman"/>
-                <w:sz w:val="26"/>
-                <w:szCs w:val="26"/>
-                <w:lang w:val="en-US"/>
-              </w:rPr>
-              <w:t>MaNCC</w:t>
-            </w:r>
-          </w:p>
-        </w:tc>
-        <w:tc>
-          <w:tcPr>
-            <w:tcW w:w="1803" w:type="dxa"/>
-            <w:vAlign w:val="top"/>
-          </w:tcPr>
-          <w:p>
-            <w:pPr>
-              <w:pageBreakBefore w:val="0"/>
-              <w:widowControl w:val="0"/>
-              <w:kinsoku/>
-              <w:wordWrap/>
-              <w:overflowPunct/>
-              <w:topLinePunct w:val="0"/>
-              <w:autoSpaceDE/>
-              <w:autoSpaceDN/>
-              <w:bidi w:val="0"/>
-              <w:adjustRightInd/>
-              <w:snapToGrid/>
-              <w:spacing w:before="120" w:after="120" w:line="360" w:lineRule="auto"/>
-              <w:jc w:val="both"/>
-              <w:textAlignment w:val="auto"/>
-              <w:rPr>
-                <w:rFonts w:hint="default" w:ascii="Times New Roman" w:hAnsi="Times New Roman" w:cs="Times New Roman"/>
-                <w:sz w:val="26"/>
-                <w:szCs w:val="26"/>
-                <w:lang w:val="vi-VN"/>
-              </w:rPr>
-            </w:pPr>
-            <w:r>
-              <w:rPr>
-                <w:rFonts w:hint="default" w:ascii="Times New Roman" w:hAnsi="Times New Roman" w:cs="Times New Roman"/>
-                <w:sz w:val="26"/>
-                <w:szCs w:val="26"/>
-                <w:lang w:val="vi-VN"/>
-              </w:rPr>
-              <w:t>Char</w:t>
-            </w:r>
-          </w:p>
-        </w:tc>
-        <w:tc>
-          <w:tcPr>
-            <w:tcW w:w="1803" w:type="dxa"/>
-          </w:tcPr>
-          <w:p>
-            <w:pPr>
-              <w:pageBreakBefore w:val="0"/>
-              <w:widowControl w:val="0"/>
-              <w:kinsoku/>
-              <w:wordWrap/>
-              <w:overflowPunct/>
-              <w:topLinePunct w:val="0"/>
-              <w:autoSpaceDE/>
-              <w:autoSpaceDN/>
-              <w:bidi w:val="0"/>
-              <w:adjustRightInd/>
-              <w:snapToGrid/>
-              <w:spacing w:before="120" w:after="120" w:line="360" w:lineRule="auto"/>
-              <w:jc w:val="both"/>
-              <w:textAlignment w:val="auto"/>
-              <w:rPr>
-                <w:rFonts w:hint="default" w:ascii="Times New Roman" w:hAnsi="Times New Roman" w:cs="Times New Roman"/>
-                <w:sz w:val="26"/>
-                <w:szCs w:val="26"/>
-                <w:lang w:val="vi-VN"/>
-              </w:rPr>
-            </w:pPr>
-            <w:r>
-              <w:rPr>
-                <w:rFonts w:hint="default" w:ascii="Times New Roman" w:hAnsi="Times New Roman" w:cs="Times New Roman"/>
-                <w:sz w:val="26"/>
-                <w:szCs w:val="26"/>
-                <w:lang w:val="vi-VN"/>
-              </w:rPr>
-              <w:t>10</w:t>
-            </w:r>
-          </w:p>
-        </w:tc>
-        <w:tc>
-          <w:tcPr>
-            <w:tcW w:w="1390" w:type="dxa"/>
-          </w:tcPr>
-          <w:p>
-            <w:pPr>
-              <w:pageBreakBefore w:val="0"/>
-              <w:widowControl w:val="0"/>
-              <w:kinsoku/>
-              <w:wordWrap/>
-              <w:overflowPunct/>
-              <w:topLinePunct w:val="0"/>
-              <w:autoSpaceDE/>
-              <w:autoSpaceDN/>
-              <w:bidi w:val="0"/>
-              <w:adjustRightInd/>
-              <w:snapToGrid/>
-              <w:spacing w:before="120" w:after="120" w:line="360" w:lineRule="auto"/>
-              <w:jc w:val="both"/>
-              <w:textAlignment w:val="auto"/>
-              <w:rPr>
-                <w:rFonts w:hint="default" w:ascii="Times New Roman" w:hAnsi="Times New Roman" w:cs="Times New Roman"/>
-                <w:sz w:val="26"/>
-                <w:szCs w:val="26"/>
-                <w:lang w:val="en-US"/>
-              </w:rPr>
-            </w:pPr>
-            <w:r>
-              <w:rPr>
-                <w:rFonts w:hint="default" w:ascii="Times New Roman" w:hAnsi="Times New Roman" w:cs="Times New Roman"/>
-                <w:sz w:val="26"/>
-                <w:szCs w:val="26"/>
-                <w:lang w:val="en-US"/>
-              </w:rPr>
-              <w:t>FK</w:t>
-            </w:r>
-          </w:p>
-        </w:tc>
-        <w:tc>
-          <w:tcPr>
-            <w:tcW w:w="2217" w:type="dxa"/>
-          </w:tcPr>
-          <w:p>
-            <w:pPr>
-              <w:pageBreakBefore w:val="0"/>
-              <w:widowControl w:val="0"/>
-              <w:kinsoku/>
-              <w:wordWrap/>
-              <w:overflowPunct/>
-              <w:topLinePunct w:val="0"/>
-              <w:autoSpaceDE/>
-              <w:autoSpaceDN/>
-              <w:bidi w:val="0"/>
-              <w:adjustRightInd/>
-              <w:snapToGrid/>
-              <w:spacing w:before="120" w:after="120" w:line="360" w:lineRule="auto"/>
-              <w:jc w:val="both"/>
-              <w:textAlignment w:val="auto"/>
-              <w:rPr>
-                <w:rFonts w:hint="default" w:ascii="Times New Roman" w:hAnsi="Times New Roman" w:cs="Times New Roman"/>
-                <w:sz w:val="26"/>
-                <w:szCs w:val="26"/>
-                <w:lang w:val="vi-VN"/>
-              </w:rPr>
-            </w:pPr>
-            <w:r>
-              <w:rPr>
-                <w:rFonts w:hint="default" w:ascii="Times New Roman" w:hAnsi="Times New Roman" w:cs="Times New Roman"/>
-                <w:sz w:val="26"/>
-                <w:szCs w:val="26"/>
-                <w:lang w:val="vi-VN"/>
-              </w:rPr>
-              <w:t>Mà nhà cung cấp sản phấm</w:t>
             </w:r>
           </w:p>
         </w:tc>
@@ -31760,7 +31306,7 @@
                 <w:szCs w:val="26"/>
                 <w:lang w:val="en-US"/>
               </w:rPr>
-              <w:t>Date</w:t>
+              <w:t>Datetime</w:t>
             </w:r>
           </w:p>
         </w:tc>
@@ -32759,7 +32305,7 @@
                 <w:szCs w:val="26"/>
                 <w:lang w:val="en-US"/>
               </w:rPr>
-              <w:t>Date</w:t>
+              <w:t>Datetime</w:t>
             </w:r>
           </w:p>
         </w:tc>
@@ -35595,12 +35141,6 @@
         <w:ind w:left="0" w:leftChars="0" w:firstLine="397" w:firstLineChars="153"/>
         <w:jc w:val="both"/>
         <w:textAlignment w:val="auto"/>
-        <w:rPr>
-          <w:rFonts w:hint="default" w:ascii="Times New Roman" w:hAnsi="Times New Roman" w:cs="Times New Roman"/>
-          <w:sz w:val="26"/>
-          <w:szCs w:val="26"/>
-          <w:lang w:val="vi-VN" w:eastAsia="en-US"/>
-        </w:rPr>
       </w:pPr>
       <w:r>
         <w:rPr>
@@ -35630,9 +35170,9 @@
       <w:r>
         <w:drawing>
           <wp:inline distT="0" distB="0" distL="114300" distR="114300">
-            <wp:extent cx="5876925" cy="1085850"/>
-            <wp:effectExtent l="0" t="0" r="5715" b="11430"/>
-            <wp:docPr id="16" name="Picture 1"/>
+            <wp:extent cx="5897245" cy="1323975"/>
+            <wp:effectExtent l="0" t="0" r="0" b="0"/>
+            <wp:docPr id="40" name="Picture 11"/>
             <wp:cNvGraphicFramePr>
               <a:graphicFrameLocks xmlns:a="http://schemas.openxmlformats.org/drawingml/2006/main" noChangeAspect="1"/>
             </wp:cNvGraphicFramePr>
@@ -35640,13 +35180,14 @@
               <a:graphicData uri="http://schemas.openxmlformats.org/drawingml/2006/picture">
                 <pic:pic xmlns:pic="http://schemas.openxmlformats.org/drawingml/2006/picture">
                   <pic:nvPicPr>
-                    <pic:cNvPr id="16" name="Picture 1"/>
+                    <pic:cNvPr id="40" name="Picture 11"/>
                     <pic:cNvPicPr>
                       <a:picLocks noChangeAspect="1"/>
                     </pic:cNvPicPr>
                   </pic:nvPicPr>
                   <pic:blipFill>
                     <a:blip r:embed="rId25"/>
+                    <a:srcRect l="780"/>
                     <a:stretch>
                       <a:fillRect/>
                     </a:stretch>
@@ -35654,7 +35195,7 @@
                   <pic:spPr>
                     <a:xfrm>
                       <a:off x="0" y="0"/>
-                      <a:ext cx="5876925" cy="1085850"/>
+                      <a:ext cx="5897245" cy="1323975"/>
                     </a:xfrm>
                     <a:prstGeom prst="rect">
                       <a:avLst/>
@@ -35735,28 +35276,24 @@
       <w:bookmarkEnd w:id="88"/>
       <w:bookmarkEnd w:id="89"/>
     </w:p>
-    <w:p/>
     <w:p>
       <w:pPr>
-        <w:pageBreakBefore w:val="0"/>
-        <w:kinsoku/>
-        <w:wordWrap/>
-        <w:overflowPunct/>
-        <w:topLinePunct w:val="0"/>
-        <w:autoSpaceDE/>
-        <w:autoSpaceDN/>
-        <w:bidi w:val="0"/>
-        <w:adjustRightInd/>
-        <w:snapToGrid/>
-        <w:spacing w:before="120" w:after="120" w:line="360" w:lineRule="auto"/>
-        <w:textAlignment w:val="auto"/>
+        <w:jc w:val="center"/>
+        <w:rPr>
+          <w:rFonts w:hint="default" w:ascii="Times New Roman" w:hAnsi="Times New Roman" w:cs="Times New Roman" w:eastAsiaTheme="minorEastAsia"/>
+          <w:b/>
+          <w:bCs/>
+          <w:sz w:val="26"/>
+          <w:szCs w:val="26"/>
+          <w:lang w:val="vi-VN" w:eastAsia="en-US" w:bidi="ar-SA"/>
+        </w:rPr>
       </w:pPr>
       <w:r>
         <w:drawing>
           <wp:inline distT="0" distB="0" distL="114300" distR="114300">
-            <wp:extent cx="5867400" cy="1148715"/>
-            <wp:effectExtent l="0" t="0" r="0" b="0"/>
-            <wp:docPr id="17" name="Picture 2"/>
+            <wp:extent cx="5972175" cy="1400175"/>
+            <wp:effectExtent l="0" t="0" r="1905" b="1905"/>
+            <wp:docPr id="41" name="Picture 12"/>
             <wp:cNvGraphicFramePr>
               <a:graphicFrameLocks xmlns:a="http://schemas.openxmlformats.org/drawingml/2006/main" noChangeAspect="1"/>
             </wp:cNvGraphicFramePr>
@@ -35764,14 +35301,13 @@
               <a:graphicData uri="http://schemas.openxmlformats.org/drawingml/2006/picture">
                 <pic:pic xmlns:pic="http://schemas.openxmlformats.org/drawingml/2006/picture">
                   <pic:nvPicPr>
-                    <pic:cNvPr id="17" name="Picture 2"/>
+                    <pic:cNvPr id="41" name="Picture 12"/>
                     <pic:cNvPicPr>
                       <a:picLocks noChangeAspect="1"/>
                     </pic:cNvPicPr>
                   </pic:nvPicPr>
                   <pic:blipFill>
                     <a:blip r:embed="rId26"/>
-                    <a:srcRect b="20658"/>
                     <a:stretch>
                       <a:fillRect/>
                     </a:stretch>
@@ -35779,7 +35315,7 @@
                   <pic:spPr>
                     <a:xfrm>
                       <a:off x="0" y="0"/>
-                      <a:ext cx="5867400" cy="1148715"/>
+                      <a:ext cx="5972175" cy="1400175"/>
                     </a:xfrm>
                     <a:prstGeom prst="rect">
                       <a:avLst/>
@@ -35795,65 +35331,49 @@
           </wp:inline>
         </w:drawing>
       </w:r>
-    </w:p>
-    <w:p>
-      <w:pPr>
-        <w:pStyle w:val="5"/>
-        <w:pageBreakBefore w:val="0"/>
-        <w:kinsoku/>
-        <w:wordWrap/>
-        <w:overflowPunct/>
-        <w:topLinePunct w:val="0"/>
-        <w:autoSpaceDE/>
-        <w:autoSpaceDN/>
-        <w:bidi w:val="0"/>
-        <w:adjustRightInd/>
-        <w:snapToGrid/>
-        <w:spacing w:before="120" w:after="120" w:line="360" w:lineRule="auto"/>
-        <w:jc w:val="center"/>
-        <w:textAlignment w:val="auto"/>
-        <w:rPr>
-          <w:rFonts w:hint="default" w:ascii="Times New Roman" w:hAnsi="Times New Roman" w:cs="Times New Roman"/>
-          <w:sz w:val="26"/>
-          <w:szCs w:val="26"/>
-          <w:lang w:val="vi-VN" w:eastAsia="en-US"/>
-        </w:rPr>
-      </w:pPr>
       <w:bookmarkStart w:id="90" w:name="_Toc31929"/>
       <w:bookmarkStart w:id="91" w:name="_Toc2117"/>
       <w:r>
         <w:rPr>
-          <w:rFonts w:hint="default" w:ascii="Times New Roman" w:hAnsi="Times New Roman" w:cs="Times New Roman"/>
-          <w:sz w:val="26"/>
-          <w:szCs w:val="26"/>
-          <w:lang w:val="en-US" w:eastAsia="en-US"/>
+          <w:rFonts w:hint="default" w:ascii="Times New Roman" w:hAnsi="Times New Roman" w:cs="Times New Roman" w:eastAsiaTheme="minorEastAsia"/>
+          <w:b/>
+          <w:bCs/>
+          <w:sz w:val="26"/>
+          <w:szCs w:val="26"/>
+          <w:lang w:val="en-US" w:eastAsia="en-US" w:bidi="ar-SA"/>
         </w:rPr>
         <w:t>Hình 2.</w:t>
       </w:r>
       <w:r>
         <w:rPr>
-          <w:rFonts w:hint="default" w:ascii="Times New Roman" w:hAnsi="Times New Roman" w:cs="Times New Roman"/>
-          <w:sz w:val="26"/>
-          <w:szCs w:val="26"/>
-          <w:lang w:val="vi-VN" w:eastAsia="en-US"/>
+          <w:rFonts w:hint="default" w:ascii="Times New Roman" w:hAnsi="Times New Roman" w:cs="Times New Roman" w:eastAsiaTheme="minorEastAsia"/>
+          <w:b/>
+          <w:bCs/>
+          <w:sz w:val="26"/>
+          <w:szCs w:val="26"/>
+          <w:lang w:val="vi-VN" w:eastAsia="en-US" w:bidi="ar-SA"/>
         </w:rPr>
         <w:t>13</w:t>
       </w:r>
       <w:r>
         <w:rPr>
-          <w:rFonts w:hint="default" w:ascii="Times New Roman" w:hAnsi="Times New Roman" w:cs="Times New Roman"/>
-          <w:sz w:val="26"/>
-          <w:szCs w:val="26"/>
-          <w:lang w:val="en-US" w:eastAsia="en-US"/>
+          <w:rFonts w:hint="default" w:ascii="Times New Roman" w:hAnsi="Times New Roman" w:cs="Times New Roman" w:eastAsiaTheme="minorEastAsia"/>
+          <w:b/>
+          <w:bCs/>
+          <w:sz w:val="26"/>
+          <w:szCs w:val="26"/>
+          <w:lang w:val="en-US" w:eastAsia="en-US" w:bidi="ar-SA"/>
         </w:rPr>
         <w:t xml:space="preserve">. </w:t>
       </w:r>
       <w:r>
         <w:rPr>
-          <w:rFonts w:hint="default" w:ascii="Times New Roman" w:hAnsi="Times New Roman" w:cs="Times New Roman"/>
-          <w:sz w:val="26"/>
-          <w:szCs w:val="26"/>
-          <w:lang w:val="vi-VN" w:eastAsia="en-US"/>
+          <w:rFonts w:hint="default" w:ascii="Times New Roman" w:hAnsi="Times New Roman" w:cs="Times New Roman" w:eastAsiaTheme="minorEastAsia"/>
+          <w:b/>
+          <w:bCs/>
+          <w:sz w:val="26"/>
+          <w:szCs w:val="26"/>
+          <w:lang w:val="vi-VN" w:eastAsia="en-US" w:bidi="ar-SA"/>
         </w:rPr>
         <w:t>Bảng Xã</w:t>
       </w:r>
@@ -35878,9 +35398,9 @@
       <w:r>
         <w:drawing>
           <wp:inline distT="0" distB="0" distL="114300" distR="114300">
-            <wp:extent cx="5888355" cy="2007870"/>
-            <wp:effectExtent l="0" t="0" r="0" b="0"/>
-            <wp:docPr id="20" name="Picture 3"/>
+            <wp:extent cx="5934075" cy="2143125"/>
+            <wp:effectExtent l="0" t="0" r="9525" b="5715"/>
+            <wp:docPr id="42" name="Picture 13"/>
             <wp:cNvGraphicFramePr>
               <a:graphicFrameLocks xmlns:a="http://schemas.openxmlformats.org/drawingml/2006/main" noChangeAspect="1"/>
             </wp:cNvGraphicFramePr>
@@ -35888,14 +35408,13 @@
               <a:graphicData uri="http://schemas.openxmlformats.org/drawingml/2006/picture">
                 <pic:pic xmlns:pic="http://schemas.openxmlformats.org/drawingml/2006/picture">
                   <pic:nvPicPr>
-                    <pic:cNvPr id="20" name="Picture 3"/>
+                    <pic:cNvPr id="42" name="Picture 13"/>
                     <pic:cNvPicPr>
                       <a:picLocks noChangeAspect="1"/>
                     </pic:cNvPicPr>
                   </pic:nvPicPr>
                   <pic:blipFill>
                     <a:blip r:embed="rId27"/>
-                    <a:srcRect l="1404" t="2319" b="14361"/>
                     <a:stretch>
                       <a:fillRect/>
                     </a:stretch>
@@ -35903,7 +35422,7 @@
                   <pic:spPr>
                     <a:xfrm>
                       <a:off x="0" y="0"/>
-                      <a:ext cx="5888355" cy="2007870"/>
+                      <a:ext cx="5934075" cy="2143125"/>
                     </a:xfrm>
                     <a:prstGeom prst="rect">
                       <a:avLst/>
@@ -35941,8 +35460,8 @@
           <w:lang w:val="vi-VN"/>
         </w:rPr>
       </w:pPr>
-      <w:bookmarkStart w:id="92" w:name="_Toc8110"/>
-      <w:bookmarkStart w:id="93" w:name="_Toc10922"/>
+      <w:bookmarkStart w:id="92" w:name="_Toc10922"/>
+      <w:bookmarkStart w:id="93" w:name="_Toc8110"/>
       <w:r>
         <w:rPr>
           <w:rFonts w:hint="default" w:ascii="Times New Roman" w:hAnsi="Times New Roman" w:cs="Times New Roman"/>
@@ -36000,9 +35519,9 @@
       <w:r>
         <w:drawing>
           <wp:inline distT="0" distB="0" distL="114300" distR="114300">
-            <wp:extent cx="5810250" cy="2095500"/>
-            <wp:effectExtent l="0" t="0" r="11430" b="7620"/>
-            <wp:docPr id="21" name="Picture 4"/>
+            <wp:extent cx="5905500" cy="2143125"/>
+            <wp:effectExtent l="0" t="0" r="7620" b="5715"/>
+            <wp:docPr id="43" name="Picture 14"/>
             <wp:cNvGraphicFramePr>
               <a:graphicFrameLocks xmlns:a="http://schemas.openxmlformats.org/drawingml/2006/main" noChangeAspect="1"/>
             </wp:cNvGraphicFramePr>
@@ -36010,7 +35529,7 @@
               <a:graphicData uri="http://schemas.openxmlformats.org/drawingml/2006/picture">
                 <pic:pic xmlns:pic="http://schemas.openxmlformats.org/drawingml/2006/picture">
                   <pic:nvPicPr>
-                    <pic:cNvPr id="21" name="Picture 4"/>
+                    <pic:cNvPr id="43" name="Picture 14"/>
                     <pic:cNvPicPr>
                       <a:picLocks noChangeAspect="1"/>
                     </pic:cNvPicPr>
@@ -36024,7 +35543,7 @@
                   <pic:spPr>
                     <a:xfrm>
                       <a:off x="0" y="0"/>
-                      <a:ext cx="5810250" cy="2095500"/>
+                      <a:ext cx="5905500" cy="2143125"/>
                     </a:xfrm>
                     <a:prstGeom prst="rect">
                       <a:avLst/>
@@ -36116,14 +35635,23 @@
         <w:adjustRightInd/>
         <w:snapToGrid/>
         <w:spacing w:before="120" w:after="120" w:line="360" w:lineRule="auto"/>
+        <w:jc w:val="center"/>
         <w:textAlignment w:val="auto"/>
+        <w:rPr>
+          <w:rFonts w:hint="default" w:ascii="Times New Roman" w:hAnsi="Times New Roman" w:cs="Times New Roman" w:eastAsiaTheme="minorEastAsia"/>
+          <w:b/>
+          <w:bCs/>
+          <w:sz w:val="26"/>
+          <w:szCs w:val="26"/>
+          <w:lang w:val="vi-VN" w:eastAsia="en-US" w:bidi="ar-SA"/>
+        </w:rPr>
       </w:pPr>
       <w:r>
         <w:drawing>
           <wp:inline distT="0" distB="0" distL="114300" distR="114300">
-            <wp:extent cx="5886450" cy="1400175"/>
-            <wp:effectExtent l="0" t="0" r="11430" b="1905"/>
-            <wp:docPr id="22" name="Picture 5"/>
+            <wp:extent cx="5876925" cy="1181100"/>
+            <wp:effectExtent l="0" t="0" r="5715" b="7620"/>
+            <wp:docPr id="44" name="Picture 15"/>
             <wp:cNvGraphicFramePr>
               <a:graphicFrameLocks xmlns:a="http://schemas.openxmlformats.org/drawingml/2006/main" noChangeAspect="1"/>
             </wp:cNvGraphicFramePr>
@@ -36131,7 +35659,7 @@
               <a:graphicData uri="http://schemas.openxmlformats.org/drawingml/2006/picture">
                 <pic:pic xmlns:pic="http://schemas.openxmlformats.org/drawingml/2006/picture">
                   <pic:nvPicPr>
-                    <pic:cNvPr id="22" name="Picture 5"/>
+                    <pic:cNvPr id="44" name="Picture 15"/>
                     <pic:cNvPicPr>
                       <a:picLocks noChangeAspect="1"/>
                     </pic:cNvPicPr>
@@ -36145,7 +35673,7 @@
                   <pic:spPr>
                     <a:xfrm>
                       <a:off x="0" y="0"/>
-                      <a:ext cx="5886450" cy="1400175"/>
+                      <a:ext cx="5876925" cy="1181100"/>
                     </a:xfrm>
                     <a:prstGeom prst="rect">
                       <a:avLst/>
@@ -36161,63 +35689,49 @@
           </wp:inline>
         </w:drawing>
       </w:r>
-    </w:p>
-    <w:p>
-      <w:pPr>
-        <w:pStyle w:val="5"/>
-        <w:pageBreakBefore w:val="0"/>
-        <w:kinsoku/>
-        <w:wordWrap/>
-        <w:overflowPunct/>
-        <w:topLinePunct w:val="0"/>
-        <w:autoSpaceDE/>
-        <w:autoSpaceDN/>
-        <w:bidi w:val="0"/>
-        <w:adjustRightInd/>
-        <w:snapToGrid/>
-        <w:spacing w:before="120" w:after="120" w:line="360" w:lineRule="auto"/>
-        <w:jc w:val="center"/>
-        <w:textAlignment w:val="auto"/>
-        <w:rPr>
-          <w:rFonts w:hint="default"/>
-          <w:lang w:val="vi-VN"/>
-        </w:rPr>
-      </w:pPr>
       <w:bookmarkStart w:id="96" w:name="_Toc12334"/>
       <w:bookmarkStart w:id="97" w:name="_Toc20385"/>
       <w:r>
         <w:rPr>
-          <w:rFonts w:hint="default" w:ascii="Times New Roman" w:hAnsi="Times New Roman" w:cs="Times New Roman"/>
-          <w:sz w:val="26"/>
-          <w:szCs w:val="26"/>
-          <w:lang w:val="en-US" w:eastAsia="en-US"/>
+          <w:rFonts w:hint="default" w:ascii="Times New Roman" w:hAnsi="Times New Roman" w:cs="Times New Roman" w:eastAsiaTheme="minorEastAsia"/>
+          <w:b/>
+          <w:bCs/>
+          <w:sz w:val="26"/>
+          <w:szCs w:val="26"/>
+          <w:lang w:val="en-US" w:eastAsia="en-US" w:bidi="ar-SA"/>
         </w:rPr>
         <w:t>Hình 2.</w:t>
       </w:r>
       <w:r>
         <w:rPr>
-          <w:rFonts w:hint="default" w:ascii="Times New Roman" w:hAnsi="Times New Roman" w:cs="Times New Roman"/>
-          <w:sz w:val="26"/>
-          <w:szCs w:val="26"/>
-          <w:lang w:val="vi-VN" w:eastAsia="en-US"/>
+          <w:rFonts w:hint="default" w:ascii="Times New Roman" w:hAnsi="Times New Roman" w:cs="Times New Roman" w:eastAsiaTheme="minorEastAsia"/>
+          <w:b/>
+          <w:bCs/>
+          <w:sz w:val="26"/>
+          <w:szCs w:val="26"/>
+          <w:lang w:val="vi-VN" w:eastAsia="en-US" w:bidi="ar-SA"/>
         </w:rPr>
         <w:t>16</w:t>
       </w:r>
       <w:r>
         <w:rPr>
-          <w:rFonts w:hint="default" w:ascii="Times New Roman" w:hAnsi="Times New Roman" w:cs="Times New Roman"/>
-          <w:sz w:val="26"/>
-          <w:szCs w:val="26"/>
-          <w:lang w:val="en-US" w:eastAsia="en-US"/>
+          <w:rFonts w:hint="default" w:ascii="Times New Roman" w:hAnsi="Times New Roman" w:cs="Times New Roman" w:eastAsiaTheme="minorEastAsia"/>
+          <w:b/>
+          <w:bCs/>
+          <w:sz w:val="26"/>
+          <w:szCs w:val="26"/>
+          <w:lang w:val="en-US" w:eastAsia="en-US" w:bidi="ar-SA"/>
         </w:rPr>
         <w:t xml:space="preserve">. </w:t>
       </w:r>
       <w:r>
         <w:rPr>
-          <w:rFonts w:hint="default" w:ascii="Times New Roman" w:hAnsi="Times New Roman" w:cs="Times New Roman"/>
-          <w:sz w:val="26"/>
-          <w:szCs w:val="26"/>
-          <w:lang w:val="vi-VN" w:eastAsia="en-US"/>
+          <w:rFonts w:hint="default" w:ascii="Times New Roman" w:hAnsi="Times New Roman" w:cs="Times New Roman" w:eastAsiaTheme="minorEastAsia"/>
+          <w:b/>
+          <w:bCs/>
+          <w:sz w:val="26"/>
+          <w:szCs w:val="26"/>
+          <w:lang w:val="vi-VN" w:eastAsia="en-US" w:bidi="ar-SA"/>
         </w:rPr>
         <w:t>Bảng Loại Sản phẩm</w:t>
       </w:r>
@@ -36242,9 +35756,9 @@
       <w:r>
         <w:drawing>
           <wp:inline distT="0" distB="0" distL="114300" distR="114300">
-            <wp:extent cx="5886450" cy="2114550"/>
-            <wp:effectExtent l="0" t="0" r="11430" b="3810"/>
-            <wp:docPr id="23" name="Picture 6"/>
+            <wp:extent cx="5924550" cy="1800225"/>
+            <wp:effectExtent l="0" t="0" r="3810" b="13335"/>
+            <wp:docPr id="45" name="Picture 16"/>
             <wp:cNvGraphicFramePr>
               <a:graphicFrameLocks xmlns:a="http://schemas.openxmlformats.org/drawingml/2006/main" noChangeAspect="1"/>
             </wp:cNvGraphicFramePr>
@@ -36252,7 +35766,7 @@
               <a:graphicData uri="http://schemas.openxmlformats.org/drawingml/2006/picture">
                 <pic:pic xmlns:pic="http://schemas.openxmlformats.org/drawingml/2006/picture">
                   <pic:nvPicPr>
-                    <pic:cNvPr id="23" name="Picture 6"/>
+                    <pic:cNvPr id="45" name="Picture 16"/>
                     <pic:cNvPicPr>
                       <a:picLocks noChangeAspect="1"/>
                     </pic:cNvPicPr>
@@ -36266,7 +35780,7 @@
                   <pic:spPr>
                     <a:xfrm>
                       <a:off x="0" y="0"/>
-                      <a:ext cx="5886450" cy="2114550"/>
+                      <a:ext cx="5924550" cy="1800225"/>
                     </a:xfrm>
                     <a:prstGeom prst="rect">
                       <a:avLst/>
@@ -36304,8 +35818,8 @@
           <w:lang w:val="vi-VN"/>
         </w:rPr>
       </w:pPr>
-      <w:bookmarkStart w:id="98" w:name="_Toc30634"/>
-      <w:bookmarkStart w:id="99" w:name="_Toc13122"/>
+      <w:bookmarkStart w:id="98" w:name="_Toc13122"/>
+      <w:bookmarkStart w:id="99" w:name="_Toc30634"/>
       <w:r>
         <w:rPr>
           <w:rFonts w:hint="default" w:ascii="Times New Roman" w:hAnsi="Times New Roman" w:cs="Times New Roman"/>
@@ -36345,9 +35859,9 @@
       <w:r>
         <w:drawing>
           <wp:inline distT="0" distB="0" distL="114300" distR="114300">
-            <wp:extent cx="5967095" cy="1508125"/>
-            <wp:effectExtent l="0" t="0" r="6985" b="635"/>
-            <wp:docPr id="24" name="Picture 7"/>
+            <wp:extent cx="5915025" cy="1343025"/>
+            <wp:effectExtent l="0" t="0" r="13335" b="13335"/>
+            <wp:docPr id="46" name="Picture 17"/>
             <wp:cNvGraphicFramePr>
               <a:graphicFrameLocks xmlns:a="http://schemas.openxmlformats.org/drawingml/2006/main" noChangeAspect="1"/>
             </wp:cNvGraphicFramePr>
@@ -36355,7 +35869,7 @@
               <a:graphicData uri="http://schemas.openxmlformats.org/drawingml/2006/picture">
                 <pic:pic xmlns:pic="http://schemas.openxmlformats.org/drawingml/2006/picture">
                   <pic:nvPicPr>
-                    <pic:cNvPr id="24" name="Picture 7"/>
+                    <pic:cNvPr id="46" name="Picture 17"/>
                     <pic:cNvPicPr>
                       <a:picLocks noChangeAspect="1"/>
                     </pic:cNvPicPr>
@@ -36369,7 +35883,7 @@
                   <pic:spPr>
                     <a:xfrm>
                       <a:off x="0" y="0"/>
-                      <a:ext cx="5967095" cy="1508125"/>
+                      <a:ext cx="5915025" cy="1343025"/>
                     </a:xfrm>
                     <a:prstGeom prst="rect">
                       <a:avLst/>
@@ -36482,9 +35996,9 @@
       <w:r>
         <w:drawing>
           <wp:inline distT="0" distB="0" distL="114300" distR="114300">
-            <wp:extent cx="5867400" cy="1381125"/>
-            <wp:effectExtent l="0" t="0" r="0" b="5715"/>
-            <wp:docPr id="25" name="Picture 8"/>
+            <wp:extent cx="5838825" cy="1400175"/>
+            <wp:effectExtent l="0" t="0" r="13335" b="1905"/>
+            <wp:docPr id="47" name="Picture 18"/>
             <wp:cNvGraphicFramePr>
               <a:graphicFrameLocks xmlns:a="http://schemas.openxmlformats.org/drawingml/2006/main" noChangeAspect="1"/>
             </wp:cNvGraphicFramePr>
@@ -36492,7 +36006,7 @@
               <a:graphicData uri="http://schemas.openxmlformats.org/drawingml/2006/picture">
                 <pic:pic xmlns:pic="http://schemas.openxmlformats.org/drawingml/2006/picture">
                   <pic:nvPicPr>
-                    <pic:cNvPr id="25" name="Picture 8"/>
+                    <pic:cNvPr id="47" name="Picture 18"/>
                     <pic:cNvPicPr>
                       <a:picLocks noChangeAspect="1"/>
                     </pic:cNvPicPr>
@@ -36506,7 +36020,7 @@
                   <pic:spPr>
                     <a:xfrm>
                       <a:off x="0" y="0"/>
-                      <a:ext cx="5867400" cy="1381125"/>
+                      <a:ext cx="5838825" cy="1400175"/>
                     </a:xfrm>
                     <a:prstGeom prst="rect">
                       <a:avLst/>
@@ -36588,9 +36102,9 @@
       <w:r>
         <w:drawing>
           <wp:inline distT="0" distB="0" distL="114300" distR="114300">
-            <wp:extent cx="5895975" cy="1695450"/>
-            <wp:effectExtent l="0" t="0" r="1905" b="11430"/>
-            <wp:docPr id="26" name="Picture 9"/>
+            <wp:extent cx="5848350" cy="1600200"/>
+            <wp:effectExtent l="0" t="0" r="3810" b="0"/>
+            <wp:docPr id="48" name="Picture 19"/>
             <wp:cNvGraphicFramePr>
               <a:graphicFrameLocks xmlns:a="http://schemas.openxmlformats.org/drawingml/2006/main" noChangeAspect="1"/>
             </wp:cNvGraphicFramePr>
@@ -36598,7 +36112,7 @@
               <a:graphicData uri="http://schemas.openxmlformats.org/drawingml/2006/picture">
                 <pic:pic xmlns:pic="http://schemas.openxmlformats.org/drawingml/2006/picture">
                   <pic:nvPicPr>
-                    <pic:cNvPr id="26" name="Picture 9"/>
+                    <pic:cNvPr id="48" name="Picture 19"/>
                     <pic:cNvPicPr>
                       <a:picLocks noChangeAspect="1"/>
                     </pic:cNvPicPr>
@@ -36612,7 +36126,7 @@
                   <pic:spPr>
                     <a:xfrm>
                       <a:off x="0" y="0"/>
-                      <a:ext cx="5895975" cy="1695450"/>
+                      <a:ext cx="5848350" cy="1600200"/>
                     </a:xfrm>
                     <a:prstGeom prst="rect">
                       <a:avLst/>
@@ -36650,8 +36164,8 @@
           <w:lang w:val="vi-VN"/>
         </w:rPr>
       </w:pPr>
-      <w:bookmarkStart w:id="104" w:name="_Toc20570"/>
-      <w:bookmarkStart w:id="105" w:name="_Toc1743"/>
+      <w:bookmarkStart w:id="104" w:name="_Toc1743"/>
+      <w:bookmarkStart w:id="105" w:name="_Toc20570"/>
       <w:r>
         <w:rPr>
           <w:rFonts w:hint="default" w:ascii="Times New Roman" w:hAnsi="Times New Roman" w:cs="Times New Roman"/>
@@ -36695,9 +36209,9 @@
       <w:r>
         <w:drawing>
           <wp:inline distT="0" distB="0" distL="114300" distR="114300">
-            <wp:extent cx="5876925" cy="1666875"/>
-            <wp:effectExtent l="0" t="0" r="5715" b="9525"/>
-            <wp:docPr id="27" name="Picture 10"/>
+            <wp:extent cx="5857875" cy="1581150"/>
+            <wp:effectExtent l="0" t="0" r="9525" b="3810"/>
+            <wp:docPr id="49" name="Picture 20"/>
             <wp:cNvGraphicFramePr>
               <a:graphicFrameLocks xmlns:a="http://schemas.openxmlformats.org/drawingml/2006/main" noChangeAspect="1"/>
             </wp:cNvGraphicFramePr>
@@ -36705,7 +36219,7 @@
               <a:graphicData uri="http://schemas.openxmlformats.org/drawingml/2006/picture">
                 <pic:pic xmlns:pic="http://schemas.openxmlformats.org/drawingml/2006/picture">
                   <pic:nvPicPr>
-                    <pic:cNvPr id="27" name="Picture 10"/>
+                    <pic:cNvPr id="49" name="Picture 20"/>
                     <pic:cNvPicPr>
                       <a:picLocks noChangeAspect="1"/>
                     </pic:cNvPicPr>
@@ -36719,7 +36233,7 @@
                   <pic:spPr>
                     <a:xfrm>
                       <a:off x="0" y="0"/>
-                      <a:ext cx="5876925" cy="1666875"/>
+                      <a:ext cx="5857875" cy="1581150"/>
                     </a:xfrm>
                     <a:prstGeom prst="rect">
                       <a:avLst/>
@@ -36835,9 +36349,9 @@
       <w:r>
         <w:drawing>
           <wp:inline distT="0" distB="0" distL="114300" distR="114300">
-            <wp:extent cx="5965190" cy="4231640"/>
-            <wp:effectExtent l="0" t="0" r="8890" b="5080"/>
-            <wp:docPr id="28" name="Picture 11"/>
+            <wp:extent cx="5963920" cy="2939415"/>
+            <wp:effectExtent l="0" t="0" r="10160" b="1905"/>
+            <wp:docPr id="50" name="Picture 21"/>
             <wp:cNvGraphicFramePr>
               <a:graphicFrameLocks xmlns:a="http://schemas.openxmlformats.org/drawingml/2006/main" noChangeAspect="1"/>
             </wp:cNvGraphicFramePr>
@@ -36845,7 +36359,7 @@
               <a:graphicData uri="http://schemas.openxmlformats.org/drawingml/2006/picture">
                 <pic:pic xmlns:pic="http://schemas.openxmlformats.org/drawingml/2006/picture">
                   <pic:nvPicPr>
-                    <pic:cNvPr id="28" name="Picture 11"/>
+                    <pic:cNvPr id="50" name="Picture 21"/>
                     <pic:cNvPicPr>
                       <a:picLocks noChangeAspect="1"/>
                     </pic:cNvPicPr>
@@ -36859,7 +36373,7 @@
                   <pic:spPr>
                     <a:xfrm>
                       <a:off x="0" y="0"/>
-                      <a:ext cx="5965190" cy="4231640"/>
+                      <a:ext cx="5963920" cy="2939415"/>
                     </a:xfrm>
                     <a:prstGeom prst="rect">
                       <a:avLst/>
@@ -36899,8 +36413,8 @@
           <w:lang w:val="vi-VN" w:eastAsia="en-US"/>
         </w:rPr>
       </w:pPr>
-      <w:bookmarkStart w:id="108" w:name="_Toc12471"/>
-      <w:bookmarkStart w:id="109" w:name="_Toc25726"/>
+      <w:bookmarkStart w:id="108" w:name="_Toc25726"/>
+      <w:bookmarkStart w:id="109" w:name="_Toc12471"/>
       <w:r>
         <w:rPr>
           <w:rFonts w:hint="default" w:ascii="Times New Roman" w:hAnsi="Times New Roman" w:cs="Times New Roman"/>
@@ -36943,6 +36457,8 @@
           <w:lang w:val="vi-VN" w:eastAsia="en-US"/>
         </w:rPr>
       </w:pPr>
+      <w:bookmarkStart w:id="110" w:name="_GoBack"/>
+      <w:bookmarkEnd w:id="110"/>
     </w:p>
     <w:sectPr>
       <w:footerReference r:id="rId5" w:type="default"/>

--- a/GROUP_REPORT/2. GROUP1_REPORT_PTTKHTTT.docx
+++ b/GROUP_REPORT/2. GROUP1_REPORT_PTTKHTTT.docx
@@ -14882,8 +14882,8 @@
         </w:rPr>
       </w:pPr>
       <w:bookmarkStart w:id="5" w:name="_Toc21142"/>
-      <w:bookmarkStart w:id="6" w:name="_Toc14871"/>
-      <w:bookmarkStart w:id="7" w:name="_Toc8075"/>
+      <w:bookmarkStart w:id="6" w:name="_Toc8075"/>
+      <w:bookmarkStart w:id="7" w:name="_Toc14871"/>
       <w:r>
         <w:rPr>
           <w:rFonts w:hint="default" w:ascii="Times New Roman" w:hAnsi="Times New Roman" w:cs="Times New Roman"/>
@@ -15054,8 +15054,8 @@
           <w:lang w:val="vi-VN" w:eastAsia="en-US"/>
         </w:rPr>
       </w:pPr>
-      <w:bookmarkStart w:id="8" w:name="_Toc10295"/>
-      <w:bookmarkStart w:id="9" w:name="_Toc27098"/>
+      <w:bookmarkStart w:id="8" w:name="_Toc27098"/>
+      <w:bookmarkStart w:id="9" w:name="_Toc10295"/>
       <w:r>
         <w:rPr>
           <w:rFonts w:hint="default" w:ascii="Times New Roman" w:hAnsi="Times New Roman" w:cs="Times New Roman"/>
@@ -15225,8 +15225,8 @@
         </w:rPr>
       </w:pPr>
       <w:bookmarkStart w:id="10" w:name="_Toc25107"/>
-      <w:bookmarkStart w:id="11" w:name="_Toc13700"/>
-      <w:bookmarkStart w:id="12" w:name="_Toc17691"/>
+      <w:bookmarkStart w:id="11" w:name="_Toc17691"/>
+      <w:bookmarkStart w:id="12" w:name="_Toc13700"/>
       <w:r>
         <w:rPr>
           <w:rFonts w:hint="default" w:ascii="Times New Roman" w:hAnsi="Times New Roman" w:cs="Times New Roman"/>
@@ -15685,8 +15685,8 @@
         </w:rPr>
       </w:pPr>
       <w:bookmarkStart w:id="19" w:name="_Toc15423"/>
-      <w:bookmarkStart w:id="20" w:name="_Toc10685"/>
-      <w:bookmarkStart w:id="21" w:name="_Toc1568"/>
+      <w:bookmarkStart w:id="20" w:name="_Toc1568"/>
+      <w:bookmarkStart w:id="21" w:name="_Toc10685"/>
       <w:r>
         <w:rPr>
           <w:rFonts w:hint="default" w:ascii="Times New Roman" w:hAnsi="Times New Roman" w:cs="Times New Roman"/>
@@ -16494,6 +16494,7 @@
             <w:insideH w:val="single" w:color="auto" w:sz="4" w:space="0"/>
             <w:insideV w:val="single" w:color="auto" w:sz="4" w:space="0"/>
           </w:tblBorders>
+          <w:shd w:val="clear" w:color="auto" w:fill="auto"/>
           <w:tblCellMar>
             <w:top w:w="15" w:type="dxa"/>
             <w:left w:w="15" w:type="dxa"/>
@@ -18046,6 +18047,12 @@
             <w:insideV w:val="single" w:color="auto" w:sz="4" w:space="0"/>
           </w:tblBorders>
           <w:shd w:val="clear" w:color="auto" w:fill="auto"/>
+          <w:tblCellMar>
+            <w:top w:w="15" w:type="dxa"/>
+            <w:left w:w="15" w:type="dxa"/>
+            <w:bottom w:w="15" w:type="dxa"/>
+            <w:right w:w="15" w:type="dxa"/>
+          </w:tblCellMar>
         </w:tblPrEx>
         <w:trPr>
           <w:trHeight w:val="0" w:hRule="atLeast"/>
@@ -18721,7 +18728,6 @@
             <w:insideH w:val="single" w:color="auto" w:sz="4" w:space="0"/>
             <w:insideV w:val="single" w:color="auto" w:sz="4" w:space="0"/>
           </w:tblBorders>
-          <w:shd w:val="clear" w:color="auto" w:fill="auto"/>
           <w:tblCellMar>
             <w:top w:w="15" w:type="dxa"/>
             <w:left w:w="15" w:type="dxa"/>
@@ -20144,8 +20150,8 @@
         </w:rPr>
       </w:pPr>
       <w:bookmarkStart w:id="41" w:name="_Toc22135"/>
-      <w:bookmarkStart w:id="42" w:name="_Toc16075"/>
-      <w:bookmarkStart w:id="43" w:name="_Toc7791"/>
+      <w:bookmarkStart w:id="42" w:name="_Toc7791"/>
+      <w:bookmarkStart w:id="43" w:name="_Toc16075"/>
       <w:r>
         <w:rPr>
           <w:rFonts w:hint="default" w:ascii="Times New Roman" w:hAnsi="Times New Roman" w:cs="Times New Roman"/>
@@ -20643,8 +20649,8 @@
         </w:rPr>
       </w:pPr>
       <w:bookmarkStart w:id="50" w:name="_Toc15075"/>
-      <w:bookmarkStart w:id="51" w:name="_Toc6802"/>
-      <w:bookmarkStart w:id="52" w:name="_Toc30621"/>
+      <w:bookmarkStart w:id="51" w:name="_Toc30621"/>
+      <w:bookmarkStart w:id="52" w:name="_Toc6802"/>
       <w:r>
         <w:rPr>
           <w:rFonts w:hint="default" w:ascii="Times New Roman" w:hAnsi="Times New Roman" w:cs="Times New Roman"/>
@@ -21072,8 +21078,8 @@
         </w:rPr>
       </w:pPr>
       <w:bookmarkStart w:id="56" w:name="_Toc19415"/>
-      <w:bookmarkStart w:id="57" w:name="_Toc23702"/>
-      <w:bookmarkStart w:id="58" w:name="_Toc4190"/>
+      <w:bookmarkStart w:id="57" w:name="_Toc4190"/>
+      <w:bookmarkStart w:id="58" w:name="_Toc23702"/>
       <w:r>
         <w:rPr>
           <w:rStyle w:val="11"/>
@@ -21663,8 +21669,8 @@
           <w:lang w:val="vi-VN" w:eastAsia="en-US"/>
         </w:rPr>
       </w:pPr>
-      <w:bookmarkStart w:id="65" w:name="_Toc30519"/>
-      <w:bookmarkStart w:id="66" w:name="_Toc21644"/>
+      <w:bookmarkStart w:id="65" w:name="_Toc21644"/>
+      <w:bookmarkStart w:id="66" w:name="_Toc30519"/>
       <w:r>
         <w:rPr>
           <w:rFonts w:hint="default" w:ascii="Times New Roman" w:hAnsi="Times New Roman" w:cs="Times New Roman"/>
@@ -23516,6 +23522,7 @@
           <w:rFonts w:hint="default" w:ascii="Times New Roman" w:hAnsi="Times New Roman" w:cs="Times New Roman"/>
           <w:sz w:val="26"/>
           <w:szCs w:val="26"/>
+          <w:u w:val="single"/>
           <w:lang w:val="vi-VN" w:eastAsia="en-US"/>
         </w:rPr>
         <w:t xml:space="preserve">, </w:t>
@@ -23604,7 +23611,21 @@
           <w:u w:val="single"/>
           <w:lang w:val="vi-VN" w:eastAsia="en-US"/>
         </w:rPr>
-        <w:t>MaDBH</w:t>
+        <w:t>MaD</w:t>
+      </w:r>
+      <w:bookmarkStart w:id="110" w:name="_GoBack"/>
+      <w:r>
+        <w:rPr>
+          <w:rFonts w:hint="default" w:ascii="Times New Roman" w:hAnsi="Times New Roman" w:eastAsia="Times New Roman" w:cs="Times New Roman"/>
+          <w:b/>
+          <w:bCs/>
+          <w:color w:val="000000"/>
+          <w:sz w:val="26"/>
+          <w:szCs w:val="26"/>
+          <w:u w:val="single"/>
+          <w:lang w:val="vi-VN" w:eastAsia="en-US"/>
+        </w:rPr>
+        <w:t>BH</w:t>
       </w:r>
       <w:r>
         <w:rPr>
@@ -23612,22 +23633,37 @@
           <w:color w:val="000000"/>
           <w:sz w:val="26"/>
           <w:szCs w:val="26"/>
-          <w:lang w:val="vi-VN" w:eastAsia="en-US"/>
-        </w:rPr>
-        <w:t xml:space="preserve">, </w:t>
-      </w:r>
-      <w:r>
-        <w:rPr>
-          <w:rFonts w:hint="default" w:ascii="Times New Roman" w:hAnsi="Times New Roman" w:eastAsia="Times New Roman" w:cs="Times New Roman"/>
-          <w:b/>
-          <w:bCs/>
-          <w:color w:val="000000"/>
-          <w:sz w:val="26"/>
-          <w:szCs w:val="26"/>
           <w:u w:val="single"/>
           <w:lang w:val="vi-VN" w:eastAsia="en-US"/>
         </w:rPr>
-        <w:t>MaSP</w:t>
+        <w:t xml:space="preserve">, </w:t>
+      </w:r>
+      <w:r>
+        <w:rPr>
+          <w:rFonts w:hint="default" w:ascii="Times New Roman" w:hAnsi="Times New Roman" w:eastAsia="Times New Roman" w:cs="Times New Roman"/>
+          <w:b/>
+          <w:bCs/>
+          <w:color w:val="000000"/>
+          <w:sz w:val="26"/>
+          <w:szCs w:val="26"/>
+          <w:u w:val="single"/>
+          <w:lang w:val="vi-VN" w:eastAsia="en-US"/>
+        </w:rPr>
+        <w:t>M</w:t>
+      </w:r>
+      <w:bookmarkEnd w:id="110"/>
+      <w:r>
+        <w:rPr>
+          <w:rFonts w:hint="default" w:ascii="Times New Roman" w:hAnsi="Times New Roman" w:eastAsia="Times New Roman" w:cs="Times New Roman"/>
+          <w:b/>
+          <w:bCs/>
+          <w:color w:val="000000"/>
+          <w:sz w:val="26"/>
+          <w:szCs w:val="26"/>
+          <w:u w:val="single"/>
+          <w:lang w:val="vi-VN" w:eastAsia="en-US"/>
+        </w:rPr>
+        <w:t>aSP</w:t>
       </w:r>
       <w:r>
         <w:rPr>
@@ -25497,6 +25533,12 @@
             <w:insideH w:val="single" w:color="auto" w:sz="4" w:space="0"/>
             <w:insideV w:val="single" w:color="auto" w:sz="4" w:space="0"/>
           </w:tblBorders>
+          <w:tblCellMar>
+            <w:top w:w="0" w:type="dxa"/>
+            <w:left w:w="108" w:type="dxa"/>
+            <w:bottom w:w="0" w:type="dxa"/>
+            <w:right w:w="108" w:type="dxa"/>
+          </w:tblCellMar>
         </w:tblPrEx>
         <w:tc>
           <w:tcPr>
@@ -28304,6 +28346,12 @@
             <w:insideH w:val="single" w:color="auto" w:sz="4" w:space="0"/>
             <w:insideV w:val="single" w:color="auto" w:sz="4" w:space="0"/>
           </w:tblBorders>
+          <w:tblCellMar>
+            <w:top w:w="0" w:type="dxa"/>
+            <w:left w:w="108" w:type="dxa"/>
+            <w:bottom w:w="0" w:type="dxa"/>
+            <w:right w:w="108" w:type="dxa"/>
+          </w:tblCellMar>
         </w:tblPrEx>
         <w:tc>
           <w:tcPr>
@@ -36413,8 +36461,8 @@
           <w:lang w:val="vi-VN" w:eastAsia="en-US"/>
         </w:rPr>
       </w:pPr>
-      <w:bookmarkStart w:id="108" w:name="_Toc25726"/>
-      <w:bookmarkStart w:id="109" w:name="_Toc12471"/>
+      <w:bookmarkStart w:id="108" w:name="_Toc12471"/>
+      <w:bookmarkStart w:id="109" w:name="_Toc25726"/>
       <w:r>
         <w:rPr>
           <w:rFonts w:hint="default" w:ascii="Times New Roman" w:hAnsi="Times New Roman" w:cs="Times New Roman"/>
@@ -36457,8 +36505,6 @@
           <w:lang w:val="vi-VN" w:eastAsia="en-US"/>
         </w:rPr>
       </w:pPr>
-      <w:bookmarkStart w:id="110" w:name="_GoBack"/>
-      <w:bookmarkEnd w:id="110"/>
     </w:p>
     <w:sectPr>
       <w:footerReference r:id="rId5" w:type="default"/>

--- a/GROUP_REPORT/2. GROUP1_REPORT_PTTKHTTT.docx
+++ b/GROUP_REPORT/2. GROUP1_REPORT_PTTKHTTT.docx
@@ -564,6 +564,8 @@
         <w:textAlignment w:val="auto"/>
         <w:rPr>
           <w:rFonts w:hint="default" w:ascii="Times New Roman" w:hAnsi="Times New Roman" w:cs="Times New Roman"/>
+          <w:b/>
+          <w:bCs/>
           <w:sz w:val="26"/>
           <w:szCs w:val="26"/>
           <w:lang w:val="vi-VN"/>
@@ -594,6 +596,8 @@
       <w:r>
         <w:rPr>
           <w:rFonts w:hint="default" w:ascii="Times New Roman" w:hAnsi="Times New Roman" w:cs="Times New Roman"/>
+          <w:b/>
+          <w:bCs/>
           <w:sz w:val="26"/>
           <w:szCs w:val="26"/>
         </w:rPr>
@@ -2280,6 +2284,8 @@
         <w:textAlignment w:val="auto"/>
         <w:rPr>
           <w:rFonts w:hint="default" w:ascii="Times New Roman" w:hAnsi="Times New Roman" w:cs="Times New Roman"/>
+          <w:b/>
+          <w:bCs/>
           <w:sz w:val="26"/>
           <w:szCs w:val="26"/>
         </w:rPr>
@@ -2287,6 +2293,8 @@
       <w:r>
         <w:rPr>
           <w:rFonts w:hint="default" w:ascii="Times New Roman" w:hAnsi="Times New Roman" w:cs="Times New Roman"/>
+          <w:b/>
+          <w:bCs/>
           <w:sz w:val="26"/>
           <w:szCs w:val="26"/>
         </w:rPr>
@@ -3386,7 +3394,7 @@
           <w:sz w:val="26"/>
           <w:szCs w:val="26"/>
         </w:rPr>
-        <w:t>9</w:t>
+        <w:t>10</w:t>
       </w:r>
       <w:r>
         <w:rPr>
@@ -3541,7 +3549,7 @@
           <w:sz w:val="26"/>
           <w:szCs w:val="26"/>
         </w:rPr>
-        <w:t>9</w:t>
+        <w:t>10</w:t>
       </w:r>
       <w:r>
         <w:rPr>
@@ -3696,7 +3704,7 @@
           <w:sz w:val="26"/>
           <w:szCs w:val="26"/>
         </w:rPr>
-        <w:t>9</w:t>
+        <w:t>10</w:t>
       </w:r>
       <w:r>
         <w:rPr>
@@ -3903,7 +3911,7 @@
           <w:sz w:val="26"/>
           <w:szCs w:val="26"/>
         </w:rPr>
-        <w:t>9</w:t>
+        <w:t>10</w:t>
       </w:r>
       <w:r>
         <w:rPr>
@@ -4084,7 +4092,7 @@
           <w:sz w:val="26"/>
           <w:szCs w:val="26"/>
         </w:rPr>
-        <w:t>12</w:t>
+        <w:t>13</w:t>
       </w:r>
       <w:r>
         <w:rPr>
@@ -4291,7 +4299,7 @@
           <w:sz w:val="26"/>
           <w:szCs w:val="26"/>
         </w:rPr>
-        <w:t>13</w:t>
+        <w:t>14</w:t>
       </w:r>
       <w:r>
         <w:rPr>
@@ -4446,7 +4454,7 @@
           <w:sz w:val="26"/>
           <w:szCs w:val="26"/>
         </w:rPr>
-        <w:t>14</w:t>
+        <w:t>15</w:t>
       </w:r>
       <w:r>
         <w:rPr>
@@ -4601,7 +4609,7 @@
           <w:sz w:val="26"/>
           <w:szCs w:val="26"/>
         </w:rPr>
-        <w:t>14</w:t>
+        <w:t>15</w:t>
       </w:r>
       <w:r>
         <w:rPr>
@@ -4756,7 +4764,7 @@
           <w:sz w:val="26"/>
           <w:szCs w:val="26"/>
         </w:rPr>
-        <w:t>14</w:t>
+        <w:t>15</w:t>
       </w:r>
       <w:r>
         <w:rPr>
@@ -4937,7 +4945,7 @@
           <w:sz w:val="26"/>
           <w:szCs w:val="26"/>
         </w:rPr>
-        <w:t>15</w:t>
+        <w:t>16</w:t>
       </w:r>
       <w:r>
         <w:rPr>
@@ -5118,7 +5126,7 @@
           <w:sz w:val="26"/>
           <w:szCs w:val="26"/>
         </w:rPr>
-        <w:t>15</w:t>
+        <w:t>16</w:t>
       </w:r>
       <w:r>
         <w:rPr>
@@ -5273,7 +5281,7 @@
           <w:sz w:val="26"/>
           <w:szCs w:val="26"/>
         </w:rPr>
-        <w:t>15</w:t>
+        <w:t>16</w:t>
       </w:r>
       <w:r>
         <w:rPr>
@@ -5428,7 +5436,7 @@
           <w:sz w:val="26"/>
           <w:szCs w:val="26"/>
         </w:rPr>
-        <w:t>16</w:t>
+        <w:t>17</w:t>
       </w:r>
       <w:r>
         <w:rPr>
@@ -5583,7 +5591,7 @@
           <w:sz w:val="26"/>
           <w:szCs w:val="26"/>
         </w:rPr>
-        <w:t>17</w:t>
+        <w:t>18</w:t>
       </w:r>
       <w:r>
         <w:rPr>
@@ -5740,7 +5748,7 @@
           <w:sz w:val="26"/>
           <w:szCs w:val="26"/>
         </w:rPr>
-        <w:t>17</w:t>
+        <w:t>18</w:t>
       </w:r>
       <w:r>
         <w:rPr>
@@ -5897,7 +5905,7 @@
           <w:sz w:val="26"/>
           <w:szCs w:val="26"/>
         </w:rPr>
-        <w:t>17</w:t>
+        <w:t>18</w:t>
       </w:r>
       <w:r>
         <w:rPr>
@@ -6054,7 +6062,7 @@
           <w:sz w:val="26"/>
           <w:szCs w:val="26"/>
         </w:rPr>
-        <w:t>18</w:t>
+        <w:t>19</w:t>
       </w:r>
       <w:r>
         <w:rPr>
@@ -6211,7 +6219,7 @@
           <w:sz w:val="26"/>
           <w:szCs w:val="26"/>
         </w:rPr>
-        <w:t>19</w:t>
+        <w:t>20</w:t>
       </w:r>
       <w:r>
         <w:rPr>
@@ -6368,7 +6376,7 @@
           <w:sz w:val="26"/>
           <w:szCs w:val="26"/>
         </w:rPr>
-        <w:t>19</w:t>
+        <w:t>20</w:t>
       </w:r>
       <w:r>
         <w:rPr>
@@ -6523,7 +6531,7 @@
           <w:sz w:val="26"/>
           <w:szCs w:val="26"/>
         </w:rPr>
-        <w:t>20</w:t>
+        <w:t>21</w:t>
       </w:r>
       <w:r>
         <w:rPr>
@@ -6678,7 +6686,7 @@
           <w:sz w:val="26"/>
           <w:szCs w:val="26"/>
         </w:rPr>
-        <w:t>20</w:t>
+        <w:t>21</w:t>
       </w:r>
       <w:r>
         <w:rPr>
@@ -6833,7 +6841,7 @@
           <w:sz w:val="26"/>
           <w:szCs w:val="26"/>
         </w:rPr>
-        <w:t>22</w:t>
+        <w:t>23</w:t>
       </w:r>
       <w:r>
         <w:rPr>
@@ -7001,7 +7009,7 @@
           <w:sz w:val="26"/>
           <w:szCs w:val="26"/>
         </w:rPr>
-        <w:t>22</w:t>
+        <w:t>23</w:t>
       </w:r>
       <w:r>
         <w:rPr>
@@ -7156,7 +7164,7 @@
           <w:sz w:val="26"/>
           <w:szCs w:val="26"/>
         </w:rPr>
-        <w:t>23</w:t>
+        <w:t>24</w:t>
       </w:r>
       <w:r>
         <w:rPr>
@@ -7311,7 +7319,7 @@
           <w:sz w:val="26"/>
           <w:szCs w:val="26"/>
         </w:rPr>
-        <w:t>23</w:t>
+        <w:t>24</w:t>
       </w:r>
       <w:r>
         <w:rPr>
@@ -7466,7 +7474,7 @@
           <w:sz w:val="26"/>
           <w:szCs w:val="26"/>
         </w:rPr>
-        <w:t>27</w:t>
+        <w:t>28</w:t>
       </w:r>
       <w:r>
         <w:rPr>
@@ -7535,6 +7543,34 @@
     </w:p>
     <w:p>
       <w:pPr>
+        <w:rPr>
+          <w:rFonts w:hint="default" w:ascii="Times New Roman" w:hAnsi="Times New Roman" w:cs="Times New Roman" w:eastAsiaTheme="majorEastAsia"/>
+          <w:bCs w:val="0"/>
+          <w:kern w:val="28"/>
+          <w:sz w:val="26"/>
+          <w:szCs w:val="26"/>
+          <w:lang w:val="vi-VN" w:eastAsia="en-US" w:bidi="ar-SA"/>
+          <w14:ligatures w14:val="standardContextual"/>
+        </w:rPr>
+      </w:pPr>
+      <w:r>
+        <w:rPr>
+          <w:rFonts w:hint="default" w:ascii="Times New Roman" w:hAnsi="Times New Roman" w:cs="Times New Roman" w:eastAsiaTheme="majorEastAsia"/>
+          <w:bCs w:val="0"/>
+          <w:kern w:val="28"/>
+          <w:sz w:val="26"/>
+          <w:szCs w:val="26"/>
+          <w:lang w:val="vi-VN" w:eastAsia="en-US" w:bidi="ar-SA"/>
+          <w14:ligatures w14:val="standardContextual"/>
+        </w:rPr>
+        <w:br w:type="page"/>
+      </w:r>
+    </w:p>
+    <w:p>
+      <w:pPr>
+        <w:pStyle w:val="257"/>
+        <w:keepNext w:val="0"/>
+        <w:keepLines w:val="0"/>
         <w:pageBreakBefore w:val="0"/>
         <w:widowControl/>
         <w:kinsoku/>
@@ -7549,6 +7585,933 @@
         <w:spacing w:before="120" w:after="120" w:line="360" w:lineRule="auto"/>
         <w:textAlignment w:val="auto"/>
         <w:rPr>
+          <w:rFonts w:hint="default" w:ascii="Times New Roman" w:hAnsi="Times New Roman" w:eastAsia="SimSun" w:cs="Times New Roman"/>
+          <w:b/>
+          <w:bCs/>
+          <w:sz w:val="26"/>
+          <w:szCs w:val="26"/>
+          <w:lang w:val="vi-VN" w:eastAsia="en-US" w:bidi="ar-SA"/>
+        </w:rPr>
+      </w:pPr>
+      <w:bookmarkStart w:id="1" w:name="_Toc107424994"/>
+      <w:r>
+        <w:rPr>
+          <w:rFonts w:hint="default" w:ascii="Times New Roman" w:hAnsi="Times New Roman" w:eastAsia="SimSun" w:cs="Times New Roman"/>
+          <w:b/>
+          <w:bCs/>
+          <w:sz w:val="26"/>
+          <w:szCs w:val="26"/>
+          <w:lang w:val="vi-VN" w:eastAsia="en-US" w:bidi="ar-SA"/>
+        </w:rPr>
+        <w:t>DANH MỤC CÁC KÝ HIỆU, CÁC CHỮ VIẾT TẮT</w:t>
+      </w:r>
+      <w:bookmarkEnd w:id="1"/>
+    </w:p>
+    <w:tbl>
+      <w:tblPr>
+        <w:tblStyle w:val="111"/>
+        <w:tblW w:w="0" w:type="auto"/>
+        <w:jc w:val="center"/>
+        <w:tblBorders>
+          <w:top w:val="single" w:color="auto" w:sz="4" w:space="0"/>
+          <w:left w:val="single" w:color="auto" w:sz="4" w:space="0"/>
+          <w:bottom w:val="single" w:color="auto" w:sz="4" w:space="0"/>
+          <w:right w:val="single" w:color="auto" w:sz="4" w:space="0"/>
+          <w:insideH w:val="single" w:color="auto" w:sz="4" w:space="0"/>
+          <w:insideV w:val="single" w:color="auto" w:sz="4" w:space="0"/>
+        </w:tblBorders>
+        <w:tblLayout w:type="autofit"/>
+        <w:tblCellMar>
+          <w:top w:w="0" w:type="dxa"/>
+          <w:left w:w="0" w:type="dxa"/>
+          <w:bottom w:w="0" w:type="dxa"/>
+          <w:right w:w="0" w:type="dxa"/>
+        </w:tblCellMar>
+      </w:tblPr>
+      <w:tblGrid>
+        <w:gridCol w:w="846"/>
+        <w:gridCol w:w="3260"/>
+        <w:gridCol w:w="5289"/>
+      </w:tblGrid>
+      <w:tr>
+        <w:tblPrEx>
+          <w:tblBorders>
+            <w:top w:val="single" w:color="auto" w:sz="4" w:space="0"/>
+            <w:left w:val="single" w:color="auto" w:sz="4" w:space="0"/>
+            <w:bottom w:val="single" w:color="auto" w:sz="4" w:space="0"/>
+            <w:right w:val="single" w:color="auto" w:sz="4" w:space="0"/>
+            <w:insideH w:val="single" w:color="auto" w:sz="4" w:space="0"/>
+            <w:insideV w:val="single" w:color="auto" w:sz="4" w:space="0"/>
+          </w:tblBorders>
+          <w:tblCellMar>
+            <w:top w:w="0" w:type="dxa"/>
+            <w:left w:w="0" w:type="dxa"/>
+            <w:bottom w:w="0" w:type="dxa"/>
+            <w:right w:w="0" w:type="dxa"/>
+          </w:tblCellMar>
+        </w:tblPrEx>
+        <w:trPr>
+          <w:jc w:val="center"/>
+        </w:trPr>
+        <w:tc>
+          <w:tcPr>
+            <w:tcW w:w="846" w:type="dxa"/>
+            <w:vAlign w:val="center"/>
+          </w:tcPr>
+          <w:p>
+            <w:pPr>
+              <w:keepNext w:val="0"/>
+              <w:keepLines w:val="0"/>
+              <w:pageBreakBefore w:val="0"/>
+              <w:widowControl/>
+              <w:kinsoku/>
+              <w:wordWrap/>
+              <w:overflowPunct/>
+              <w:topLinePunct w:val="0"/>
+              <w:autoSpaceDE/>
+              <w:autoSpaceDN/>
+              <w:bidi w:val="0"/>
+              <w:adjustRightInd/>
+              <w:snapToGrid/>
+              <w:spacing w:before="120" w:after="120" w:line="360" w:lineRule="auto"/>
+              <w:jc w:val="center"/>
+              <w:textAlignment w:val="auto"/>
+              <w:rPr>
+                <w:rFonts w:ascii="Times New Roman" w:hAnsi="Times New Roman" w:cs="Times New Roman"/>
+                <w:b/>
+                <w:bCs/>
+                <w:sz w:val="28"/>
+                <w:lang w:val="vi-VN"/>
+              </w:rPr>
+            </w:pPr>
+            <w:r>
+              <w:rPr>
+                <w:rFonts w:hint="default" w:ascii="Times New Roman" w:hAnsi="Times New Roman" w:cs="Times New Roman" w:eastAsiaTheme="majorEastAsia"/>
+                <w:bCs w:val="0"/>
+                <w:kern w:val="28"/>
+                <w:sz w:val="26"/>
+                <w:szCs w:val="26"/>
+                <w:lang w:val="vi-VN" w:eastAsia="en-US" w:bidi="ar-SA"/>
+                <w14:ligatures w14:val="standardContextual"/>
+              </w:rPr>
+              <w:br w:type="page"/>
+            </w:r>
+            <w:r>
+              <w:rPr>
+                <w:rFonts w:ascii="Times New Roman" w:hAnsi="Times New Roman" w:cs="Times New Roman"/>
+                <w:b/>
+                <w:bCs/>
+                <w:sz w:val="28"/>
+                <w:lang w:val="vi-VN"/>
+              </w:rPr>
+              <w:t>STT</w:t>
+            </w:r>
+          </w:p>
+        </w:tc>
+        <w:tc>
+          <w:tcPr>
+            <w:tcW w:w="3260" w:type="dxa"/>
+            <w:vAlign w:val="center"/>
+          </w:tcPr>
+          <w:p>
+            <w:pPr>
+              <w:keepNext w:val="0"/>
+              <w:keepLines w:val="0"/>
+              <w:pageBreakBefore w:val="0"/>
+              <w:widowControl/>
+              <w:kinsoku/>
+              <w:wordWrap/>
+              <w:overflowPunct/>
+              <w:topLinePunct w:val="0"/>
+              <w:autoSpaceDE/>
+              <w:autoSpaceDN/>
+              <w:bidi w:val="0"/>
+              <w:adjustRightInd/>
+              <w:snapToGrid/>
+              <w:spacing w:before="120" w:after="120" w:line="360" w:lineRule="auto"/>
+              <w:jc w:val="center"/>
+              <w:textAlignment w:val="auto"/>
+              <w:rPr>
+                <w:rFonts w:ascii="Times New Roman" w:hAnsi="Times New Roman" w:cs="Times New Roman"/>
+                <w:b/>
+                <w:bCs/>
+                <w:sz w:val="28"/>
+                <w:lang w:val="vi-VN"/>
+              </w:rPr>
+            </w:pPr>
+            <w:r>
+              <w:rPr>
+                <w:rFonts w:ascii="Times New Roman" w:hAnsi="Times New Roman" w:cs="Times New Roman"/>
+                <w:b/>
+                <w:bCs/>
+                <w:sz w:val="28"/>
+                <w:lang w:val="vi-VN"/>
+              </w:rPr>
+              <w:t>Từ viết tắt, thuật ngữ</w:t>
+            </w:r>
+          </w:p>
+        </w:tc>
+        <w:tc>
+          <w:tcPr>
+            <w:tcW w:w="5289" w:type="dxa"/>
+            <w:vAlign w:val="center"/>
+          </w:tcPr>
+          <w:p>
+            <w:pPr>
+              <w:keepNext w:val="0"/>
+              <w:keepLines w:val="0"/>
+              <w:pageBreakBefore w:val="0"/>
+              <w:widowControl/>
+              <w:kinsoku/>
+              <w:wordWrap/>
+              <w:overflowPunct/>
+              <w:topLinePunct w:val="0"/>
+              <w:autoSpaceDE/>
+              <w:autoSpaceDN/>
+              <w:bidi w:val="0"/>
+              <w:adjustRightInd/>
+              <w:snapToGrid/>
+              <w:spacing w:before="120" w:after="120" w:line="360" w:lineRule="auto"/>
+              <w:jc w:val="center"/>
+              <w:textAlignment w:val="auto"/>
+              <w:rPr>
+                <w:rFonts w:ascii="Times New Roman" w:hAnsi="Times New Roman" w:cs="Times New Roman"/>
+                <w:b/>
+                <w:bCs/>
+                <w:sz w:val="28"/>
+                <w:lang w:val="vi-VN"/>
+              </w:rPr>
+            </w:pPr>
+            <w:r>
+              <w:rPr>
+                <w:rFonts w:ascii="Times New Roman" w:hAnsi="Times New Roman" w:cs="Times New Roman"/>
+                <w:b/>
+                <w:bCs/>
+                <w:sz w:val="28"/>
+                <w:lang w:val="vi-VN"/>
+              </w:rPr>
+              <w:t>Giải nghĩa</w:t>
+            </w:r>
+          </w:p>
+        </w:tc>
+      </w:tr>
+      <w:tr>
+        <w:tblPrEx>
+          <w:tblBorders>
+            <w:top w:val="single" w:color="auto" w:sz="4" w:space="0"/>
+            <w:left w:val="single" w:color="auto" w:sz="4" w:space="0"/>
+            <w:bottom w:val="single" w:color="auto" w:sz="4" w:space="0"/>
+            <w:right w:val="single" w:color="auto" w:sz="4" w:space="0"/>
+            <w:insideH w:val="single" w:color="auto" w:sz="4" w:space="0"/>
+            <w:insideV w:val="single" w:color="auto" w:sz="4" w:space="0"/>
+          </w:tblBorders>
+          <w:tblCellMar>
+            <w:top w:w="0" w:type="dxa"/>
+            <w:left w:w="0" w:type="dxa"/>
+            <w:bottom w:w="0" w:type="dxa"/>
+            <w:right w:w="0" w:type="dxa"/>
+          </w:tblCellMar>
+        </w:tblPrEx>
+        <w:trPr>
+          <w:jc w:val="center"/>
+        </w:trPr>
+        <w:tc>
+          <w:tcPr>
+            <w:tcW w:w="846" w:type="dxa"/>
+            <w:vAlign w:val="center"/>
+          </w:tcPr>
+          <w:p>
+            <w:pPr>
+              <w:keepNext w:val="0"/>
+              <w:keepLines w:val="0"/>
+              <w:pageBreakBefore w:val="0"/>
+              <w:widowControl/>
+              <w:kinsoku/>
+              <w:wordWrap/>
+              <w:overflowPunct/>
+              <w:topLinePunct w:val="0"/>
+              <w:autoSpaceDE/>
+              <w:autoSpaceDN/>
+              <w:bidi w:val="0"/>
+              <w:adjustRightInd/>
+              <w:snapToGrid/>
+              <w:spacing w:before="120" w:after="120" w:line="240" w:lineRule="auto"/>
+              <w:jc w:val="center"/>
+              <w:textAlignment w:val="auto"/>
+              <w:rPr>
+                <w:rFonts w:hint="default" w:ascii="Times New Roman" w:hAnsi="Times New Roman" w:cs="Times New Roman"/>
+                <w:sz w:val="28"/>
+                <w:lang w:val="vi-VN"/>
+              </w:rPr>
+            </w:pPr>
+            <w:r>
+              <w:rPr>
+                <w:rFonts w:hint="default" w:ascii="Times New Roman" w:hAnsi="Times New Roman" w:cs="Times New Roman"/>
+                <w:sz w:val="28"/>
+                <w:lang w:val="vi-VN"/>
+              </w:rPr>
+              <w:t>1</w:t>
+            </w:r>
+          </w:p>
+        </w:tc>
+        <w:tc>
+          <w:tcPr>
+            <w:tcW w:w="3260" w:type="dxa"/>
+            <w:vAlign w:val="center"/>
+          </w:tcPr>
+          <w:p>
+            <w:pPr>
+              <w:keepNext w:val="0"/>
+              <w:keepLines w:val="0"/>
+              <w:pageBreakBefore w:val="0"/>
+              <w:widowControl/>
+              <w:kinsoku/>
+              <w:wordWrap/>
+              <w:overflowPunct/>
+              <w:topLinePunct w:val="0"/>
+              <w:autoSpaceDE/>
+              <w:autoSpaceDN/>
+              <w:bidi w:val="0"/>
+              <w:adjustRightInd/>
+              <w:snapToGrid/>
+              <w:spacing w:before="120" w:after="120" w:line="240" w:lineRule="auto"/>
+              <w:jc w:val="center"/>
+              <w:textAlignment w:val="auto"/>
+              <w:rPr>
+                <w:rFonts w:ascii="Times New Roman" w:hAnsi="Times New Roman" w:cs="Times New Roman"/>
+                <w:sz w:val="28"/>
+                <w:lang w:val="vi-VN"/>
+              </w:rPr>
+            </w:pPr>
+            <w:r>
+              <w:rPr>
+                <w:rFonts w:ascii="Times New Roman" w:hAnsi="Times New Roman" w:cs="Times New Roman"/>
+                <w:sz w:val="28"/>
+                <w:lang w:val="vi-VN"/>
+              </w:rPr>
+              <w:t>BFD</w:t>
+            </w:r>
+          </w:p>
+        </w:tc>
+        <w:tc>
+          <w:tcPr>
+            <w:tcW w:w="5289" w:type="dxa"/>
+            <w:vAlign w:val="center"/>
+          </w:tcPr>
+          <w:p>
+            <w:pPr>
+              <w:keepNext w:val="0"/>
+              <w:keepLines w:val="0"/>
+              <w:pageBreakBefore w:val="0"/>
+              <w:widowControl/>
+              <w:kinsoku/>
+              <w:wordWrap/>
+              <w:overflowPunct/>
+              <w:topLinePunct w:val="0"/>
+              <w:autoSpaceDE/>
+              <w:autoSpaceDN/>
+              <w:bidi w:val="0"/>
+              <w:adjustRightInd/>
+              <w:snapToGrid/>
+              <w:spacing w:before="120" w:after="120" w:line="240" w:lineRule="auto"/>
+              <w:jc w:val="center"/>
+              <w:textAlignment w:val="auto"/>
+              <w:rPr>
+                <w:rFonts w:ascii="Times New Roman" w:hAnsi="Times New Roman" w:cs="Times New Roman"/>
+                <w:sz w:val="28"/>
+                <w:lang w:val="vi-VN"/>
+              </w:rPr>
+            </w:pPr>
+            <w:r>
+              <w:rPr>
+                <w:rFonts w:ascii="Times New Roman" w:hAnsi="Times New Roman" w:cs="Times New Roman"/>
+                <w:sz w:val="28"/>
+                <w:lang w:val="vi-VN"/>
+              </w:rPr>
+              <w:t>Business Funciton Diagram</w:t>
+            </w:r>
+          </w:p>
+        </w:tc>
+      </w:tr>
+      <w:tr>
+        <w:tblPrEx>
+          <w:tblBorders>
+            <w:top w:val="single" w:color="auto" w:sz="4" w:space="0"/>
+            <w:left w:val="single" w:color="auto" w:sz="4" w:space="0"/>
+            <w:bottom w:val="single" w:color="auto" w:sz="4" w:space="0"/>
+            <w:right w:val="single" w:color="auto" w:sz="4" w:space="0"/>
+            <w:insideH w:val="single" w:color="auto" w:sz="4" w:space="0"/>
+            <w:insideV w:val="single" w:color="auto" w:sz="4" w:space="0"/>
+          </w:tblBorders>
+          <w:tblCellMar>
+            <w:top w:w="0" w:type="dxa"/>
+            <w:left w:w="0" w:type="dxa"/>
+            <w:bottom w:w="0" w:type="dxa"/>
+            <w:right w:w="0" w:type="dxa"/>
+          </w:tblCellMar>
+        </w:tblPrEx>
+        <w:trPr>
+          <w:jc w:val="center"/>
+        </w:trPr>
+        <w:tc>
+          <w:tcPr>
+            <w:tcW w:w="846" w:type="dxa"/>
+            <w:vAlign w:val="center"/>
+          </w:tcPr>
+          <w:p>
+            <w:pPr>
+              <w:keepNext w:val="0"/>
+              <w:keepLines w:val="0"/>
+              <w:pageBreakBefore w:val="0"/>
+              <w:widowControl/>
+              <w:kinsoku/>
+              <w:wordWrap/>
+              <w:overflowPunct/>
+              <w:topLinePunct w:val="0"/>
+              <w:autoSpaceDE/>
+              <w:autoSpaceDN/>
+              <w:bidi w:val="0"/>
+              <w:adjustRightInd/>
+              <w:snapToGrid/>
+              <w:spacing w:before="120" w:after="120" w:line="240" w:lineRule="auto"/>
+              <w:jc w:val="center"/>
+              <w:textAlignment w:val="auto"/>
+              <w:rPr>
+                <w:rFonts w:hint="default" w:ascii="Times New Roman" w:hAnsi="Times New Roman" w:cs="Times New Roman"/>
+                <w:sz w:val="28"/>
+                <w:lang w:val="vi-VN"/>
+              </w:rPr>
+            </w:pPr>
+            <w:r>
+              <w:rPr>
+                <w:rFonts w:hint="default" w:ascii="Times New Roman" w:hAnsi="Times New Roman" w:cs="Times New Roman"/>
+                <w:sz w:val="28"/>
+                <w:lang w:val="vi-VN"/>
+              </w:rPr>
+              <w:t>2</w:t>
+            </w:r>
+          </w:p>
+        </w:tc>
+        <w:tc>
+          <w:tcPr>
+            <w:tcW w:w="3260" w:type="dxa"/>
+            <w:vAlign w:val="center"/>
+          </w:tcPr>
+          <w:p>
+            <w:pPr>
+              <w:keepNext w:val="0"/>
+              <w:keepLines w:val="0"/>
+              <w:pageBreakBefore w:val="0"/>
+              <w:widowControl/>
+              <w:kinsoku/>
+              <w:wordWrap/>
+              <w:overflowPunct/>
+              <w:topLinePunct w:val="0"/>
+              <w:autoSpaceDE/>
+              <w:autoSpaceDN/>
+              <w:bidi w:val="0"/>
+              <w:adjustRightInd/>
+              <w:snapToGrid/>
+              <w:spacing w:before="120" w:after="120" w:line="240" w:lineRule="auto"/>
+              <w:jc w:val="center"/>
+              <w:textAlignment w:val="auto"/>
+              <w:rPr>
+                <w:rFonts w:ascii="Times New Roman" w:hAnsi="Times New Roman" w:cs="Times New Roman"/>
+                <w:sz w:val="28"/>
+                <w:lang w:val="vi-VN"/>
+              </w:rPr>
+            </w:pPr>
+            <w:r>
+              <w:rPr>
+                <w:rFonts w:ascii="Times New Roman" w:hAnsi="Times New Roman" w:cs="Times New Roman"/>
+                <w:sz w:val="28"/>
+                <w:lang w:val="vi-VN"/>
+              </w:rPr>
+              <w:t>DFD</w:t>
+            </w:r>
+          </w:p>
+        </w:tc>
+        <w:tc>
+          <w:tcPr>
+            <w:tcW w:w="5289" w:type="dxa"/>
+            <w:vAlign w:val="center"/>
+          </w:tcPr>
+          <w:p>
+            <w:pPr>
+              <w:keepNext w:val="0"/>
+              <w:keepLines w:val="0"/>
+              <w:pageBreakBefore w:val="0"/>
+              <w:widowControl/>
+              <w:kinsoku/>
+              <w:wordWrap/>
+              <w:overflowPunct/>
+              <w:topLinePunct w:val="0"/>
+              <w:autoSpaceDE/>
+              <w:autoSpaceDN/>
+              <w:bidi w:val="0"/>
+              <w:adjustRightInd/>
+              <w:snapToGrid/>
+              <w:spacing w:before="120" w:after="120" w:line="240" w:lineRule="auto"/>
+              <w:jc w:val="center"/>
+              <w:textAlignment w:val="auto"/>
+              <w:rPr>
+                <w:rFonts w:ascii="Times New Roman" w:hAnsi="Times New Roman" w:cs="Times New Roman"/>
+                <w:sz w:val="28"/>
+                <w:lang w:val="en-US"/>
+              </w:rPr>
+            </w:pPr>
+            <w:r>
+              <w:rPr>
+                <w:rFonts w:ascii="Times New Roman" w:hAnsi="Times New Roman" w:cs="Times New Roman"/>
+                <w:sz w:val="28"/>
+                <w:lang w:val="vi-VN"/>
+              </w:rPr>
+              <w:t xml:space="preserve">Data </w:t>
+            </w:r>
+            <w:r>
+              <w:rPr>
+                <w:rFonts w:ascii="Times New Roman" w:hAnsi="Times New Roman" w:cs="Times New Roman"/>
+                <w:sz w:val="28"/>
+                <w:lang w:val="en-US"/>
+              </w:rPr>
+              <w:t>Flow Diagram</w:t>
+            </w:r>
+          </w:p>
+        </w:tc>
+      </w:tr>
+      <w:tr>
+        <w:tblPrEx>
+          <w:tblBorders>
+            <w:top w:val="single" w:color="auto" w:sz="4" w:space="0"/>
+            <w:left w:val="single" w:color="auto" w:sz="4" w:space="0"/>
+            <w:bottom w:val="single" w:color="auto" w:sz="4" w:space="0"/>
+            <w:right w:val="single" w:color="auto" w:sz="4" w:space="0"/>
+            <w:insideH w:val="single" w:color="auto" w:sz="4" w:space="0"/>
+            <w:insideV w:val="single" w:color="auto" w:sz="4" w:space="0"/>
+          </w:tblBorders>
+          <w:tblCellMar>
+            <w:top w:w="0" w:type="dxa"/>
+            <w:left w:w="0" w:type="dxa"/>
+            <w:bottom w:w="0" w:type="dxa"/>
+            <w:right w:w="0" w:type="dxa"/>
+          </w:tblCellMar>
+        </w:tblPrEx>
+        <w:trPr>
+          <w:jc w:val="center"/>
+        </w:trPr>
+        <w:tc>
+          <w:tcPr>
+            <w:tcW w:w="846" w:type="dxa"/>
+            <w:vAlign w:val="center"/>
+          </w:tcPr>
+          <w:p>
+            <w:pPr>
+              <w:keepNext w:val="0"/>
+              <w:keepLines w:val="0"/>
+              <w:pageBreakBefore w:val="0"/>
+              <w:widowControl/>
+              <w:kinsoku/>
+              <w:wordWrap/>
+              <w:overflowPunct/>
+              <w:topLinePunct w:val="0"/>
+              <w:autoSpaceDE/>
+              <w:autoSpaceDN/>
+              <w:bidi w:val="0"/>
+              <w:adjustRightInd/>
+              <w:snapToGrid/>
+              <w:spacing w:before="120" w:after="120" w:line="240" w:lineRule="auto"/>
+              <w:jc w:val="center"/>
+              <w:textAlignment w:val="auto"/>
+              <w:rPr>
+                <w:rFonts w:hint="default" w:ascii="Times New Roman" w:hAnsi="Times New Roman" w:cs="Times New Roman"/>
+                <w:sz w:val="28"/>
+                <w:lang w:val="vi-VN"/>
+              </w:rPr>
+            </w:pPr>
+            <w:r>
+              <w:rPr>
+                <w:rFonts w:hint="default" w:ascii="Times New Roman" w:hAnsi="Times New Roman" w:cs="Times New Roman"/>
+                <w:sz w:val="28"/>
+                <w:lang w:val="vi-VN"/>
+              </w:rPr>
+              <w:t>3</w:t>
+            </w:r>
+          </w:p>
+        </w:tc>
+        <w:tc>
+          <w:tcPr>
+            <w:tcW w:w="3260" w:type="dxa"/>
+            <w:vAlign w:val="center"/>
+          </w:tcPr>
+          <w:p>
+            <w:pPr>
+              <w:keepNext w:val="0"/>
+              <w:keepLines w:val="0"/>
+              <w:pageBreakBefore w:val="0"/>
+              <w:widowControl/>
+              <w:kinsoku/>
+              <w:wordWrap/>
+              <w:overflowPunct/>
+              <w:topLinePunct w:val="0"/>
+              <w:autoSpaceDE/>
+              <w:autoSpaceDN/>
+              <w:bidi w:val="0"/>
+              <w:adjustRightInd/>
+              <w:snapToGrid/>
+              <w:spacing w:before="120" w:after="120" w:line="240" w:lineRule="auto"/>
+              <w:jc w:val="center"/>
+              <w:textAlignment w:val="auto"/>
+              <w:rPr>
+                <w:rFonts w:ascii="Times New Roman" w:hAnsi="Times New Roman" w:cs="Times New Roman"/>
+                <w:sz w:val="28"/>
+                <w:lang w:val="en-US"/>
+              </w:rPr>
+            </w:pPr>
+            <w:r>
+              <w:rPr>
+                <w:rFonts w:ascii="Times New Roman" w:hAnsi="Times New Roman" w:cs="Times New Roman"/>
+                <w:sz w:val="28"/>
+                <w:lang w:val="en-US"/>
+              </w:rPr>
+              <w:t>ERD</w:t>
+            </w:r>
+          </w:p>
+        </w:tc>
+        <w:tc>
+          <w:tcPr>
+            <w:tcW w:w="5289" w:type="dxa"/>
+            <w:vAlign w:val="center"/>
+          </w:tcPr>
+          <w:p>
+            <w:pPr>
+              <w:keepNext w:val="0"/>
+              <w:keepLines w:val="0"/>
+              <w:pageBreakBefore w:val="0"/>
+              <w:widowControl/>
+              <w:kinsoku/>
+              <w:wordWrap/>
+              <w:overflowPunct/>
+              <w:topLinePunct w:val="0"/>
+              <w:autoSpaceDE/>
+              <w:autoSpaceDN/>
+              <w:bidi w:val="0"/>
+              <w:adjustRightInd/>
+              <w:snapToGrid/>
+              <w:spacing w:before="120" w:after="120" w:line="240" w:lineRule="auto"/>
+              <w:jc w:val="center"/>
+              <w:textAlignment w:val="auto"/>
+              <w:rPr>
+                <w:rFonts w:ascii="Times New Roman" w:hAnsi="Times New Roman" w:cs="Times New Roman"/>
+                <w:sz w:val="28"/>
+                <w:lang w:val="en-US"/>
+              </w:rPr>
+            </w:pPr>
+            <w:r>
+              <w:rPr>
+                <w:rFonts w:ascii="Times New Roman" w:hAnsi="Times New Roman" w:cs="Times New Roman"/>
+                <w:sz w:val="28"/>
+                <w:lang w:val="en-US"/>
+              </w:rPr>
+              <w:t>Entity Relationship Diagram</w:t>
+            </w:r>
+          </w:p>
+        </w:tc>
+      </w:tr>
+      <w:tr>
+        <w:tblPrEx>
+          <w:tblBorders>
+            <w:top w:val="single" w:color="auto" w:sz="4" w:space="0"/>
+            <w:left w:val="single" w:color="auto" w:sz="4" w:space="0"/>
+            <w:bottom w:val="single" w:color="auto" w:sz="4" w:space="0"/>
+            <w:right w:val="single" w:color="auto" w:sz="4" w:space="0"/>
+            <w:insideH w:val="single" w:color="auto" w:sz="4" w:space="0"/>
+            <w:insideV w:val="single" w:color="auto" w:sz="4" w:space="0"/>
+          </w:tblBorders>
+          <w:tblCellMar>
+            <w:top w:w="0" w:type="dxa"/>
+            <w:left w:w="0" w:type="dxa"/>
+            <w:bottom w:w="0" w:type="dxa"/>
+            <w:right w:w="0" w:type="dxa"/>
+          </w:tblCellMar>
+        </w:tblPrEx>
+        <w:trPr>
+          <w:jc w:val="center"/>
+        </w:trPr>
+        <w:tc>
+          <w:tcPr>
+            <w:tcW w:w="846" w:type="dxa"/>
+            <w:vAlign w:val="center"/>
+          </w:tcPr>
+          <w:p>
+            <w:pPr>
+              <w:keepNext w:val="0"/>
+              <w:keepLines w:val="0"/>
+              <w:pageBreakBefore w:val="0"/>
+              <w:widowControl/>
+              <w:kinsoku/>
+              <w:wordWrap/>
+              <w:overflowPunct/>
+              <w:topLinePunct w:val="0"/>
+              <w:autoSpaceDE/>
+              <w:autoSpaceDN/>
+              <w:bidi w:val="0"/>
+              <w:adjustRightInd/>
+              <w:snapToGrid/>
+              <w:spacing w:before="120" w:after="120" w:line="240" w:lineRule="auto"/>
+              <w:jc w:val="center"/>
+              <w:textAlignment w:val="auto"/>
+              <w:rPr>
+                <w:rFonts w:hint="default" w:ascii="Times New Roman" w:hAnsi="Times New Roman" w:cs="Times New Roman"/>
+                <w:sz w:val="28"/>
+                <w:lang w:val="vi-VN"/>
+              </w:rPr>
+            </w:pPr>
+            <w:r>
+              <w:rPr>
+                <w:rFonts w:hint="default" w:ascii="Times New Roman" w:hAnsi="Times New Roman" w:cs="Times New Roman"/>
+                <w:sz w:val="28"/>
+                <w:lang w:val="vi-VN"/>
+              </w:rPr>
+              <w:t>4</w:t>
+            </w:r>
+          </w:p>
+        </w:tc>
+        <w:tc>
+          <w:tcPr>
+            <w:tcW w:w="3260" w:type="dxa"/>
+            <w:vAlign w:val="center"/>
+          </w:tcPr>
+          <w:p>
+            <w:pPr>
+              <w:keepNext w:val="0"/>
+              <w:keepLines w:val="0"/>
+              <w:pageBreakBefore w:val="0"/>
+              <w:widowControl/>
+              <w:kinsoku/>
+              <w:wordWrap/>
+              <w:overflowPunct/>
+              <w:topLinePunct w:val="0"/>
+              <w:autoSpaceDE/>
+              <w:autoSpaceDN/>
+              <w:bidi w:val="0"/>
+              <w:adjustRightInd/>
+              <w:snapToGrid/>
+              <w:spacing w:before="120" w:after="120" w:line="240" w:lineRule="auto"/>
+              <w:jc w:val="center"/>
+              <w:textAlignment w:val="auto"/>
+              <w:rPr>
+                <w:rFonts w:ascii="Times New Roman" w:hAnsi="Times New Roman" w:cs="Times New Roman"/>
+                <w:sz w:val="28"/>
+                <w:lang w:val="en-US"/>
+              </w:rPr>
+            </w:pPr>
+            <w:r>
+              <w:rPr>
+                <w:rFonts w:ascii="Times New Roman" w:hAnsi="Times New Roman" w:cs="Times New Roman"/>
+                <w:sz w:val="28"/>
+                <w:lang w:val="en-US"/>
+              </w:rPr>
+              <w:t>PK</w:t>
+            </w:r>
+          </w:p>
+        </w:tc>
+        <w:tc>
+          <w:tcPr>
+            <w:tcW w:w="5289" w:type="dxa"/>
+            <w:vAlign w:val="center"/>
+          </w:tcPr>
+          <w:p>
+            <w:pPr>
+              <w:keepNext w:val="0"/>
+              <w:keepLines w:val="0"/>
+              <w:pageBreakBefore w:val="0"/>
+              <w:widowControl/>
+              <w:kinsoku/>
+              <w:wordWrap/>
+              <w:overflowPunct/>
+              <w:topLinePunct w:val="0"/>
+              <w:autoSpaceDE/>
+              <w:autoSpaceDN/>
+              <w:bidi w:val="0"/>
+              <w:adjustRightInd/>
+              <w:snapToGrid/>
+              <w:spacing w:before="120" w:after="120" w:line="240" w:lineRule="auto"/>
+              <w:jc w:val="center"/>
+              <w:textAlignment w:val="auto"/>
+              <w:rPr>
+                <w:rFonts w:ascii="Times New Roman" w:hAnsi="Times New Roman" w:cs="Times New Roman"/>
+                <w:sz w:val="28"/>
+                <w:lang w:val="en-US"/>
+              </w:rPr>
+            </w:pPr>
+            <w:r>
+              <w:rPr>
+                <w:rFonts w:ascii="Times New Roman" w:hAnsi="Times New Roman" w:cs="Times New Roman"/>
+                <w:sz w:val="28"/>
+                <w:lang w:val="en-US"/>
+              </w:rPr>
+              <w:t>Primary Key</w:t>
+            </w:r>
+          </w:p>
+        </w:tc>
+      </w:tr>
+      <w:tr>
+        <w:tblPrEx>
+          <w:tblBorders>
+            <w:top w:val="single" w:color="auto" w:sz="4" w:space="0"/>
+            <w:left w:val="single" w:color="auto" w:sz="4" w:space="0"/>
+            <w:bottom w:val="single" w:color="auto" w:sz="4" w:space="0"/>
+            <w:right w:val="single" w:color="auto" w:sz="4" w:space="0"/>
+            <w:insideH w:val="single" w:color="auto" w:sz="4" w:space="0"/>
+            <w:insideV w:val="single" w:color="auto" w:sz="4" w:space="0"/>
+          </w:tblBorders>
+          <w:tblCellMar>
+            <w:top w:w="0" w:type="dxa"/>
+            <w:left w:w="0" w:type="dxa"/>
+            <w:bottom w:w="0" w:type="dxa"/>
+            <w:right w:w="0" w:type="dxa"/>
+          </w:tblCellMar>
+        </w:tblPrEx>
+        <w:trPr>
+          <w:jc w:val="center"/>
+        </w:trPr>
+        <w:tc>
+          <w:tcPr>
+            <w:tcW w:w="846" w:type="dxa"/>
+            <w:vAlign w:val="center"/>
+          </w:tcPr>
+          <w:p>
+            <w:pPr>
+              <w:keepNext w:val="0"/>
+              <w:keepLines w:val="0"/>
+              <w:pageBreakBefore w:val="0"/>
+              <w:widowControl/>
+              <w:kinsoku/>
+              <w:wordWrap/>
+              <w:overflowPunct/>
+              <w:topLinePunct w:val="0"/>
+              <w:autoSpaceDE/>
+              <w:autoSpaceDN/>
+              <w:bidi w:val="0"/>
+              <w:adjustRightInd/>
+              <w:snapToGrid/>
+              <w:spacing w:before="120" w:after="120" w:line="240" w:lineRule="auto"/>
+              <w:jc w:val="center"/>
+              <w:textAlignment w:val="auto"/>
+              <w:rPr>
+                <w:rFonts w:hint="default" w:ascii="Times New Roman" w:hAnsi="Times New Roman" w:cs="Times New Roman"/>
+                <w:sz w:val="28"/>
+                <w:lang w:val="vi-VN"/>
+              </w:rPr>
+            </w:pPr>
+            <w:r>
+              <w:rPr>
+                <w:rFonts w:hint="default" w:ascii="Times New Roman" w:hAnsi="Times New Roman" w:cs="Times New Roman"/>
+                <w:sz w:val="28"/>
+                <w:lang w:val="vi-VN"/>
+              </w:rPr>
+              <w:t>5</w:t>
+            </w:r>
+          </w:p>
+        </w:tc>
+        <w:tc>
+          <w:tcPr>
+            <w:tcW w:w="3260" w:type="dxa"/>
+            <w:vAlign w:val="center"/>
+          </w:tcPr>
+          <w:p>
+            <w:pPr>
+              <w:keepNext w:val="0"/>
+              <w:keepLines w:val="0"/>
+              <w:pageBreakBefore w:val="0"/>
+              <w:widowControl/>
+              <w:kinsoku/>
+              <w:wordWrap/>
+              <w:overflowPunct/>
+              <w:topLinePunct w:val="0"/>
+              <w:autoSpaceDE/>
+              <w:autoSpaceDN/>
+              <w:bidi w:val="0"/>
+              <w:adjustRightInd/>
+              <w:snapToGrid/>
+              <w:spacing w:before="120" w:after="120" w:line="240" w:lineRule="auto"/>
+              <w:jc w:val="center"/>
+              <w:textAlignment w:val="auto"/>
+              <w:rPr>
+                <w:rFonts w:ascii="Times New Roman" w:hAnsi="Times New Roman" w:cs="Times New Roman"/>
+                <w:sz w:val="28"/>
+                <w:lang w:val="en-US"/>
+              </w:rPr>
+            </w:pPr>
+            <w:r>
+              <w:rPr>
+                <w:rFonts w:ascii="Times New Roman" w:hAnsi="Times New Roman" w:cs="Times New Roman"/>
+                <w:sz w:val="28"/>
+                <w:lang w:val="en-US"/>
+              </w:rPr>
+              <w:t>FK</w:t>
+            </w:r>
+          </w:p>
+        </w:tc>
+        <w:tc>
+          <w:tcPr>
+            <w:tcW w:w="5289" w:type="dxa"/>
+            <w:vAlign w:val="center"/>
+          </w:tcPr>
+          <w:p>
+            <w:pPr>
+              <w:keepNext w:val="0"/>
+              <w:keepLines w:val="0"/>
+              <w:pageBreakBefore w:val="0"/>
+              <w:widowControl/>
+              <w:kinsoku/>
+              <w:wordWrap/>
+              <w:overflowPunct/>
+              <w:topLinePunct w:val="0"/>
+              <w:autoSpaceDE/>
+              <w:autoSpaceDN/>
+              <w:bidi w:val="0"/>
+              <w:adjustRightInd/>
+              <w:snapToGrid/>
+              <w:spacing w:before="120" w:after="120" w:line="240" w:lineRule="auto"/>
+              <w:jc w:val="center"/>
+              <w:textAlignment w:val="auto"/>
+              <w:rPr>
+                <w:rFonts w:ascii="Times New Roman" w:hAnsi="Times New Roman" w:cs="Times New Roman"/>
+                <w:sz w:val="28"/>
+                <w:lang w:val="en-US"/>
+              </w:rPr>
+            </w:pPr>
+            <w:r>
+              <w:rPr>
+                <w:rFonts w:ascii="Times New Roman" w:hAnsi="Times New Roman" w:cs="Times New Roman"/>
+                <w:sz w:val="28"/>
+                <w:lang w:val="en-US"/>
+              </w:rPr>
+              <w:t>Foreign Key</w:t>
+            </w:r>
+          </w:p>
+        </w:tc>
+      </w:tr>
+    </w:tbl>
+    <w:p>
+      <w:pPr>
+        <w:keepNext w:val="0"/>
+        <w:keepLines w:val="0"/>
+        <w:pageBreakBefore w:val="0"/>
+        <w:widowControl/>
+        <w:kinsoku/>
+        <w:wordWrap/>
+        <w:overflowPunct/>
+        <w:topLinePunct w:val="0"/>
+        <w:autoSpaceDE/>
+        <w:autoSpaceDN/>
+        <w:bidi w:val="0"/>
+        <w:adjustRightInd/>
+        <w:snapToGrid/>
+        <w:spacing w:before="120" w:after="120" w:line="240" w:lineRule="auto"/>
+        <w:textAlignment w:val="auto"/>
+        <w:rPr>
           <w:rFonts w:hint="default" w:ascii="Times New Roman" w:hAnsi="Times New Roman" w:cs="Times New Roman" w:eastAsiaTheme="majorEastAsia"/>
           <w:bCs w:val="0"/>
           <w:kern w:val="28"/>
@@ -7558,7 +8521,24 @@
           <w14:ligatures w14:val="standardContextual"/>
         </w:rPr>
       </w:pPr>
-      <w:r>
+    </w:p>
+    <w:p>
+      <w:pPr>
+        <w:keepNext w:val="0"/>
+        <w:keepLines w:val="0"/>
+        <w:pageBreakBefore w:val="0"/>
+        <w:widowControl/>
+        <w:kinsoku/>
+        <w:wordWrap/>
+        <w:overflowPunct/>
+        <w:topLinePunct w:val="0"/>
+        <w:autoSpaceDE/>
+        <w:autoSpaceDN/>
+        <w:bidi w:val="0"/>
+        <w:adjustRightInd/>
+        <w:snapToGrid/>
+        <w:spacing w:before="120" w:after="120" w:line="240" w:lineRule="auto"/>
+        <w:textAlignment w:val="auto"/>
         <w:rPr>
           <w:rFonts w:hint="default" w:ascii="Times New Roman" w:hAnsi="Times New Roman" w:cs="Times New Roman" w:eastAsiaTheme="majorEastAsia"/>
           <w:bCs w:val="0"/>
@@ -7567,6 +8547,28 @@
           <w:szCs w:val="26"/>
           <w:lang w:val="vi-VN" w:eastAsia="en-US" w:bidi="ar-SA"/>
           <w14:ligatures w14:val="standardContextual"/>
+        </w:rPr>
+      </w:pPr>
+    </w:p>
+    <w:p>
+      <w:pPr>
+        <w:rPr>
+          <w:rFonts w:hint="default" w:ascii="Times New Roman" w:hAnsi="Times New Roman" w:eastAsia="SimSun" w:cs="Times New Roman"/>
+          <w:b/>
+          <w:bCs/>
+          <w:sz w:val="26"/>
+          <w:szCs w:val="26"/>
+          <w:lang w:val="vi-VN" w:eastAsia="en-US"/>
+        </w:rPr>
+      </w:pPr>
+      <w:r>
+        <w:rPr>
+          <w:rFonts w:hint="default" w:ascii="Times New Roman" w:hAnsi="Times New Roman" w:eastAsia="SimSun" w:cs="Times New Roman"/>
+          <w:b/>
+          <w:bCs/>
+          <w:sz w:val="26"/>
+          <w:szCs w:val="26"/>
+          <w:lang w:val="vi-VN" w:eastAsia="en-US"/>
         </w:rPr>
         <w:br w:type="page"/>
       </w:r>
@@ -7794,7 +8796,7 @@
           <w:sz w:val="26"/>
           <w:szCs w:val="26"/>
         </w:rPr>
-        <w:t>10</w:t>
+        <w:t>11</w:t>
       </w:r>
       <w:r>
         <w:rPr>
@@ -7967,7 +8969,7 @@
           <w:sz w:val="26"/>
           <w:szCs w:val="26"/>
         </w:rPr>
-        <w:t>10</w:t>
+        <w:t>11</w:t>
       </w:r>
       <w:r>
         <w:rPr>
@@ -8140,7 +9142,7 @@
           <w:sz w:val="26"/>
           <w:szCs w:val="26"/>
         </w:rPr>
-        <w:t>11</w:t>
+        <w:t>12</w:t>
       </w:r>
       <w:r>
         <w:rPr>
@@ -8313,7 +9315,7 @@
           <w:sz w:val="26"/>
           <w:szCs w:val="26"/>
         </w:rPr>
-        <w:t>11</w:t>
+        <w:t>12</w:t>
       </w:r>
       <w:r>
         <w:rPr>
@@ -8486,7 +9488,7 @@
           <w:sz w:val="26"/>
           <w:szCs w:val="26"/>
         </w:rPr>
-        <w:t>12</w:t>
+        <w:t>13</w:t>
       </w:r>
       <w:r>
         <w:rPr>
@@ -8659,7 +9661,7 @@
           <w:sz w:val="26"/>
           <w:szCs w:val="26"/>
         </w:rPr>
-        <w:t>12</w:t>
+        <w:t>13</w:t>
       </w:r>
       <w:r>
         <w:rPr>
@@ -8821,7 +9823,7 @@
           <w:sz w:val="26"/>
           <w:szCs w:val="26"/>
         </w:rPr>
-        <w:t>15</w:t>
+        <w:t>16</w:t>
       </w:r>
       <w:r>
         <w:rPr>
@@ -8961,7 +9963,7 @@
           <w:sz w:val="26"/>
           <w:szCs w:val="26"/>
         </w:rPr>
-        <w:t>16</w:t>
+        <w:t>17</w:t>
       </w:r>
       <w:r>
         <w:rPr>
@@ -9134,7 +10136,7 @@
           <w:sz w:val="26"/>
           <w:szCs w:val="26"/>
         </w:rPr>
-        <w:t>17</w:t>
+        <w:t>18</w:t>
       </w:r>
       <w:r>
         <w:rPr>
@@ -9318,7 +10320,7 @@
           <w:sz w:val="26"/>
           <w:szCs w:val="26"/>
         </w:rPr>
-        <w:t>17</w:t>
+        <w:t>18</w:t>
       </w:r>
       <w:r>
         <w:rPr>
@@ -9513,7 +10515,7 @@
           <w:sz w:val="26"/>
           <w:szCs w:val="26"/>
         </w:rPr>
-        <w:t>18</w:t>
+        <w:t>19</w:t>
       </w:r>
       <w:r>
         <w:rPr>
@@ -9697,7 +10699,7 @@
           <w:sz w:val="26"/>
           <w:szCs w:val="26"/>
         </w:rPr>
-        <w:t>20</w:t>
+        <w:t>21</w:t>
       </w:r>
       <w:r>
         <w:rPr>
@@ -9870,7 +10872,7 @@
           <w:sz w:val="26"/>
           <w:szCs w:val="26"/>
         </w:rPr>
-        <w:t>20</w:t>
+        <w:t>21</w:t>
       </w:r>
       <w:r>
         <w:rPr>
@@ -10054,7 +11056,7 @@
           <w:sz w:val="26"/>
           <w:szCs w:val="26"/>
         </w:rPr>
-        <w:t>22</w:t>
+        <w:t>23</w:t>
       </w:r>
       <w:r>
         <w:rPr>
@@ -10227,7 +11229,7 @@
           <w:sz w:val="26"/>
           <w:szCs w:val="26"/>
         </w:rPr>
-        <w:t>22</w:t>
+        <w:t>23</w:t>
       </w:r>
       <w:r>
         <w:rPr>
@@ -10400,7 +11402,7 @@
           <w:sz w:val="26"/>
           <w:szCs w:val="26"/>
         </w:rPr>
-        <w:t>27</w:t>
+        <w:t>28</w:t>
       </w:r>
       <w:r>
         <w:rPr>
@@ -10573,7 +11575,7 @@
           <w:sz w:val="26"/>
           <w:szCs w:val="26"/>
         </w:rPr>
-        <w:t>27</w:t>
+        <w:t>28</w:t>
       </w:r>
       <w:r>
         <w:rPr>
@@ -10746,7 +11748,7 @@
           <w:sz w:val="26"/>
           <w:szCs w:val="26"/>
         </w:rPr>
-        <w:t>28</w:t>
+        <w:t>29</w:t>
       </w:r>
       <w:r>
         <w:rPr>
@@ -10919,7 +11921,7 @@
           <w:sz w:val="26"/>
           <w:szCs w:val="26"/>
         </w:rPr>
-        <w:t>28</w:t>
+        <w:t>29</w:t>
       </w:r>
       <w:r>
         <w:rPr>
@@ -11092,7 +12094,7 @@
           <w:sz w:val="26"/>
           <w:szCs w:val="26"/>
         </w:rPr>
-        <w:t>28</w:t>
+        <w:t>29</w:t>
       </w:r>
       <w:r>
         <w:rPr>
@@ -11243,7 +12245,7 @@
           <w:sz w:val="26"/>
           <w:szCs w:val="26"/>
         </w:rPr>
-        <w:t>29</w:t>
+        <w:t>30</w:t>
       </w:r>
       <w:r>
         <w:rPr>
@@ -11416,7 +12418,7 @@
           <w:sz w:val="26"/>
           <w:szCs w:val="26"/>
         </w:rPr>
-        <w:t>29</w:t>
+        <w:t>30</w:t>
       </w:r>
       <w:r>
         <w:rPr>
@@ -11567,7 +12569,7 @@
           <w:sz w:val="26"/>
           <w:szCs w:val="26"/>
         </w:rPr>
-        <w:t>29</w:t>
+        <w:t>30</w:t>
       </w:r>
       <w:r>
         <w:rPr>
@@ -11718,7 +12720,7 @@
           <w:sz w:val="26"/>
           <w:szCs w:val="26"/>
         </w:rPr>
-        <w:t>30</w:t>
+        <w:t>31</w:t>
       </w:r>
       <w:r>
         <w:rPr>
@@ -11869,7 +12871,7 @@
           <w:sz w:val="26"/>
           <w:szCs w:val="26"/>
         </w:rPr>
-        <w:t>30</w:t>
+        <w:t>31</w:t>
       </w:r>
       <w:r>
         <w:rPr>
@@ -12013,7 +13015,7 @@
           <w:sz w:val="26"/>
           <w:szCs w:val="26"/>
         </w:rPr>
-        <w:t>30</w:t>
+        <w:t>31</w:t>
       </w:r>
       <w:r>
         <w:rPr>
@@ -12309,7 +13311,7 @@
           <w:sz w:val="26"/>
           <w:szCs w:val="26"/>
         </w:rPr>
-        <w:t>13</w:t>
+        <w:t>14</w:t>
       </w:r>
       <w:r>
         <w:rPr>
@@ -12482,7 +13484,7 @@
           <w:sz w:val="26"/>
           <w:szCs w:val="26"/>
         </w:rPr>
-        <w:t>15</w:t>
+        <w:t>16</w:t>
       </w:r>
       <w:r>
         <w:rPr>
@@ -12655,7 +13657,7 @@
           <w:sz w:val="26"/>
           <w:szCs w:val="26"/>
         </w:rPr>
-        <w:t>23</w:t>
+        <w:t>24</w:t>
       </w:r>
       <w:r>
         <w:rPr>
@@ -12828,7 +13830,7 @@
           <w:sz w:val="26"/>
           <w:szCs w:val="26"/>
         </w:rPr>
-        <w:t>24</w:t>
+        <w:t>25</w:t>
       </w:r>
       <w:r>
         <w:rPr>
@@ -13001,7 +14003,7 @@
           <w:sz w:val="26"/>
           <w:szCs w:val="26"/>
         </w:rPr>
-        <w:t>24</w:t>
+        <w:t>25</w:t>
       </w:r>
       <w:r>
         <w:rPr>
@@ -13174,7 +14176,7 @@
           <w:sz w:val="26"/>
           <w:szCs w:val="26"/>
         </w:rPr>
-        <w:t>25</w:t>
+        <w:t>26</w:t>
       </w:r>
       <w:r>
         <w:rPr>
@@ -13347,7 +14349,7 @@
           <w:sz w:val="26"/>
           <w:szCs w:val="26"/>
         </w:rPr>
-        <w:t>25</w:t>
+        <w:t>26</w:t>
       </w:r>
       <w:r>
         <w:rPr>
@@ -13520,7 +14522,7 @@
           <w:sz w:val="26"/>
           <w:szCs w:val="26"/>
         </w:rPr>
-        <w:t>26</w:t>
+        <w:t>27</w:t>
       </w:r>
       <w:r>
         <w:rPr>
@@ -13693,7 +14695,7 @@
           <w:sz w:val="26"/>
           <w:szCs w:val="26"/>
         </w:rPr>
-        <w:t>26</w:t>
+        <w:t>27</w:t>
       </w:r>
       <w:r>
         <w:rPr>
@@ -13866,7 +14868,7 @@
           <w:sz w:val="26"/>
           <w:szCs w:val="26"/>
         </w:rPr>
-        <w:t>26</w:t>
+        <w:t>27</w:t>
       </w:r>
       <w:r>
         <w:rPr>
@@ -14017,7 +15019,7 @@
           <w:sz w:val="26"/>
           <w:szCs w:val="26"/>
         </w:rPr>
-        <w:t>27</w:t>
+        <w:t>28</w:t>
       </w:r>
       <w:r>
         <w:rPr>
@@ -14161,7 +15163,7 @@
           <w:sz w:val="26"/>
           <w:szCs w:val="26"/>
         </w:rPr>
-        <w:t>27</w:t>
+        <w:t>28</w:t>
       </w:r>
       <w:r>
         <w:rPr>
@@ -14231,7 +15233,7 @@
         </w:rPr>
         <w:fldChar w:fldCharType="end"/>
       </w:r>
-      <w:bookmarkStart w:id="1" w:name="_Toc19889"/>
+      <w:bookmarkStart w:id="2" w:name="_Toc19889"/>
     </w:p>
     <w:p>
       <w:pPr>
@@ -14296,7 +15298,7 @@
         </w:rPr>
         <w:t>CHƯƠNG I. TỔNG QUAN HỆ THỐNG</w:t>
       </w:r>
-      <w:bookmarkEnd w:id="1"/>
+      <w:bookmarkEnd w:id="2"/>
     </w:p>
     <w:p>
       <w:pPr>
@@ -14331,7 +15333,7 @@
           <w14:ligatures w14:val="standardContextual"/>
         </w:rPr>
       </w:pPr>
-      <w:bookmarkStart w:id="2" w:name="_Toc673"/>
+      <w:bookmarkStart w:id="3" w:name="_Toc673"/>
       <w:r>
         <w:rPr>
           <w:rFonts w:hint="default" w:ascii="Times New Roman" w:hAnsi="Times New Roman" w:cs="Times New Roman" w:eastAsiaTheme="majorEastAsia"/>
@@ -14350,7 +15352,7 @@
         </w:rPr>
         <w:t>1.1. Giới thiệu chung về hệ thống</w:t>
       </w:r>
-      <w:bookmarkEnd w:id="2"/>
+      <w:bookmarkEnd w:id="3"/>
     </w:p>
     <w:p>
       <w:pPr>
@@ -14639,7 +15641,7 @@
           <w14:ligatures w14:val="standardContextual"/>
         </w:rPr>
       </w:pPr>
-      <w:bookmarkStart w:id="3" w:name="_Toc19161"/>
+      <w:bookmarkStart w:id="4" w:name="_Toc19161"/>
       <w:r>
         <w:rPr>
           <w:rFonts w:hint="default" w:ascii="Times New Roman" w:hAnsi="Times New Roman" w:cs="Times New Roman" w:eastAsiaTheme="majorEastAsia"/>
@@ -14658,7 +15660,7 @@
         </w:rPr>
         <w:t>1.2. Phân tích thực trạng</w:t>
       </w:r>
-      <w:bookmarkEnd w:id="3"/>
+      <w:bookmarkEnd w:id="4"/>
     </w:p>
     <w:p>
       <w:pPr>
@@ -14693,7 +15695,7 @@
           <w14:ligatures w14:val="standardContextual"/>
         </w:rPr>
       </w:pPr>
-      <w:bookmarkStart w:id="4" w:name="_Toc3084"/>
+      <w:bookmarkStart w:id="5" w:name="_Toc3084"/>
       <w:r>
         <w:rPr>
           <w:rFonts w:hint="default" w:ascii="Times New Roman" w:hAnsi="Times New Roman" w:cs="Times New Roman" w:eastAsiaTheme="majorEastAsia"/>
@@ -14784,7 +15786,7 @@
         </w:rPr>
         <w:t>ệ thống</w:t>
       </w:r>
-      <w:bookmarkEnd w:id="4"/>
+      <w:bookmarkEnd w:id="5"/>
     </w:p>
     <w:p>
       <w:pPr>
@@ -14881,9 +15883,9 @@
           <w:lang w:val="vi-VN" w:eastAsia="en-US"/>
         </w:rPr>
       </w:pPr>
-      <w:bookmarkStart w:id="5" w:name="_Toc21142"/>
-      <w:bookmarkStart w:id="6" w:name="_Toc8075"/>
-      <w:bookmarkStart w:id="7" w:name="_Toc14871"/>
+      <w:bookmarkStart w:id="6" w:name="_Toc21142"/>
+      <w:bookmarkStart w:id="7" w:name="_Toc8075"/>
+      <w:bookmarkStart w:id="8" w:name="_Toc14871"/>
       <w:r>
         <w:rPr>
           <w:rFonts w:hint="default" w:ascii="Times New Roman" w:hAnsi="Times New Roman" w:cs="Times New Roman"/>
@@ -14934,7 +15936,7 @@
           </wp:inline>
         </w:drawing>
       </w:r>
-      <w:bookmarkEnd w:id="5"/>
+      <w:bookmarkEnd w:id="6"/>
       <w:r>
         <w:rPr>
           <w:rFonts w:hint="default" w:ascii="Times New Roman" w:hAnsi="Times New Roman" w:cs="Times New Roman"/>
@@ -14971,8 +15973,8 @@
         </w:rPr>
         <w:t>đăng nhập</w:t>
       </w:r>
-      <w:bookmarkEnd w:id="6"/>
       <w:bookmarkEnd w:id="7"/>
+      <w:bookmarkEnd w:id="8"/>
     </w:p>
     <w:p>
       <w:pPr>
@@ -15054,8 +16056,8 @@
           <w:lang w:val="vi-VN" w:eastAsia="en-US"/>
         </w:rPr>
       </w:pPr>
-      <w:bookmarkStart w:id="8" w:name="_Toc27098"/>
-      <w:bookmarkStart w:id="9" w:name="_Toc10295"/>
+      <w:bookmarkStart w:id="9" w:name="_Toc27098"/>
+      <w:bookmarkStart w:id="10" w:name="_Toc10295"/>
       <w:r>
         <w:rPr>
           <w:rFonts w:hint="default" w:ascii="Times New Roman" w:hAnsi="Times New Roman" w:cs="Times New Roman"/>
@@ -15141,8 +16143,8 @@
         </w:rPr>
         <w:t>danh sách sản phẩm</w:t>
       </w:r>
-      <w:bookmarkEnd w:id="8"/>
       <w:bookmarkEnd w:id="9"/>
+      <w:bookmarkEnd w:id="10"/>
     </w:p>
     <w:p>
       <w:pPr>
@@ -15224,9 +16226,9 @@
           <w:lang w:val="vi-VN" w:eastAsia="en-US"/>
         </w:rPr>
       </w:pPr>
-      <w:bookmarkStart w:id="10" w:name="_Toc25107"/>
-      <w:bookmarkStart w:id="11" w:name="_Toc17691"/>
-      <w:bookmarkStart w:id="12" w:name="_Toc13700"/>
+      <w:bookmarkStart w:id="11" w:name="_Toc25107"/>
+      <w:bookmarkStart w:id="12" w:name="_Toc17691"/>
+      <w:bookmarkStart w:id="13" w:name="_Toc13700"/>
       <w:r>
         <w:rPr>
           <w:rFonts w:hint="default" w:ascii="Times New Roman" w:hAnsi="Times New Roman" w:cs="Times New Roman"/>
@@ -15276,7 +16278,7 @@
           </wp:inline>
         </w:drawing>
       </w:r>
-      <w:bookmarkEnd w:id="10"/>
+      <w:bookmarkEnd w:id="11"/>
       <w:r>
         <w:rPr>
           <w:rFonts w:hint="default" w:ascii="Times New Roman" w:hAnsi="Times New Roman" w:cs="Times New Roman"/>
@@ -15313,8 +16315,8 @@
         </w:rPr>
         <w:t>hóa đơn theo ngày và chi tiết hóa đơn</w:t>
       </w:r>
-      <w:bookmarkEnd w:id="11"/>
       <w:bookmarkEnd w:id="12"/>
+      <w:bookmarkEnd w:id="13"/>
     </w:p>
     <w:p>
       <w:pPr>
@@ -15396,9 +16398,9 @@
           <w:lang w:val="vi-VN" w:eastAsia="en-US"/>
         </w:rPr>
       </w:pPr>
-      <w:bookmarkStart w:id="13" w:name="_Toc13210"/>
-      <w:bookmarkStart w:id="14" w:name="_Toc11757"/>
-      <w:bookmarkStart w:id="15" w:name="_Toc13087"/>
+      <w:bookmarkStart w:id="14" w:name="_Toc13210"/>
+      <w:bookmarkStart w:id="15" w:name="_Toc11757"/>
+      <w:bookmarkStart w:id="16" w:name="_Toc13087"/>
       <w:r>
         <w:rPr>
           <w:rFonts w:hint="default" w:ascii="Times New Roman" w:hAnsi="Times New Roman" w:cs="Times New Roman"/>
@@ -15449,7 +16451,7 @@
           </wp:inline>
         </w:drawing>
       </w:r>
-      <w:bookmarkEnd w:id="13"/>
+      <w:bookmarkEnd w:id="14"/>
       <w:r>
         <w:rPr>
           <w:rFonts w:hint="default" w:ascii="Times New Roman" w:hAnsi="Times New Roman" w:cs="Times New Roman"/>
@@ -15486,8 +16488,8 @@
         </w:rPr>
         <w:t xml:space="preserve"> danh sách khách hàng</w:t>
       </w:r>
-      <w:bookmarkEnd w:id="14"/>
       <w:bookmarkEnd w:id="15"/>
+      <w:bookmarkEnd w:id="16"/>
     </w:p>
     <w:p>
       <w:pPr>
@@ -15569,9 +16571,9 @@
           <w:lang w:val="vi-VN" w:eastAsia="en-US"/>
         </w:rPr>
       </w:pPr>
-      <w:bookmarkStart w:id="16" w:name="_Toc16091"/>
-      <w:bookmarkStart w:id="17" w:name="_Toc5413"/>
-      <w:bookmarkStart w:id="18" w:name="_Toc14206"/>
+      <w:bookmarkStart w:id="17" w:name="_Toc16091"/>
+      <w:bookmarkStart w:id="18" w:name="_Toc5413"/>
+      <w:bookmarkStart w:id="19" w:name="_Toc14206"/>
       <w:r>
         <w:rPr>
           <w:rFonts w:hint="default" w:ascii="Times New Roman" w:hAnsi="Times New Roman" w:cs="Times New Roman"/>
@@ -15621,7 +16623,7 @@
           </wp:inline>
         </w:drawing>
       </w:r>
-      <w:bookmarkEnd w:id="16"/>
+      <w:bookmarkEnd w:id="17"/>
       <w:r>
         <w:rPr>
           <w:rFonts w:hint="default" w:ascii="Times New Roman" w:hAnsi="Times New Roman" w:cs="Times New Roman"/>
@@ -15658,8 +16660,8 @@
         </w:rPr>
         <w:t xml:space="preserve"> giảm giá hóa đơn theo phần trăm</w:t>
       </w:r>
-      <w:bookmarkEnd w:id="17"/>
       <w:bookmarkEnd w:id="18"/>
+      <w:bookmarkEnd w:id="19"/>
     </w:p>
     <w:p>
       <w:pPr>
@@ -15684,9 +16686,9 @@
           <w:lang w:val="vi-VN" w:eastAsia="zh-CN"/>
         </w:rPr>
       </w:pPr>
-      <w:bookmarkStart w:id="19" w:name="_Toc15423"/>
-      <w:bookmarkStart w:id="20" w:name="_Toc1568"/>
-      <w:bookmarkStart w:id="21" w:name="_Toc10685"/>
+      <w:bookmarkStart w:id="20" w:name="_Toc15423"/>
+      <w:bookmarkStart w:id="21" w:name="_Toc1568"/>
+      <w:bookmarkStart w:id="22" w:name="_Toc10685"/>
       <w:r>
         <w:rPr>
           <w:rFonts w:hint="default" w:ascii="Times New Roman" w:hAnsi="Times New Roman" w:cs="Times New Roman"/>
@@ -15736,7 +16738,7 @@
           </wp:inline>
         </w:drawing>
       </w:r>
-      <w:bookmarkEnd w:id="19"/>
+      <w:bookmarkEnd w:id="20"/>
       <w:r>
         <w:rPr>
           <w:rFonts w:hint="default" w:ascii="Times New Roman" w:hAnsi="Times New Roman" w:cs="Times New Roman"/>
@@ -15773,8 +16775,8 @@
         </w:rPr>
         <w:t>giảm giá hóa đơn theo số tiền</w:t>
       </w:r>
-      <w:bookmarkEnd w:id="20"/>
       <w:bookmarkEnd w:id="21"/>
+      <w:bookmarkEnd w:id="22"/>
     </w:p>
     <w:p>
       <w:pPr>
@@ -15809,7 +16811,7 @@
           <w14:ligatures w14:val="standardContextual"/>
         </w:rPr>
       </w:pPr>
-      <w:bookmarkStart w:id="22" w:name="_Toc19984"/>
+      <w:bookmarkStart w:id="23" w:name="_Toc19984"/>
       <w:r>
         <w:rPr>
           <w:rFonts w:hint="default" w:ascii="Times New Roman" w:hAnsi="Times New Roman" w:cs="Times New Roman" w:eastAsiaTheme="majorEastAsia"/>
@@ -15900,7 +16902,44 @@
         </w:rPr>
         <w:t>ệ thống (Ưu/Nhược điểm)</w:t>
       </w:r>
-      <w:bookmarkEnd w:id="22"/>
+      <w:bookmarkEnd w:id="23"/>
+    </w:p>
+    <w:p>
+      <w:pPr>
+        <w:rPr>
+          <w:rFonts w:hint="default" w:ascii="Times New Roman" w:hAnsi="Times New Roman" w:cs="Times New Roman" w:eastAsiaTheme="majorEastAsia"/>
+          <w:bCs w:val="0"/>
+          <w:color w:val="000000" w:themeColor="text1"/>
+          <w:kern w:val="2"/>
+          <w:sz w:val="26"/>
+          <w:szCs w:val="26"/>
+          <w:lang w:eastAsia="en-US"/>
+          <w14:textFill>
+            <w14:solidFill>
+              <w14:schemeClr w14:val="tx1"/>
+            </w14:solidFill>
+          </w14:textFill>
+          <w14:ligatures w14:val="standardContextual"/>
+        </w:rPr>
+      </w:pPr>
+      <w:r>
+        <w:rPr>
+          <w:rFonts w:hint="default" w:ascii="Times New Roman" w:hAnsi="Times New Roman" w:cs="Times New Roman" w:eastAsiaTheme="majorEastAsia"/>
+          <w:bCs w:val="0"/>
+          <w:color w:val="000000" w:themeColor="text1"/>
+          <w:kern w:val="2"/>
+          <w:sz w:val="26"/>
+          <w:szCs w:val="26"/>
+          <w:lang w:eastAsia="en-US"/>
+          <w14:textFill>
+            <w14:solidFill>
+              <w14:schemeClr w14:val="tx1"/>
+            </w14:solidFill>
+          </w14:textFill>
+          <w14:ligatures w14:val="standardContextual"/>
+        </w:rPr>
+        <w:br w:type="page"/>
+      </w:r>
     </w:p>
     <w:tbl>
       <w:tblPr>
@@ -16274,6 +17313,7 @@
             <w:insideH w:val="single" w:color="auto" w:sz="4" w:space="0"/>
             <w:insideV w:val="single" w:color="auto" w:sz="4" w:space="0"/>
           </w:tblBorders>
+          <w:shd w:val="clear" w:color="auto" w:fill="auto"/>
           <w:tblCellMar>
             <w:top w:w="15" w:type="dxa"/>
             <w:left w:w="15" w:type="dxa"/>
@@ -16883,8 +17923,8 @@
           <w:lang w:val="vi-VN" w:eastAsia="en-US"/>
         </w:rPr>
       </w:pPr>
-      <w:bookmarkStart w:id="23" w:name="_Toc12312"/>
-      <w:bookmarkStart w:id="24" w:name="_Toc15769"/>
+      <w:bookmarkStart w:id="24" w:name="_Toc12312"/>
+      <w:bookmarkStart w:id="25" w:name="_Toc15769"/>
       <w:r>
         <w:rPr>
           <w:rFonts w:hint="default" w:ascii="Times New Roman" w:hAnsi="Times New Roman" w:cs="Times New Roman"/>
@@ -16921,7 +17961,7 @@
         </w:rPr>
         <w:t xml:space="preserve"> đánh giá ưu nhược điểm hệ thống</w:t>
       </w:r>
-      <w:bookmarkEnd w:id="23"/>
+      <w:bookmarkEnd w:id="24"/>
     </w:p>
     <w:p>
       <w:pPr>
@@ -17046,7 +18086,7 @@
         </w:rPr>
         <w:t>ới</w:t>
       </w:r>
-      <w:bookmarkEnd w:id="24"/>
+      <w:bookmarkEnd w:id="25"/>
     </w:p>
     <w:p>
       <w:pPr>
@@ -17533,7 +18573,7 @@
           <w14:ligatures w14:val="standardContextual"/>
         </w:rPr>
       </w:pPr>
-      <w:bookmarkStart w:id="25" w:name="_Toc15092"/>
+      <w:bookmarkStart w:id="26" w:name="_Toc15092"/>
       <w:r>
         <w:rPr>
           <w:rFonts w:hint="default" w:ascii="Times New Roman" w:hAnsi="Times New Roman" w:cs="Times New Roman" w:eastAsiaTheme="majorEastAsia"/>
@@ -17546,7 +18586,7 @@
         </w:rPr>
         <w:t>CHƯƠNG II. PHÂN TÍCH HỆ THỐNG</w:t>
       </w:r>
-      <w:bookmarkEnd w:id="25"/>
+      <w:bookmarkEnd w:id="26"/>
     </w:p>
     <w:p>
       <w:pPr>
@@ -17581,7 +18621,7 @@
           <w14:ligatures w14:val="standardContextual"/>
         </w:rPr>
       </w:pPr>
-      <w:bookmarkStart w:id="26" w:name="_Toc22768"/>
+      <w:bookmarkStart w:id="27" w:name="_Toc22768"/>
       <w:r>
         <w:rPr>
           <w:rFonts w:hint="default" w:ascii="Times New Roman" w:hAnsi="Times New Roman" w:cs="Times New Roman" w:eastAsiaTheme="majorEastAsia"/>
@@ -17600,7 +18640,7 @@
         </w:rPr>
         <w:t>2.1. Phương pháp xác định yêu cầu</w:t>
       </w:r>
-      <w:bookmarkEnd w:id="26"/>
+      <w:bookmarkEnd w:id="27"/>
     </w:p>
     <w:p>
       <w:pPr>
@@ -17886,7 +18926,7 @@
           <w14:ligatures w14:val="standardContextual"/>
         </w:rPr>
       </w:pPr>
-      <w:bookmarkStart w:id="27" w:name="_Toc3841"/>
+      <w:bookmarkStart w:id="28" w:name="_Toc3841"/>
       <w:r>
         <w:rPr>
           <w:rFonts w:hint="default" w:ascii="Times New Roman" w:hAnsi="Times New Roman" w:cs="Times New Roman" w:eastAsiaTheme="majorEastAsia"/>
@@ -17905,7 +18945,7 @@
         </w:rPr>
         <w:t>2.2. Mô tả nghiệp vụ</w:t>
       </w:r>
-      <w:bookmarkEnd w:id="27"/>
+      <w:bookmarkEnd w:id="28"/>
     </w:p>
     <w:p>
       <w:pPr>
@@ -17921,6 +18961,7 @@
         <w:adjustRightInd/>
         <w:snapToGrid/>
         <w:spacing w:before="120" w:after="120" w:line="360" w:lineRule="auto"/>
+        <w:ind w:firstLine="720" w:firstLineChars="0"/>
         <w:jc w:val="both"/>
         <w:textAlignment w:val="auto"/>
         <w:rPr>
@@ -18728,6 +19769,7 @@
             <w:insideH w:val="single" w:color="auto" w:sz="4" w:space="0"/>
             <w:insideV w:val="single" w:color="auto" w:sz="4" w:space="0"/>
           </w:tblBorders>
+          <w:shd w:val="clear" w:color="auto" w:fill="auto"/>
           <w:tblCellMar>
             <w:top w:w="15" w:type="dxa"/>
             <w:left w:w="15" w:type="dxa"/>
@@ -18830,7 +19872,26 @@
                 <w:sz w:val="26"/>
                 <w:szCs w:val="26"/>
               </w:rPr>
-              <w:t xml:space="preserve">Lập &amp; </w:t>
+              <w:t xml:space="preserve">Lập </w:t>
+            </w:r>
+            <w:r>
+              <w:rPr>
+                <w:rFonts w:hint="default" w:ascii="Times New Roman" w:hAnsi="Times New Roman" w:cs="Times New Roman"/>
+                <w:color w:val="000000"/>
+                <w:sz w:val="26"/>
+                <w:szCs w:val="26"/>
+                <w:lang w:val="vi-VN"/>
+              </w:rPr>
+              <w:t>và</w:t>
+            </w:r>
+            <w:r>
+              <w:rPr>
+                <w:rFonts w:hint="default" w:ascii="Times New Roman" w:hAnsi="Times New Roman" w:cs="Times New Roman"/>
+                <w:color w:val="000000"/>
+                <w:sz w:val="26"/>
+                <w:szCs w:val="26"/>
+              </w:rPr>
+              <w:t xml:space="preserve"> </w:t>
             </w:r>
             <w:r>
               <w:rPr>
@@ -19446,8 +20507,8 @@
           <w:lang w:val="vi-VN" w:eastAsia="en-US"/>
         </w:rPr>
       </w:pPr>
-      <w:bookmarkStart w:id="28" w:name="_Toc13357"/>
-      <w:bookmarkStart w:id="29" w:name="_Toc1587"/>
+      <w:bookmarkStart w:id="29" w:name="_Toc13357"/>
+      <w:bookmarkStart w:id="30" w:name="_Toc1587"/>
       <w:r>
         <w:rPr>
           <w:rFonts w:hint="default" w:ascii="Times New Roman" w:hAnsi="Times New Roman" w:cs="Times New Roman"/>
@@ -19484,7 +20545,7 @@
         </w:rPr>
         <w:t xml:space="preserve"> mô tả nghiệp vụ hệ thống</w:t>
       </w:r>
-      <w:bookmarkEnd w:id="28"/>
+      <w:bookmarkEnd w:id="29"/>
     </w:p>
     <w:p>
       <w:pPr>
@@ -19573,7 +20634,7 @@
         </w:rPr>
         <w:t>)</w:t>
       </w:r>
-      <w:bookmarkEnd w:id="29"/>
+      <w:bookmarkEnd w:id="30"/>
     </w:p>
     <w:p>
       <w:pPr>
@@ -19589,6 +20650,7 @@
         <w:adjustRightInd/>
         <w:snapToGrid/>
         <w:spacing w:before="120" w:after="120" w:line="360" w:lineRule="auto"/>
+        <w:ind w:firstLine="720" w:firstLineChars="0"/>
         <w:jc w:val="both"/>
         <w:textAlignment w:val="auto"/>
         <w:rPr>
@@ -19631,7 +20693,7 @@
           <w:lang w:eastAsia="en-US"/>
         </w:rPr>
       </w:pPr>
-      <w:bookmarkStart w:id="30" w:name="_Toc28732"/>
+      <w:bookmarkStart w:id="31" w:name="_Toc28732"/>
       <w:r>
         <w:rPr>
           <w:rFonts w:hint="default"/>
@@ -19680,8 +20742,8 @@
           </wp:inline>
         </w:drawing>
       </w:r>
-      <w:bookmarkEnd w:id="30"/>
-      <w:bookmarkStart w:id="31" w:name="_Toc210505724"/>
+      <w:bookmarkEnd w:id="31"/>
+      <w:bookmarkStart w:id="32" w:name="_Toc210505724"/>
     </w:p>
     <w:p>
       <w:pPr>
@@ -19706,8 +20768,8 @@
           <w:lang w:val="en-US" w:eastAsia="en-US"/>
         </w:rPr>
       </w:pPr>
-      <w:bookmarkStart w:id="32" w:name="_Toc5934"/>
       <w:bookmarkStart w:id="33" w:name="_Toc23608"/>
+      <w:bookmarkStart w:id="34" w:name="_Toc5934"/>
       <w:r>
         <w:rPr>
           <w:rFonts w:hint="default" w:ascii="Times New Roman" w:hAnsi="Times New Roman" w:cs="Times New Roman"/>
@@ -19735,9 +20797,9 @@
         </w:rPr>
         <w:t>1. Sơ đồ phân rã chức năng</w:t>
       </w:r>
-      <w:bookmarkEnd w:id="31"/>
       <w:bookmarkEnd w:id="32"/>
       <w:bookmarkEnd w:id="33"/>
+      <w:bookmarkEnd w:id="34"/>
       <w:r>
         <w:rPr>
           <w:rFonts w:hint="default" w:ascii="Times New Roman" w:hAnsi="Times New Roman" w:cs="Times New Roman"/>
@@ -19781,7 +20843,7 @@
           <w14:ligatures w14:val="standardContextual"/>
         </w:rPr>
       </w:pPr>
-      <w:bookmarkStart w:id="34" w:name="_Toc14364"/>
+      <w:bookmarkStart w:id="35" w:name="_Toc14364"/>
       <w:r>
         <w:rPr>
           <w:rFonts w:hint="default" w:ascii="Times New Roman" w:hAnsi="Times New Roman" w:cs="Times New Roman" w:eastAsiaTheme="majorEastAsia"/>
@@ -19836,7 +20898,7 @@
         </w:rPr>
         <w:t>)</w:t>
       </w:r>
-      <w:bookmarkEnd w:id="34"/>
+      <w:bookmarkEnd w:id="35"/>
     </w:p>
     <w:p>
       <w:pPr>
@@ -19871,7 +20933,7 @@
           <w14:ligatures w14:val="standardContextual"/>
         </w:rPr>
       </w:pPr>
-      <w:bookmarkStart w:id="35" w:name="_Toc28880"/>
+      <w:bookmarkStart w:id="36" w:name="_Toc28880"/>
       <w:r>
         <w:rPr>
           <w:rFonts w:hint="default" w:ascii="Times New Roman" w:hAnsi="Times New Roman" w:cs="Times New Roman" w:eastAsiaTheme="majorEastAsia"/>
@@ -19890,7 +20952,7 @@
         </w:rPr>
         <w:t>2.4.1. Sơ đồ mức Ngữ cảnh</w:t>
       </w:r>
-      <w:bookmarkEnd w:id="35"/>
+      <w:bookmarkEnd w:id="36"/>
     </w:p>
     <w:p>
       <w:pPr>
@@ -19906,6 +20968,7 @@
         <w:adjustRightInd/>
         <w:snapToGrid/>
         <w:spacing w:before="120" w:after="120" w:line="360" w:lineRule="auto"/>
+        <w:ind w:firstLine="720" w:firstLineChars="0"/>
         <w:jc w:val="both"/>
         <w:textAlignment w:val="auto"/>
         <w:rPr>
@@ -19956,9 +21019,9 @@
           <w:lang w:val="en-US" w:eastAsia="en-US"/>
         </w:rPr>
       </w:pPr>
-      <w:bookmarkStart w:id="36" w:name="_Toc29148"/>
-      <w:bookmarkStart w:id="37" w:name="_Toc16988"/>
+      <w:bookmarkStart w:id="37" w:name="_Toc29148"/>
       <w:bookmarkStart w:id="38" w:name="_Toc18437"/>
+      <w:bookmarkStart w:id="39" w:name="_Toc16988"/>
       <w:r>
         <w:rPr>
           <w:rFonts w:hint="default" w:ascii="Times New Roman" w:hAnsi="Times New Roman" w:cs="Times New Roman"/>
@@ -20009,8 +21072,8 @@
           </wp:inline>
         </w:drawing>
       </w:r>
-      <w:bookmarkEnd w:id="36"/>
-      <w:bookmarkStart w:id="39" w:name="_Toc210505726"/>
+      <w:bookmarkEnd w:id="37"/>
+      <w:bookmarkStart w:id="40" w:name="_Toc210505726"/>
       <w:r>
         <w:rPr>
           <w:rFonts w:hint="default" w:ascii="Times New Roman" w:hAnsi="Times New Roman" w:cs="Times New Roman"/>
@@ -20020,9 +21083,9 @@
         </w:rPr>
         <w:t>Hình 2.2. Sơ đồ mức 0</w:t>
       </w:r>
-      <w:bookmarkEnd w:id="37"/>
       <w:bookmarkEnd w:id="38"/>
       <w:bookmarkEnd w:id="39"/>
+      <w:bookmarkEnd w:id="40"/>
     </w:p>
     <w:p>
       <w:pPr>
@@ -20057,7 +21120,7 @@
           <w14:ligatures w14:val="standardContextual"/>
         </w:rPr>
       </w:pPr>
-      <w:bookmarkStart w:id="40" w:name="_Toc23704"/>
+      <w:bookmarkStart w:id="41" w:name="_Toc23704"/>
       <w:r>
         <w:rPr>
           <w:rFonts w:hint="default" w:ascii="Times New Roman" w:hAnsi="Times New Roman" w:cs="Times New Roman" w:eastAsiaTheme="majorEastAsia"/>
@@ -20076,7 +21139,7 @@
         </w:rPr>
         <w:t>2.4.2. Sơ đồ mức 1</w:t>
       </w:r>
-      <w:bookmarkEnd w:id="40"/>
+      <w:bookmarkEnd w:id="41"/>
     </w:p>
     <w:p>
       <w:pPr>
@@ -20092,6 +21155,7 @@
         <w:adjustRightInd/>
         <w:snapToGrid/>
         <w:spacing w:before="120" w:after="120" w:line="360" w:lineRule="auto"/>
+        <w:ind w:firstLine="720" w:firstLineChars="0"/>
         <w:jc w:val="both"/>
         <w:textAlignment w:val="auto"/>
         <w:rPr>
@@ -20149,9 +21213,9 @@
           <w:lang w:val="vi-VN" w:eastAsia="en-US"/>
         </w:rPr>
       </w:pPr>
-      <w:bookmarkStart w:id="41" w:name="_Toc22135"/>
-      <w:bookmarkStart w:id="42" w:name="_Toc7791"/>
-      <w:bookmarkStart w:id="43" w:name="_Toc16075"/>
+      <w:bookmarkStart w:id="42" w:name="_Toc22135"/>
+      <w:bookmarkStart w:id="43" w:name="_Toc7791"/>
+      <w:bookmarkStart w:id="44" w:name="_Toc16075"/>
       <w:r>
         <w:rPr>
           <w:rFonts w:hint="default" w:ascii="Times New Roman" w:hAnsi="Times New Roman" w:cs="Times New Roman"/>
@@ -20201,7 +21265,7 @@
           </wp:inline>
         </w:drawing>
       </w:r>
-      <w:bookmarkEnd w:id="41"/>
+      <w:bookmarkEnd w:id="42"/>
       <w:r>
         <w:rPr>
           <w:rFonts w:hint="default" w:ascii="Times New Roman" w:hAnsi="Times New Roman" w:cs="Times New Roman"/>
@@ -20238,8 +21302,8 @@
         </w:rPr>
         <w:t>1</w:t>
       </w:r>
-      <w:bookmarkEnd w:id="42"/>
       <w:bookmarkEnd w:id="43"/>
+      <w:bookmarkEnd w:id="44"/>
     </w:p>
     <w:p>
       <w:pPr>
@@ -20274,7 +21338,7 @@
           <w14:ligatures w14:val="standardContextual"/>
         </w:rPr>
       </w:pPr>
-      <w:bookmarkStart w:id="44" w:name="_Toc5123"/>
+      <w:bookmarkStart w:id="45" w:name="_Toc5123"/>
       <w:r>
         <w:rPr>
           <w:rFonts w:hint="default" w:ascii="Times New Roman" w:hAnsi="Times New Roman" w:cs="Times New Roman" w:eastAsiaTheme="majorEastAsia"/>
@@ -20293,7 +21357,7 @@
         </w:rPr>
         <w:t>2.4.3. Sơ đồ mức 2 cho từng tiến trình</w:t>
       </w:r>
-      <w:bookmarkEnd w:id="44"/>
+      <w:bookmarkEnd w:id="45"/>
     </w:p>
     <w:p>
       <w:pPr>
@@ -20330,7 +21394,7 @@
           <w14:ligatures w14:val="standardContextual"/>
         </w:rPr>
       </w:pPr>
-      <w:bookmarkStart w:id="45" w:name="_Toc2090"/>
+      <w:bookmarkStart w:id="46" w:name="_Toc2090"/>
       <w:r>
         <w:rPr>
           <w:rFonts w:hint="default" w:ascii="Times New Roman" w:hAnsi="Times New Roman" w:cs="Times New Roman" w:eastAsiaTheme="majorEastAsia"/>
@@ -20351,7 +21415,7 @@
         </w:rPr>
         <w:t>2.4.3.1. Sơ đồ mức 2 cho tiến trình Quản trị hệ thống</w:t>
       </w:r>
-      <w:bookmarkEnd w:id="45"/>
+      <w:bookmarkEnd w:id="46"/>
     </w:p>
     <w:p>
       <w:pPr>
@@ -20367,6 +21431,7 @@
         <w:adjustRightInd/>
         <w:snapToGrid/>
         <w:spacing w:before="120" w:after="120" w:line="360" w:lineRule="auto"/>
+        <w:ind w:firstLine="720" w:firstLineChars="0"/>
         <w:jc w:val="both"/>
         <w:textAlignment w:val="auto"/>
         <w:rPr>
@@ -20417,9 +21482,9 @@
           <w:lang w:val="vi-VN" w:eastAsia="en-US"/>
         </w:rPr>
       </w:pPr>
-      <w:bookmarkStart w:id="46" w:name="_Toc29773"/>
-      <w:bookmarkStart w:id="47" w:name="_Toc24226"/>
+      <w:bookmarkStart w:id="47" w:name="_Toc29773"/>
       <w:bookmarkStart w:id="48" w:name="_Toc8909"/>
+      <w:bookmarkStart w:id="49" w:name="_Toc24226"/>
       <w:r>
         <w:rPr>
           <w:rFonts w:hint="default" w:ascii="Times New Roman" w:hAnsi="Times New Roman" w:cs="Times New Roman"/>
@@ -20470,7 +21535,7 @@
           </wp:inline>
         </w:drawing>
       </w:r>
-      <w:bookmarkEnd w:id="46"/>
+      <w:bookmarkEnd w:id="47"/>
       <w:r>
         <w:rPr>
           <w:rFonts w:hint="default" w:ascii="Times New Roman" w:hAnsi="Times New Roman" w:cs="Times New Roman"/>
@@ -20516,8 +21581,8 @@
         </w:rPr>
         <w:t xml:space="preserve"> cho tiến trình Quản trị hệ thống</w:t>
       </w:r>
-      <w:bookmarkEnd w:id="47"/>
       <w:bookmarkEnd w:id="48"/>
+      <w:bookmarkEnd w:id="49"/>
     </w:p>
     <w:p>
       <w:pPr>
@@ -20554,7 +21619,7 @@
           <w14:ligatures w14:val="standardContextual"/>
         </w:rPr>
       </w:pPr>
-      <w:bookmarkStart w:id="49" w:name="_Toc31854"/>
+      <w:bookmarkStart w:id="50" w:name="_Toc31854"/>
       <w:r>
         <w:rPr>
           <w:rFonts w:hint="default" w:ascii="Times New Roman" w:hAnsi="Times New Roman" w:cs="Times New Roman" w:eastAsiaTheme="majorEastAsia"/>
@@ -20575,7 +21640,7 @@
         </w:rPr>
         <w:t>2.4.3.2. Sơ đồ mức 2 cho tiến trình Quản lý dữ liệu</w:t>
       </w:r>
-      <w:bookmarkEnd w:id="49"/>
+      <w:bookmarkEnd w:id="50"/>
     </w:p>
     <w:p>
       <w:pPr>
@@ -20591,6 +21656,7 @@
         <w:adjustRightInd/>
         <w:snapToGrid/>
         <w:spacing w:before="120" w:after="120" w:line="360" w:lineRule="auto"/>
+        <w:ind w:firstLine="720" w:firstLineChars="0"/>
         <w:jc w:val="both"/>
         <w:textAlignment w:val="auto"/>
         <w:rPr>
@@ -20605,7 +21671,7 @@
           <w:sz w:val="26"/>
           <w:szCs w:val="26"/>
         </w:rPr>
-        <w:t xml:space="preserve">Tiến trình này quản lý các dữ liệu quan trọng liên quan đến khách hàng và </w:t>
+        <w:t xml:space="preserve">Tiến trình này quản lý các dữ liệu liên quan đến khách hàng và </w:t>
       </w:r>
       <w:r>
         <w:rPr>
@@ -20648,9 +21714,9 @@
           <w:lang w:val="vi-VN" w:eastAsia="en-US"/>
         </w:rPr>
       </w:pPr>
-      <w:bookmarkStart w:id="50" w:name="_Toc15075"/>
-      <w:bookmarkStart w:id="51" w:name="_Toc30621"/>
+      <w:bookmarkStart w:id="51" w:name="_Toc15075"/>
       <w:bookmarkStart w:id="52" w:name="_Toc6802"/>
+      <w:bookmarkStart w:id="53" w:name="_Toc30621"/>
       <w:r>
         <w:rPr>
           <w:rFonts w:hint="default" w:ascii="Times New Roman" w:hAnsi="Times New Roman" w:cs="Times New Roman"/>
@@ -20701,7 +21767,7 @@
           </wp:inline>
         </w:drawing>
       </w:r>
-      <w:bookmarkEnd w:id="50"/>
+      <w:bookmarkEnd w:id="51"/>
       <w:r>
         <w:rPr>
           <w:rFonts w:hint="default" w:ascii="Times New Roman" w:hAnsi="Times New Roman" w:cs="Times New Roman"/>
@@ -20756,8 +21822,8 @@
         </w:rPr>
         <w:t>lý dữ liệu</w:t>
       </w:r>
-      <w:bookmarkEnd w:id="51"/>
       <w:bookmarkEnd w:id="52"/>
+      <w:bookmarkEnd w:id="53"/>
     </w:p>
     <w:p>
       <w:pPr>
@@ -20794,7 +21860,7 @@
           <w14:ligatures w14:val="standardContextual"/>
         </w:rPr>
       </w:pPr>
-      <w:bookmarkStart w:id="53" w:name="_Toc3492"/>
+      <w:bookmarkStart w:id="54" w:name="_Toc3492"/>
       <w:r>
         <w:rPr>
           <w:rFonts w:hint="default" w:ascii="Times New Roman" w:hAnsi="Times New Roman" w:cs="Times New Roman" w:eastAsiaTheme="majorEastAsia"/>
@@ -20815,7 +21881,7 @@
         </w:rPr>
         <w:t>2.4.3.3. Sơ đồ mức 2 cho tiến trình Quản lý tồn kho</w:t>
       </w:r>
-      <w:bookmarkEnd w:id="53"/>
+      <w:bookmarkEnd w:id="54"/>
     </w:p>
     <w:p>
       <w:pPr>
@@ -20831,6 +21897,7 @@
         <w:adjustRightInd/>
         <w:snapToGrid/>
         <w:spacing w:before="120" w:after="120" w:line="360" w:lineRule="auto"/>
+        <w:ind w:firstLine="720" w:firstLineChars="0"/>
         <w:jc w:val="both"/>
         <w:textAlignment w:val="auto"/>
         <w:rPr>
@@ -20849,9 +21916,9 @@
         </w:rPr>
         <w:t>Tiến trình này giải quyết nhược điểm 1 và 2 (tồn kho và nhập hàng). Nó quản lý dữ liệu gốc của sản phẩm và luồng nhập hàng từ bên ngoài vào kho.</w:t>
       </w:r>
-      <w:bookmarkStart w:id="54" w:name="_Toc22352"/>
+      <w:bookmarkStart w:id="55" w:name="_Toc22352"/>
     </w:p>
-    <w:bookmarkEnd w:id="54"/>
+    <w:bookmarkEnd w:id="55"/>
     <w:p>
       <w:pPr>
         <w:pageBreakBefore w:val="0"/>
@@ -21028,7 +22095,7 @@
           <w14:ligatures w14:val="standardContextual"/>
         </w:rPr>
       </w:pPr>
-      <w:bookmarkStart w:id="55" w:name="_Toc12145"/>
+      <w:bookmarkStart w:id="56" w:name="_Toc12145"/>
       <w:r>
         <w:rPr>
           <w:rFonts w:hint="default" w:ascii="Times New Roman" w:hAnsi="Times New Roman" w:cs="Times New Roman" w:eastAsiaTheme="majorEastAsia"/>
@@ -21049,7 +22116,7 @@
         </w:rPr>
         <w:t>2.4.3.4. Sơ đồ mức 2 cho tiến trình Quản lý giao dịch bán hàng</w:t>
       </w:r>
-      <w:bookmarkEnd w:id="55"/>
+      <w:bookmarkEnd w:id="56"/>
     </w:p>
     <w:p>
       <w:pPr>
@@ -21068,6 +22135,53 @@
         <w:adjustRightInd/>
         <w:snapToGrid/>
         <w:spacing w:before="120" w:after="120" w:line="360" w:lineRule="auto"/>
+        <w:ind w:firstLine="720" w:firstLineChars="0"/>
+        <w:jc w:val="both"/>
+        <w:textAlignment w:val="auto"/>
+        <w:rPr>
+          <w:rStyle w:val="11"/>
+          <w:rFonts w:hint="default" w:ascii="Times New Roman" w:hAnsi="Times New Roman" w:cs="Times New Roman"/>
+          <w:b w:val="0"/>
+          <w:bCs w:val="0"/>
+          <w:sz w:val="26"/>
+          <w:szCs w:val="26"/>
+          <w:lang w:val="en-US" w:eastAsia="zh-CN"/>
+        </w:rPr>
+      </w:pPr>
+      <w:bookmarkStart w:id="57" w:name="_Toc19415"/>
+      <w:bookmarkStart w:id="58" w:name="_Toc23702"/>
+      <w:bookmarkStart w:id="59" w:name="_Toc4190"/>
+      <w:r>
+        <w:rPr>
+          <w:rStyle w:val="11"/>
+          <w:rFonts w:hint="default" w:ascii="Times New Roman" w:hAnsi="Times New Roman" w:cs="Times New Roman"/>
+          <w:b w:val="0"/>
+          <w:bCs w:val="0"/>
+          <w:sz w:val="26"/>
+          <w:szCs w:val="26"/>
+          <w:lang w:val="en-US" w:eastAsia="zh-CN"/>
+        </w:rPr>
+        <w:t>Đây là tiến trình cốt lõi của hệ thống POS. Nó phải đảm bảo tính toàn vẹn dữ liệu: khi lập hóa đơn, phải có kiểm tra tồn kho, và sau khi thanh toán, tồn kho phải được tự động giảm trừ.</w:t>
+      </w:r>
+    </w:p>
+    <w:p>
+      <w:pPr>
+        <w:pStyle w:val="5"/>
+        <w:keepNext/>
+        <w:keepLines/>
+        <w:pageBreakBefore w:val="0"/>
+        <w:widowControl/>
+        <w:kinsoku/>
+        <w:wordWrap/>
+        <w:overflowPunct/>
+        <w:topLinePunct w:val="0"/>
+        <w:autoSpaceDE/>
+        <w:autoSpaceDN/>
+        <w:bidi w:val="0"/>
+        <w:adjustRightInd/>
+        <w:snapToGrid/>
+        <w:spacing w:before="120" w:after="120" w:line="360" w:lineRule="auto"/>
+        <w:ind w:left="0" w:leftChars="0" w:firstLine="0" w:firstLineChars="0"/>
         <w:jc w:val="center"/>
         <w:textAlignment w:val="auto"/>
         <w:rPr>
@@ -21077,21 +22191,6 @@
           <w:lang w:val="vi-VN" w:eastAsia="en-US"/>
         </w:rPr>
       </w:pPr>
-      <w:bookmarkStart w:id="56" w:name="_Toc19415"/>
-      <w:bookmarkStart w:id="57" w:name="_Toc4190"/>
-      <w:bookmarkStart w:id="58" w:name="_Toc23702"/>
-      <w:r>
-        <w:rPr>
-          <w:rStyle w:val="11"/>
-          <w:rFonts w:hint="default" w:ascii="Times New Roman" w:hAnsi="Times New Roman" w:cs="Times New Roman"/>
-          <w:b w:val="0"/>
-          <w:bCs w:val="0"/>
-          <w:sz w:val="26"/>
-          <w:szCs w:val="26"/>
-          <w:lang w:val="en-US" w:eastAsia="zh-CN"/>
-        </w:rPr>
-        <w:t>Đây là tiến trình cốt lõi của hệ thống POS. Nó phải đảm bảo tính toàn vẹn dữ liệu: khi lập hóa đơn, phải có kiểm tra tồn kho, và sau khi thanh toán, tồn kho phải được tự động giảm trừ.</w:t>
-      </w:r>
       <w:r>
         <w:rPr>
           <w:rFonts w:hint="default" w:ascii="Times New Roman" w:hAnsi="Times New Roman" w:cs="Times New Roman"/>
@@ -21142,7 +22241,7 @@
           </wp:inline>
         </w:drawing>
       </w:r>
-      <w:bookmarkEnd w:id="56"/>
+      <w:bookmarkEnd w:id="57"/>
       <w:r>
         <w:rPr>
           <w:rFonts w:hint="default" w:ascii="Times New Roman" w:hAnsi="Times New Roman" w:cs="Times New Roman"/>
@@ -21188,8 +22287,8 @@
         </w:rPr>
         <w:t xml:space="preserve"> cho tiến trình Quản lý giao dịch bán hàng</w:t>
       </w:r>
-      <w:bookmarkEnd w:id="57"/>
       <w:bookmarkEnd w:id="58"/>
+      <w:bookmarkEnd w:id="59"/>
     </w:p>
     <w:p>
       <w:pPr>
@@ -21226,7 +22325,7 @@
           <w14:ligatures w14:val="standardContextual"/>
         </w:rPr>
       </w:pPr>
-      <w:bookmarkStart w:id="59" w:name="_Toc11124"/>
+      <w:bookmarkStart w:id="60" w:name="_Toc11124"/>
       <w:r>
         <w:rPr>
           <w:rFonts w:hint="default" w:ascii="Times New Roman" w:hAnsi="Times New Roman" w:cs="Times New Roman" w:eastAsiaTheme="majorEastAsia"/>
@@ -21247,7 +22346,7 @@
         </w:rPr>
         <w:t>2.4.3.5. Sơ đồ mức 2 cho tiến trình Báo cáo và Phân tích kinh doanh</w:t>
       </w:r>
-      <w:bookmarkEnd w:id="59"/>
+      <w:bookmarkEnd w:id="60"/>
     </w:p>
     <w:p>
       <w:pPr>
@@ -21263,6 +22362,7 @@
         <w:adjustRightInd/>
         <w:snapToGrid/>
         <w:spacing w:before="120" w:after="120" w:line="360" w:lineRule="auto"/>
+        <w:ind w:firstLine="720" w:firstLineChars="0"/>
         <w:jc w:val="both"/>
         <w:textAlignment w:val="auto"/>
         <w:rPr>
@@ -21371,9 +22471,9 @@
           <w:lang w:val="en-US" w:eastAsia="en-US"/>
         </w:rPr>
       </w:pPr>
-      <w:bookmarkStart w:id="60" w:name="_Toc7563"/>
-      <w:bookmarkStart w:id="61" w:name="_Toc7297"/>
+      <w:bookmarkStart w:id="61" w:name="_Toc7563"/>
       <w:bookmarkStart w:id="62" w:name="_Toc2491"/>
+      <w:bookmarkStart w:id="63" w:name="_Toc7297"/>
       <w:r>
         <w:rPr>
           <w:rFonts w:hint="default" w:ascii="Times New Roman" w:hAnsi="Times New Roman" w:cs="Times New Roman"/>
@@ -21424,7 +22524,7 @@
           </wp:inline>
         </w:drawing>
       </w:r>
-      <w:bookmarkEnd w:id="60"/>
+      <w:bookmarkEnd w:id="61"/>
       <w:r>
         <w:rPr>
           <w:rFonts w:hint="default" w:ascii="Times New Roman" w:hAnsi="Times New Roman" w:cs="Times New Roman"/>
@@ -21470,8 +22570,8 @@
         </w:rPr>
         <w:t xml:space="preserve"> cho tiến trình Báo cáo và Phân tích kinh doanh</w:t>
       </w:r>
-      <w:bookmarkEnd w:id="61"/>
       <w:bookmarkEnd w:id="62"/>
+      <w:bookmarkEnd w:id="63"/>
     </w:p>
     <w:p>
       <w:pPr>
@@ -21506,7 +22606,7 @@
           <w14:ligatures w14:val="standardContextual"/>
         </w:rPr>
       </w:pPr>
-      <w:bookmarkStart w:id="63" w:name="_Toc11805"/>
+      <w:bookmarkStart w:id="64" w:name="_Toc11805"/>
       <w:r>
         <w:rPr>
           <w:rFonts w:hint="default" w:ascii="Times New Roman" w:hAnsi="Times New Roman" w:cs="Times New Roman" w:eastAsiaTheme="majorEastAsia"/>
@@ -21525,7 +22625,7 @@
         </w:rPr>
         <w:t>2.5. Sơ đồ ERD</w:t>
       </w:r>
-      <w:bookmarkEnd w:id="63"/>
+      <w:bookmarkEnd w:id="64"/>
     </w:p>
     <w:p>
       <w:pPr>
@@ -21560,7 +22660,7 @@
           <w14:ligatures w14:val="standardContextual"/>
         </w:rPr>
       </w:pPr>
-      <w:bookmarkStart w:id="64" w:name="_Toc12604"/>
+      <w:bookmarkStart w:id="65" w:name="_Toc12604"/>
       <w:r>
         <w:rPr>
           <w:rFonts w:hint="default" w:ascii="Times New Roman" w:hAnsi="Times New Roman" w:cs="Times New Roman" w:eastAsiaTheme="majorEastAsia"/>
@@ -21579,7 +22679,7 @@
         </w:rPr>
         <w:t>2.5.1. Sơ đồ ERD - Quan niệm</w:t>
       </w:r>
-      <w:bookmarkEnd w:id="64"/>
+      <w:bookmarkEnd w:id="65"/>
     </w:p>
     <w:p>
       <w:pPr>
@@ -21669,8 +22769,8 @@
           <w:lang w:val="vi-VN" w:eastAsia="en-US"/>
         </w:rPr>
       </w:pPr>
-      <w:bookmarkStart w:id="65" w:name="_Toc21644"/>
       <w:bookmarkStart w:id="66" w:name="_Toc30519"/>
+      <w:bookmarkStart w:id="67" w:name="_Toc21644"/>
       <w:r>
         <w:rPr>
           <w:rFonts w:hint="default" w:ascii="Times New Roman" w:hAnsi="Times New Roman" w:cs="Times New Roman"/>
@@ -21707,8 +22807,8 @@
         </w:rPr>
         <w:t>Sơ đồ ERD - Quan niệm</w:t>
       </w:r>
-      <w:bookmarkEnd w:id="65"/>
       <w:bookmarkEnd w:id="66"/>
+      <w:bookmarkEnd w:id="67"/>
     </w:p>
     <w:p>
       <w:pPr>
@@ -22309,7 +23409,7 @@
           <w14:ligatures w14:val="standardContextual"/>
         </w:rPr>
       </w:pPr>
-      <w:bookmarkStart w:id="67" w:name="_Toc30977"/>
+      <w:bookmarkStart w:id="68" w:name="_Toc30977"/>
       <w:r>
         <w:rPr>
           <w:rFonts w:hint="default" w:ascii="Times New Roman" w:hAnsi="Times New Roman" w:cs="Times New Roman" w:eastAsiaTheme="majorEastAsia"/>
@@ -22328,7 +23428,7 @@
         </w:rPr>
         <w:t>2.5.2. Sơ đồ ERD – Logical</w:t>
       </w:r>
-      <w:bookmarkEnd w:id="67"/>
+      <w:bookmarkEnd w:id="68"/>
       <w:r>
         <w:rPr>
           <w:rFonts w:hint="default" w:ascii="Times New Roman" w:hAnsi="Times New Roman" w:cs="Times New Roman" w:eastAsiaTheme="majorEastAsia"/>
@@ -22356,7 +23456,7 @@
           <w:lang w:val="vi-VN" w:eastAsia="en-US"/>
         </w:rPr>
       </w:pPr>
-      <w:bookmarkStart w:id="68" w:name="_Toc26616"/>
+      <w:bookmarkStart w:id="69" w:name="_Toc26616"/>
       <w:r>
         <w:drawing>
           <wp:inline distT="0" distB="0" distL="114300" distR="114300">
@@ -22433,7 +23533,7 @@
           <w14:ligatures w14:val="standardContextual"/>
         </w:rPr>
       </w:pPr>
-      <w:bookmarkStart w:id="69" w:name="_Toc29877"/>
+      <w:bookmarkStart w:id="70" w:name="_Toc29877"/>
       <w:r>
         <w:rPr>
           <w:rFonts w:hint="default" w:ascii="Times New Roman" w:hAnsi="Times New Roman" w:cs="Times New Roman"/>
@@ -22487,8 +23587,8 @@
         </w:rPr>
         <w:t>Sơ đồ ERD - Logical</w:t>
       </w:r>
-      <w:bookmarkEnd w:id="68"/>
       <w:bookmarkEnd w:id="69"/>
+      <w:bookmarkEnd w:id="70"/>
     </w:p>
     <w:p>
       <w:pPr>
@@ -22524,7 +23624,7 @@
           <w14:ligatures w14:val="standardContextual"/>
         </w:rPr>
       </w:pPr>
-      <w:bookmarkStart w:id="70" w:name="_Toc5883"/>
+      <w:bookmarkStart w:id="71" w:name="_Toc5883"/>
       <w:r>
         <w:rPr>
           <w:rFonts w:hint="default" w:ascii="Times New Roman" w:hAnsi="Times New Roman" w:cs="Times New Roman" w:eastAsiaTheme="majorEastAsia"/>
@@ -22581,7 +23681,7 @@
         </w:rPr>
         <w:t>ysical</w:t>
       </w:r>
-      <w:bookmarkEnd w:id="70"/>
+      <w:bookmarkEnd w:id="71"/>
     </w:p>
     <w:p>
       <w:pPr>
@@ -22607,7 +23707,7 @@
           <w:lang w:val="vi-VN" w:eastAsia="en-US" w:bidi="ar-SA"/>
         </w:rPr>
       </w:pPr>
-      <w:bookmarkStart w:id="71" w:name="_Toc21054"/>
+      <w:bookmarkStart w:id="72" w:name="_Toc21054"/>
       <w:r>
         <w:drawing>
           <wp:inline distT="0" distB="0" distL="114300" distR="114300">
@@ -22651,7 +23751,7 @@
           </wp:inline>
         </w:drawing>
       </w:r>
-      <w:bookmarkStart w:id="72" w:name="_Toc29273"/>
+      <w:bookmarkStart w:id="73" w:name="_Toc29273"/>
       <w:r>
         <w:rPr>
           <w:rFonts w:hint="default" w:ascii="Times New Roman" w:hAnsi="Times New Roman" w:cs="Times New Roman" w:eastAsiaTheme="minorEastAsia"/>
@@ -22696,8 +23796,8 @@
         </w:rPr>
         <w:t>Sơ đồ ERD - Physical</w:t>
       </w:r>
-      <w:bookmarkEnd w:id="71"/>
       <w:bookmarkEnd w:id="72"/>
+      <w:bookmarkEnd w:id="73"/>
     </w:p>
     <w:p>
       <w:pPr>
@@ -22732,7 +23832,7 @@
           <w14:ligatures w14:val="standardContextual"/>
         </w:rPr>
       </w:pPr>
-      <w:bookmarkStart w:id="73" w:name="_Toc25378"/>
+      <w:bookmarkStart w:id="74" w:name="_Toc25378"/>
       <w:r>
         <w:rPr>
           <w:rFonts w:hint="default" w:ascii="Times New Roman" w:hAnsi="Times New Roman" w:cs="Times New Roman" w:eastAsiaTheme="majorEastAsia"/>
@@ -22751,7 +23851,7 @@
         </w:rPr>
         <w:t>2.6. Thiết kế cơ sở dữ liệu</w:t>
       </w:r>
-      <w:bookmarkEnd w:id="73"/>
+      <w:bookmarkEnd w:id="74"/>
     </w:p>
     <w:p>
       <w:pPr>
@@ -22786,7 +23886,7 @@
           <w14:ligatures w14:val="standardContextual"/>
         </w:rPr>
       </w:pPr>
-      <w:bookmarkStart w:id="74" w:name="_Toc15002"/>
+      <w:bookmarkStart w:id="75" w:name="_Toc15002"/>
       <w:r>
         <w:rPr>
           <w:rFonts w:hint="default" w:ascii="Times New Roman" w:hAnsi="Times New Roman" w:cs="Times New Roman" w:eastAsiaTheme="majorEastAsia"/>
@@ -22805,7 +23905,7 @@
         </w:rPr>
         <w:t>2.6.1. Thiết kế cơ sở dữ liệu vật lý</w:t>
       </w:r>
-      <w:bookmarkEnd w:id="74"/>
+      <w:bookmarkEnd w:id="75"/>
     </w:p>
     <w:p>
       <w:pPr>
@@ -23611,59 +24711,31 @@
           <w:u w:val="single"/>
           <w:lang w:val="vi-VN" w:eastAsia="en-US"/>
         </w:rPr>
-        <w:t>MaD</w:t>
-      </w:r>
-      <w:bookmarkStart w:id="110" w:name="_GoBack"/>
+        <w:t>MaDBH</w:t>
+      </w:r>
       <w:r>
         <w:rPr>
           <w:rFonts w:hint="default" w:ascii="Times New Roman" w:hAnsi="Times New Roman" w:eastAsia="Times New Roman" w:cs="Times New Roman"/>
-          <w:b/>
-          <w:bCs/>
           <w:color w:val="000000"/>
           <w:sz w:val="26"/>
           <w:szCs w:val="26"/>
           <w:u w:val="single"/>
           <w:lang w:val="vi-VN" w:eastAsia="en-US"/>
         </w:rPr>
-        <w:t>BH</w:t>
+        <w:t xml:space="preserve">, </w:t>
       </w:r>
       <w:r>
         <w:rPr>
           <w:rFonts w:hint="default" w:ascii="Times New Roman" w:hAnsi="Times New Roman" w:eastAsia="Times New Roman" w:cs="Times New Roman"/>
+          <w:b/>
+          <w:bCs/>
           <w:color w:val="000000"/>
           <w:sz w:val="26"/>
           <w:szCs w:val="26"/>
           <w:u w:val="single"/>
           <w:lang w:val="vi-VN" w:eastAsia="en-US"/>
         </w:rPr>
-        <w:t xml:space="preserve">, </w:t>
-      </w:r>
-      <w:r>
-        <w:rPr>
-          <w:rFonts w:hint="default" w:ascii="Times New Roman" w:hAnsi="Times New Roman" w:eastAsia="Times New Roman" w:cs="Times New Roman"/>
-          <w:b/>
-          <w:bCs/>
-          <w:color w:val="000000"/>
-          <w:sz w:val="26"/>
-          <w:szCs w:val="26"/>
-          <w:u w:val="single"/>
-          <w:lang w:val="vi-VN" w:eastAsia="en-US"/>
-        </w:rPr>
-        <w:t>M</w:t>
-      </w:r>
-      <w:bookmarkEnd w:id="110"/>
-      <w:r>
-        <w:rPr>
-          <w:rFonts w:hint="default" w:ascii="Times New Roman" w:hAnsi="Times New Roman" w:eastAsia="Times New Roman" w:cs="Times New Roman"/>
-          <w:b/>
-          <w:bCs/>
-          <w:color w:val="000000"/>
-          <w:sz w:val="26"/>
-          <w:szCs w:val="26"/>
-          <w:u w:val="single"/>
-          <w:lang w:val="vi-VN" w:eastAsia="en-US"/>
-        </w:rPr>
-        <w:t>aSP</w:t>
+        <w:t>MaSP</w:t>
       </w:r>
       <w:r>
         <w:rPr>
@@ -23833,7 +24905,7 @@
               <w:adjustRightInd/>
               <w:snapToGrid/>
               <w:spacing w:before="120" w:after="120" w:line="360" w:lineRule="auto"/>
-              <w:jc w:val="both"/>
+              <w:jc w:val="center"/>
               <w:textAlignment w:val="auto"/>
               <w:rPr>
                 <w:rFonts w:hint="default" w:ascii="Times New Roman" w:hAnsi="Times New Roman" w:cs="Times New Roman"/>
@@ -23873,7 +24945,7 @@
               <w:adjustRightInd/>
               <w:snapToGrid/>
               <w:spacing w:before="120" w:after="120" w:line="360" w:lineRule="auto"/>
-              <w:jc w:val="both"/>
+              <w:jc w:val="center"/>
               <w:textAlignment w:val="auto"/>
               <w:rPr>
                 <w:rFonts w:hint="default" w:ascii="Times New Roman" w:hAnsi="Times New Roman" w:cs="Times New Roman"/>
@@ -23913,7 +24985,7 @@
               <w:adjustRightInd/>
               <w:snapToGrid/>
               <w:spacing w:before="120" w:after="120" w:line="360" w:lineRule="auto"/>
-              <w:jc w:val="both"/>
+              <w:jc w:val="center"/>
               <w:textAlignment w:val="auto"/>
               <w:rPr>
                 <w:rFonts w:hint="default" w:ascii="Times New Roman" w:hAnsi="Times New Roman" w:cs="Times New Roman"/>
@@ -23953,7 +25025,7 @@
               <w:adjustRightInd/>
               <w:snapToGrid/>
               <w:spacing w:before="120" w:after="120" w:line="360" w:lineRule="auto"/>
-              <w:jc w:val="both"/>
+              <w:jc w:val="center"/>
               <w:textAlignment w:val="auto"/>
               <w:rPr>
                 <w:rFonts w:hint="default" w:ascii="Times New Roman" w:hAnsi="Times New Roman" w:cs="Times New Roman"/>
@@ -23993,7 +25065,7 @@
               <w:adjustRightInd/>
               <w:snapToGrid/>
               <w:spacing w:before="120" w:after="120" w:line="360" w:lineRule="auto"/>
-              <w:jc w:val="both"/>
+              <w:jc w:val="center"/>
               <w:textAlignment w:val="auto"/>
               <w:rPr>
                 <w:rFonts w:hint="default" w:ascii="Times New Roman" w:hAnsi="Times New Roman" w:cs="Times New Roman"/>
@@ -24447,9 +25519,9 @@
           <w:lang w:val="vi-VN" w:eastAsia="en-US"/>
         </w:rPr>
       </w:pPr>
-      <w:bookmarkStart w:id="75" w:name="_Toc107344954"/>
-      <w:bookmarkStart w:id="76" w:name="_Toc32584"/>
-      <w:bookmarkStart w:id="77" w:name="_Toc90575201"/>
+      <w:bookmarkStart w:id="76" w:name="_Toc107344954"/>
+      <w:bookmarkStart w:id="77" w:name="_Toc32584"/>
+      <w:bookmarkStart w:id="78" w:name="_Toc90575201"/>
       <w:r>
         <w:rPr>
           <w:rFonts w:hint="default" w:ascii="Times New Roman" w:hAnsi="Times New Roman" w:cs="Times New Roman"/>
@@ -24477,7 +25549,7 @@
         </w:rPr>
         <w:t>. Bảng</w:t>
       </w:r>
-      <w:bookmarkEnd w:id="75"/>
+      <w:bookmarkEnd w:id="76"/>
       <w:r>
         <w:rPr>
           <w:rFonts w:hint="default" w:ascii="Times New Roman" w:hAnsi="Times New Roman" w:cs="Times New Roman"/>
@@ -24487,9 +25559,9 @@
         </w:rPr>
         <w:t xml:space="preserve"> Tỉnh</w:t>
       </w:r>
-      <w:bookmarkEnd w:id="76"/>
+      <w:bookmarkEnd w:id="77"/>
     </w:p>
-    <w:bookmarkEnd w:id="77"/>
+    <w:bookmarkEnd w:id="78"/>
     <w:p>
       <w:pPr>
         <w:pageBreakBefore w:val="0"/>
@@ -24598,7 +25670,7 @@
               <w:adjustRightInd/>
               <w:snapToGrid/>
               <w:spacing w:before="120" w:after="120" w:line="360" w:lineRule="auto"/>
-              <w:jc w:val="both"/>
+              <w:jc w:val="center"/>
               <w:textAlignment w:val="auto"/>
               <w:rPr>
                 <w:rFonts w:hint="default" w:ascii="Times New Roman" w:hAnsi="Times New Roman" w:cs="Times New Roman"/>
@@ -24638,7 +25710,7 @@
               <w:adjustRightInd/>
               <w:snapToGrid/>
               <w:spacing w:before="120" w:after="120" w:line="360" w:lineRule="auto"/>
-              <w:jc w:val="both"/>
+              <w:jc w:val="center"/>
               <w:textAlignment w:val="auto"/>
               <w:rPr>
                 <w:rFonts w:hint="default" w:ascii="Times New Roman" w:hAnsi="Times New Roman" w:cs="Times New Roman"/>
@@ -24678,7 +25750,7 @@
               <w:adjustRightInd/>
               <w:snapToGrid/>
               <w:spacing w:before="120" w:after="120" w:line="360" w:lineRule="auto"/>
-              <w:jc w:val="both"/>
+              <w:jc w:val="center"/>
               <w:textAlignment w:val="auto"/>
               <w:rPr>
                 <w:rFonts w:hint="default" w:ascii="Times New Roman" w:hAnsi="Times New Roman" w:cs="Times New Roman"/>
@@ -24718,7 +25790,7 @@
               <w:adjustRightInd/>
               <w:snapToGrid/>
               <w:spacing w:before="120" w:after="120" w:line="360" w:lineRule="auto"/>
-              <w:jc w:val="both"/>
+              <w:jc w:val="center"/>
               <w:textAlignment w:val="auto"/>
               <w:rPr>
                 <w:rFonts w:hint="default" w:ascii="Times New Roman" w:hAnsi="Times New Roman" w:cs="Times New Roman"/>
@@ -24758,7 +25830,7 @@
               <w:adjustRightInd/>
               <w:snapToGrid/>
               <w:spacing w:before="120" w:after="120" w:line="360" w:lineRule="auto"/>
-              <w:jc w:val="both"/>
+              <w:jc w:val="center"/>
               <w:textAlignment w:val="auto"/>
               <w:rPr>
                 <w:rFonts w:hint="default" w:ascii="Times New Roman" w:hAnsi="Times New Roman" w:cs="Times New Roman"/>
@@ -25411,7 +26483,7 @@
           <w:lang w:val="vi-VN" w:eastAsia="en-US"/>
         </w:rPr>
       </w:pPr>
-      <w:bookmarkStart w:id="78" w:name="_Toc20058"/>
+      <w:bookmarkStart w:id="79" w:name="_Toc20058"/>
       <w:r>
         <w:rPr>
           <w:rFonts w:hint="default" w:ascii="Times New Roman" w:hAnsi="Times New Roman" w:cs="Times New Roman"/>
@@ -25448,7 +26520,7 @@
         </w:rPr>
         <w:t xml:space="preserve"> Xã</w:t>
       </w:r>
-      <w:bookmarkEnd w:id="78"/>
+      <w:bookmarkEnd w:id="79"/>
     </w:p>
     <w:p>
       <w:pPr>
@@ -25558,7 +26630,7 @@
               <w:adjustRightInd/>
               <w:snapToGrid/>
               <w:spacing w:before="120" w:after="120" w:line="360" w:lineRule="auto"/>
-              <w:jc w:val="both"/>
+              <w:jc w:val="center"/>
               <w:textAlignment w:val="auto"/>
               <w:rPr>
                 <w:rFonts w:hint="default" w:ascii="Times New Roman" w:hAnsi="Times New Roman" w:cs="Times New Roman"/>
@@ -25598,7 +26670,7 @@
               <w:adjustRightInd/>
               <w:snapToGrid/>
               <w:spacing w:before="120" w:after="120" w:line="360" w:lineRule="auto"/>
-              <w:jc w:val="both"/>
+              <w:jc w:val="center"/>
               <w:textAlignment w:val="auto"/>
               <w:rPr>
                 <w:rFonts w:hint="default" w:ascii="Times New Roman" w:hAnsi="Times New Roman" w:cs="Times New Roman"/>
@@ -25638,7 +26710,7 @@
               <w:adjustRightInd/>
               <w:snapToGrid/>
               <w:spacing w:before="120" w:after="120" w:line="360" w:lineRule="auto"/>
-              <w:jc w:val="both"/>
+              <w:jc w:val="center"/>
               <w:textAlignment w:val="auto"/>
               <w:rPr>
                 <w:rFonts w:hint="default" w:ascii="Times New Roman" w:hAnsi="Times New Roman" w:cs="Times New Roman"/>
@@ -25678,7 +26750,7 @@
               <w:adjustRightInd/>
               <w:snapToGrid/>
               <w:spacing w:before="120" w:after="120" w:line="360" w:lineRule="auto"/>
-              <w:jc w:val="both"/>
+              <w:jc w:val="center"/>
               <w:textAlignment w:val="auto"/>
               <w:rPr>
                 <w:rFonts w:hint="default" w:ascii="Times New Roman" w:hAnsi="Times New Roman" w:cs="Times New Roman"/>
@@ -25718,7 +26790,7 @@
               <w:adjustRightInd/>
               <w:snapToGrid/>
               <w:spacing w:before="120" w:after="120" w:line="360" w:lineRule="auto"/>
-              <w:jc w:val="both"/>
+              <w:jc w:val="center"/>
               <w:textAlignment w:val="auto"/>
               <w:rPr>
                 <w:rFonts w:hint="default" w:ascii="Times New Roman" w:hAnsi="Times New Roman" w:cs="Times New Roman"/>
@@ -26983,7 +28055,7 @@
           <w:lang w:val="vi-VN" w:eastAsia="en-US"/>
         </w:rPr>
       </w:pPr>
-      <w:bookmarkStart w:id="79" w:name="_Toc10550"/>
+      <w:bookmarkStart w:id="80" w:name="_Toc10550"/>
       <w:r>
         <w:rPr>
           <w:rFonts w:hint="default" w:ascii="Times New Roman" w:hAnsi="Times New Roman" w:cs="Times New Roman"/>
@@ -27020,7 +28092,7 @@
         </w:rPr>
         <w:t xml:space="preserve"> Nhà cung cấp</w:t>
       </w:r>
-      <w:bookmarkEnd w:id="79"/>
+      <w:bookmarkEnd w:id="80"/>
     </w:p>
     <w:p>
       <w:pPr>
@@ -27130,7 +28202,7 @@
               <w:adjustRightInd/>
               <w:snapToGrid/>
               <w:spacing w:before="120" w:after="120" w:line="360" w:lineRule="auto"/>
-              <w:jc w:val="both"/>
+              <w:jc w:val="center"/>
               <w:textAlignment w:val="auto"/>
               <w:rPr>
                 <w:rFonts w:hint="default" w:ascii="Times New Roman" w:hAnsi="Times New Roman" w:cs="Times New Roman"/>
@@ -27170,7 +28242,7 @@
               <w:adjustRightInd/>
               <w:snapToGrid/>
               <w:spacing w:before="120" w:after="120" w:line="360" w:lineRule="auto"/>
-              <w:jc w:val="both"/>
+              <w:jc w:val="center"/>
               <w:textAlignment w:val="auto"/>
               <w:rPr>
                 <w:rFonts w:hint="default" w:ascii="Times New Roman" w:hAnsi="Times New Roman" w:cs="Times New Roman"/>
@@ -27210,7 +28282,7 @@
               <w:adjustRightInd/>
               <w:snapToGrid/>
               <w:spacing w:before="120" w:after="120" w:line="360" w:lineRule="auto"/>
-              <w:jc w:val="both"/>
+              <w:jc w:val="center"/>
               <w:textAlignment w:val="auto"/>
               <w:rPr>
                 <w:rFonts w:hint="default" w:ascii="Times New Roman" w:hAnsi="Times New Roman" w:cs="Times New Roman"/>
@@ -27250,7 +28322,7 @@
               <w:adjustRightInd/>
               <w:snapToGrid/>
               <w:spacing w:before="120" w:after="120" w:line="360" w:lineRule="auto"/>
-              <w:jc w:val="both"/>
+              <w:jc w:val="center"/>
               <w:textAlignment w:val="auto"/>
               <w:rPr>
                 <w:rFonts w:hint="default" w:ascii="Times New Roman" w:hAnsi="Times New Roman" w:cs="Times New Roman"/>
@@ -27290,7 +28362,7 @@
               <w:adjustRightInd/>
               <w:snapToGrid/>
               <w:spacing w:before="120" w:after="120" w:line="360" w:lineRule="auto"/>
-              <w:jc w:val="both"/>
+              <w:jc w:val="center"/>
               <w:textAlignment w:val="auto"/>
               <w:rPr>
                 <w:rFonts w:hint="default" w:ascii="Times New Roman" w:hAnsi="Times New Roman" w:cs="Times New Roman"/>
@@ -28560,7 +29632,7 @@
           <w:lang w:val="vi-VN" w:eastAsia="en-US"/>
         </w:rPr>
       </w:pPr>
-      <w:bookmarkStart w:id="80" w:name="_Toc854"/>
+      <w:bookmarkStart w:id="81" w:name="_Toc854"/>
       <w:r>
         <w:rPr>
           <w:rFonts w:hint="default" w:ascii="Times New Roman" w:hAnsi="Times New Roman" w:cs="Times New Roman"/>
@@ -28597,7 +29669,7 @@
         </w:rPr>
         <w:t xml:space="preserve"> Khách hàng</w:t>
       </w:r>
-      <w:bookmarkEnd w:id="80"/>
+      <w:bookmarkEnd w:id="81"/>
     </w:p>
     <w:p>
       <w:pPr>
@@ -28707,7 +29779,7 @@
               <w:adjustRightInd/>
               <w:snapToGrid/>
               <w:spacing w:before="120" w:after="120" w:line="360" w:lineRule="auto"/>
-              <w:jc w:val="both"/>
+              <w:jc w:val="center"/>
               <w:textAlignment w:val="auto"/>
               <w:rPr>
                 <w:rFonts w:hint="default" w:ascii="Times New Roman" w:hAnsi="Times New Roman" w:cs="Times New Roman"/>
@@ -28747,7 +29819,7 @@
               <w:adjustRightInd/>
               <w:snapToGrid/>
               <w:spacing w:before="120" w:after="120" w:line="360" w:lineRule="auto"/>
-              <w:jc w:val="both"/>
+              <w:jc w:val="center"/>
               <w:textAlignment w:val="auto"/>
               <w:rPr>
                 <w:rFonts w:hint="default" w:ascii="Times New Roman" w:hAnsi="Times New Roman" w:cs="Times New Roman"/>
@@ -28787,7 +29859,7 @@
               <w:adjustRightInd/>
               <w:snapToGrid/>
               <w:spacing w:before="120" w:after="120" w:line="360" w:lineRule="auto"/>
-              <w:jc w:val="both"/>
+              <w:jc w:val="center"/>
               <w:textAlignment w:val="auto"/>
               <w:rPr>
                 <w:rFonts w:hint="default" w:ascii="Times New Roman" w:hAnsi="Times New Roman" w:cs="Times New Roman"/>
@@ -28827,7 +29899,7 @@
               <w:adjustRightInd/>
               <w:snapToGrid/>
               <w:spacing w:before="120" w:after="120" w:line="360" w:lineRule="auto"/>
-              <w:jc w:val="both"/>
+              <w:jc w:val="center"/>
               <w:textAlignment w:val="auto"/>
               <w:rPr>
                 <w:rFonts w:hint="default" w:ascii="Times New Roman" w:hAnsi="Times New Roman" w:cs="Times New Roman"/>
@@ -28867,7 +29939,7 @@
               <w:adjustRightInd/>
               <w:snapToGrid/>
               <w:spacing w:before="120" w:after="120" w:line="360" w:lineRule="auto"/>
-              <w:jc w:val="both"/>
+              <w:jc w:val="center"/>
               <w:textAlignment w:val="auto"/>
               <w:rPr>
                 <w:rFonts w:hint="default" w:ascii="Times New Roman" w:hAnsi="Times New Roman" w:cs="Times New Roman"/>
@@ -29330,7 +30402,7 @@
           <w:lang w:val="vi-VN" w:eastAsia="en-US"/>
         </w:rPr>
       </w:pPr>
-      <w:bookmarkStart w:id="81" w:name="_Toc11275"/>
+      <w:bookmarkStart w:id="82" w:name="_Toc11275"/>
       <w:r>
         <w:rPr>
           <w:rFonts w:hint="default" w:ascii="Times New Roman" w:hAnsi="Times New Roman" w:cs="Times New Roman"/>
@@ -29367,7 +30439,7 @@
         </w:rPr>
         <w:t xml:space="preserve"> Loại Sản phẩm</w:t>
       </w:r>
-      <w:bookmarkEnd w:id="81"/>
+      <w:bookmarkEnd w:id="82"/>
     </w:p>
     <w:p>
       <w:pPr>
@@ -29412,6 +30484,1385 @@
           <w:lang w:val="vi-VN" w:eastAsia="en-US"/>
         </w:rPr>
         <w:t>BẢNG SANPHAM:</w:t>
+      </w:r>
+    </w:p>
+    <w:tbl>
+      <w:tblPr>
+        <w:tblStyle w:val="111"/>
+        <w:tblW w:w="0" w:type="auto"/>
+        <w:tblInd w:w="0" w:type="dxa"/>
+        <w:tblBorders>
+          <w:top w:val="single" w:color="auto" w:sz="4" w:space="0"/>
+          <w:left w:val="single" w:color="auto" w:sz="4" w:space="0"/>
+          <w:bottom w:val="single" w:color="auto" w:sz="4" w:space="0"/>
+          <w:right w:val="single" w:color="auto" w:sz="4" w:space="0"/>
+          <w:insideH w:val="single" w:color="auto" w:sz="4" w:space="0"/>
+          <w:insideV w:val="single" w:color="auto" w:sz="4" w:space="0"/>
+        </w:tblBorders>
+        <w:tblLayout w:type="autofit"/>
+        <w:tblCellMar>
+          <w:top w:w="0" w:type="dxa"/>
+          <w:left w:w="108" w:type="dxa"/>
+          <w:bottom w:w="0" w:type="dxa"/>
+          <w:right w:w="108" w:type="dxa"/>
+        </w:tblCellMar>
+      </w:tblPr>
+      <w:tblGrid>
+        <w:gridCol w:w="1803"/>
+        <w:gridCol w:w="1803"/>
+        <w:gridCol w:w="1798"/>
+        <w:gridCol w:w="1395"/>
+        <w:gridCol w:w="2217"/>
+      </w:tblGrid>
+      <w:tr>
+        <w:tblPrEx>
+          <w:tblBorders>
+            <w:top w:val="single" w:color="auto" w:sz="4" w:space="0"/>
+            <w:left w:val="single" w:color="auto" w:sz="4" w:space="0"/>
+            <w:bottom w:val="single" w:color="auto" w:sz="4" w:space="0"/>
+            <w:right w:val="single" w:color="auto" w:sz="4" w:space="0"/>
+            <w:insideH w:val="single" w:color="auto" w:sz="4" w:space="0"/>
+            <w:insideV w:val="single" w:color="auto" w:sz="4" w:space="0"/>
+          </w:tblBorders>
+          <w:tblCellMar>
+            <w:top w:w="0" w:type="dxa"/>
+            <w:left w:w="108" w:type="dxa"/>
+            <w:bottom w:w="0" w:type="dxa"/>
+            <w:right w:w="108" w:type="dxa"/>
+          </w:tblCellMar>
+        </w:tblPrEx>
+        <w:tc>
+          <w:tcPr>
+            <w:tcW w:w="1803" w:type="dxa"/>
+          </w:tcPr>
+          <w:p>
+            <w:pPr>
+              <w:pageBreakBefore w:val="0"/>
+              <w:widowControl w:val="0"/>
+              <w:kinsoku/>
+              <w:wordWrap/>
+              <w:overflowPunct/>
+              <w:topLinePunct w:val="0"/>
+              <w:autoSpaceDE/>
+              <w:autoSpaceDN/>
+              <w:bidi w:val="0"/>
+              <w:adjustRightInd/>
+              <w:snapToGrid/>
+              <w:spacing w:before="120" w:after="120" w:line="360" w:lineRule="auto"/>
+              <w:jc w:val="center"/>
+              <w:textAlignment w:val="auto"/>
+              <w:rPr>
+                <w:rFonts w:hint="default" w:ascii="Times New Roman" w:hAnsi="Times New Roman" w:cs="Times New Roman"/>
+                <w:b/>
+                <w:sz w:val="26"/>
+                <w:szCs w:val="26"/>
+                <w:lang w:val="en-US"/>
+              </w:rPr>
+            </w:pPr>
+            <w:r>
+              <w:rPr>
+                <w:rFonts w:hint="default" w:ascii="Times New Roman" w:hAnsi="Times New Roman" w:cs="Times New Roman"/>
+                <w:b/>
+                <w:sz w:val="26"/>
+                <w:szCs w:val="26"/>
+                <w:lang w:val="en-US"/>
+              </w:rPr>
+              <w:t>Tên trường</w:t>
+            </w:r>
+          </w:p>
+        </w:tc>
+        <w:tc>
+          <w:tcPr>
+            <w:tcW w:w="1803" w:type="dxa"/>
+          </w:tcPr>
+          <w:p>
+            <w:pPr>
+              <w:pageBreakBefore w:val="0"/>
+              <w:widowControl w:val="0"/>
+              <w:kinsoku/>
+              <w:wordWrap/>
+              <w:overflowPunct/>
+              <w:topLinePunct w:val="0"/>
+              <w:autoSpaceDE/>
+              <w:autoSpaceDN/>
+              <w:bidi w:val="0"/>
+              <w:adjustRightInd/>
+              <w:snapToGrid/>
+              <w:spacing w:before="120" w:after="120" w:line="360" w:lineRule="auto"/>
+              <w:jc w:val="center"/>
+              <w:textAlignment w:val="auto"/>
+              <w:rPr>
+                <w:rFonts w:hint="default" w:ascii="Times New Roman" w:hAnsi="Times New Roman" w:cs="Times New Roman"/>
+                <w:b/>
+                <w:sz w:val="26"/>
+                <w:szCs w:val="26"/>
+                <w:lang w:val="en-US"/>
+              </w:rPr>
+            </w:pPr>
+            <w:r>
+              <w:rPr>
+                <w:rFonts w:hint="default" w:ascii="Times New Roman" w:hAnsi="Times New Roman" w:cs="Times New Roman"/>
+                <w:b/>
+                <w:sz w:val="26"/>
+                <w:szCs w:val="26"/>
+                <w:lang w:val="en-US"/>
+              </w:rPr>
+              <w:t>Kiểu dữ liệu</w:t>
+            </w:r>
+          </w:p>
+        </w:tc>
+        <w:tc>
+          <w:tcPr>
+            <w:tcW w:w="1798" w:type="dxa"/>
+          </w:tcPr>
+          <w:p>
+            <w:pPr>
+              <w:pageBreakBefore w:val="0"/>
+              <w:widowControl w:val="0"/>
+              <w:kinsoku/>
+              <w:wordWrap/>
+              <w:overflowPunct/>
+              <w:topLinePunct w:val="0"/>
+              <w:autoSpaceDE/>
+              <w:autoSpaceDN/>
+              <w:bidi w:val="0"/>
+              <w:adjustRightInd/>
+              <w:snapToGrid/>
+              <w:spacing w:before="120" w:after="120" w:line="360" w:lineRule="auto"/>
+              <w:jc w:val="center"/>
+              <w:textAlignment w:val="auto"/>
+              <w:rPr>
+                <w:rFonts w:hint="default" w:ascii="Times New Roman" w:hAnsi="Times New Roman" w:cs="Times New Roman"/>
+                <w:b/>
+                <w:sz w:val="26"/>
+                <w:szCs w:val="26"/>
+                <w:lang w:val="en-US"/>
+              </w:rPr>
+            </w:pPr>
+            <w:r>
+              <w:rPr>
+                <w:rFonts w:hint="default" w:ascii="Times New Roman" w:hAnsi="Times New Roman" w:cs="Times New Roman"/>
+                <w:b/>
+                <w:sz w:val="26"/>
+                <w:szCs w:val="26"/>
+                <w:lang w:val="en-US"/>
+              </w:rPr>
+              <w:t>Độ rộng</w:t>
+            </w:r>
+          </w:p>
+        </w:tc>
+        <w:tc>
+          <w:tcPr>
+            <w:tcW w:w="1395" w:type="dxa"/>
+          </w:tcPr>
+          <w:p>
+            <w:pPr>
+              <w:pageBreakBefore w:val="0"/>
+              <w:widowControl w:val="0"/>
+              <w:kinsoku/>
+              <w:wordWrap/>
+              <w:overflowPunct/>
+              <w:topLinePunct w:val="0"/>
+              <w:autoSpaceDE/>
+              <w:autoSpaceDN/>
+              <w:bidi w:val="0"/>
+              <w:adjustRightInd/>
+              <w:snapToGrid/>
+              <w:spacing w:before="120" w:after="120" w:line="360" w:lineRule="auto"/>
+              <w:jc w:val="center"/>
+              <w:textAlignment w:val="auto"/>
+              <w:rPr>
+                <w:rFonts w:hint="default" w:ascii="Times New Roman" w:hAnsi="Times New Roman" w:cs="Times New Roman"/>
+                <w:b/>
+                <w:sz w:val="26"/>
+                <w:szCs w:val="26"/>
+                <w:lang w:val="en-US"/>
+              </w:rPr>
+            </w:pPr>
+            <w:r>
+              <w:rPr>
+                <w:rFonts w:hint="default" w:ascii="Times New Roman" w:hAnsi="Times New Roman" w:cs="Times New Roman"/>
+                <w:b/>
+                <w:sz w:val="26"/>
+                <w:szCs w:val="26"/>
+                <w:lang w:val="en-US"/>
+              </w:rPr>
+              <w:t>Khóa</w:t>
+            </w:r>
+          </w:p>
+        </w:tc>
+        <w:tc>
+          <w:tcPr>
+            <w:tcW w:w="2217" w:type="dxa"/>
+          </w:tcPr>
+          <w:p>
+            <w:pPr>
+              <w:pageBreakBefore w:val="0"/>
+              <w:widowControl w:val="0"/>
+              <w:kinsoku/>
+              <w:wordWrap/>
+              <w:overflowPunct/>
+              <w:topLinePunct w:val="0"/>
+              <w:autoSpaceDE/>
+              <w:autoSpaceDN/>
+              <w:bidi w:val="0"/>
+              <w:adjustRightInd/>
+              <w:snapToGrid/>
+              <w:spacing w:before="120" w:after="120" w:line="360" w:lineRule="auto"/>
+              <w:jc w:val="center"/>
+              <w:textAlignment w:val="auto"/>
+              <w:rPr>
+                <w:rFonts w:hint="default" w:ascii="Times New Roman" w:hAnsi="Times New Roman" w:cs="Times New Roman"/>
+                <w:b/>
+                <w:sz w:val="26"/>
+                <w:szCs w:val="26"/>
+                <w:lang w:val="en-US"/>
+              </w:rPr>
+            </w:pPr>
+            <w:r>
+              <w:rPr>
+                <w:rFonts w:hint="default" w:ascii="Times New Roman" w:hAnsi="Times New Roman" w:cs="Times New Roman"/>
+                <w:b/>
+                <w:sz w:val="26"/>
+                <w:szCs w:val="26"/>
+                <w:lang w:val="en-US"/>
+              </w:rPr>
+              <w:t>Ghi chú</w:t>
+            </w:r>
+          </w:p>
+        </w:tc>
+      </w:tr>
+      <w:tr>
+        <w:tblPrEx>
+          <w:tblBorders>
+            <w:top w:val="single" w:color="auto" w:sz="4" w:space="0"/>
+            <w:left w:val="single" w:color="auto" w:sz="4" w:space="0"/>
+            <w:bottom w:val="single" w:color="auto" w:sz="4" w:space="0"/>
+            <w:right w:val="single" w:color="auto" w:sz="4" w:space="0"/>
+            <w:insideH w:val="single" w:color="auto" w:sz="4" w:space="0"/>
+            <w:insideV w:val="single" w:color="auto" w:sz="4" w:space="0"/>
+          </w:tblBorders>
+          <w:tblCellMar>
+            <w:top w:w="0" w:type="dxa"/>
+            <w:left w:w="108" w:type="dxa"/>
+            <w:bottom w:w="0" w:type="dxa"/>
+            <w:right w:w="108" w:type="dxa"/>
+          </w:tblCellMar>
+        </w:tblPrEx>
+        <w:tc>
+          <w:tcPr>
+            <w:tcW w:w="1803" w:type="dxa"/>
+          </w:tcPr>
+          <w:p>
+            <w:pPr>
+              <w:pageBreakBefore w:val="0"/>
+              <w:widowControl w:val="0"/>
+              <w:kinsoku/>
+              <w:wordWrap/>
+              <w:overflowPunct/>
+              <w:topLinePunct w:val="0"/>
+              <w:autoSpaceDE/>
+              <w:autoSpaceDN/>
+              <w:bidi w:val="0"/>
+              <w:adjustRightInd/>
+              <w:snapToGrid/>
+              <w:spacing w:before="120" w:after="120" w:line="360" w:lineRule="auto"/>
+              <w:jc w:val="both"/>
+              <w:textAlignment w:val="auto"/>
+              <w:rPr>
+                <w:rFonts w:hint="default" w:ascii="Times New Roman" w:hAnsi="Times New Roman" w:cs="Times New Roman"/>
+                <w:sz w:val="26"/>
+                <w:szCs w:val="26"/>
+                <w:lang w:val="en-US"/>
+              </w:rPr>
+            </w:pPr>
+            <w:r>
+              <w:rPr>
+                <w:rFonts w:hint="default" w:ascii="Times New Roman" w:hAnsi="Times New Roman" w:cs="Times New Roman"/>
+                <w:sz w:val="26"/>
+                <w:szCs w:val="26"/>
+                <w:lang w:val="en-US"/>
+              </w:rPr>
+              <w:t>MaSP</w:t>
+            </w:r>
+          </w:p>
+        </w:tc>
+        <w:tc>
+          <w:tcPr>
+            <w:tcW w:w="1803" w:type="dxa"/>
+          </w:tcPr>
+          <w:p>
+            <w:pPr>
+              <w:pageBreakBefore w:val="0"/>
+              <w:widowControl w:val="0"/>
+              <w:kinsoku/>
+              <w:wordWrap/>
+              <w:overflowPunct/>
+              <w:topLinePunct w:val="0"/>
+              <w:autoSpaceDE/>
+              <w:autoSpaceDN/>
+              <w:bidi w:val="0"/>
+              <w:adjustRightInd/>
+              <w:snapToGrid/>
+              <w:spacing w:before="120" w:after="120" w:line="360" w:lineRule="auto"/>
+              <w:jc w:val="both"/>
+              <w:textAlignment w:val="auto"/>
+              <w:rPr>
+                <w:rFonts w:hint="default" w:ascii="Times New Roman" w:hAnsi="Times New Roman" w:cs="Times New Roman"/>
+                <w:sz w:val="26"/>
+                <w:szCs w:val="26"/>
+                <w:lang w:val="vi-VN"/>
+              </w:rPr>
+            </w:pPr>
+            <w:r>
+              <w:rPr>
+                <w:rFonts w:hint="default" w:ascii="Times New Roman" w:hAnsi="Times New Roman" w:cs="Times New Roman"/>
+                <w:sz w:val="26"/>
+                <w:szCs w:val="26"/>
+                <w:lang w:val="vi-VN"/>
+              </w:rPr>
+              <w:t>Char</w:t>
+            </w:r>
+          </w:p>
+        </w:tc>
+        <w:tc>
+          <w:tcPr>
+            <w:tcW w:w="1798" w:type="dxa"/>
+          </w:tcPr>
+          <w:p>
+            <w:pPr>
+              <w:pageBreakBefore w:val="0"/>
+              <w:widowControl w:val="0"/>
+              <w:kinsoku/>
+              <w:wordWrap/>
+              <w:overflowPunct/>
+              <w:topLinePunct w:val="0"/>
+              <w:autoSpaceDE/>
+              <w:autoSpaceDN/>
+              <w:bidi w:val="0"/>
+              <w:adjustRightInd/>
+              <w:snapToGrid/>
+              <w:spacing w:before="120" w:after="120" w:line="360" w:lineRule="auto"/>
+              <w:jc w:val="both"/>
+              <w:textAlignment w:val="auto"/>
+              <w:rPr>
+                <w:rFonts w:hint="default" w:ascii="Times New Roman" w:hAnsi="Times New Roman" w:cs="Times New Roman"/>
+                <w:sz w:val="26"/>
+                <w:szCs w:val="26"/>
+                <w:lang w:val="vi-VN"/>
+              </w:rPr>
+            </w:pPr>
+            <w:r>
+              <w:rPr>
+                <w:rFonts w:hint="default" w:ascii="Times New Roman" w:hAnsi="Times New Roman" w:cs="Times New Roman"/>
+                <w:sz w:val="26"/>
+                <w:szCs w:val="26"/>
+                <w:lang w:val="vi-VN"/>
+              </w:rPr>
+              <w:t>10</w:t>
+            </w:r>
+          </w:p>
+        </w:tc>
+        <w:tc>
+          <w:tcPr>
+            <w:tcW w:w="1395" w:type="dxa"/>
+          </w:tcPr>
+          <w:p>
+            <w:pPr>
+              <w:pageBreakBefore w:val="0"/>
+              <w:widowControl w:val="0"/>
+              <w:kinsoku/>
+              <w:wordWrap/>
+              <w:overflowPunct/>
+              <w:topLinePunct w:val="0"/>
+              <w:autoSpaceDE/>
+              <w:autoSpaceDN/>
+              <w:bidi w:val="0"/>
+              <w:adjustRightInd/>
+              <w:snapToGrid/>
+              <w:spacing w:before="120" w:after="120" w:line="360" w:lineRule="auto"/>
+              <w:jc w:val="both"/>
+              <w:textAlignment w:val="auto"/>
+              <w:rPr>
+                <w:rFonts w:hint="default" w:ascii="Times New Roman" w:hAnsi="Times New Roman" w:cs="Times New Roman"/>
+                <w:sz w:val="26"/>
+                <w:szCs w:val="26"/>
+                <w:lang w:val="en-US"/>
+              </w:rPr>
+            </w:pPr>
+            <w:r>
+              <w:rPr>
+                <w:rFonts w:hint="default" w:ascii="Times New Roman" w:hAnsi="Times New Roman" w:cs="Times New Roman"/>
+                <w:sz w:val="26"/>
+                <w:szCs w:val="26"/>
+                <w:lang w:val="en-US"/>
+              </w:rPr>
+              <w:t>PK</w:t>
+            </w:r>
+          </w:p>
+        </w:tc>
+        <w:tc>
+          <w:tcPr>
+            <w:tcW w:w="2217" w:type="dxa"/>
+          </w:tcPr>
+          <w:p>
+            <w:pPr>
+              <w:pageBreakBefore w:val="0"/>
+              <w:widowControl w:val="0"/>
+              <w:kinsoku/>
+              <w:wordWrap/>
+              <w:overflowPunct/>
+              <w:topLinePunct w:val="0"/>
+              <w:autoSpaceDE/>
+              <w:autoSpaceDN/>
+              <w:bidi w:val="0"/>
+              <w:adjustRightInd/>
+              <w:snapToGrid/>
+              <w:spacing w:before="120" w:after="120" w:line="360" w:lineRule="auto"/>
+              <w:jc w:val="both"/>
+              <w:textAlignment w:val="auto"/>
+              <w:rPr>
+                <w:rFonts w:hint="default" w:ascii="Times New Roman" w:hAnsi="Times New Roman" w:cs="Times New Roman"/>
+                <w:sz w:val="26"/>
+                <w:szCs w:val="26"/>
+                <w:lang w:val="vi-VN"/>
+              </w:rPr>
+            </w:pPr>
+            <w:r>
+              <w:rPr>
+                <w:rFonts w:hint="default" w:ascii="Times New Roman" w:hAnsi="Times New Roman" w:cs="Times New Roman"/>
+                <w:sz w:val="26"/>
+                <w:szCs w:val="26"/>
+                <w:lang w:val="en-US"/>
+              </w:rPr>
+              <w:t>Mã s</w:t>
+            </w:r>
+            <w:r>
+              <w:rPr>
+                <w:rFonts w:hint="default" w:ascii="Times New Roman" w:hAnsi="Times New Roman" w:cs="Times New Roman"/>
+                <w:sz w:val="26"/>
+                <w:szCs w:val="26"/>
+                <w:lang w:val="vi-VN"/>
+              </w:rPr>
+              <w:t>ản phẩm</w:t>
+            </w:r>
+          </w:p>
+        </w:tc>
+      </w:tr>
+      <w:tr>
+        <w:tblPrEx>
+          <w:tblBorders>
+            <w:top w:val="single" w:color="auto" w:sz="4" w:space="0"/>
+            <w:left w:val="single" w:color="auto" w:sz="4" w:space="0"/>
+            <w:bottom w:val="single" w:color="auto" w:sz="4" w:space="0"/>
+            <w:right w:val="single" w:color="auto" w:sz="4" w:space="0"/>
+            <w:insideH w:val="single" w:color="auto" w:sz="4" w:space="0"/>
+            <w:insideV w:val="single" w:color="auto" w:sz="4" w:space="0"/>
+          </w:tblBorders>
+          <w:tblCellMar>
+            <w:top w:w="0" w:type="dxa"/>
+            <w:left w:w="108" w:type="dxa"/>
+            <w:bottom w:w="0" w:type="dxa"/>
+            <w:right w:w="108" w:type="dxa"/>
+          </w:tblCellMar>
+        </w:tblPrEx>
+        <w:tc>
+          <w:tcPr>
+            <w:tcW w:w="1803" w:type="dxa"/>
+          </w:tcPr>
+          <w:p>
+            <w:pPr>
+              <w:pageBreakBefore w:val="0"/>
+              <w:widowControl w:val="0"/>
+              <w:kinsoku/>
+              <w:wordWrap/>
+              <w:overflowPunct/>
+              <w:topLinePunct w:val="0"/>
+              <w:autoSpaceDE/>
+              <w:autoSpaceDN/>
+              <w:bidi w:val="0"/>
+              <w:adjustRightInd/>
+              <w:snapToGrid/>
+              <w:spacing w:before="120" w:after="120" w:line="360" w:lineRule="auto"/>
+              <w:jc w:val="both"/>
+              <w:textAlignment w:val="auto"/>
+              <w:rPr>
+                <w:rFonts w:hint="default" w:ascii="Times New Roman" w:hAnsi="Times New Roman" w:cs="Times New Roman"/>
+                <w:sz w:val="26"/>
+                <w:szCs w:val="26"/>
+                <w:lang w:val="en-US"/>
+              </w:rPr>
+            </w:pPr>
+            <w:r>
+              <w:rPr>
+                <w:rFonts w:hint="default" w:ascii="Times New Roman" w:hAnsi="Times New Roman" w:cs="Times New Roman"/>
+                <w:sz w:val="26"/>
+                <w:szCs w:val="26"/>
+                <w:lang w:val="en-US"/>
+              </w:rPr>
+              <w:t>TenSP</w:t>
+            </w:r>
+          </w:p>
+        </w:tc>
+        <w:tc>
+          <w:tcPr>
+            <w:tcW w:w="1803" w:type="dxa"/>
+          </w:tcPr>
+          <w:p>
+            <w:pPr>
+              <w:pageBreakBefore w:val="0"/>
+              <w:widowControl w:val="0"/>
+              <w:kinsoku/>
+              <w:wordWrap/>
+              <w:overflowPunct/>
+              <w:topLinePunct w:val="0"/>
+              <w:autoSpaceDE/>
+              <w:autoSpaceDN/>
+              <w:bidi w:val="0"/>
+              <w:adjustRightInd/>
+              <w:snapToGrid/>
+              <w:spacing w:before="120" w:after="120" w:line="360" w:lineRule="auto"/>
+              <w:jc w:val="both"/>
+              <w:textAlignment w:val="auto"/>
+              <w:rPr>
+                <w:rFonts w:hint="default" w:ascii="Times New Roman" w:hAnsi="Times New Roman" w:cs="Times New Roman"/>
+                <w:sz w:val="26"/>
+                <w:szCs w:val="26"/>
+                <w:lang w:val="vi-VN"/>
+              </w:rPr>
+            </w:pPr>
+            <w:r>
+              <w:rPr>
+                <w:rFonts w:hint="default" w:ascii="Times New Roman" w:hAnsi="Times New Roman" w:cs="Times New Roman"/>
+                <w:sz w:val="26"/>
+                <w:szCs w:val="26"/>
+                <w:lang w:val="vi-VN"/>
+              </w:rPr>
+              <w:t>Nvarchar</w:t>
+            </w:r>
+          </w:p>
+        </w:tc>
+        <w:tc>
+          <w:tcPr>
+            <w:tcW w:w="1798" w:type="dxa"/>
+          </w:tcPr>
+          <w:p>
+            <w:pPr>
+              <w:pageBreakBefore w:val="0"/>
+              <w:widowControl w:val="0"/>
+              <w:kinsoku/>
+              <w:wordWrap/>
+              <w:overflowPunct/>
+              <w:topLinePunct w:val="0"/>
+              <w:autoSpaceDE/>
+              <w:autoSpaceDN/>
+              <w:bidi w:val="0"/>
+              <w:adjustRightInd/>
+              <w:snapToGrid/>
+              <w:spacing w:before="120" w:after="120" w:line="360" w:lineRule="auto"/>
+              <w:jc w:val="both"/>
+              <w:textAlignment w:val="auto"/>
+              <w:rPr>
+                <w:rFonts w:hint="default" w:ascii="Times New Roman" w:hAnsi="Times New Roman" w:cs="Times New Roman"/>
+                <w:sz w:val="26"/>
+                <w:szCs w:val="26"/>
+                <w:lang w:val="vi-VN"/>
+              </w:rPr>
+            </w:pPr>
+            <w:r>
+              <w:rPr>
+                <w:rFonts w:hint="default" w:ascii="Times New Roman" w:hAnsi="Times New Roman" w:cs="Times New Roman"/>
+                <w:sz w:val="26"/>
+                <w:szCs w:val="26"/>
+                <w:lang w:val="vi-VN"/>
+              </w:rPr>
+              <w:t>100</w:t>
+            </w:r>
+          </w:p>
+        </w:tc>
+        <w:tc>
+          <w:tcPr>
+            <w:tcW w:w="1395" w:type="dxa"/>
+          </w:tcPr>
+          <w:p>
+            <w:pPr>
+              <w:pageBreakBefore w:val="0"/>
+              <w:widowControl w:val="0"/>
+              <w:kinsoku/>
+              <w:wordWrap/>
+              <w:overflowPunct/>
+              <w:topLinePunct w:val="0"/>
+              <w:autoSpaceDE/>
+              <w:autoSpaceDN/>
+              <w:bidi w:val="0"/>
+              <w:adjustRightInd/>
+              <w:snapToGrid/>
+              <w:spacing w:before="120" w:after="120" w:line="360" w:lineRule="auto"/>
+              <w:jc w:val="both"/>
+              <w:textAlignment w:val="auto"/>
+              <w:rPr>
+                <w:rFonts w:hint="default" w:ascii="Times New Roman" w:hAnsi="Times New Roman" w:cs="Times New Roman"/>
+                <w:sz w:val="26"/>
+                <w:szCs w:val="26"/>
+                <w:lang w:val="en-US"/>
+              </w:rPr>
+            </w:pPr>
+          </w:p>
+        </w:tc>
+        <w:tc>
+          <w:tcPr>
+            <w:tcW w:w="2217" w:type="dxa"/>
+          </w:tcPr>
+          <w:p>
+            <w:pPr>
+              <w:pageBreakBefore w:val="0"/>
+              <w:widowControl w:val="0"/>
+              <w:kinsoku/>
+              <w:wordWrap/>
+              <w:overflowPunct/>
+              <w:topLinePunct w:val="0"/>
+              <w:autoSpaceDE/>
+              <w:autoSpaceDN/>
+              <w:bidi w:val="0"/>
+              <w:adjustRightInd/>
+              <w:snapToGrid/>
+              <w:spacing w:before="120" w:after="120" w:line="360" w:lineRule="auto"/>
+              <w:jc w:val="both"/>
+              <w:textAlignment w:val="auto"/>
+              <w:rPr>
+                <w:rFonts w:hint="default" w:ascii="Times New Roman" w:hAnsi="Times New Roman" w:cs="Times New Roman"/>
+                <w:sz w:val="26"/>
+                <w:szCs w:val="26"/>
+                <w:lang w:val="vi-VN"/>
+              </w:rPr>
+            </w:pPr>
+            <w:r>
+              <w:rPr>
+                <w:rFonts w:hint="default" w:ascii="Times New Roman" w:hAnsi="Times New Roman" w:cs="Times New Roman"/>
+                <w:sz w:val="26"/>
+                <w:szCs w:val="26"/>
+                <w:lang w:val="vi-VN"/>
+              </w:rPr>
+              <w:t>Tên sản phẩm</w:t>
+            </w:r>
+          </w:p>
+        </w:tc>
+      </w:tr>
+      <w:tr>
+        <w:tblPrEx>
+          <w:tblBorders>
+            <w:top w:val="single" w:color="auto" w:sz="4" w:space="0"/>
+            <w:left w:val="single" w:color="auto" w:sz="4" w:space="0"/>
+            <w:bottom w:val="single" w:color="auto" w:sz="4" w:space="0"/>
+            <w:right w:val="single" w:color="auto" w:sz="4" w:space="0"/>
+            <w:insideH w:val="single" w:color="auto" w:sz="4" w:space="0"/>
+            <w:insideV w:val="single" w:color="auto" w:sz="4" w:space="0"/>
+          </w:tblBorders>
+          <w:tblCellMar>
+            <w:top w:w="0" w:type="dxa"/>
+            <w:left w:w="108" w:type="dxa"/>
+            <w:bottom w:w="0" w:type="dxa"/>
+            <w:right w:w="108" w:type="dxa"/>
+          </w:tblCellMar>
+        </w:tblPrEx>
+        <w:tc>
+          <w:tcPr>
+            <w:tcW w:w="1803" w:type="dxa"/>
+          </w:tcPr>
+          <w:p>
+            <w:pPr>
+              <w:pageBreakBefore w:val="0"/>
+              <w:widowControl w:val="0"/>
+              <w:kinsoku/>
+              <w:wordWrap/>
+              <w:overflowPunct/>
+              <w:topLinePunct w:val="0"/>
+              <w:autoSpaceDE/>
+              <w:autoSpaceDN/>
+              <w:bidi w:val="0"/>
+              <w:adjustRightInd/>
+              <w:snapToGrid/>
+              <w:spacing w:before="120" w:after="120" w:line="360" w:lineRule="auto"/>
+              <w:jc w:val="both"/>
+              <w:textAlignment w:val="auto"/>
+              <w:rPr>
+                <w:rFonts w:hint="default" w:ascii="Times New Roman" w:hAnsi="Times New Roman" w:cs="Times New Roman"/>
+                <w:sz w:val="26"/>
+                <w:szCs w:val="26"/>
+                <w:lang w:val="en-US"/>
+              </w:rPr>
+            </w:pPr>
+            <w:r>
+              <w:rPr>
+                <w:rFonts w:hint="default" w:ascii="Times New Roman" w:hAnsi="Times New Roman" w:cs="Times New Roman"/>
+                <w:sz w:val="26"/>
+                <w:szCs w:val="26"/>
+                <w:lang w:val="en-US"/>
+              </w:rPr>
+              <w:t>GiaSP</w:t>
+            </w:r>
+          </w:p>
+        </w:tc>
+        <w:tc>
+          <w:tcPr>
+            <w:tcW w:w="1803" w:type="dxa"/>
+            <w:vAlign w:val="top"/>
+          </w:tcPr>
+          <w:p>
+            <w:pPr>
+              <w:pageBreakBefore w:val="0"/>
+              <w:widowControl w:val="0"/>
+              <w:kinsoku/>
+              <w:wordWrap/>
+              <w:overflowPunct/>
+              <w:topLinePunct w:val="0"/>
+              <w:autoSpaceDE/>
+              <w:autoSpaceDN/>
+              <w:bidi w:val="0"/>
+              <w:adjustRightInd/>
+              <w:snapToGrid/>
+              <w:spacing w:before="120" w:after="120" w:line="360" w:lineRule="auto"/>
+              <w:jc w:val="both"/>
+              <w:textAlignment w:val="auto"/>
+              <w:rPr>
+                <w:rFonts w:hint="default" w:ascii="Times New Roman" w:hAnsi="Times New Roman" w:cs="Times New Roman"/>
+                <w:sz w:val="26"/>
+                <w:szCs w:val="26"/>
+                <w:lang w:val="vi-VN"/>
+              </w:rPr>
+            </w:pPr>
+            <w:r>
+              <w:rPr>
+                <w:rFonts w:hint="default" w:ascii="Times New Roman" w:hAnsi="Times New Roman" w:cs="Times New Roman"/>
+                <w:sz w:val="26"/>
+                <w:szCs w:val="26"/>
+                <w:lang w:val="vi-VN"/>
+              </w:rPr>
+              <w:t>Decimal</w:t>
+            </w:r>
+          </w:p>
+        </w:tc>
+        <w:tc>
+          <w:tcPr>
+            <w:tcW w:w="1798" w:type="dxa"/>
+          </w:tcPr>
+          <w:p>
+            <w:pPr>
+              <w:pageBreakBefore w:val="0"/>
+              <w:widowControl w:val="0"/>
+              <w:kinsoku/>
+              <w:wordWrap/>
+              <w:overflowPunct/>
+              <w:topLinePunct w:val="0"/>
+              <w:autoSpaceDE/>
+              <w:autoSpaceDN/>
+              <w:bidi w:val="0"/>
+              <w:adjustRightInd/>
+              <w:snapToGrid/>
+              <w:spacing w:before="120" w:after="120" w:line="360" w:lineRule="auto"/>
+              <w:jc w:val="both"/>
+              <w:textAlignment w:val="auto"/>
+              <w:rPr>
+                <w:rFonts w:hint="default" w:ascii="Times New Roman" w:hAnsi="Times New Roman" w:cs="Times New Roman"/>
+                <w:sz w:val="26"/>
+                <w:szCs w:val="26"/>
+                <w:lang w:val="vi-VN"/>
+              </w:rPr>
+            </w:pPr>
+            <w:r>
+              <w:rPr>
+                <w:rFonts w:hint="default" w:ascii="Times New Roman" w:hAnsi="Times New Roman" w:cs="Times New Roman"/>
+                <w:sz w:val="26"/>
+                <w:szCs w:val="26"/>
+                <w:lang w:val="vi-VN"/>
+              </w:rPr>
+              <w:t>18</w:t>
+            </w:r>
+          </w:p>
+        </w:tc>
+        <w:tc>
+          <w:tcPr>
+            <w:tcW w:w="1395" w:type="dxa"/>
+          </w:tcPr>
+          <w:p>
+            <w:pPr>
+              <w:pageBreakBefore w:val="0"/>
+              <w:widowControl w:val="0"/>
+              <w:kinsoku/>
+              <w:wordWrap/>
+              <w:overflowPunct/>
+              <w:topLinePunct w:val="0"/>
+              <w:autoSpaceDE/>
+              <w:autoSpaceDN/>
+              <w:bidi w:val="0"/>
+              <w:adjustRightInd/>
+              <w:snapToGrid/>
+              <w:spacing w:before="120" w:after="120" w:line="360" w:lineRule="auto"/>
+              <w:jc w:val="both"/>
+              <w:textAlignment w:val="auto"/>
+              <w:rPr>
+                <w:rFonts w:hint="default" w:ascii="Times New Roman" w:hAnsi="Times New Roman" w:cs="Times New Roman"/>
+                <w:sz w:val="26"/>
+                <w:szCs w:val="26"/>
+                <w:lang w:val="en-US"/>
+              </w:rPr>
+            </w:pPr>
+          </w:p>
+        </w:tc>
+        <w:tc>
+          <w:tcPr>
+            <w:tcW w:w="2217" w:type="dxa"/>
+          </w:tcPr>
+          <w:p>
+            <w:pPr>
+              <w:pageBreakBefore w:val="0"/>
+              <w:widowControl w:val="0"/>
+              <w:kinsoku/>
+              <w:wordWrap/>
+              <w:overflowPunct/>
+              <w:topLinePunct w:val="0"/>
+              <w:autoSpaceDE/>
+              <w:autoSpaceDN/>
+              <w:bidi w:val="0"/>
+              <w:adjustRightInd/>
+              <w:snapToGrid/>
+              <w:spacing w:before="120" w:after="120" w:line="360" w:lineRule="auto"/>
+              <w:jc w:val="both"/>
+              <w:textAlignment w:val="auto"/>
+              <w:rPr>
+                <w:rFonts w:hint="default" w:ascii="Times New Roman" w:hAnsi="Times New Roman" w:cs="Times New Roman"/>
+                <w:sz w:val="26"/>
+                <w:szCs w:val="26"/>
+                <w:lang w:val="vi-VN"/>
+              </w:rPr>
+            </w:pPr>
+            <w:r>
+              <w:rPr>
+                <w:rFonts w:hint="default" w:ascii="Times New Roman" w:hAnsi="Times New Roman" w:cs="Times New Roman"/>
+                <w:sz w:val="26"/>
+                <w:szCs w:val="26"/>
+                <w:lang w:val="vi-VN"/>
+              </w:rPr>
+              <w:t>Giá bán</w:t>
+            </w:r>
+          </w:p>
+        </w:tc>
+      </w:tr>
+      <w:tr>
+        <w:tblPrEx>
+          <w:tblBorders>
+            <w:top w:val="single" w:color="auto" w:sz="4" w:space="0"/>
+            <w:left w:val="single" w:color="auto" w:sz="4" w:space="0"/>
+            <w:bottom w:val="single" w:color="auto" w:sz="4" w:space="0"/>
+            <w:right w:val="single" w:color="auto" w:sz="4" w:space="0"/>
+            <w:insideH w:val="single" w:color="auto" w:sz="4" w:space="0"/>
+            <w:insideV w:val="single" w:color="auto" w:sz="4" w:space="0"/>
+          </w:tblBorders>
+          <w:tblCellMar>
+            <w:top w:w="0" w:type="dxa"/>
+            <w:left w:w="108" w:type="dxa"/>
+            <w:bottom w:w="0" w:type="dxa"/>
+            <w:right w:w="108" w:type="dxa"/>
+          </w:tblCellMar>
+        </w:tblPrEx>
+        <w:tc>
+          <w:tcPr>
+            <w:tcW w:w="1803" w:type="dxa"/>
+          </w:tcPr>
+          <w:p>
+            <w:pPr>
+              <w:pageBreakBefore w:val="0"/>
+              <w:widowControl w:val="0"/>
+              <w:kinsoku/>
+              <w:wordWrap/>
+              <w:overflowPunct/>
+              <w:topLinePunct w:val="0"/>
+              <w:autoSpaceDE/>
+              <w:autoSpaceDN/>
+              <w:bidi w:val="0"/>
+              <w:adjustRightInd/>
+              <w:snapToGrid/>
+              <w:spacing w:before="120" w:after="120" w:line="360" w:lineRule="auto"/>
+              <w:jc w:val="both"/>
+              <w:textAlignment w:val="auto"/>
+              <w:rPr>
+                <w:rFonts w:hint="default" w:ascii="Times New Roman" w:hAnsi="Times New Roman" w:cs="Times New Roman"/>
+                <w:sz w:val="26"/>
+                <w:szCs w:val="26"/>
+                <w:lang w:val="en-US"/>
+              </w:rPr>
+            </w:pPr>
+            <w:r>
+              <w:rPr>
+                <w:rFonts w:hint="default" w:ascii="Times New Roman" w:hAnsi="Times New Roman" w:cs="Times New Roman"/>
+                <w:sz w:val="26"/>
+                <w:szCs w:val="26"/>
+                <w:lang w:val="en-US"/>
+              </w:rPr>
+              <w:t>TrangThai</w:t>
+            </w:r>
+          </w:p>
+        </w:tc>
+        <w:tc>
+          <w:tcPr>
+            <w:tcW w:w="1803" w:type="dxa"/>
+            <w:vAlign w:val="top"/>
+          </w:tcPr>
+          <w:p>
+            <w:pPr>
+              <w:pageBreakBefore w:val="0"/>
+              <w:widowControl w:val="0"/>
+              <w:kinsoku/>
+              <w:wordWrap/>
+              <w:overflowPunct/>
+              <w:topLinePunct w:val="0"/>
+              <w:autoSpaceDE/>
+              <w:autoSpaceDN/>
+              <w:bidi w:val="0"/>
+              <w:adjustRightInd/>
+              <w:snapToGrid/>
+              <w:spacing w:before="120" w:after="120" w:line="360" w:lineRule="auto"/>
+              <w:jc w:val="both"/>
+              <w:textAlignment w:val="auto"/>
+              <w:rPr>
+                <w:rFonts w:hint="default" w:ascii="Times New Roman" w:hAnsi="Times New Roman" w:cs="Times New Roman"/>
+                <w:sz w:val="26"/>
+                <w:szCs w:val="26"/>
+                <w:lang w:val="vi-VN"/>
+              </w:rPr>
+            </w:pPr>
+            <w:r>
+              <w:rPr>
+                <w:rFonts w:hint="default" w:ascii="Times New Roman" w:hAnsi="Times New Roman" w:cs="Times New Roman"/>
+                <w:sz w:val="26"/>
+                <w:szCs w:val="26"/>
+                <w:lang w:val="vi-VN"/>
+              </w:rPr>
+              <w:t>Nvarchar</w:t>
+            </w:r>
+          </w:p>
+        </w:tc>
+        <w:tc>
+          <w:tcPr>
+            <w:tcW w:w="1798" w:type="dxa"/>
+          </w:tcPr>
+          <w:p>
+            <w:pPr>
+              <w:pageBreakBefore w:val="0"/>
+              <w:widowControl w:val="0"/>
+              <w:kinsoku/>
+              <w:wordWrap/>
+              <w:overflowPunct/>
+              <w:topLinePunct w:val="0"/>
+              <w:autoSpaceDE/>
+              <w:autoSpaceDN/>
+              <w:bidi w:val="0"/>
+              <w:adjustRightInd/>
+              <w:snapToGrid/>
+              <w:spacing w:before="120" w:after="120" w:line="360" w:lineRule="auto"/>
+              <w:jc w:val="both"/>
+              <w:textAlignment w:val="auto"/>
+              <w:rPr>
+                <w:rFonts w:hint="default" w:ascii="Times New Roman" w:hAnsi="Times New Roman" w:cs="Times New Roman"/>
+                <w:sz w:val="26"/>
+                <w:szCs w:val="26"/>
+                <w:lang w:val="vi-VN"/>
+              </w:rPr>
+            </w:pPr>
+            <w:r>
+              <w:rPr>
+                <w:rFonts w:hint="default" w:ascii="Times New Roman" w:hAnsi="Times New Roman" w:cs="Times New Roman"/>
+                <w:sz w:val="26"/>
+                <w:szCs w:val="26"/>
+                <w:lang w:val="vi-VN"/>
+              </w:rPr>
+              <w:t>50</w:t>
+            </w:r>
+          </w:p>
+        </w:tc>
+        <w:tc>
+          <w:tcPr>
+            <w:tcW w:w="1395" w:type="dxa"/>
+          </w:tcPr>
+          <w:p>
+            <w:pPr>
+              <w:pageBreakBefore w:val="0"/>
+              <w:widowControl w:val="0"/>
+              <w:kinsoku/>
+              <w:wordWrap/>
+              <w:overflowPunct/>
+              <w:topLinePunct w:val="0"/>
+              <w:autoSpaceDE/>
+              <w:autoSpaceDN/>
+              <w:bidi w:val="0"/>
+              <w:adjustRightInd/>
+              <w:snapToGrid/>
+              <w:spacing w:before="120" w:after="120" w:line="360" w:lineRule="auto"/>
+              <w:jc w:val="both"/>
+              <w:textAlignment w:val="auto"/>
+              <w:rPr>
+                <w:rFonts w:hint="default" w:ascii="Times New Roman" w:hAnsi="Times New Roman" w:cs="Times New Roman"/>
+                <w:sz w:val="26"/>
+                <w:szCs w:val="26"/>
+                <w:lang w:val="en-US"/>
+              </w:rPr>
+            </w:pPr>
+          </w:p>
+        </w:tc>
+        <w:tc>
+          <w:tcPr>
+            <w:tcW w:w="2217" w:type="dxa"/>
+          </w:tcPr>
+          <w:p>
+            <w:pPr>
+              <w:pageBreakBefore w:val="0"/>
+              <w:widowControl w:val="0"/>
+              <w:kinsoku/>
+              <w:wordWrap/>
+              <w:overflowPunct/>
+              <w:topLinePunct w:val="0"/>
+              <w:autoSpaceDE/>
+              <w:autoSpaceDN/>
+              <w:bidi w:val="0"/>
+              <w:adjustRightInd/>
+              <w:snapToGrid/>
+              <w:spacing w:before="120" w:after="120" w:line="360" w:lineRule="auto"/>
+              <w:jc w:val="both"/>
+              <w:textAlignment w:val="auto"/>
+              <w:rPr>
+                <w:rFonts w:hint="default" w:ascii="Times New Roman" w:hAnsi="Times New Roman" w:cs="Times New Roman"/>
+                <w:sz w:val="26"/>
+                <w:szCs w:val="26"/>
+                <w:lang w:val="vi-VN"/>
+              </w:rPr>
+            </w:pPr>
+            <w:r>
+              <w:rPr>
+                <w:rFonts w:hint="default" w:ascii="Times New Roman" w:hAnsi="Times New Roman" w:cs="Times New Roman"/>
+                <w:sz w:val="26"/>
+                <w:szCs w:val="26"/>
+                <w:lang w:val="vi-VN"/>
+              </w:rPr>
+              <w:t>Trạng thái sản phẩm</w:t>
+            </w:r>
+          </w:p>
+        </w:tc>
+      </w:tr>
+      <w:tr>
+        <w:tblPrEx>
+          <w:tblBorders>
+            <w:top w:val="single" w:color="auto" w:sz="4" w:space="0"/>
+            <w:left w:val="single" w:color="auto" w:sz="4" w:space="0"/>
+            <w:bottom w:val="single" w:color="auto" w:sz="4" w:space="0"/>
+            <w:right w:val="single" w:color="auto" w:sz="4" w:space="0"/>
+            <w:insideH w:val="single" w:color="auto" w:sz="4" w:space="0"/>
+            <w:insideV w:val="single" w:color="auto" w:sz="4" w:space="0"/>
+          </w:tblBorders>
+          <w:tblCellMar>
+            <w:top w:w="0" w:type="dxa"/>
+            <w:left w:w="108" w:type="dxa"/>
+            <w:bottom w:w="0" w:type="dxa"/>
+            <w:right w:w="108" w:type="dxa"/>
+          </w:tblCellMar>
+        </w:tblPrEx>
+        <w:tc>
+          <w:tcPr>
+            <w:tcW w:w="1803" w:type="dxa"/>
+          </w:tcPr>
+          <w:p>
+            <w:pPr>
+              <w:pageBreakBefore w:val="0"/>
+              <w:widowControl w:val="0"/>
+              <w:kinsoku/>
+              <w:wordWrap/>
+              <w:overflowPunct/>
+              <w:topLinePunct w:val="0"/>
+              <w:autoSpaceDE/>
+              <w:autoSpaceDN/>
+              <w:bidi w:val="0"/>
+              <w:adjustRightInd/>
+              <w:snapToGrid/>
+              <w:spacing w:before="120" w:after="120" w:line="360" w:lineRule="auto"/>
+              <w:jc w:val="both"/>
+              <w:textAlignment w:val="auto"/>
+              <w:rPr>
+                <w:rFonts w:hint="default" w:ascii="Times New Roman" w:hAnsi="Times New Roman" w:cs="Times New Roman"/>
+                <w:sz w:val="26"/>
+                <w:szCs w:val="26"/>
+                <w:lang w:val="en-US"/>
+              </w:rPr>
+            </w:pPr>
+            <w:r>
+              <w:rPr>
+                <w:rFonts w:hint="default" w:ascii="Times New Roman" w:hAnsi="Times New Roman" w:cs="Times New Roman"/>
+                <w:sz w:val="26"/>
+                <w:szCs w:val="26"/>
+                <w:lang w:val="en-US"/>
+              </w:rPr>
+              <w:t>MaLoai</w:t>
+            </w:r>
+          </w:p>
+        </w:tc>
+        <w:tc>
+          <w:tcPr>
+            <w:tcW w:w="1803" w:type="dxa"/>
+            <w:vAlign w:val="top"/>
+          </w:tcPr>
+          <w:p>
+            <w:pPr>
+              <w:pageBreakBefore w:val="0"/>
+              <w:widowControl w:val="0"/>
+              <w:kinsoku/>
+              <w:wordWrap/>
+              <w:overflowPunct/>
+              <w:topLinePunct w:val="0"/>
+              <w:autoSpaceDE/>
+              <w:autoSpaceDN/>
+              <w:bidi w:val="0"/>
+              <w:adjustRightInd/>
+              <w:snapToGrid/>
+              <w:spacing w:before="120" w:after="120" w:line="360" w:lineRule="auto"/>
+              <w:jc w:val="both"/>
+              <w:textAlignment w:val="auto"/>
+              <w:rPr>
+                <w:rFonts w:hint="default" w:ascii="Times New Roman" w:hAnsi="Times New Roman" w:cs="Times New Roman"/>
+                <w:sz w:val="26"/>
+                <w:szCs w:val="26"/>
+                <w:lang w:val="vi-VN"/>
+              </w:rPr>
+            </w:pPr>
+            <w:r>
+              <w:rPr>
+                <w:rFonts w:hint="default" w:ascii="Times New Roman" w:hAnsi="Times New Roman" w:cs="Times New Roman"/>
+                <w:sz w:val="26"/>
+                <w:szCs w:val="26"/>
+                <w:lang w:val="vi-VN"/>
+              </w:rPr>
+              <w:t>Char</w:t>
+            </w:r>
+          </w:p>
+        </w:tc>
+        <w:tc>
+          <w:tcPr>
+            <w:tcW w:w="1798" w:type="dxa"/>
+          </w:tcPr>
+          <w:p>
+            <w:pPr>
+              <w:pageBreakBefore w:val="0"/>
+              <w:widowControl w:val="0"/>
+              <w:kinsoku/>
+              <w:wordWrap/>
+              <w:overflowPunct/>
+              <w:topLinePunct w:val="0"/>
+              <w:autoSpaceDE/>
+              <w:autoSpaceDN/>
+              <w:bidi w:val="0"/>
+              <w:adjustRightInd/>
+              <w:snapToGrid/>
+              <w:spacing w:before="120" w:after="120" w:line="360" w:lineRule="auto"/>
+              <w:jc w:val="both"/>
+              <w:textAlignment w:val="auto"/>
+              <w:rPr>
+                <w:rFonts w:hint="default" w:ascii="Times New Roman" w:hAnsi="Times New Roman" w:cs="Times New Roman"/>
+                <w:sz w:val="26"/>
+                <w:szCs w:val="26"/>
+                <w:lang w:val="vi-VN"/>
+              </w:rPr>
+            </w:pPr>
+            <w:r>
+              <w:rPr>
+                <w:rFonts w:hint="default" w:ascii="Times New Roman" w:hAnsi="Times New Roman" w:cs="Times New Roman"/>
+                <w:sz w:val="26"/>
+                <w:szCs w:val="26"/>
+                <w:lang w:val="vi-VN"/>
+              </w:rPr>
+              <w:t>10</w:t>
+            </w:r>
+          </w:p>
+        </w:tc>
+        <w:tc>
+          <w:tcPr>
+            <w:tcW w:w="1395" w:type="dxa"/>
+          </w:tcPr>
+          <w:p>
+            <w:pPr>
+              <w:pageBreakBefore w:val="0"/>
+              <w:widowControl w:val="0"/>
+              <w:kinsoku/>
+              <w:wordWrap/>
+              <w:overflowPunct/>
+              <w:topLinePunct w:val="0"/>
+              <w:autoSpaceDE/>
+              <w:autoSpaceDN/>
+              <w:bidi w:val="0"/>
+              <w:adjustRightInd/>
+              <w:snapToGrid/>
+              <w:spacing w:before="120" w:after="120" w:line="360" w:lineRule="auto"/>
+              <w:jc w:val="both"/>
+              <w:textAlignment w:val="auto"/>
+              <w:rPr>
+                <w:rFonts w:hint="default" w:ascii="Times New Roman" w:hAnsi="Times New Roman" w:cs="Times New Roman"/>
+                <w:sz w:val="26"/>
+                <w:szCs w:val="26"/>
+                <w:lang w:val="en-US"/>
+              </w:rPr>
+            </w:pPr>
+            <w:r>
+              <w:rPr>
+                <w:rFonts w:hint="default" w:ascii="Times New Roman" w:hAnsi="Times New Roman" w:cs="Times New Roman"/>
+                <w:sz w:val="26"/>
+                <w:szCs w:val="26"/>
+                <w:lang w:val="en-US"/>
+              </w:rPr>
+              <w:t>FK</w:t>
+            </w:r>
+          </w:p>
+        </w:tc>
+        <w:tc>
+          <w:tcPr>
+            <w:tcW w:w="2217" w:type="dxa"/>
+          </w:tcPr>
+          <w:p>
+            <w:pPr>
+              <w:pageBreakBefore w:val="0"/>
+              <w:widowControl w:val="0"/>
+              <w:kinsoku/>
+              <w:wordWrap/>
+              <w:overflowPunct/>
+              <w:topLinePunct w:val="0"/>
+              <w:autoSpaceDE/>
+              <w:autoSpaceDN/>
+              <w:bidi w:val="0"/>
+              <w:adjustRightInd/>
+              <w:snapToGrid/>
+              <w:spacing w:before="120" w:after="120" w:line="360" w:lineRule="auto"/>
+              <w:jc w:val="both"/>
+              <w:textAlignment w:val="auto"/>
+              <w:rPr>
+                <w:rFonts w:hint="default" w:ascii="Times New Roman" w:hAnsi="Times New Roman" w:cs="Times New Roman"/>
+                <w:sz w:val="26"/>
+                <w:szCs w:val="26"/>
+                <w:lang w:val="vi-VN"/>
+              </w:rPr>
+            </w:pPr>
+            <w:r>
+              <w:rPr>
+                <w:rFonts w:hint="default" w:ascii="Times New Roman" w:hAnsi="Times New Roman" w:cs="Times New Roman"/>
+                <w:sz w:val="26"/>
+                <w:szCs w:val="26"/>
+                <w:lang w:val="vi-VN"/>
+              </w:rPr>
+              <w:t>Mã loại sản phẩm</w:t>
+            </w:r>
+          </w:p>
+        </w:tc>
+      </w:tr>
+    </w:tbl>
+    <w:p>
+      <w:pPr>
+        <w:pStyle w:val="5"/>
+        <w:pageBreakBefore w:val="0"/>
+        <w:kinsoku/>
+        <w:wordWrap/>
+        <w:overflowPunct/>
+        <w:topLinePunct w:val="0"/>
+        <w:autoSpaceDE/>
+        <w:autoSpaceDN/>
+        <w:bidi w:val="0"/>
+        <w:adjustRightInd/>
+        <w:snapToGrid/>
+        <w:spacing w:before="120" w:after="120" w:line="360" w:lineRule="auto"/>
+        <w:jc w:val="center"/>
+        <w:textAlignment w:val="auto"/>
+        <w:rPr>
+          <w:rFonts w:hint="default" w:ascii="Times New Roman" w:hAnsi="Times New Roman" w:cs="Times New Roman"/>
+          <w:sz w:val="26"/>
+          <w:szCs w:val="26"/>
+          <w:lang w:val="vi-VN" w:eastAsia="en-US"/>
+        </w:rPr>
+      </w:pPr>
+      <w:bookmarkStart w:id="83" w:name="_Toc26400"/>
+      <w:r>
+        <w:rPr>
+          <w:rFonts w:hint="default" w:ascii="Times New Roman" w:hAnsi="Times New Roman" w:cs="Times New Roman"/>
+          <w:sz w:val="26"/>
+          <w:szCs w:val="26"/>
+          <w:lang w:val="en-US" w:eastAsia="en-US"/>
+        </w:rPr>
+        <w:t xml:space="preserve">Bảng </w:t>
+      </w:r>
+      <w:r>
+        <w:rPr>
+          <w:rFonts w:hint="default" w:ascii="Times New Roman" w:hAnsi="Times New Roman" w:cs="Times New Roman"/>
+          <w:sz w:val="26"/>
+          <w:szCs w:val="26"/>
+          <w:lang w:val="vi-VN" w:eastAsia="en-US"/>
+        </w:rPr>
+        <w:t>2.7</w:t>
+      </w:r>
+      <w:r>
+        <w:rPr>
+          <w:rFonts w:hint="default" w:ascii="Times New Roman" w:hAnsi="Times New Roman" w:cs="Times New Roman"/>
+          <w:sz w:val="26"/>
+          <w:szCs w:val="26"/>
+          <w:lang w:val="en-US" w:eastAsia="en-US"/>
+        </w:rPr>
+        <w:t>. Bảng</w:t>
+      </w:r>
+      <w:r>
+        <w:rPr>
+          <w:rFonts w:hint="default" w:ascii="Times New Roman" w:hAnsi="Times New Roman" w:cs="Times New Roman"/>
+          <w:sz w:val="26"/>
+          <w:szCs w:val="26"/>
+          <w:lang w:val="vi-VN" w:eastAsia="en-US"/>
+        </w:rPr>
+        <w:t xml:space="preserve"> Sản phẩm</w:t>
+      </w:r>
+      <w:bookmarkEnd w:id="83"/>
+    </w:p>
+    <w:p>
+      <w:pPr>
+        <w:pageBreakBefore w:val="0"/>
+        <w:widowControl/>
+        <w:numPr>
+          <w:ilvl w:val="0"/>
+          <w:numId w:val="11"/>
+        </w:numPr>
+        <w:tabs>
+          <w:tab w:val="clear" w:pos="420"/>
+        </w:tabs>
+        <w:kinsoku/>
+        <w:wordWrap/>
+        <w:overflowPunct/>
+        <w:topLinePunct w:val="0"/>
+        <w:autoSpaceDE/>
+        <w:autoSpaceDN/>
+        <w:bidi w:val="0"/>
+        <w:adjustRightInd/>
+        <w:snapToGrid/>
+        <w:spacing w:before="120" w:after="120" w:line="360" w:lineRule="auto"/>
+        <w:ind w:left="0" w:leftChars="0" w:firstLine="398" w:firstLineChars="153"/>
+        <w:jc w:val="both"/>
+        <w:textAlignment w:val="auto"/>
+        <w:rPr>
+          <w:rFonts w:hint="default" w:ascii="Times New Roman" w:hAnsi="Times New Roman" w:cs="Times New Roman"/>
+          <w:b/>
+          <w:bCs/>
+          <w:sz w:val="26"/>
+          <w:szCs w:val="26"/>
+          <w:lang w:val="vi-VN" w:eastAsia="en-US"/>
+        </w:rPr>
+      </w:pPr>
+      <w:r>
+        <w:rPr>
+          <w:rFonts w:hint="default" w:ascii="Times New Roman" w:hAnsi="Times New Roman" w:cs="Times New Roman"/>
+          <w:b/>
+          <w:bCs/>
+          <w:sz w:val="26"/>
+          <w:szCs w:val="26"/>
+          <w:lang w:val="vi-VN" w:eastAsia="en-US"/>
+        </w:rPr>
+        <w:t>BẢNG DONBANHANG:</w:t>
       </w:r>
     </w:p>
     <w:tbl>
@@ -29477,7 +31928,7 @@
               <w:adjustRightInd/>
               <w:snapToGrid/>
               <w:spacing w:before="120" w:after="120" w:line="360" w:lineRule="auto"/>
-              <w:jc w:val="both"/>
+              <w:jc w:val="center"/>
               <w:textAlignment w:val="auto"/>
               <w:rPr>
                 <w:rFonts w:hint="default" w:ascii="Times New Roman" w:hAnsi="Times New Roman" w:cs="Times New Roman"/>
@@ -29517,7 +31968,7 @@
               <w:adjustRightInd/>
               <w:snapToGrid/>
               <w:spacing w:before="120" w:after="120" w:line="360" w:lineRule="auto"/>
-              <w:jc w:val="both"/>
+              <w:jc w:val="center"/>
               <w:textAlignment w:val="auto"/>
               <w:rPr>
                 <w:rFonts w:hint="default" w:ascii="Times New Roman" w:hAnsi="Times New Roman" w:cs="Times New Roman"/>
@@ -29557,7 +32008,7 @@
               <w:adjustRightInd/>
               <w:snapToGrid/>
               <w:spacing w:before="120" w:after="120" w:line="360" w:lineRule="auto"/>
-              <w:jc w:val="both"/>
+              <w:jc w:val="center"/>
               <w:textAlignment w:val="auto"/>
               <w:rPr>
                 <w:rFonts w:hint="default" w:ascii="Times New Roman" w:hAnsi="Times New Roman" w:cs="Times New Roman"/>
@@ -29597,7 +32048,7 @@
               <w:adjustRightInd/>
               <w:snapToGrid/>
               <w:spacing w:before="120" w:after="120" w:line="360" w:lineRule="auto"/>
-              <w:jc w:val="both"/>
+              <w:jc w:val="center"/>
               <w:textAlignment w:val="auto"/>
               <w:rPr>
                 <w:rFonts w:hint="default" w:ascii="Times New Roman" w:hAnsi="Times New Roman" w:cs="Times New Roman"/>
@@ -29637,7 +32088,7 @@
               <w:adjustRightInd/>
               <w:snapToGrid/>
               <w:spacing w:before="120" w:after="120" w:line="360" w:lineRule="auto"/>
-              <w:jc w:val="both"/>
+              <w:jc w:val="center"/>
               <w:textAlignment w:val="auto"/>
               <w:rPr>
                 <w:rFonts w:hint="default" w:ascii="Times New Roman" w:hAnsi="Times New Roman" w:cs="Times New Roman"/>
@@ -29711,7 +32162,7 @@
                 <w:szCs w:val="26"/>
                 <w:lang w:val="en-US"/>
               </w:rPr>
-              <w:t>MaSP</w:t>
+              <w:t>MaDBH</w:t>
             </w:r>
           </w:p>
         </w:tc>
@@ -29785,9 +32236,18 @@
                 <w:rFonts w:hint="default" w:ascii="Times New Roman" w:hAnsi="Times New Roman" w:cs="Times New Roman"/>
                 <w:sz w:val="26"/>
                 <w:szCs w:val="26"/>
+                <w:lang w:val="en-US"/>
+              </w:rPr>
+              <w:t>1</w:t>
+            </w:r>
+            <w:r>
+              <w:rPr>
+                <w:rFonts w:hint="default" w:ascii="Times New Roman" w:hAnsi="Times New Roman" w:cs="Times New Roman"/>
+                <w:sz w:val="26"/>
+                <w:szCs w:val="26"/>
                 <w:lang w:val="vi-VN"/>
               </w:rPr>
-              <w:t>10</w:t>
+              <w:t>1</w:t>
             </w:r>
           </w:p>
         </w:tc>
@@ -29863,7 +32323,7 @@
                 <w:szCs w:val="26"/>
                 <w:lang w:val="en-US"/>
               </w:rPr>
-              <w:t>Mã s</w:t>
+              <w:t xml:space="preserve">Mã đơn bán </w:t>
             </w:r>
             <w:r>
               <w:rPr>
@@ -29872,7 +32332,7 @@
                 <w:szCs w:val="26"/>
                 <w:lang w:val="vi-VN"/>
               </w:rPr>
-              <w:t>ản phẩm</w:t>
+              <w:t>hàng</w:t>
             </w:r>
           </w:p>
         </w:tc>
@@ -29928,7 +32388,7 @@
                 <w:szCs w:val="26"/>
                 <w:lang w:val="en-US"/>
               </w:rPr>
-              <w:t>TenSP</w:t>
+              <w:t>NgayBH</w:t>
             </w:r>
           </w:p>
         </w:tc>
@@ -29956,7 +32416,7 @@
                 <w:rFonts w:hint="default" w:ascii="Times New Roman" w:hAnsi="Times New Roman" w:cs="Times New Roman"/>
                 <w:sz w:val="26"/>
                 <w:szCs w:val="26"/>
-                <w:lang w:val="vi-VN"/>
+                <w:lang w:val="en-US"/>
               </w:rPr>
             </w:pPr>
             <w:r>
@@ -29964,9 +32424,9 @@
                 <w:rFonts w:hint="default" w:ascii="Times New Roman" w:hAnsi="Times New Roman" w:cs="Times New Roman"/>
                 <w:sz w:val="26"/>
                 <w:szCs w:val="26"/>
-                <w:lang w:val="vi-VN"/>
-              </w:rPr>
-              <w:t>Nvarchar</w:t>
+                <w:lang w:val="en-US"/>
+              </w:rPr>
+              <w:t>Datetime</w:t>
             </w:r>
           </w:p>
         </w:tc>
@@ -29994,18 +32454,9 @@
                 <w:rFonts w:hint="default" w:ascii="Times New Roman" w:hAnsi="Times New Roman" w:cs="Times New Roman"/>
                 <w:sz w:val="26"/>
                 <w:szCs w:val="26"/>
-                <w:lang w:val="vi-VN"/>
+                <w:lang w:val="en-US"/>
               </w:rPr>
             </w:pPr>
-            <w:r>
-              <w:rPr>
-                <w:rFonts w:hint="default" w:ascii="Times New Roman" w:hAnsi="Times New Roman" w:cs="Times New Roman"/>
-                <w:sz w:val="26"/>
-                <w:szCs w:val="26"/>
-                <w:lang w:val="vi-VN"/>
-              </w:rPr>
-              <w:t>100</w:t>
-            </w:r>
           </w:p>
         </w:tc>
         <w:tc>
@@ -30069,9 +32520,18 @@
                 <w:rFonts w:hint="default" w:ascii="Times New Roman" w:hAnsi="Times New Roman" w:cs="Times New Roman"/>
                 <w:sz w:val="26"/>
                 <w:szCs w:val="26"/>
+                <w:lang w:val="en-US"/>
+              </w:rPr>
+              <w:t xml:space="preserve">Ngày bán </w:t>
+            </w:r>
+            <w:r>
+              <w:rPr>
+                <w:rFonts w:hint="default" w:ascii="Times New Roman" w:hAnsi="Times New Roman" w:cs="Times New Roman"/>
+                <w:sz w:val="26"/>
+                <w:szCs w:val="26"/>
                 <w:lang w:val="vi-VN"/>
               </w:rPr>
-              <w:t>Tên sản phẩm</w:t>
+              <w:t>hàng</w:t>
             </w:r>
           </w:p>
         </w:tc>
@@ -30127,414 +32587,13 @@
                 <w:szCs w:val="26"/>
                 <w:lang w:val="en-US"/>
               </w:rPr>
-              <w:t>GiaSP</w:t>
+              <w:t>MaKH</w:t>
             </w:r>
           </w:p>
         </w:tc>
         <w:tc>
           <w:tcPr>
             <w:tcW w:w="1803" w:type="dxa"/>
-            <w:vAlign w:val="top"/>
-          </w:tcPr>
-          <w:p>
-            <w:pPr>
-              <w:pageBreakBefore w:val="0"/>
-              <w:widowControl w:val="0"/>
-              <w:kinsoku/>
-              <w:wordWrap/>
-              <w:overflowPunct/>
-              <w:topLinePunct w:val="0"/>
-              <w:autoSpaceDE/>
-              <w:autoSpaceDN/>
-              <w:bidi w:val="0"/>
-              <w:adjustRightInd/>
-              <w:snapToGrid/>
-              <w:spacing w:before="120" w:after="120" w:line="360" w:lineRule="auto"/>
-              <w:jc w:val="both"/>
-              <w:textAlignment w:val="auto"/>
-              <w:rPr>
-                <w:rFonts w:hint="default" w:ascii="Times New Roman" w:hAnsi="Times New Roman" w:cs="Times New Roman"/>
-                <w:sz w:val="26"/>
-                <w:szCs w:val="26"/>
-                <w:lang w:val="vi-VN"/>
-              </w:rPr>
-            </w:pPr>
-            <w:r>
-              <w:rPr>
-                <w:rFonts w:hint="default" w:ascii="Times New Roman" w:hAnsi="Times New Roman" w:cs="Times New Roman"/>
-                <w:sz w:val="26"/>
-                <w:szCs w:val="26"/>
-                <w:lang w:val="vi-VN"/>
-              </w:rPr>
-              <w:t>Decimal</w:t>
-            </w:r>
-          </w:p>
-        </w:tc>
-        <w:tc>
-          <w:tcPr>
-            <w:tcW w:w="1803" w:type="dxa"/>
-          </w:tcPr>
-          <w:p>
-            <w:pPr>
-              <w:pageBreakBefore w:val="0"/>
-              <w:widowControl w:val="0"/>
-              <w:kinsoku/>
-              <w:wordWrap/>
-              <w:overflowPunct/>
-              <w:topLinePunct w:val="0"/>
-              <w:autoSpaceDE/>
-              <w:autoSpaceDN/>
-              <w:bidi w:val="0"/>
-              <w:adjustRightInd/>
-              <w:snapToGrid/>
-              <w:spacing w:before="120" w:after="120" w:line="360" w:lineRule="auto"/>
-              <w:jc w:val="both"/>
-              <w:textAlignment w:val="auto"/>
-              <w:rPr>
-                <w:rFonts w:hint="default" w:ascii="Times New Roman" w:hAnsi="Times New Roman" w:cs="Times New Roman"/>
-                <w:sz w:val="26"/>
-                <w:szCs w:val="26"/>
-                <w:lang w:val="vi-VN"/>
-              </w:rPr>
-            </w:pPr>
-            <w:r>
-              <w:rPr>
-                <w:rFonts w:hint="default" w:ascii="Times New Roman" w:hAnsi="Times New Roman" w:cs="Times New Roman"/>
-                <w:sz w:val="26"/>
-                <w:szCs w:val="26"/>
-                <w:lang w:val="vi-VN"/>
-              </w:rPr>
-              <w:t>18</w:t>
-            </w:r>
-          </w:p>
-        </w:tc>
-        <w:tc>
-          <w:tcPr>
-            <w:tcW w:w="1390" w:type="dxa"/>
-          </w:tcPr>
-          <w:p>
-            <w:pPr>
-              <w:pageBreakBefore w:val="0"/>
-              <w:widowControl w:val="0"/>
-              <w:kinsoku/>
-              <w:wordWrap/>
-              <w:overflowPunct/>
-              <w:topLinePunct w:val="0"/>
-              <w:autoSpaceDE/>
-              <w:autoSpaceDN/>
-              <w:bidi w:val="0"/>
-              <w:adjustRightInd/>
-              <w:snapToGrid/>
-              <w:spacing w:before="120" w:after="120" w:line="360" w:lineRule="auto"/>
-              <w:jc w:val="both"/>
-              <w:textAlignment w:val="auto"/>
-              <w:rPr>
-                <w:rFonts w:hint="default" w:ascii="Times New Roman" w:hAnsi="Times New Roman" w:cs="Times New Roman"/>
-                <w:sz w:val="26"/>
-                <w:szCs w:val="26"/>
-                <w:lang w:val="en-US"/>
-              </w:rPr>
-            </w:pPr>
-          </w:p>
-        </w:tc>
-        <w:tc>
-          <w:tcPr>
-            <w:tcW w:w="2217" w:type="dxa"/>
-          </w:tcPr>
-          <w:p>
-            <w:pPr>
-              <w:pageBreakBefore w:val="0"/>
-              <w:widowControl w:val="0"/>
-              <w:kinsoku/>
-              <w:wordWrap/>
-              <w:overflowPunct/>
-              <w:topLinePunct w:val="0"/>
-              <w:autoSpaceDE/>
-              <w:autoSpaceDN/>
-              <w:bidi w:val="0"/>
-              <w:adjustRightInd/>
-              <w:snapToGrid/>
-              <w:spacing w:before="120" w:after="120" w:line="360" w:lineRule="auto"/>
-              <w:jc w:val="both"/>
-              <w:textAlignment w:val="auto"/>
-              <w:rPr>
-                <w:rFonts w:hint="default" w:ascii="Times New Roman" w:hAnsi="Times New Roman" w:cs="Times New Roman"/>
-                <w:sz w:val="26"/>
-                <w:szCs w:val="26"/>
-                <w:lang w:val="vi-VN"/>
-              </w:rPr>
-            </w:pPr>
-            <w:r>
-              <w:rPr>
-                <w:rFonts w:hint="default" w:ascii="Times New Roman" w:hAnsi="Times New Roman" w:cs="Times New Roman"/>
-                <w:sz w:val="26"/>
-                <w:szCs w:val="26"/>
-                <w:lang w:val="vi-VN"/>
-              </w:rPr>
-              <w:t>Giá bán</w:t>
-            </w:r>
-          </w:p>
-        </w:tc>
-      </w:tr>
-      <w:tr>
-        <w:tblPrEx>
-          <w:tblBorders>
-            <w:top w:val="single" w:color="auto" w:sz="4" w:space="0"/>
-            <w:left w:val="single" w:color="auto" w:sz="4" w:space="0"/>
-            <w:bottom w:val="single" w:color="auto" w:sz="4" w:space="0"/>
-            <w:right w:val="single" w:color="auto" w:sz="4" w:space="0"/>
-            <w:insideH w:val="single" w:color="auto" w:sz="4" w:space="0"/>
-            <w:insideV w:val="single" w:color="auto" w:sz="4" w:space="0"/>
-          </w:tblBorders>
-          <w:tblCellMar>
-            <w:top w:w="0" w:type="dxa"/>
-            <w:left w:w="108" w:type="dxa"/>
-            <w:bottom w:w="0" w:type="dxa"/>
-            <w:right w:w="108" w:type="dxa"/>
-          </w:tblCellMar>
-        </w:tblPrEx>
-        <w:tc>
-          <w:tcPr>
-            <w:tcW w:w="1803" w:type="dxa"/>
-          </w:tcPr>
-          <w:p>
-            <w:pPr>
-              <w:pageBreakBefore w:val="0"/>
-              <w:widowControl w:val="0"/>
-              <w:kinsoku/>
-              <w:wordWrap/>
-              <w:overflowPunct/>
-              <w:topLinePunct w:val="0"/>
-              <w:autoSpaceDE/>
-              <w:autoSpaceDN/>
-              <w:bidi w:val="0"/>
-              <w:adjustRightInd/>
-              <w:snapToGrid/>
-              <w:spacing w:before="120" w:after="120" w:line="360" w:lineRule="auto"/>
-              <w:jc w:val="both"/>
-              <w:textAlignment w:val="auto"/>
-              <w:rPr>
-                <w:rFonts w:hint="default" w:ascii="Times New Roman" w:hAnsi="Times New Roman" w:cs="Times New Roman"/>
-                <w:sz w:val="26"/>
-                <w:szCs w:val="26"/>
-                <w:lang w:val="en-US"/>
-              </w:rPr>
-            </w:pPr>
-            <w:r>
-              <w:rPr>
-                <w:rFonts w:hint="default" w:ascii="Times New Roman" w:hAnsi="Times New Roman" w:cs="Times New Roman"/>
-                <w:sz w:val="26"/>
-                <w:szCs w:val="26"/>
-                <w:lang w:val="en-US"/>
-              </w:rPr>
-              <w:t>TrangThai</w:t>
-            </w:r>
-          </w:p>
-        </w:tc>
-        <w:tc>
-          <w:tcPr>
-            <w:tcW w:w="1803" w:type="dxa"/>
-            <w:vAlign w:val="top"/>
-          </w:tcPr>
-          <w:p>
-            <w:pPr>
-              <w:pageBreakBefore w:val="0"/>
-              <w:widowControl w:val="0"/>
-              <w:kinsoku/>
-              <w:wordWrap/>
-              <w:overflowPunct/>
-              <w:topLinePunct w:val="0"/>
-              <w:autoSpaceDE/>
-              <w:autoSpaceDN/>
-              <w:bidi w:val="0"/>
-              <w:adjustRightInd/>
-              <w:snapToGrid/>
-              <w:spacing w:before="120" w:after="120" w:line="360" w:lineRule="auto"/>
-              <w:jc w:val="both"/>
-              <w:textAlignment w:val="auto"/>
-              <w:rPr>
-                <w:rFonts w:hint="default" w:ascii="Times New Roman" w:hAnsi="Times New Roman" w:cs="Times New Roman"/>
-                <w:sz w:val="26"/>
-                <w:szCs w:val="26"/>
-                <w:lang w:val="vi-VN"/>
-              </w:rPr>
-            </w:pPr>
-            <w:r>
-              <w:rPr>
-                <w:rFonts w:hint="default" w:ascii="Times New Roman" w:hAnsi="Times New Roman" w:cs="Times New Roman"/>
-                <w:sz w:val="26"/>
-                <w:szCs w:val="26"/>
-                <w:lang w:val="vi-VN"/>
-              </w:rPr>
-              <w:t>Nvarchar</w:t>
-            </w:r>
-          </w:p>
-        </w:tc>
-        <w:tc>
-          <w:tcPr>
-            <w:tcW w:w="1803" w:type="dxa"/>
-          </w:tcPr>
-          <w:p>
-            <w:pPr>
-              <w:pageBreakBefore w:val="0"/>
-              <w:widowControl w:val="0"/>
-              <w:kinsoku/>
-              <w:wordWrap/>
-              <w:overflowPunct/>
-              <w:topLinePunct w:val="0"/>
-              <w:autoSpaceDE/>
-              <w:autoSpaceDN/>
-              <w:bidi w:val="0"/>
-              <w:adjustRightInd/>
-              <w:snapToGrid/>
-              <w:spacing w:before="120" w:after="120" w:line="360" w:lineRule="auto"/>
-              <w:jc w:val="both"/>
-              <w:textAlignment w:val="auto"/>
-              <w:rPr>
-                <w:rFonts w:hint="default" w:ascii="Times New Roman" w:hAnsi="Times New Roman" w:cs="Times New Roman"/>
-                <w:sz w:val="26"/>
-                <w:szCs w:val="26"/>
-                <w:lang w:val="vi-VN"/>
-              </w:rPr>
-            </w:pPr>
-            <w:r>
-              <w:rPr>
-                <w:rFonts w:hint="default" w:ascii="Times New Roman" w:hAnsi="Times New Roman" w:cs="Times New Roman"/>
-                <w:sz w:val="26"/>
-                <w:szCs w:val="26"/>
-                <w:lang w:val="vi-VN"/>
-              </w:rPr>
-              <w:t>50</w:t>
-            </w:r>
-          </w:p>
-        </w:tc>
-        <w:tc>
-          <w:tcPr>
-            <w:tcW w:w="1390" w:type="dxa"/>
-          </w:tcPr>
-          <w:p>
-            <w:pPr>
-              <w:pageBreakBefore w:val="0"/>
-              <w:widowControl w:val="0"/>
-              <w:kinsoku/>
-              <w:wordWrap/>
-              <w:overflowPunct/>
-              <w:topLinePunct w:val="0"/>
-              <w:autoSpaceDE/>
-              <w:autoSpaceDN/>
-              <w:bidi w:val="0"/>
-              <w:adjustRightInd/>
-              <w:snapToGrid/>
-              <w:spacing w:before="120" w:after="120" w:line="360" w:lineRule="auto"/>
-              <w:jc w:val="both"/>
-              <w:textAlignment w:val="auto"/>
-              <w:rPr>
-                <w:rFonts w:hint="default" w:ascii="Times New Roman" w:hAnsi="Times New Roman" w:cs="Times New Roman"/>
-                <w:sz w:val="26"/>
-                <w:szCs w:val="26"/>
-                <w:lang w:val="en-US"/>
-              </w:rPr>
-            </w:pPr>
-          </w:p>
-        </w:tc>
-        <w:tc>
-          <w:tcPr>
-            <w:tcW w:w="2217" w:type="dxa"/>
-          </w:tcPr>
-          <w:p>
-            <w:pPr>
-              <w:pageBreakBefore w:val="0"/>
-              <w:widowControl w:val="0"/>
-              <w:kinsoku/>
-              <w:wordWrap/>
-              <w:overflowPunct/>
-              <w:topLinePunct w:val="0"/>
-              <w:autoSpaceDE/>
-              <w:autoSpaceDN/>
-              <w:bidi w:val="0"/>
-              <w:adjustRightInd/>
-              <w:snapToGrid/>
-              <w:spacing w:before="120" w:after="120" w:line="360" w:lineRule="auto"/>
-              <w:jc w:val="both"/>
-              <w:textAlignment w:val="auto"/>
-              <w:rPr>
-                <w:rFonts w:hint="default" w:ascii="Times New Roman" w:hAnsi="Times New Roman" w:cs="Times New Roman"/>
-                <w:sz w:val="26"/>
-                <w:szCs w:val="26"/>
-                <w:lang w:val="vi-VN"/>
-              </w:rPr>
-            </w:pPr>
-            <w:r>
-              <w:rPr>
-                <w:rFonts w:hint="default" w:ascii="Times New Roman" w:hAnsi="Times New Roman" w:cs="Times New Roman"/>
-                <w:sz w:val="26"/>
-                <w:szCs w:val="26"/>
-                <w:lang w:val="vi-VN"/>
-              </w:rPr>
-              <w:t>Trạng thái sản phẩm</w:t>
-            </w:r>
-          </w:p>
-        </w:tc>
-      </w:tr>
-      <w:tr>
-        <w:tblPrEx>
-          <w:tblBorders>
-            <w:top w:val="single" w:color="auto" w:sz="4" w:space="0"/>
-            <w:left w:val="single" w:color="auto" w:sz="4" w:space="0"/>
-            <w:bottom w:val="single" w:color="auto" w:sz="4" w:space="0"/>
-            <w:right w:val="single" w:color="auto" w:sz="4" w:space="0"/>
-            <w:insideH w:val="single" w:color="auto" w:sz="4" w:space="0"/>
-            <w:insideV w:val="single" w:color="auto" w:sz="4" w:space="0"/>
-          </w:tblBorders>
-          <w:tblCellMar>
-            <w:top w:w="0" w:type="dxa"/>
-            <w:left w:w="108" w:type="dxa"/>
-            <w:bottom w:w="0" w:type="dxa"/>
-            <w:right w:w="108" w:type="dxa"/>
-          </w:tblCellMar>
-        </w:tblPrEx>
-        <w:tc>
-          <w:tcPr>
-            <w:tcW w:w="1803" w:type="dxa"/>
-          </w:tcPr>
-          <w:p>
-            <w:pPr>
-              <w:pageBreakBefore w:val="0"/>
-              <w:widowControl w:val="0"/>
-              <w:kinsoku/>
-              <w:wordWrap/>
-              <w:overflowPunct/>
-              <w:topLinePunct w:val="0"/>
-              <w:autoSpaceDE/>
-              <w:autoSpaceDN/>
-              <w:bidi w:val="0"/>
-              <w:adjustRightInd/>
-              <w:snapToGrid/>
-              <w:spacing w:before="120" w:after="120" w:line="360" w:lineRule="auto"/>
-              <w:jc w:val="both"/>
-              <w:textAlignment w:val="auto"/>
-              <w:rPr>
-                <w:rFonts w:hint="default" w:ascii="Times New Roman" w:hAnsi="Times New Roman" w:cs="Times New Roman"/>
-                <w:sz w:val="26"/>
-                <w:szCs w:val="26"/>
-                <w:lang w:val="en-US"/>
-              </w:rPr>
-            </w:pPr>
-            <w:r>
-              <w:rPr>
-                <w:rFonts w:hint="default" w:ascii="Times New Roman" w:hAnsi="Times New Roman" w:cs="Times New Roman"/>
-                <w:sz w:val="26"/>
-                <w:szCs w:val="26"/>
-                <w:lang w:val="en-US"/>
-              </w:rPr>
-              <w:t>MaLoai</w:t>
-            </w:r>
-          </w:p>
-        </w:tc>
-        <w:tc>
-          <w:tcPr>
-            <w:tcW w:w="1803" w:type="dxa"/>
-            <w:vAlign w:val="top"/>
           </w:tcPr>
           <w:p>
             <w:pPr>
@@ -30602,9 +32661,18 @@
                 <w:rFonts w:hint="default" w:ascii="Times New Roman" w:hAnsi="Times New Roman" w:cs="Times New Roman"/>
                 <w:sz w:val="26"/>
                 <w:szCs w:val="26"/>
+                <w:lang w:val="en-US"/>
+              </w:rPr>
+              <w:t>1</w:t>
+            </w:r>
+            <w:r>
+              <w:rPr>
+                <w:rFonts w:hint="default" w:ascii="Times New Roman" w:hAnsi="Times New Roman" w:cs="Times New Roman"/>
+                <w:sz w:val="26"/>
+                <w:szCs w:val="26"/>
                 <w:lang w:val="vi-VN"/>
               </w:rPr>
-              <w:t>10</w:t>
+              <w:t>0</w:t>
             </w:r>
           </w:p>
         </w:tc>
@@ -30670,7 +32738,7 @@
                 <w:rFonts w:hint="default" w:ascii="Times New Roman" w:hAnsi="Times New Roman" w:cs="Times New Roman"/>
                 <w:sz w:val="26"/>
                 <w:szCs w:val="26"/>
-                <w:lang w:val="vi-VN"/>
+                <w:lang w:val="en-US"/>
               </w:rPr>
             </w:pPr>
             <w:r>
@@ -30678,9 +32746,9 @@
                 <w:rFonts w:hint="default" w:ascii="Times New Roman" w:hAnsi="Times New Roman" w:cs="Times New Roman"/>
                 <w:sz w:val="26"/>
                 <w:szCs w:val="26"/>
-                <w:lang w:val="vi-VN"/>
-              </w:rPr>
-              <w:t>Mã loại sản phẩm</w:t>
+                <w:lang w:val="en-US"/>
+              </w:rPr>
+              <w:t>Mã khách hàng</w:t>
             </w:r>
           </w:p>
         </w:tc>
@@ -30709,7 +32777,7 @@
           <w:lang w:val="vi-VN" w:eastAsia="en-US"/>
         </w:rPr>
       </w:pPr>
-      <w:bookmarkStart w:id="82" w:name="_Toc26400"/>
+      <w:bookmarkStart w:id="84" w:name="_Toc18163"/>
       <w:r>
         <w:rPr>
           <w:rFonts w:hint="default" w:ascii="Times New Roman" w:hAnsi="Times New Roman" w:cs="Times New Roman"/>
@@ -30726,7 +32794,7 @@
           <w:szCs w:val="26"/>
           <w:lang w:val="vi-VN" w:eastAsia="en-US"/>
         </w:rPr>
-        <w:t>2.7</w:t>
+        <w:t>2.8</w:t>
       </w:r>
       <w:r>
         <w:rPr>
@@ -30744,9 +32812,9 @@
           <w:szCs w:val="26"/>
           <w:lang w:val="vi-VN" w:eastAsia="en-US"/>
         </w:rPr>
-        <w:t xml:space="preserve"> Sản phẩm</w:t>
-      </w:r>
-      <w:bookmarkEnd w:id="82"/>
+        <w:t xml:space="preserve"> Đơn bán hàng</w:t>
+      </w:r>
+      <w:bookmarkEnd w:id="84"/>
     </w:p>
     <w:p>
       <w:pPr>
@@ -30790,7 +32858,7 @@
           <w:szCs w:val="26"/>
           <w:lang w:val="vi-VN" w:eastAsia="en-US"/>
         </w:rPr>
-        <w:t>BẢNG DONBANHANG:</w:t>
+        <w:t>BẢNG DONMUAHANG</w:t>
       </w:r>
     </w:p>
     <w:tbl>
@@ -30856,7 +32924,7 @@
               <w:adjustRightInd/>
               <w:snapToGrid/>
               <w:spacing w:before="120" w:after="120" w:line="360" w:lineRule="auto"/>
-              <w:jc w:val="both"/>
+              <w:jc w:val="center"/>
               <w:textAlignment w:val="auto"/>
               <w:rPr>
                 <w:rFonts w:hint="default" w:ascii="Times New Roman" w:hAnsi="Times New Roman" w:cs="Times New Roman"/>
@@ -30896,7 +32964,7 @@
               <w:adjustRightInd/>
               <w:snapToGrid/>
               <w:spacing w:before="120" w:after="120" w:line="360" w:lineRule="auto"/>
-              <w:jc w:val="both"/>
+              <w:jc w:val="center"/>
               <w:textAlignment w:val="auto"/>
               <w:rPr>
                 <w:rFonts w:hint="default" w:ascii="Times New Roman" w:hAnsi="Times New Roman" w:cs="Times New Roman"/>
@@ -30936,7 +33004,7 @@
               <w:adjustRightInd/>
               <w:snapToGrid/>
               <w:spacing w:before="120" w:after="120" w:line="360" w:lineRule="auto"/>
-              <w:jc w:val="both"/>
+              <w:jc w:val="center"/>
               <w:textAlignment w:val="auto"/>
               <w:rPr>
                 <w:rFonts w:hint="default" w:ascii="Times New Roman" w:hAnsi="Times New Roman" w:cs="Times New Roman"/>
@@ -30976,7 +33044,7 @@
               <w:adjustRightInd/>
               <w:snapToGrid/>
               <w:spacing w:before="120" w:after="120" w:line="360" w:lineRule="auto"/>
-              <w:jc w:val="both"/>
+              <w:jc w:val="center"/>
               <w:textAlignment w:val="auto"/>
               <w:rPr>
                 <w:rFonts w:hint="default" w:ascii="Times New Roman" w:hAnsi="Times New Roman" w:cs="Times New Roman"/>
@@ -31016,7 +33084,7 @@
               <w:adjustRightInd/>
               <w:snapToGrid/>
               <w:spacing w:before="120" w:after="120" w:line="360" w:lineRule="auto"/>
-              <w:jc w:val="both"/>
+              <w:jc w:val="center"/>
               <w:textAlignment w:val="auto"/>
               <w:rPr>
                 <w:rFonts w:hint="default" w:ascii="Times New Roman" w:hAnsi="Times New Roman" w:cs="Times New Roman"/>
@@ -31090,13 +33158,14 @@
                 <w:szCs w:val="26"/>
                 <w:lang w:val="en-US"/>
               </w:rPr>
-              <w:t>MaDBH</w:t>
+              <w:t>MaDMH</w:t>
             </w:r>
           </w:p>
         </w:tc>
         <w:tc>
           <w:tcPr>
             <w:tcW w:w="1803" w:type="dxa"/>
+            <w:vAlign w:val="top"/>
           </w:tcPr>
           <w:p>
             <w:pPr>
@@ -31135,6 +33204,7 @@
         <w:tc>
           <w:tcPr>
             <w:tcW w:w="1803" w:type="dxa"/>
+            <w:vAlign w:val="top"/>
           </w:tcPr>
           <w:p>
             <w:pPr>
@@ -31156,7 +33226,7 @@
                 <w:rFonts w:hint="default" w:ascii="Times New Roman" w:hAnsi="Times New Roman" w:cs="Times New Roman"/>
                 <w:sz w:val="26"/>
                 <w:szCs w:val="26"/>
-                <w:lang w:val="vi-VN"/>
+                <w:lang w:val="en-US"/>
               </w:rPr>
             </w:pPr>
             <w:r>
@@ -31316,13 +33386,14 @@
                 <w:szCs w:val="26"/>
                 <w:lang w:val="en-US"/>
               </w:rPr>
-              <w:t>NgayBH</w:t>
+              <w:t>NgayMH</w:t>
             </w:r>
           </w:p>
         </w:tc>
         <w:tc>
           <w:tcPr>
             <w:tcW w:w="1803" w:type="dxa"/>
+            <w:vAlign w:val="top"/>
           </w:tcPr>
           <w:p>
             <w:pPr>
@@ -31361,6 +33432,7 @@
         <w:tc>
           <w:tcPr>
             <w:tcW w:w="1803" w:type="dxa"/>
+            <w:vAlign w:val="top"/>
           </w:tcPr>
           <w:p>
             <w:pPr>
@@ -31515,13 +33587,14 @@
                 <w:szCs w:val="26"/>
                 <w:lang w:val="en-US"/>
               </w:rPr>
-              <w:t>MaKH</w:t>
+              <w:t>MaNCC</w:t>
             </w:r>
           </w:p>
         </w:tc>
         <w:tc>
           <w:tcPr>
             <w:tcW w:w="1803" w:type="dxa"/>
+            <w:vAlign w:val="top"/>
           </w:tcPr>
           <w:p>
             <w:pPr>
@@ -31560,6 +33633,7 @@
         <w:tc>
           <w:tcPr>
             <w:tcW w:w="1803" w:type="dxa"/>
+            <w:vAlign w:val="top"/>
           </w:tcPr>
           <w:p>
             <w:pPr>
@@ -31581,7 +33655,7 @@
                 <w:rFonts w:hint="default" w:ascii="Times New Roman" w:hAnsi="Times New Roman" w:cs="Times New Roman"/>
                 <w:sz w:val="26"/>
                 <w:szCs w:val="26"/>
-                <w:lang w:val="vi-VN"/>
+                <w:lang w:val="en-US"/>
               </w:rPr>
             </w:pPr>
             <w:r>
@@ -31705,7 +33779,7 @@
           <w:lang w:val="vi-VN" w:eastAsia="en-US"/>
         </w:rPr>
       </w:pPr>
-      <w:bookmarkStart w:id="83" w:name="_Toc18163"/>
+      <w:bookmarkStart w:id="85" w:name="_Toc8754"/>
       <w:r>
         <w:rPr>
           <w:rFonts w:hint="default" w:ascii="Times New Roman" w:hAnsi="Times New Roman" w:cs="Times New Roman"/>
@@ -31722,7 +33796,7 @@
           <w:szCs w:val="26"/>
           <w:lang w:val="vi-VN" w:eastAsia="en-US"/>
         </w:rPr>
-        <w:t>2.8</w:t>
+        <w:t>2.9</w:t>
       </w:r>
       <w:r>
         <w:rPr>
@@ -31740,9 +33814,9 @@
           <w:szCs w:val="26"/>
           <w:lang w:val="vi-VN" w:eastAsia="en-US"/>
         </w:rPr>
-        <w:t xml:space="preserve"> Đơn bán hàng</w:t>
-      </w:r>
-      <w:bookmarkEnd w:id="83"/>
+        <w:t xml:space="preserve"> Đơn mua hàng</w:t>
+      </w:r>
+      <w:bookmarkEnd w:id="85"/>
     </w:p>
     <w:p>
       <w:pPr>
@@ -31786,7 +33860,7 @@
           <w:szCs w:val="26"/>
           <w:lang w:val="vi-VN" w:eastAsia="en-US"/>
         </w:rPr>
-        <w:t>BẢNG DONMUAHANG</w:t>
+        <w:t>BẢNG CTBH</w:t>
       </w:r>
     </w:p>
     <w:tbl>
@@ -31852,7 +33926,7 @@
               <w:adjustRightInd/>
               <w:snapToGrid/>
               <w:spacing w:before="120" w:after="120" w:line="360" w:lineRule="auto"/>
-              <w:jc w:val="both"/>
+              <w:jc w:val="center"/>
               <w:textAlignment w:val="auto"/>
               <w:rPr>
                 <w:rFonts w:hint="default" w:ascii="Times New Roman" w:hAnsi="Times New Roman" w:cs="Times New Roman"/>
@@ -31892,7 +33966,7 @@
               <w:adjustRightInd/>
               <w:snapToGrid/>
               <w:spacing w:before="120" w:after="120" w:line="360" w:lineRule="auto"/>
-              <w:jc w:val="both"/>
+              <w:jc w:val="center"/>
               <w:textAlignment w:val="auto"/>
               <w:rPr>
                 <w:rFonts w:hint="default" w:ascii="Times New Roman" w:hAnsi="Times New Roman" w:cs="Times New Roman"/>
@@ -31932,7 +34006,7 @@
               <w:adjustRightInd/>
               <w:snapToGrid/>
               <w:spacing w:before="120" w:after="120" w:line="360" w:lineRule="auto"/>
-              <w:jc w:val="both"/>
+              <w:jc w:val="center"/>
               <w:textAlignment w:val="auto"/>
               <w:rPr>
                 <w:rFonts w:hint="default" w:ascii="Times New Roman" w:hAnsi="Times New Roman" w:cs="Times New Roman"/>
@@ -31972,7 +34046,7 @@
               <w:adjustRightInd/>
               <w:snapToGrid/>
               <w:spacing w:before="120" w:after="120" w:line="360" w:lineRule="auto"/>
-              <w:jc w:val="both"/>
+              <w:jc w:val="center"/>
               <w:textAlignment w:val="auto"/>
               <w:rPr>
                 <w:rFonts w:hint="default" w:ascii="Times New Roman" w:hAnsi="Times New Roman" w:cs="Times New Roman"/>
@@ -32012,7 +34086,7 @@
               <w:adjustRightInd/>
               <w:snapToGrid/>
               <w:spacing w:before="120" w:after="120" w:line="360" w:lineRule="auto"/>
-              <w:jc w:val="both"/>
+              <w:jc w:val="center"/>
               <w:textAlignment w:val="auto"/>
               <w:rPr>
                 <w:rFonts w:hint="default" w:ascii="Times New Roman" w:hAnsi="Times New Roman" w:cs="Times New Roman"/>
@@ -32086,14 +34160,13 @@
                 <w:szCs w:val="26"/>
                 <w:lang w:val="en-US"/>
               </w:rPr>
-              <w:t>MaDMH</w:t>
+              <w:t>MaDBH</w:t>
             </w:r>
           </w:p>
         </w:tc>
         <w:tc>
           <w:tcPr>
             <w:tcW w:w="1803" w:type="dxa"/>
-            <w:vAlign w:val="top"/>
           </w:tcPr>
           <w:p>
             <w:pPr>
@@ -32132,7 +34205,6 @@
         <w:tc>
           <w:tcPr>
             <w:tcW w:w="1803" w:type="dxa"/>
-            <w:vAlign w:val="top"/>
           </w:tcPr>
           <w:p>
             <w:pPr>
@@ -32154,7 +34226,7 @@
                 <w:rFonts w:hint="default" w:ascii="Times New Roman" w:hAnsi="Times New Roman" w:cs="Times New Roman"/>
                 <w:sz w:val="26"/>
                 <w:szCs w:val="26"/>
-                <w:lang w:val="en-US"/>
+                <w:lang w:val="vi-VN"/>
               </w:rPr>
             </w:pPr>
             <w:r>
@@ -32211,7 +34283,7 @@
                 <w:szCs w:val="26"/>
                 <w:lang w:val="en-US"/>
               </w:rPr>
-              <w:t>PK</w:t>
+              <w:t>PK, FK</w:t>
             </w:r>
           </w:p>
         </w:tc>
@@ -32314,1006 +34386,6 @@
                 <w:szCs w:val="26"/>
                 <w:lang w:val="en-US"/>
               </w:rPr>
-              <w:t>NgayMH</w:t>
-            </w:r>
-          </w:p>
-        </w:tc>
-        <w:tc>
-          <w:tcPr>
-            <w:tcW w:w="1803" w:type="dxa"/>
-            <w:vAlign w:val="top"/>
-          </w:tcPr>
-          <w:p>
-            <w:pPr>
-              <w:pageBreakBefore w:val="0"/>
-              <w:widowControl w:val="0"/>
-              <w:kinsoku/>
-              <w:wordWrap/>
-              <w:overflowPunct/>
-              <w:topLinePunct w:val="0"/>
-              <w:autoSpaceDE/>
-              <w:autoSpaceDN/>
-              <w:bidi w:val="0"/>
-              <w:adjustRightInd/>
-              <w:snapToGrid/>
-              <w:spacing w:before="120" w:after="120" w:line="360" w:lineRule="auto"/>
-              <w:jc w:val="both"/>
-              <w:textAlignment w:val="auto"/>
-              <w:rPr>
-                <w:rFonts w:hint="default" w:ascii="Times New Roman" w:hAnsi="Times New Roman" w:cs="Times New Roman"/>
-                <w:sz w:val="26"/>
-                <w:szCs w:val="26"/>
-                <w:lang w:val="en-US"/>
-              </w:rPr>
-            </w:pPr>
-            <w:r>
-              <w:rPr>
-                <w:rFonts w:hint="default" w:ascii="Times New Roman" w:hAnsi="Times New Roman" w:cs="Times New Roman"/>
-                <w:sz w:val="26"/>
-                <w:szCs w:val="26"/>
-                <w:lang w:val="en-US"/>
-              </w:rPr>
-              <w:t>Datetime</w:t>
-            </w:r>
-          </w:p>
-        </w:tc>
-        <w:tc>
-          <w:tcPr>
-            <w:tcW w:w="1803" w:type="dxa"/>
-            <w:vAlign w:val="top"/>
-          </w:tcPr>
-          <w:p>
-            <w:pPr>
-              <w:pageBreakBefore w:val="0"/>
-              <w:widowControl w:val="0"/>
-              <w:kinsoku/>
-              <w:wordWrap/>
-              <w:overflowPunct/>
-              <w:topLinePunct w:val="0"/>
-              <w:autoSpaceDE/>
-              <w:autoSpaceDN/>
-              <w:bidi w:val="0"/>
-              <w:adjustRightInd/>
-              <w:snapToGrid/>
-              <w:spacing w:before="120" w:after="120" w:line="360" w:lineRule="auto"/>
-              <w:jc w:val="both"/>
-              <w:textAlignment w:val="auto"/>
-              <w:rPr>
-                <w:rFonts w:hint="default" w:ascii="Times New Roman" w:hAnsi="Times New Roman" w:cs="Times New Roman"/>
-                <w:sz w:val="26"/>
-                <w:szCs w:val="26"/>
-                <w:lang w:val="en-US"/>
-              </w:rPr>
-            </w:pPr>
-          </w:p>
-        </w:tc>
-        <w:tc>
-          <w:tcPr>
-            <w:tcW w:w="1390" w:type="dxa"/>
-          </w:tcPr>
-          <w:p>
-            <w:pPr>
-              <w:pageBreakBefore w:val="0"/>
-              <w:widowControl w:val="0"/>
-              <w:kinsoku/>
-              <w:wordWrap/>
-              <w:overflowPunct/>
-              <w:topLinePunct w:val="0"/>
-              <w:autoSpaceDE/>
-              <w:autoSpaceDN/>
-              <w:bidi w:val="0"/>
-              <w:adjustRightInd/>
-              <w:snapToGrid/>
-              <w:spacing w:before="120" w:after="120" w:line="360" w:lineRule="auto"/>
-              <w:jc w:val="both"/>
-              <w:textAlignment w:val="auto"/>
-              <w:rPr>
-                <w:rFonts w:hint="default" w:ascii="Times New Roman" w:hAnsi="Times New Roman" w:cs="Times New Roman"/>
-                <w:sz w:val="26"/>
-                <w:szCs w:val="26"/>
-                <w:lang w:val="en-US"/>
-              </w:rPr>
-            </w:pPr>
-          </w:p>
-        </w:tc>
-        <w:tc>
-          <w:tcPr>
-            <w:tcW w:w="2217" w:type="dxa"/>
-          </w:tcPr>
-          <w:p>
-            <w:pPr>
-              <w:pageBreakBefore w:val="0"/>
-              <w:widowControl w:val="0"/>
-              <w:kinsoku/>
-              <w:wordWrap/>
-              <w:overflowPunct/>
-              <w:topLinePunct w:val="0"/>
-              <w:autoSpaceDE/>
-              <w:autoSpaceDN/>
-              <w:bidi w:val="0"/>
-              <w:adjustRightInd/>
-              <w:snapToGrid/>
-              <w:spacing w:before="120" w:after="120" w:line="360" w:lineRule="auto"/>
-              <w:jc w:val="both"/>
-              <w:textAlignment w:val="auto"/>
-              <w:rPr>
-                <w:rFonts w:hint="default" w:ascii="Times New Roman" w:hAnsi="Times New Roman" w:cs="Times New Roman"/>
-                <w:sz w:val="26"/>
-                <w:szCs w:val="26"/>
-                <w:lang w:val="vi-VN"/>
-              </w:rPr>
-            </w:pPr>
-            <w:r>
-              <w:rPr>
-                <w:rFonts w:hint="default" w:ascii="Times New Roman" w:hAnsi="Times New Roman" w:cs="Times New Roman"/>
-                <w:sz w:val="26"/>
-                <w:szCs w:val="26"/>
-                <w:lang w:val="en-US"/>
-              </w:rPr>
-              <w:t xml:space="preserve">Ngày bán </w:t>
-            </w:r>
-            <w:r>
-              <w:rPr>
-                <w:rFonts w:hint="default" w:ascii="Times New Roman" w:hAnsi="Times New Roman" w:cs="Times New Roman"/>
-                <w:sz w:val="26"/>
-                <w:szCs w:val="26"/>
-                <w:lang w:val="vi-VN"/>
-              </w:rPr>
-              <w:t>hàng</w:t>
-            </w:r>
-          </w:p>
-        </w:tc>
-      </w:tr>
-      <w:tr>
-        <w:tblPrEx>
-          <w:tblBorders>
-            <w:top w:val="single" w:color="auto" w:sz="4" w:space="0"/>
-            <w:left w:val="single" w:color="auto" w:sz="4" w:space="0"/>
-            <w:bottom w:val="single" w:color="auto" w:sz="4" w:space="0"/>
-            <w:right w:val="single" w:color="auto" w:sz="4" w:space="0"/>
-            <w:insideH w:val="single" w:color="auto" w:sz="4" w:space="0"/>
-            <w:insideV w:val="single" w:color="auto" w:sz="4" w:space="0"/>
-          </w:tblBorders>
-          <w:tblCellMar>
-            <w:top w:w="0" w:type="dxa"/>
-            <w:left w:w="108" w:type="dxa"/>
-            <w:bottom w:w="0" w:type="dxa"/>
-            <w:right w:w="108" w:type="dxa"/>
-          </w:tblCellMar>
-        </w:tblPrEx>
-        <w:tc>
-          <w:tcPr>
-            <w:tcW w:w="1803" w:type="dxa"/>
-          </w:tcPr>
-          <w:p>
-            <w:pPr>
-              <w:pageBreakBefore w:val="0"/>
-              <w:widowControl w:val="0"/>
-              <w:kinsoku/>
-              <w:wordWrap/>
-              <w:overflowPunct/>
-              <w:topLinePunct w:val="0"/>
-              <w:autoSpaceDE/>
-              <w:autoSpaceDN/>
-              <w:bidi w:val="0"/>
-              <w:adjustRightInd/>
-              <w:snapToGrid/>
-              <w:spacing w:before="120" w:after="120" w:line="360" w:lineRule="auto"/>
-              <w:jc w:val="both"/>
-              <w:textAlignment w:val="auto"/>
-              <w:rPr>
-                <w:rFonts w:hint="default" w:ascii="Times New Roman" w:hAnsi="Times New Roman" w:cs="Times New Roman"/>
-                <w:sz w:val="26"/>
-                <w:szCs w:val="26"/>
-                <w:lang w:val="en-US"/>
-              </w:rPr>
-            </w:pPr>
-            <w:r>
-              <w:rPr>
-                <w:rFonts w:hint="default" w:ascii="Times New Roman" w:hAnsi="Times New Roman" w:cs="Times New Roman"/>
-                <w:sz w:val="26"/>
-                <w:szCs w:val="26"/>
-                <w:lang w:val="en-US"/>
-              </w:rPr>
-              <w:t>MaNCC</w:t>
-            </w:r>
-          </w:p>
-        </w:tc>
-        <w:tc>
-          <w:tcPr>
-            <w:tcW w:w="1803" w:type="dxa"/>
-            <w:vAlign w:val="top"/>
-          </w:tcPr>
-          <w:p>
-            <w:pPr>
-              <w:pageBreakBefore w:val="0"/>
-              <w:widowControl w:val="0"/>
-              <w:kinsoku/>
-              <w:wordWrap/>
-              <w:overflowPunct/>
-              <w:topLinePunct w:val="0"/>
-              <w:autoSpaceDE/>
-              <w:autoSpaceDN/>
-              <w:bidi w:val="0"/>
-              <w:adjustRightInd/>
-              <w:snapToGrid/>
-              <w:spacing w:before="120" w:after="120" w:line="360" w:lineRule="auto"/>
-              <w:jc w:val="both"/>
-              <w:textAlignment w:val="auto"/>
-              <w:rPr>
-                <w:rFonts w:hint="default" w:ascii="Times New Roman" w:hAnsi="Times New Roman" w:cs="Times New Roman"/>
-                <w:sz w:val="26"/>
-                <w:szCs w:val="26"/>
-                <w:lang w:val="vi-VN"/>
-              </w:rPr>
-            </w:pPr>
-            <w:r>
-              <w:rPr>
-                <w:rFonts w:hint="default" w:ascii="Times New Roman" w:hAnsi="Times New Roman" w:cs="Times New Roman"/>
-                <w:sz w:val="26"/>
-                <w:szCs w:val="26"/>
-                <w:lang w:val="vi-VN"/>
-              </w:rPr>
-              <w:t>Char</w:t>
-            </w:r>
-          </w:p>
-        </w:tc>
-        <w:tc>
-          <w:tcPr>
-            <w:tcW w:w="1803" w:type="dxa"/>
-            <w:vAlign w:val="top"/>
-          </w:tcPr>
-          <w:p>
-            <w:pPr>
-              <w:pageBreakBefore w:val="0"/>
-              <w:widowControl w:val="0"/>
-              <w:kinsoku/>
-              <w:wordWrap/>
-              <w:overflowPunct/>
-              <w:topLinePunct w:val="0"/>
-              <w:autoSpaceDE/>
-              <w:autoSpaceDN/>
-              <w:bidi w:val="0"/>
-              <w:adjustRightInd/>
-              <w:snapToGrid/>
-              <w:spacing w:before="120" w:after="120" w:line="360" w:lineRule="auto"/>
-              <w:jc w:val="both"/>
-              <w:textAlignment w:val="auto"/>
-              <w:rPr>
-                <w:rFonts w:hint="default" w:ascii="Times New Roman" w:hAnsi="Times New Roman" w:cs="Times New Roman"/>
-                <w:sz w:val="26"/>
-                <w:szCs w:val="26"/>
-                <w:lang w:val="en-US"/>
-              </w:rPr>
-            </w:pPr>
-            <w:r>
-              <w:rPr>
-                <w:rFonts w:hint="default" w:ascii="Times New Roman" w:hAnsi="Times New Roman" w:cs="Times New Roman"/>
-                <w:sz w:val="26"/>
-                <w:szCs w:val="26"/>
-                <w:lang w:val="en-US"/>
-              </w:rPr>
-              <w:t>1</w:t>
-            </w:r>
-            <w:r>
-              <w:rPr>
-                <w:rFonts w:hint="default" w:ascii="Times New Roman" w:hAnsi="Times New Roman" w:cs="Times New Roman"/>
-                <w:sz w:val="26"/>
-                <w:szCs w:val="26"/>
-                <w:lang w:val="vi-VN"/>
-              </w:rPr>
-              <w:t>0</w:t>
-            </w:r>
-          </w:p>
-        </w:tc>
-        <w:tc>
-          <w:tcPr>
-            <w:tcW w:w="1390" w:type="dxa"/>
-          </w:tcPr>
-          <w:p>
-            <w:pPr>
-              <w:pageBreakBefore w:val="0"/>
-              <w:widowControl w:val="0"/>
-              <w:kinsoku/>
-              <w:wordWrap/>
-              <w:overflowPunct/>
-              <w:topLinePunct w:val="0"/>
-              <w:autoSpaceDE/>
-              <w:autoSpaceDN/>
-              <w:bidi w:val="0"/>
-              <w:adjustRightInd/>
-              <w:snapToGrid/>
-              <w:spacing w:before="120" w:after="120" w:line="360" w:lineRule="auto"/>
-              <w:jc w:val="both"/>
-              <w:textAlignment w:val="auto"/>
-              <w:rPr>
-                <w:rFonts w:hint="default" w:ascii="Times New Roman" w:hAnsi="Times New Roman" w:cs="Times New Roman"/>
-                <w:sz w:val="26"/>
-                <w:szCs w:val="26"/>
-                <w:lang w:val="en-US"/>
-              </w:rPr>
-            </w:pPr>
-            <w:r>
-              <w:rPr>
-                <w:rFonts w:hint="default" w:ascii="Times New Roman" w:hAnsi="Times New Roman" w:cs="Times New Roman"/>
-                <w:sz w:val="26"/>
-                <w:szCs w:val="26"/>
-                <w:lang w:val="en-US"/>
-              </w:rPr>
-              <w:t>FK</w:t>
-            </w:r>
-          </w:p>
-        </w:tc>
-        <w:tc>
-          <w:tcPr>
-            <w:tcW w:w="2217" w:type="dxa"/>
-          </w:tcPr>
-          <w:p>
-            <w:pPr>
-              <w:pageBreakBefore w:val="0"/>
-              <w:widowControl w:val="0"/>
-              <w:kinsoku/>
-              <w:wordWrap/>
-              <w:overflowPunct/>
-              <w:topLinePunct w:val="0"/>
-              <w:autoSpaceDE/>
-              <w:autoSpaceDN/>
-              <w:bidi w:val="0"/>
-              <w:adjustRightInd/>
-              <w:snapToGrid/>
-              <w:spacing w:before="120" w:after="120" w:line="360" w:lineRule="auto"/>
-              <w:jc w:val="both"/>
-              <w:textAlignment w:val="auto"/>
-              <w:rPr>
-                <w:rFonts w:hint="default" w:ascii="Times New Roman" w:hAnsi="Times New Roman" w:cs="Times New Roman"/>
-                <w:sz w:val="26"/>
-                <w:szCs w:val="26"/>
-                <w:lang w:val="en-US"/>
-              </w:rPr>
-            </w:pPr>
-            <w:r>
-              <w:rPr>
-                <w:rFonts w:hint="default" w:ascii="Times New Roman" w:hAnsi="Times New Roman" w:cs="Times New Roman"/>
-                <w:sz w:val="26"/>
-                <w:szCs w:val="26"/>
-                <w:lang w:val="en-US"/>
-              </w:rPr>
-              <w:t>Mã khách hàng</w:t>
-            </w:r>
-          </w:p>
-        </w:tc>
-      </w:tr>
-    </w:tbl>
-    <w:p>
-      <w:pPr>
-        <w:pStyle w:val="5"/>
-        <w:pageBreakBefore w:val="0"/>
-        <w:kinsoku/>
-        <w:wordWrap/>
-        <w:overflowPunct/>
-        <w:topLinePunct w:val="0"/>
-        <w:autoSpaceDE/>
-        <w:autoSpaceDN/>
-        <w:bidi w:val="0"/>
-        <w:adjustRightInd/>
-        <w:snapToGrid/>
-        <w:spacing w:before="120" w:after="120" w:line="360" w:lineRule="auto"/>
-        <w:jc w:val="center"/>
-        <w:textAlignment w:val="auto"/>
-        <w:rPr>
-          <w:rFonts w:hint="default" w:ascii="Times New Roman" w:hAnsi="Times New Roman" w:cs="Times New Roman"/>
-          <w:sz w:val="26"/>
-          <w:szCs w:val="26"/>
-          <w:lang w:val="vi-VN" w:eastAsia="en-US"/>
-        </w:rPr>
-      </w:pPr>
-      <w:bookmarkStart w:id="84" w:name="_Toc8754"/>
-      <w:r>
-        <w:rPr>
-          <w:rFonts w:hint="default" w:ascii="Times New Roman" w:hAnsi="Times New Roman" w:cs="Times New Roman"/>
-          <w:sz w:val="26"/>
-          <w:szCs w:val="26"/>
-          <w:lang w:val="en-US" w:eastAsia="en-US"/>
-        </w:rPr>
-        <w:t xml:space="preserve">Bảng </w:t>
-      </w:r>
-      <w:r>
-        <w:rPr>
-          <w:rFonts w:hint="default" w:ascii="Times New Roman" w:hAnsi="Times New Roman" w:cs="Times New Roman"/>
-          <w:sz w:val="26"/>
-          <w:szCs w:val="26"/>
-          <w:lang w:val="vi-VN" w:eastAsia="en-US"/>
-        </w:rPr>
-        <w:t>2.9</w:t>
-      </w:r>
-      <w:r>
-        <w:rPr>
-          <w:rFonts w:hint="default" w:ascii="Times New Roman" w:hAnsi="Times New Roman" w:cs="Times New Roman"/>
-          <w:sz w:val="26"/>
-          <w:szCs w:val="26"/>
-          <w:lang w:val="en-US" w:eastAsia="en-US"/>
-        </w:rPr>
-        <w:t>. Bảng</w:t>
-      </w:r>
-      <w:r>
-        <w:rPr>
-          <w:rFonts w:hint="default" w:ascii="Times New Roman" w:hAnsi="Times New Roman" w:cs="Times New Roman"/>
-          <w:sz w:val="26"/>
-          <w:szCs w:val="26"/>
-          <w:lang w:val="vi-VN" w:eastAsia="en-US"/>
-        </w:rPr>
-        <w:t xml:space="preserve"> Đơn mua hàng</w:t>
-      </w:r>
-      <w:bookmarkEnd w:id="84"/>
-    </w:p>
-    <w:p>
-      <w:pPr>
-        <w:pageBreakBefore w:val="0"/>
-        <w:widowControl/>
-        <w:numPr>
-          <w:ilvl w:val="0"/>
-          <w:numId w:val="11"/>
-        </w:numPr>
-        <w:tabs>
-          <w:tab w:val="clear" w:pos="420"/>
-        </w:tabs>
-        <w:kinsoku/>
-        <w:wordWrap/>
-        <w:overflowPunct/>
-        <w:topLinePunct w:val="0"/>
-        <w:autoSpaceDE/>
-        <w:autoSpaceDN/>
-        <w:bidi w:val="0"/>
-        <w:adjustRightInd/>
-        <w:snapToGrid/>
-        <w:spacing w:before="120" w:after="120" w:line="360" w:lineRule="auto"/>
-        <w:ind w:left="0" w:leftChars="0" w:firstLine="398" w:firstLineChars="153"/>
-        <w:jc w:val="both"/>
-        <w:textAlignment w:val="auto"/>
-        <w:rPr>
-          <w:rFonts w:hint="default" w:ascii="Times New Roman" w:hAnsi="Times New Roman" w:cs="Times New Roman"/>
-          <w:b/>
-          <w:bCs/>
-          <w:sz w:val="26"/>
-          <w:szCs w:val="26"/>
-          <w:lang w:val="vi-VN" w:eastAsia="en-US"/>
-        </w:rPr>
-      </w:pPr>
-      <w:r>
-        <w:rPr>
-          <w:rFonts w:hint="default" w:ascii="Times New Roman" w:hAnsi="Times New Roman" w:cs="Times New Roman"/>
-          <w:b/>
-          <w:bCs/>
-          <w:sz w:val="26"/>
-          <w:szCs w:val="26"/>
-          <w:lang w:val="vi-VN" w:eastAsia="en-US"/>
-        </w:rPr>
-        <w:t>BẢNG CTBH</w:t>
-      </w:r>
-    </w:p>
-    <w:tbl>
-      <w:tblPr>
-        <w:tblStyle w:val="111"/>
-        <w:tblW w:w="0" w:type="auto"/>
-        <w:tblInd w:w="0" w:type="dxa"/>
-        <w:tblBorders>
-          <w:top w:val="single" w:color="auto" w:sz="4" w:space="0"/>
-          <w:left w:val="single" w:color="auto" w:sz="4" w:space="0"/>
-          <w:bottom w:val="single" w:color="auto" w:sz="4" w:space="0"/>
-          <w:right w:val="single" w:color="auto" w:sz="4" w:space="0"/>
-          <w:insideH w:val="single" w:color="auto" w:sz="4" w:space="0"/>
-          <w:insideV w:val="single" w:color="auto" w:sz="4" w:space="0"/>
-        </w:tblBorders>
-        <w:tblLayout w:type="autofit"/>
-        <w:tblCellMar>
-          <w:top w:w="0" w:type="dxa"/>
-          <w:left w:w="108" w:type="dxa"/>
-          <w:bottom w:w="0" w:type="dxa"/>
-          <w:right w:w="108" w:type="dxa"/>
-        </w:tblCellMar>
-      </w:tblPr>
-      <w:tblGrid>
-        <w:gridCol w:w="1803"/>
-        <w:gridCol w:w="1803"/>
-        <w:gridCol w:w="1803"/>
-        <w:gridCol w:w="1390"/>
-        <w:gridCol w:w="2217"/>
-      </w:tblGrid>
-      <w:tr>
-        <w:tblPrEx>
-          <w:tblBorders>
-            <w:top w:val="single" w:color="auto" w:sz="4" w:space="0"/>
-            <w:left w:val="single" w:color="auto" w:sz="4" w:space="0"/>
-            <w:bottom w:val="single" w:color="auto" w:sz="4" w:space="0"/>
-            <w:right w:val="single" w:color="auto" w:sz="4" w:space="0"/>
-            <w:insideH w:val="single" w:color="auto" w:sz="4" w:space="0"/>
-            <w:insideV w:val="single" w:color="auto" w:sz="4" w:space="0"/>
-          </w:tblBorders>
-          <w:tblCellMar>
-            <w:top w:w="0" w:type="dxa"/>
-            <w:left w:w="108" w:type="dxa"/>
-            <w:bottom w:w="0" w:type="dxa"/>
-            <w:right w:w="108" w:type="dxa"/>
-          </w:tblCellMar>
-        </w:tblPrEx>
-        <w:tc>
-          <w:tcPr>
-            <w:tcW w:w="1803" w:type="dxa"/>
-          </w:tcPr>
-          <w:p>
-            <w:pPr>
-              <w:pageBreakBefore w:val="0"/>
-              <w:widowControl w:val="0"/>
-              <w:kinsoku/>
-              <w:wordWrap/>
-              <w:overflowPunct/>
-              <w:topLinePunct w:val="0"/>
-              <w:autoSpaceDE/>
-              <w:autoSpaceDN/>
-              <w:bidi w:val="0"/>
-              <w:adjustRightInd/>
-              <w:snapToGrid/>
-              <w:spacing w:before="120" w:after="120" w:line="360" w:lineRule="auto"/>
-              <w:jc w:val="both"/>
-              <w:textAlignment w:val="auto"/>
-              <w:rPr>
-                <w:rFonts w:hint="default" w:ascii="Times New Roman" w:hAnsi="Times New Roman" w:cs="Times New Roman"/>
-                <w:b/>
-                <w:sz w:val="26"/>
-                <w:szCs w:val="26"/>
-                <w:lang w:val="en-US"/>
-              </w:rPr>
-            </w:pPr>
-            <w:r>
-              <w:rPr>
-                <w:rFonts w:hint="default" w:ascii="Times New Roman" w:hAnsi="Times New Roman" w:cs="Times New Roman"/>
-                <w:b/>
-                <w:sz w:val="26"/>
-                <w:szCs w:val="26"/>
-                <w:lang w:val="en-US"/>
-              </w:rPr>
-              <w:t>Tên trường</w:t>
-            </w:r>
-          </w:p>
-        </w:tc>
-        <w:tc>
-          <w:tcPr>
-            <w:tcW w:w="1803" w:type="dxa"/>
-          </w:tcPr>
-          <w:p>
-            <w:pPr>
-              <w:pageBreakBefore w:val="0"/>
-              <w:widowControl w:val="0"/>
-              <w:kinsoku/>
-              <w:wordWrap/>
-              <w:overflowPunct/>
-              <w:topLinePunct w:val="0"/>
-              <w:autoSpaceDE/>
-              <w:autoSpaceDN/>
-              <w:bidi w:val="0"/>
-              <w:adjustRightInd/>
-              <w:snapToGrid/>
-              <w:spacing w:before="120" w:after="120" w:line="360" w:lineRule="auto"/>
-              <w:jc w:val="both"/>
-              <w:textAlignment w:val="auto"/>
-              <w:rPr>
-                <w:rFonts w:hint="default" w:ascii="Times New Roman" w:hAnsi="Times New Roman" w:cs="Times New Roman"/>
-                <w:b/>
-                <w:sz w:val="26"/>
-                <w:szCs w:val="26"/>
-                <w:lang w:val="en-US"/>
-              </w:rPr>
-            </w:pPr>
-            <w:r>
-              <w:rPr>
-                <w:rFonts w:hint="default" w:ascii="Times New Roman" w:hAnsi="Times New Roman" w:cs="Times New Roman"/>
-                <w:b/>
-                <w:sz w:val="26"/>
-                <w:szCs w:val="26"/>
-                <w:lang w:val="en-US"/>
-              </w:rPr>
-              <w:t>Kiểu dữ liệu</w:t>
-            </w:r>
-          </w:p>
-        </w:tc>
-        <w:tc>
-          <w:tcPr>
-            <w:tcW w:w="1803" w:type="dxa"/>
-          </w:tcPr>
-          <w:p>
-            <w:pPr>
-              <w:pageBreakBefore w:val="0"/>
-              <w:widowControl w:val="0"/>
-              <w:kinsoku/>
-              <w:wordWrap/>
-              <w:overflowPunct/>
-              <w:topLinePunct w:val="0"/>
-              <w:autoSpaceDE/>
-              <w:autoSpaceDN/>
-              <w:bidi w:val="0"/>
-              <w:adjustRightInd/>
-              <w:snapToGrid/>
-              <w:spacing w:before="120" w:after="120" w:line="360" w:lineRule="auto"/>
-              <w:jc w:val="both"/>
-              <w:textAlignment w:val="auto"/>
-              <w:rPr>
-                <w:rFonts w:hint="default" w:ascii="Times New Roman" w:hAnsi="Times New Roman" w:cs="Times New Roman"/>
-                <w:b/>
-                <w:sz w:val="26"/>
-                <w:szCs w:val="26"/>
-                <w:lang w:val="en-US"/>
-              </w:rPr>
-            </w:pPr>
-            <w:r>
-              <w:rPr>
-                <w:rFonts w:hint="default" w:ascii="Times New Roman" w:hAnsi="Times New Roman" w:cs="Times New Roman"/>
-                <w:b/>
-                <w:sz w:val="26"/>
-                <w:szCs w:val="26"/>
-                <w:lang w:val="en-US"/>
-              </w:rPr>
-              <w:t>Độ rộng</w:t>
-            </w:r>
-          </w:p>
-        </w:tc>
-        <w:tc>
-          <w:tcPr>
-            <w:tcW w:w="1390" w:type="dxa"/>
-          </w:tcPr>
-          <w:p>
-            <w:pPr>
-              <w:pageBreakBefore w:val="0"/>
-              <w:widowControl w:val="0"/>
-              <w:kinsoku/>
-              <w:wordWrap/>
-              <w:overflowPunct/>
-              <w:topLinePunct w:val="0"/>
-              <w:autoSpaceDE/>
-              <w:autoSpaceDN/>
-              <w:bidi w:val="0"/>
-              <w:adjustRightInd/>
-              <w:snapToGrid/>
-              <w:spacing w:before="120" w:after="120" w:line="360" w:lineRule="auto"/>
-              <w:jc w:val="both"/>
-              <w:textAlignment w:val="auto"/>
-              <w:rPr>
-                <w:rFonts w:hint="default" w:ascii="Times New Roman" w:hAnsi="Times New Roman" w:cs="Times New Roman"/>
-                <w:b/>
-                <w:sz w:val="26"/>
-                <w:szCs w:val="26"/>
-                <w:lang w:val="en-US"/>
-              </w:rPr>
-            </w:pPr>
-            <w:r>
-              <w:rPr>
-                <w:rFonts w:hint="default" w:ascii="Times New Roman" w:hAnsi="Times New Roman" w:cs="Times New Roman"/>
-                <w:b/>
-                <w:sz w:val="26"/>
-                <w:szCs w:val="26"/>
-                <w:lang w:val="en-US"/>
-              </w:rPr>
-              <w:t>Khóa</w:t>
-            </w:r>
-          </w:p>
-        </w:tc>
-        <w:tc>
-          <w:tcPr>
-            <w:tcW w:w="2217" w:type="dxa"/>
-          </w:tcPr>
-          <w:p>
-            <w:pPr>
-              <w:pageBreakBefore w:val="0"/>
-              <w:widowControl w:val="0"/>
-              <w:kinsoku/>
-              <w:wordWrap/>
-              <w:overflowPunct/>
-              <w:topLinePunct w:val="0"/>
-              <w:autoSpaceDE/>
-              <w:autoSpaceDN/>
-              <w:bidi w:val="0"/>
-              <w:adjustRightInd/>
-              <w:snapToGrid/>
-              <w:spacing w:before="120" w:after="120" w:line="360" w:lineRule="auto"/>
-              <w:jc w:val="both"/>
-              <w:textAlignment w:val="auto"/>
-              <w:rPr>
-                <w:rFonts w:hint="default" w:ascii="Times New Roman" w:hAnsi="Times New Roman" w:cs="Times New Roman"/>
-                <w:b/>
-                <w:sz w:val="26"/>
-                <w:szCs w:val="26"/>
-                <w:lang w:val="en-US"/>
-              </w:rPr>
-            </w:pPr>
-            <w:r>
-              <w:rPr>
-                <w:rFonts w:hint="default" w:ascii="Times New Roman" w:hAnsi="Times New Roman" w:cs="Times New Roman"/>
-                <w:b/>
-                <w:sz w:val="26"/>
-                <w:szCs w:val="26"/>
-                <w:lang w:val="en-US"/>
-              </w:rPr>
-              <w:t>Ghi chú</w:t>
-            </w:r>
-          </w:p>
-        </w:tc>
-      </w:tr>
-      <w:tr>
-        <w:tblPrEx>
-          <w:tblBorders>
-            <w:top w:val="single" w:color="auto" w:sz="4" w:space="0"/>
-            <w:left w:val="single" w:color="auto" w:sz="4" w:space="0"/>
-            <w:bottom w:val="single" w:color="auto" w:sz="4" w:space="0"/>
-            <w:right w:val="single" w:color="auto" w:sz="4" w:space="0"/>
-            <w:insideH w:val="single" w:color="auto" w:sz="4" w:space="0"/>
-            <w:insideV w:val="single" w:color="auto" w:sz="4" w:space="0"/>
-          </w:tblBorders>
-          <w:tblCellMar>
-            <w:top w:w="0" w:type="dxa"/>
-            <w:left w:w="108" w:type="dxa"/>
-            <w:bottom w:w="0" w:type="dxa"/>
-            <w:right w:w="108" w:type="dxa"/>
-          </w:tblCellMar>
-        </w:tblPrEx>
-        <w:tc>
-          <w:tcPr>
-            <w:tcW w:w="1803" w:type="dxa"/>
-          </w:tcPr>
-          <w:p>
-            <w:pPr>
-              <w:pageBreakBefore w:val="0"/>
-              <w:widowControl w:val="0"/>
-              <w:kinsoku/>
-              <w:wordWrap/>
-              <w:overflowPunct/>
-              <w:topLinePunct w:val="0"/>
-              <w:autoSpaceDE/>
-              <w:autoSpaceDN/>
-              <w:bidi w:val="0"/>
-              <w:adjustRightInd/>
-              <w:snapToGrid/>
-              <w:spacing w:before="120" w:after="120" w:line="360" w:lineRule="auto"/>
-              <w:jc w:val="both"/>
-              <w:textAlignment w:val="auto"/>
-              <w:rPr>
-                <w:rFonts w:hint="default" w:ascii="Times New Roman" w:hAnsi="Times New Roman" w:cs="Times New Roman"/>
-                <w:sz w:val="26"/>
-                <w:szCs w:val="26"/>
-                <w:lang w:val="en-US"/>
-              </w:rPr>
-            </w:pPr>
-            <w:r>
-              <w:rPr>
-                <w:rFonts w:hint="default" w:ascii="Times New Roman" w:hAnsi="Times New Roman" w:cs="Times New Roman"/>
-                <w:sz w:val="26"/>
-                <w:szCs w:val="26"/>
-                <w:lang w:val="en-US"/>
-              </w:rPr>
-              <w:t>MaDBH</w:t>
-            </w:r>
-          </w:p>
-        </w:tc>
-        <w:tc>
-          <w:tcPr>
-            <w:tcW w:w="1803" w:type="dxa"/>
-          </w:tcPr>
-          <w:p>
-            <w:pPr>
-              <w:pageBreakBefore w:val="0"/>
-              <w:widowControl w:val="0"/>
-              <w:kinsoku/>
-              <w:wordWrap/>
-              <w:overflowPunct/>
-              <w:topLinePunct w:val="0"/>
-              <w:autoSpaceDE/>
-              <w:autoSpaceDN/>
-              <w:bidi w:val="0"/>
-              <w:adjustRightInd/>
-              <w:snapToGrid/>
-              <w:spacing w:before="120" w:after="120" w:line="360" w:lineRule="auto"/>
-              <w:jc w:val="both"/>
-              <w:textAlignment w:val="auto"/>
-              <w:rPr>
-                <w:rFonts w:hint="default" w:ascii="Times New Roman" w:hAnsi="Times New Roman" w:cs="Times New Roman"/>
-                <w:sz w:val="26"/>
-                <w:szCs w:val="26"/>
-                <w:lang w:val="vi-VN"/>
-              </w:rPr>
-            </w:pPr>
-            <w:r>
-              <w:rPr>
-                <w:rFonts w:hint="default" w:ascii="Times New Roman" w:hAnsi="Times New Roman" w:cs="Times New Roman"/>
-                <w:sz w:val="26"/>
-                <w:szCs w:val="26"/>
-                <w:lang w:val="vi-VN"/>
-              </w:rPr>
-              <w:t>Char</w:t>
-            </w:r>
-          </w:p>
-        </w:tc>
-        <w:tc>
-          <w:tcPr>
-            <w:tcW w:w="1803" w:type="dxa"/>
-          </w:tcPr>
-          <w:p>
-            <w:pPr>
-              <w:pageBreakBefore w:val="0"/>
-              <w:widowControl w:val="0"/>
-              <w:kinsoku/>
-              <w:wordWrap/>
-              <w:overflowPunct/>
-              <w:topLinePunct w:val="0"/>
-              <w:autoSpaceDE/>
-              <w:autoSpaceDN/>
-              <w:bidi w:val="0"/>
-              <w:adjustRightInd/>
-              <w:snapToGrid/>
-              <w:spacing w:before="120" w:after="120" w:line="360" w:lineRule="auto"/>
-              <w:jc w:val="both"/>
-              <w:textAlignment w:val="auto"/>
-              <w:rPr>
-                <w:rFonts w:hint="default" w:ascii="Times New Roman" w:hAnsi="Times New Roman" w:cs="Times New Roman"/>
-                <w:sz w:val="26"/>
-                <w:szCs w:val="26"/>
-                <w:lang w:val="vi-VN"/>
-              </w:rPr>
-            </w:pPr>
-            <w:r>
-              <w:rPr>
-                <w:rFonts w:hint="default" w:ascii="Times New Roman" w:hAnsi="Times New Roman" w:cs="Times New Roman"/>
-                <w:sz w:val="26"/>
-                <w:szCs w:val="26"/>
-                <w:lang w:val="en-US"/>
-              </w:rPr>
-              <w:t>1</w:t>
-            </w:r>
-            <w:r>
-              <w:rPr>
-                <w:rFonts w:hint="default" w:ascii="Times New Roman" w:hAnsi="Times New Roman" w:cs="Times New Roman"/>
-                <w:sz w:val="26"/>
-                <w:szCs w:val="26"/>
-                <w:lang w:val="vi-VN"/>
-              </w:rPr>
-              <w:t>1</w:t>
-            </w:r>
-          </w:p>
-        </w:tc>
-        <w:tc>
-          <w:tcPr>
-            <w:tcW w:w="1390" w:type="dxa"/>
-          </w:tcPr>
-          <w:p>
-            <w:pPr>
-              <w:pageBreakBefore w:val="0"/>
-              <w:widowControl w:val="0"/>
-              <w:kinsoku/>
-              <w:wordWrap/>
-              <w:overflowPunct/>
-              <w:topLinePunct w:val="0"/>
-              <w:autoSpaceDE/>
-              <w:autoSpaceDN/>
-              <w:bidi w:val="0"/>
-              <w:adjustRightInd/>
-              <w:snapToGrid/>
-              <w:spacing w:before="120" w:after="120" w:line="360" w:lineRule="auto"/>
-              <w:jc w:val="both"/>
-              <w:textAlignment w:val="auto"/>
-              <w:rPr>
-                <w:rFonts w:hint="default" w:ascii="Times New Roman" w:hAnsi="Times New Roman" w:cs="Times New Roman"/>
-                <w:sz w:val="26"/>
-                <w:szCs w:val="26"/>
-                <w:lang w:val="en-US"/>
-              </w:rPr>
-            </w:pPr>
-            <w:r>
-              <w:rPr>
-                <w:rFonts w:hint="default" w:ascii="Times New Roman" w:hAnsi="Times New Roman" w:cs="Times New Roman"/>
-                <w:sz w:val="26"/>
-                <w:szCs w:val="26"/>
-                <w:lang w:val="en-US"/>
-              </w:rPr>
-              <w:t>PK, FK</w:t>
-            </w:r>
-          </w:p>
-        </w:tc>
-        <w:tc>
-          <w:tcPr>
-            <w:tcW w:w="2217" w:type="dxa"/>
-          </w:tcPr>
-          <w:p>
-            <w:pPr>
-              <w:pageBreakBefore w:val="0"/>
-              <w:widowControl w:val="0"/>
-              <w:kinsoku/>
-              <w:wordWrap/>
-              <w:overflowPunct/>
-              <w:topLinePunct w:val="0"/>
-              <w:autoSpaceDE/>
-              <w:autoSpaceDN/>
-              <w:bidi w:val="0"/>
-              <w:adjustRightInd/>
-              <w:snapToGrid/>
-              <w:spacing w:before="120" w:after="120" w:line="360" w:lineRule="auto"/>
-              <w:jc w:val="both"/>
-              <w:textAlignment w:val="auto"/>
-              <w:rPr>
-                <w:rFonts w:hint="default" w:ascii="Times New Roman" w:hAnsi="Times New Roman" w:cs="Times New Roman"/>
-                <w:sz w:val="26"/>
-                <w:szCs w:val="26"/>
-                <w:lang w:val="vi-VN"/>
-              </w:rPr>
-            </w:pPr>
-            <w:r>
-              <w:rPr>
-                <w:rFonts w:hint="default" w:ascii="Times New Roman" w:hAnsi="Times New Roman" w:cs="Times New Roman"/>
-                <w:sz w:val="26"/>
-                <w:szCs w:val="26"/>
-                <w:lang w:val="en-US"/>
-              </w:rPr>
-              <w:t xml:space="preserve">Mã đơn bán </w:t>
-            </w:r>
-            <w:r>
-              <w:rPr>
-                <w:rFonts w:hint="default" w:ascii="Times New Roman" w:hAnsi="Times New Roman" w:cs="Times New Roman"/>
-                <w:sz w:val="26"/>
-                <w:szCs w:val="26"/>
-                <w:lang w:val="vi-VN"/>
-              </w:rPr>
-              <w:t>hàng</w:t>
-            </w:r>
-          </w:p>
-        </w:tc>
-      </w:tr>
-      <w:tr>
-        <w:tblPrEx>
-          <w:tblBorders>
-            <w:top w:val="single" w:color="auto" w:sz="4" w:space="0"/>
-            <w:left w:val="single" w:color="auto" w:sz="4" w:space="0"/>
-            <w:bottom w:val="single" w:color="auto" w:sz="4" w:space="0"/>
-            <w:right w:val="single" w:color="auto" w:sz="4" w:space="0"/>
-            <w:insideH w:val="single" w:color="auto" w:sz="4" w:space="0"/>
-            <w:insideV w:val="single" w:color="auto" w:sz="4" w:space="0"/>
-          </w:tblBorders>
-          <w:tblCellMar>
-            <w:top w:w="0" w:type="dxa"/>
-            <w:left w:w="108" w:type="dxa"/>
-            <w:bottom w:w="0" w:type="dxa"/>
-            <w:right w:w="108" w:type="dxa"/>
-          </w:tblCellMar>
-        </w:tblPrEx>
-        <w:tc>
-          <w:tcPr>
-            <w:tcW w:w="1803" w:type="dxa"/>
-          </w:tcPr>
-          <w:p>
-            <w:pPr>
-              <w:pageBreakBefore w:val="0"/>
-              <w:widowControl w:val="0"/>
-              <w:kinsoku/>
-              <w:wordWrap/>
-              <w:overflowPunct/>
-              <w:topLinePunct w:val="0"/>
-              <w:autoSpaceDE/>
-              <w:autoSpaceDN/>
-              <w:bidi w:val="0"/>
-              <w:adjustRightInd/>
-              <w:snapToGrid/>
-              <w:spacing w:before="120" w:after="120" w:line="360" w:lineRule="auto"/>
-              <w:jc w:val="both"/>
-              <w:textAlignment w:val="auto"/>
-              <w:rPr>
-                <w:rFonts w:hint="default" w:ascii="Times New Roman" w:hAnsi="Times New Roman" w:cs="Times New Roman"/>
-                <w:sz w:val="26"/>
-                <w:szCs w:val="26"/>
-                <w:lang w:val="en-US"/>
-              </w:rPr>
-            </w:pPr>
-            <w:r>
-              <w:rPr>
-                <w:rFonts w:hint="default" w:ascii="Times New Roman" w:hAnsi="Times New Roman" w:cs="Times New Roman"/>
-                <w:sz w:val="26"/>
-                <w:szCs w:val="26"/>
-                <w:lang w:val="en-US"/>
-              </w:rPr>
               <w:t>MaSP</w:t>
             </w:r>
           </w:p>
@@ -33902,7 +34974,7 @@
           <w:lang w:val="vi-VN" w:eastAsia="en-US"/>
         </w:rPr>
       </w:pPr>
-      <w:bookmarkStart w:id="85" w:name="_Toc22141"/>
+      <w:bookmarkStart w:id="86" w:name="_Toc22141"/>
       <w:r>
         <w:rPr>
           <w:rFonts w:hint="default" w:ascii="Times New Roman" w:hAnsi="Times New Roman" w:cs="Times New Roman"/>
@@ -33921,7 +34993,7 @@
         </w:rPr>
         <w:t>2.10. Bảng Chi tiết bán hàng</w:t>
       </w:r>
-      <w:bookmarkEnd w:id="85"/>
+      <w:bookmarkEnd w:id="86"/>
     </w:p>
     <w:p>
       <w:pPr>
@@ -34034,7 +35106,7 @@
               <w:adjustRightInd/>
               <w:snapToGrid/>
               <w:spacing w:before="120" w:after="120" w:line="360" w:lineRule="auto"/>
-              <w:jc w:val="both"/>
+              <w:jc w:val="center"/>
               <w:textAlignment w:val="auto"/>
               <w:rPr>
                 <w:rFonts w:hint="default" w:ascii="Times New Roman" w:hAnsi="Times New Roman" w:cs="Times New Roman"/>
@@ -34074,7 +35146,7 @@
               <w:adjustRightInd/>
               <w:snapToGrid/>
               <w:spacing w:before="120" w:after="120" w:line="360" w:lineRule="auto"/>
-              <w:jc w:val="both"/>
+              <w:jc w:val="center"/>
               <w:textAlignment w:val="auto"/>
               <w:rPr>
                 <w:rFonts w:hint="default" w:ascii="Times New Roman" w:hAnsi="Times New Roman" w:cs="Times New Roman"/>
@@ -34114,7 +35186,7 @@
               <w:adjustRightInd/>
               <w:snapToGrid/>
               <w:spacing w:before="120" w:after="120" w:line="360" w:lineRule="auto"/>
-              <w:jc w:val="both"/>
+              <w:jc w:val="center"/>
               <w:textAlignment w:val="auto"/>
               <w:rPr>
                 <w:rFonts w:hint="default" w:ascii="Times New Roman" w:hAnsi="Times New Roman" w:cs="Times New Roman"/>
@@ -34154,7 +35226,7 @@
               <w:adjustRightInd/>
               <w:snapToGrid/>
               <w:spacing w:before="120" w:after="120" w:line="360" w:lineRule="auto"/>
-              <w:jc w:val="both"/>
+              <w:jc w:val="center"/>
               <w:textAlignment w:val="auto"/>
               <w:rPr>
                 <w:rFonts w:hint="default" w:ascii="Times New Roman" w:hAnsi="Times New Roman" w:cs="Times New Roman"/>
@@ -34194,7 +35266,7 @@
               <w:adjustRightInd/>
               <w:snapToGrid/>
               <w:spacing w:before="120" w:after="120" w:line="360" w:lineRule="auto"/>
-              <w:jc w:val="both"/>
+              <w:jc w:val="center"/>
               <w:textAlignment w:val="auto"/>
               <w:rPr>
                 <w:rFonts w:hint="default" w:ascii="Times New Roman" w:hAnsi="Times New Roman" w:cs="Times New Roman"/>
@@ -35090,7 +36162,7 @@
           <w:lang w:val="vi-VN" w:eastAsia="en-US"/>
         </w:rPr>
       </w:pPr>
-      <w:bookmarkStart w:id="86" w:name="_Toc1267"/>
+      <w:bookmarkStart w:id="87" w:name="_Toc1267"/>
       <w:r>
         <w:rPr>
           <w:rFonts w:hint="default" w:ascii="Times New Roman" w:hAnsi="Times New Roman" w:cs="Times New Roman"/>
@@ -35109,7 +36181,7 @@
         </w:rPr>
         <w:t>2.11. Bảng Chi tiết mua hàng</w:t>
       </w:r>
-      <w:bookmarkEnd w:id="86"/>
+      <w:bookmarkEnd w:id="87"/>
     </w:p>
     <w:p>
       <w:pPr>
@@ -35144,7 +36216,7 @@
           <w14:ligatures w14:val="standardContextual"/>
         </w:rPr>
       </w:pPr>
-      <w:bookmarkStart w:id="87" w:name="_Toc13783"/>
+      <w:bookmarkStart w:id="88" w:name="_Toc13783"/>
       <w:r>
         <w:rPr>
           <w:rFonts w:hint="default" w:ascii="Times New Roman" w:hAnsi="Times New Roman" w:cs="Times New Roman" w:eastAsiaTheme="majorEastAsia"/>
@@ -35163,7 +36235,7 @@
         </w:rPr>
         <w:t>2.6.2. Mô hình quan hệ</w:t>
       </w:r>
-      <w:bookmarkEnd w:id="87"/>
+      <w:bookmarkEnd w:id="88"/>
     </w:p>
     <w:p>
       <w:pPr>
@@ -35218,7 +36290,7 @@
       <w:r>
         <w:drawing>
           <wp:inline distT="0" distB="0" distL="114300" distR="114300">
-            <wp:extent cx="5897245" cy="1323975"/>
+            <wp:extent cx="5897245" cy="1012825"/>
             <wp:effectExtent l="0" t="0" r="0" b="0"/>
             <wp:docPr id="40" name="Picture 11"/>
             <wp:cNvGraphicFramePr>
@@ -35235,7 +36307,7 @@
                   </pic:nvPicPr>
                   <pic:blipFill>
                     <a:blip r:embed="rId25"/>
-                    <a:srcRect l="780"/>
+                    <a:srcRect l="780" b="23501"/>
                     <a:stretch>
                       <a:fillRect/>
                     </a:stretch>
@@ -35243,7 +36315,7 @@
                   <pic:spPr>
                     <a:xfrm>
                       <a:off x="0" y="0"/>
-                      <a:ext cx="5897245" cy="1323975"/>
+                      <a:ext cx="5897245" cy="1012825"/>
                     </a:xfrm>
                     <a:prstGeom prst="rect">
                       <a:avLst/>
@@ -35283,8 +36355,8 @@
           <w:lang w:val="vi-VN" w:eastAsia="en-US"/>
         </w:rPr>
       </w:pPr>
-      <w:bookmarkStart w:id="88" w:name="_Toc9902"/>
-      <w:bookmarkStart w:id="89" w:name="_Toc32574"/>
+      <w:bookmarkStart w:id="89" w:name="_Toc9902"/>
+      <w:bookmarkStart w:id="90" w:name="_Toc32574"/>
       <w:r>
         <w:rPr>
           <w:rFonts w:hint="default" w:ascii="Times New Roman" w:hAnsi="Times New Roman" w:cs="Times New Roman"/>
@@ -35321,8 +36393,16 @@
         </w:rPr>
         <w:t>Bảng Tỉnh</w:t>
       </w:r>
-      <w:bookmarkEnd w:id="88"/>
       <w:bookmarkEnd w:id="89"/>
+      <w:bookmarkEnd w:id="90"/>
+    </w:p>
+    <w:p>
+      <w:pPr>
+        <w:rPr>
+          <w:rFonts w:hint="default"/>
+          <w:lang w:val="vi-VN" w:eastAsia="en-US"/>
+        </w:rPr>
+      </w:pPr>
     </w:p>
     <w:p>
       <w:pPr>
@@ -35339,8 +36419,8 @@
       <w:r>
         <w:drawing>
           <wp:inline distT="0" distB="0" distL="114300" distR="114300">
-            <wp:extent cx="5972175" cy="1400175"/>
-            <wp:effectExtent l="0" t="0" r="1905" b="1905"/>
+            <wp:extent cx="5972175" cy="1238885"/>
+            <wp:effectExtent l="0" t="0" r="0" b="0"/>
             <wp:docPr id="41" name="Picture 12"/>
             <wp:cNvGraphicFramePr>
               <a:graphicFrameLocks xmlns:a="http://schemas.openxmlformats.org/drawingml/2006/main" noChangeAspect="1"/>
@@ -35356,6 +36436,7 @@
                   </pic:nvPicPr>
                   <pic:blipFill>
                     <a:blip r:embed="rId26"/>
+                    <a:srcRect b="11519"/>
                     <a:stretch>
                       <a:fillRect/>
                     </a:stretch>
@@ -35363,7 +36444,7 @@
                   <pic:spPr>
                     <a:xfrm>
                       <a:off x="0" y="0"/>
-                      <a:ext cx="5972175" cy="1400175"/>
+                      <a:ext cx="5972175" cy="1238885"/>
                     </a:xfrm>
                     <a:prstGeom prst="rect">
                       <a:avLst/>
@@ -35379,8 +36460,8 @@
           </wp:inline>
         </w:drawing>
       </w:r>
-      <w:bookmarkStart w:id="90" w:name="_Toc31929"/>
-      <w:bookmarkStart w:id="91" w:name="_Toc2117"/>
+      <w:bookmarkStart w:id="91" w:name="_Toc31929"/>
+      <w:bookmarkStart w:id="92" w:name="_Toc2117"/>
       <w:r>
         <w:rPr>
           <w:rFonts w:hint="default" w:ascii="Times New Roman" w:hAnsi="Times New Roman" w:cs="Times New Roman" w:eastAsiaTheme="minorEastAsia"/>
@@ -35425,8 +36506,8 @@
         </w:rPr>
         <w:t>Bảng Xã</w:t>
       </w:r>
-      <w:bookmarkEnd w:id="90"/>
       <w:bookmarkEnd w:id="91"/>
+      <w:bookmarkEnd w:id="92"/>
     </w:p>
     <w:p>
       <w:pPr>
@@ -35446,8 +36527,8 @@
       <w:r>
         <w:drawing>
           <wp:inline distT="0" distB="0" distL="114300" distR="114300">
-            <wp:extent cx="5934075" cy="2143125"/>
-            <wp:effectExtent l="0" t="0" r="9525" b="5715"/>
+            <wp:extent cx="5934075" cy="2037080"/>
+            <wp:effectExtent l="0" t="0" r="0" b="0"/>
             <wp:docPr id="42" name="Picture 13"/>
             <wp:cNvGraphicFramePr>
               <a:graphicFrameLocks xmlns:a="http://schemas.openxmlformats.org/drawingml/2006/main" noChangeAspect="1"/>
@@ -35463,6 +36544,7 @@
                   </pic:nvPicPr>
                   <pic:blipFill>
                     <a:blip r:embed="rId27"/>
+                    <a:srcRect b="4948"/>
                     <a:stretch>
                       <a:fillRect/>
                     </a:stretch>
@@ -35470,7 +36552,7 @@
                   <pic:spPr>
                     <a:xfrm>
                       <a:off x="0" y="0"/>
-                      <a:ext cx="5934075" cy="2143125"/>
+                      <a:ext cx="5934075" cy="2037080"/>
                     </a:xfrm>
                     <a:prstGeom prst="rect">
                       <a:avLst/>
@@ -35508,8 +36590,8 @@
           <w:lang w:val="vi-VN"/>
         </w:rPr>
       </w:pPr>
-      <w:bookmarkStart w:id="92" w:name="_Toc10922"/>
-      <w:bookmarkStart w:id="93" w:name="_Toc8110"/>
+      <w:bookmarkStart w:id="93" w:name="_Toc10922"/>
+      <w:bookmarkStart w:id="94" w:name="_Toc8110"/>
       <w:r>
         <w:rPr>
           <w:rFonts w:hint="default" w:ascii="Times New Roman" w:hAnsi="Times New Roman" w:cs="Times New Roman"/>
@@ -35546,8 +36628,8 @@
         </w:rPr>
         <w:t>Bảng Nhà cung cấp</w:t>
       </w:r>
-      <w:bookmarkEnd w:id="92"/>
       <w:bookmarkEnd w:id="93"/>
+      <w:bookmarkEnd w:id="94"/>
     </w:p>
     <w:p>
       <w:pPr>
@@ -35567,8 +36649,8 @@
       <w:r>
         <w:drawing>
           <wp:inline distT="0" distB="0" distL="114300" distR="114300">
-            <wp:extent cx="5905500" cy="2143125"/>
-            <wp:effectExtent l="0" t="0" r="7620" b="5715"/>
+            <wp:extent cx="5905500" cy="1995170"/>
+            <wp:effectExtent l="0" t="0" r="0" b="0"/>
             <wp:docPr id="43" name="Picture 14"/>
             <wp:cNvGraphicFramePr>
               <a:graphicFrameLocks xmlns:a="http://schemas.openxmlformats.org/drawingml/2006/main" noChangeAspect="1"/>
@@ -35584,6 +36666,7 @@
                   </pic:nvPicPr>
                   <pic:blipFill>
                     <a:blip r:embed="rId28"/>
+                    <a:srcRect b="6904"/>
                     <a:stretch>
                       <a:fillRect/>
                     </a:stretch>
@@ -35591,7 +36674,7 @@
                   <pic:spPr>
                     <a:xfrm>
                       <a:off x="0" y="0"/>
-                      <a:ext cx="5905500" cy="2143125"/>
+                      <a:ext cx="5905500" cy="1995170"/>
                     </a:xfrm>
                     <a:prstGeom prst="rect">
                       <a:avLst/>
@@ -35625,50 +36708,60 @@
         <w:jc w:val="center"/>
         <w:textAlignment w:val="auto"/>
         <w:rPr>
+          <w:rFonts w:hint="default" w:ascii="Times New Roman" w:hAnsi="Times New Roman" w:cs="Times New Roman"/>
+          <w:sz w:val="26"/>
+          <w:szCs w:val="26"/>
+          <w:lang w:val="vi-VN" w:eastAsia="en-US"/>
+        </w:rPr>
+      </w:pPr>
+      <w:bookmarkStart w:id="95" w:name="_Toc23424"/>
+      <w:bookmarkStart w:id="96" w:name="_Toc3391"/>
+      <w:r>
+        <w:rPr>
+          <w:rFonts w:hint="default" w:ascii="Times New Roman" w:hAnsi="Times New Roman" w:cs="Times New Roman"/>
+          <w:sz w:val="26"/>
+          <w:szCs w:val="26"/>
+          <w:lang w:val="en-US" w:eastAsia="en-US"/>
+        </w:rPr>
+        <w:t>Hình 2.</w:t>
+      </w:r>
+      <w:r>
+        <w:rPr>
+          <w:rFonts w:hint="default" w:ascii="Times New Roman" w:hAnsi="Times New Roman" w:cs="Times New Roman"/>
+          <w:sz w:val="26"/>
+          <w:szCs w:val="26"/>
+          <w:lang w:val="vi-VN" w:eastAsia="en-US"/>
+        </w:rPr>
+        <w:t>15</w:t>
+      </w:r>
+      <w:r>
+        <w:rPr>
+          <w:rFonts w:hint="default" w:ascii="Times New Roman" w:hAnsi="Times New Roman" w:cs="Times New Roman"/>
+          <w:sz w:val="26"/>
+          <w:szCs w:val="26"/>
+          <w:lang w:val="en-US" w:eastAsia="en-US"/>
+        </w:rPr>
+        <w:t xml:space="preserve">. </w:t>
+      </w:r>
+      <w:r>
+        <w:rPr>
+          <w:rFonts w:hint="default" w:ascii="Times New Roman" w:hAnsi="Times New Roman" w:cs="Times New Roman"/>
+          <w:sz w:val="26"/>
+          <w:szCs w:val="26"/>
+          <w:lang w:val="vi-VN" w:eastAsia="en-US"/>
+        </w:rPr>
+        <w:t>Bảng Khách hàng</w:t>
+      </w:r>
+      <w:bookmarkEnd w:id="95"/>
+      <w:bookmarkEnd w:id="96"/>
+    </w:p>
+    <w:p>
+      <w:pPr>
+        <w:rPr>
           <w:rFonts w:hint="default"/>
           <w:lang w:val="vi-VN"/>
         </w:rPr>
       </w:pPr>
-      <w:bookmarkStart w:id="94" w:name="_Toc3391"/>
-      <w:bookmarkStart w:id="95" w:name="_Toc23424"/>
-      <w:r>
-        <w:rPr>
-          <w:rFonts w:hint="default" w:ascii="Times New Roman" w:hAnsi="Times New Roman" w:cs="Times New Roman"/>
-          <w:sz w:val="26"/>
-          <w:szCs w:val="26"/>
-          <w:lang w:val="en-US" w:eastAsia="en-US"/>
-        </w:rPr>
-        <w:t>Hình 2.</w:t>
-      </w:r>
-      <w:r>
-        <w:rPr>
-          <w:rFonts w:hint="default" w:ascii="Times New Roman" w:hAnsi="Times New Roman" w:cs="Times New Roman"/>
-          <w:sz w:val="26"/>
-          <w:szCs w:val="26"/>
-          <w:lang w:val="vi-VN" w:eastAsia="en-US"/>
-        </w:rPr>
-        <w:t>15</w:t>
-      </w:r>
-      <w:r>
-        <w:rPr>
-          <w:rFonts w:hint="default" w:ascii="Times New Roman" w:hAnsi="Times New Roman" w:cs="Times New Roman"/>
-          <w:sz w:val="26"/>
-          <w:szCs w:val="26"/>
-          <w:lang w:val="en-US" w:eastAsia="en-US"/>
-        </w:rPr>
-        <w:t xml:space="preserve">. </w:t>
-      </w:r>
-      <w:r>
-        <w:rPr>
-          <w:rFonts w:hint="default" w:ascii="Times New Roman" w:hAnsi="Times New Roman" w:cs="Times New Roman"/>
-          <w:sz w:val="26"/>
-          <w:szCs w:val="26"/>
-          <w:lang w:val="vi-VN" w:eastAsia="en-US"/>
-        </w:rPr>
-        <w:t>Bảng Khách hàng</w:t>
-      </w:r>
-      <w:bookmarkEnd w:id="94"/>
-      <w:bookmarkEnd w:id="95"/>
     </w:p>
     <w:p>
       <w:pPr>
@@ -35697,8 +36790,8 @@
       <w:r>
         <w:drawing>
           <wp:inline distT="0" distB="0" distL="114300" distR="114300">
-            <wp:extent cx="5876925" cy="1181100"/>
-            <wp:effectExtent l="0" t="0" r="5715" b="7620"/>
+            <wp:extent cx="5876925" cy="1031875"/>
+            <wp:effectExtent l="0" t="0" r="0" b="0"/>
             <wp:docPr id="44" name="Picture 15"/>
             <wp:cNvGraphicFramePr>
               <a:graphicFrameLocks xmlns:a="http://schemas.openxmlformats.org/drawingml/2006/main" noChangeAspect="1"/>
@@ -35714,6 +36807,7 @@
                   </pic:nvPicPr>
                   <pic:blipFill>
                     <a:blip r:embed="rId29"/>
+                    <a:srcRect b="12634"/>
                     <a:stretch>
                       <a:fillRect/>
                     </a:stretch>
@@ -35721,7 +36815,7 @@
                   <pic:spPr>
                     <a:xfrm>
                       <a:off x="0" y="0"/>
-                      <a:ext cx="5876925" cy="1181100"/>
+                      <a:ext cx="5876925" cy="1031875"/>
                     </a:xfrm>
                     <a:prstGeom prst="rect">
                       <a:avLst/>
@@ -35737,8 +36831,8 @@
           </wp:inline>
         </w:drawing>
       </w:r>
-      <w:bookmarkStart w:id="96" w:name="_Toc12334"/>
       <w:bookmarkStart w:id="97" w:name="_Toc20385"/>
+      <w:bookmarkStart w:id="98" w:name="_Toc12334"/>
       <w:r>
         <w:rPr>
           <w:rFonts w:hint="default" w:ascii="Times New Roman" w:hAnsi="Times New Roman" w:cs="Times New Roman" w:eastAsiaTheme="minorEastAsia"/>
@@ -35783,8 +36877,33 @@
         </w:rPr>
         <w:t>Bảng Loại Sản phẩm</w:t>
       </w:r>
-      <w:bookmarkEnd w:id="96"/>
       <w:bookmarkEnd w:id="97"/>
+      <w:bookmarkEnd w:id="98"/>
+    </w:p>
+    <w:p>
+      <w:pPr>
+        <w:pageBreakBefore w:val="0"/>
+        <w:kinsoku/>
+        <w:wordWrap/>
+        <w:overflowPunct/>
+        <w:topLinePunct w:val="0"/>
+        <w:autoSpaceDE/>
+        <w:autoSpaceDN/>
+        <w:bidi w:val="0"/>
+        <w:adjustRightInd/>
+        <w:snapToGrid/>
+        <w:spacing w:before="120" w:after="120" w:line="360" w:lineRule="auto"/>
+        <w:jc w:val="center"/>
+        <w:textAlignment w:val="auto"/>
+        <w:rPr>
+          <w:rFonts w:hint="default" w:ascii="Times New Roman" w:hAnsi="Times New Roman" w:cs="Times New Roman" w:eastAsiaTheme="minorEastAsia"/>
+          <w:b/>
+          <w:bCs/>
+          <w:sz w:val="26"/>
+          <w:szCs w:val="26"/>
+          <w:lang w:val="vi-VN" w:eastAsia="en-US" w:bidi="ar-SA"/>
+        </w:rPr>
+      </w:pPr>
     </w:p>
     <w:p>
       <w:pPr>
@@ -35804,8 +36923,8 @@
       <w:r>
         <w:drawing>
           <wp:inline distT="0" distB="0" distL="114300" distR="114300">
-            <wp:extent cx="5924550" cy="1800225"/>
-            <wp:effectExtent l="0" t="0" r="3810" b="13335"/>
+            <wp:extent cx="5924550" cy="1562100"/>
+            <wp:effectExtent l="0" t="0" r="0" b="0"/>
             <wp:docPr id="45" name="Picture 16"/>
             <wp:cNvGraphicFramePr>
               <a:graphicFrameLocks xmlns:a="http://schemas.openxmlformats.org/drawingml/2006/main" noChangeAspect="1"/>
@@ -35821,6 +36940,7 @@
                   </pic:nvPicPr>
                   <pic:blipFill>
                     <a:blip r:embed="rId30"/>
+                    <a:srcRect b="13228"/>
                     <a:stretch>
                       <a:fillRect/>
                     </a:stretch>
@@ -35828,7 +36948,7 @@
                   <pic:spPr>
                     <a:xfrm>
                       <a:off x="0" y="0"/>
-                      <a:ext cx="5924550" cy="1800225"/>
+                      <a:ext cx="5924550" cy="1562100"/>
                     </a:xfrm>
                     <a:prstGeom prst="rect">
                       <a:avLst/>
@@ -35866,8 +36986,8 @@
           <w:lang w:val="vi-VN"/>
         </w:rPr>
       </w:pPr>
-      <w:bookmarkStart w:id="98" w:name="_Toc13122"/>
-      <w:bookmarkStart w:id="99" w:name="_Toc30634"/>
+      <w:bookmarkStart w:id="99" w:name="_Toc13122"/>
+      <w:bookmarkStart w:id="100" w:name="_Toc30634"/>
       <w:r>
         <w:rPr>
           <w:rFonts w:hint="default" w:ascii="Times New Roman" w:hAnsi="Times New Roman" w:cs="Times New Roman"/>
@@ -35886,8 +37006,8 @@
         </w:rPr>
         <w:t>17. Bảng Sản phẩm</w:t>
       </w:r>
-      <w:bookmarkEnd w:id="98"/>
       <w:bookmarkEnd w:id="99"/>
+      <w:bookmarkEnd w:id="100"/>
     </w:p>
     <w:p>
       <w:pPr>
@@ -35907,8 +37027,8 @@
       <w:r>
         <w:drawing>
           <wp:inline distT="0" distB="0" distL="114300" distR="114300">
-            <wp:extent cx="5915025" cy="1343025"/>
-            <wp:effectExtent l="0" t="0" r="13335" b="13335"/>
+            <wp:extent cx="5915025" cy="1050290"/>
+            <wp:effectExtent l="0" t="0" r="0" b="0"/>
             <wp:docPr id="46" name="Picture 17"/>
             <wp:cNvGraphicFramePr>
               <a:graphicFrameLocks xmlns:a="http://schemas.openxmlformats.org/drawingml/2006/main" noChangeAspect="1"/>
@@ -35924,6 +37044,7 @@
                   </pic:nvPicPr>
                   <pic:blipFill>
                     <a:blip r:embed="rId31"/>
+                    <a:srcRect b="21797"/>
                     <a:stretch>
                       <a:fillRect/>
                     </a:stretch>
@@ -35931,7 +37052,7 @@
                   <pic:spPr>
                     <a:xfrm>
                       <a:off x="0" y="0"/>
-                      <a:ext cx="5915025" cy="1343025"/>
+                      <a:ext cx="5915025" cy="1050290"/>
                     </a:xfrm>
                     <a:prstGeom prst="rect">
                       <a:avLst/>
@@ -35965,12 +37086,14 @@
         <w:jc w:val="center"/>
         <w:textAlignment w:val="auto"/>
         <w:rPr>
-          <w:rFonts w:hint="default"/>
-          <w:lang w:val="vi-VN"/>
+          <w:rFonts w:hint="default" w:ascii="Times New Roman" w:hAnsi="Times New Roman" w:cs="Times New Roman"/>
+          <w:sz w:val="26"/>
+          <w:szCs w:val="26"/>
+          <w:lang w:val="vi-VN" w:eastAsia="en-US"/>
         </w:rPr>
       </w:pPr>
-      <w:bookmarkStart w:id="100" w:name="_Toc30417"/>
-      <w:bookmarkStart w:id="101" w:name="_Toc3204"/>
+      <w:bookmarkStart w:id="101" w:name="_Toc30417"/>
+      <w:bookmarkStart w:id="102" w:name="_Toc3204"/>
       <w:r>
         <w:rPr>
           <w:rFonts w:hint="default" w:ascii="Times New Roman" w:hAnsi="Times New Roman" w:cs="Times New Roman"/>
@@ -36007,9 +37130,10 @@
         </w:rPr>
         <w:t>Bảng Đơn Bán hàng</w:t>
       </w:r>
-      <w:bookmarkEnd w:id="100"/>
       <w:bookmarkEnd w:id="101"/>
+      <w:bookmarkEnd w:id="102"/>
     </w:p>
+    <w:p/>
     <w:p>
       <w:pPr>
         <w:pageBreakBefore w:val="0"/>
@@ -36025,27 +37149,11 @@
         <w:spacing w:before="120" w:after="120" w:line="360" w:lineRule="auto"/>
         <w:textAlignment w:val="auto"/>
       </w:pPr>
-    </w:p>
-    <w:p>
-      <w:pPr>
-        <w:pageBreakBefore w:val="0"/>
-        <w:kinsoku/>
-        <w:wordWrap/>
-        <w:overflowPunct/>
-        <w:topLinePunct w:val="0"/>
-        <w:autoSpaceDE/>
-        <w:autoSpaceDN/>
-        <w:bidi w:val="0"/>
-        <w:adjustRightInd/>
-        <w:snapToGrid/>
-        <w:spacing w:before="120" w:after="120" w:line="360" w:lineRule="auto"/>
-        <w:textAlignment w:val="auto"/>
-      </w:pPr>
       <w:r>
         <w:drawing>
           <wp:inline distT="0" distB="0" distL="114300" distR="114300">
-            <wp:extent cx="5838825" cy="1400175"/>
-            <wp:effectExtent l="0" t="0" r="13335" b="1905"/>
+            <wp:extent cx="5838825" cy="1057910"/>
+            <wp:effectExtent l="0" t="0" r="0" b="0"/>
             <wp:docPr id="47" name="Picture 18"/>
             <wp:cNvGraphicFramePr>
               <a:graphicFrameLocks xmlns:a="http://schemas.openxmlformats.org/drawingml/2006/main" noChangeAspect="1"/>
@@ -36061,6 +37169,7 @@
                   </pic:nvPicPr>
                   <pic:blipFill>
                     <a:blip r:embed="rId32"/>
+                    <a:srcRect b="24444"/>
                     <a:stretch>
                       <a:fillRect/>
                     </a:stretch>
@@ -36068,7 +37177,7 @@
                   <pic:spPr>
                     <a:xfrm>
                       <a:off x="0" y="0"/>
-                      <a:ext cx="5838825" cy="1400175"/>
+                      <a:ext cx="5838825" cy="1057910"/>
                     </a:xfrm>
                     <a:prstGeom prst="rect">
                       <a:avLst/>
@@ -36108,8 +37217,8 @@
           <w:lang w:val="vi-VN" w:eastAsia="en-US"/>
         </w:rPr>
       </w:pPr>
-      <w:bookmarkStart w:id="102" w:name="_Toc1336"/>
       <w:bookmarkStart w:id="103" w:name="_Toc26555"/>
+      <w:bookmarkStart w:id="104" w:name="_Toc1336"/>
       <w:r>
         <w:rPr>
           <w:rFonts w:hint="default" w:ascii="Times New Roman" w:hAnsi="Times New Roman" w:cs="Times New Roman"/>
@@ -36128,8 +37237,8 @@
         </w:rPr>
         <w:t>19. Bảng Đơn Mua hàng</w:t>
       </w:r>
-      <w:bookmarkEnd w:id="102"/>
       <w:bookmarkEnd w:id="103"/>
+      <w:bookmarkEnd w:id="104"/>
     </w:p>
     <w:p/>
     <w:p>
@@ -36145,13 +37254,22 @@
         <w:adjustRightInd/>
         <w:snapToGrid/>
         <w:spacing w:before="120" w:after="120" w:line="360" w:lineRule="auto"/>
+        <w:jc w:val="center"/>
         <w:textAlignment w:val="auto"/>
+        <w:rPr>
+          <w:rFonts w:hint="default" w:ascii="Times New Roman" w:hAnsi="Times New Roman" w:cs="Times New Roman" w:eastAsiaTheme="minorEastAsia"/>
+          <w:b/>
+          <w:bCs/>
+          <w:sz w:val="26"/>
+          <w:szCs w:val="26"/>
+          <w:lang w:val="vi-VN" w:eastAsia="en-US" w:bidi="ar-SA"/>
+        </w:rPr>
       </w:pPr>
       <w:r>
         <w:drawing>
           <wp:inline distT="0" distB="0" distL="114300" distR="114300">
-            <wp:extent cx="5848350" cy="1600200"/>
-            <wp:effectExtent l="0" t="0" r="3810" b="0"/>
+            <wp:extent cx="5848350" cy="1294130"/>
+            <wp:effectExtent l="0" t="0" r="0" b="0"/>
             <wp:docPr id="48" name="Picture 19"/>
             <wp:cNvGraphicFramePr>
               <a:graphicFrameLocks xmlns:a="http://schemas.openxmlformats.org/drawingml/2006/main" noChangeAspect="1"/>
@@ -36167,6 +37285,7 @@
                   </pic:nvPicPr>
                   <pic:blipFill>
                     <a:blip r:embed="rId33"/>
+                    <a:srcRect b="19127"/>
                     <a:stretch>
                       <a:fillRect/>
                     </a:stretch>
@@ -36174,7 +37293,7 @@
                   <pic:spPr>
                     <a:xfrm>
                       <a:off x="0" y="0"/>
-                      <a:ext cx="5848350" cy="1600200"/>
+                      <a:ext cx="5848350" cy="1294130"/>
                     </a:xfrm>
                     <a:prstGeom prst="rect">
                       <a:avLst/>
@@ -36190,30 +37309,8 @@
           </wp:inline>
         </w:drawing>
       </w:r>
-    </w:p>
-    <w:p>
-      <w:pPr>
-        <w:pStyle w:val="5"/>
-        <w:pageBreakBefore w:val="0"/>
-        <w:kinsoku/>
-        <w:wordWrap/>
-        <w:overflowPunct/>
-        <w:topLinePunct w:val="0"/>
-        <w:autoSpaceDE/>
-        <w:autoSpaceDN/>
-        <w:bidi w:val="0"/>
-        <w:adjustRightInd/>
-        <w:snapToGrid/>
-        <w:spacing w:before="120" w:after="120" w:line="360" w:lineRule="auto"/>
-        <w:jc w:val="center"/>
-        <w:textAlignment w:val="auto"/>
-        <w:rPr>
-          <w:rFonts w:hint="default"/>
-          <w:lang w:val="vi-VN"/>
-        </w:rPr>
-      </w:pPr>
-      <w:bookmarkStart w:id="104" w:name="_Toc1743"/>
-      <w:bookmarkStart w:id="105" w:name="_Toc20570"/>
+      <w:bookmarkStart w:id="105" w:name="_Toc1743"/>
+      <w:bookmarkStart w:id="106" w:name="_Toc20570"/>
       <w:r>
         <w:rPr>
           <w:rFonts w:hint="default" w:ascii="Times New Roman" w:hAnsi="Times New Roman" w:cs="Times New Roman"/>
@@ -36221,19 +37318,56 @@
           <w:szCs w:val="26"/>
           <w:lang w:val="en-US" w:eastAsia="en-US"/>
         </w:rPr>
-        <w:t>Hình 2.</w:t>
-      </w:r>
-      <w:r>
-        <w:rPr>
-          <w:rFonts w:hint="default" w:ascii="Times New Roman" w:hAnsi="Times New Roman" w:cs="Times New Roman"/>
-          <w:sz w:val="26"/>
-          <w:szCs w:val="26"/>
-          <w:lang w:val="vi-VN" w:eastAsia="en-US"/>
-        </w:rPr>
-        <w:t>20. Bảng Chi tiết bán hàng</w:t>
-      </w:r>
-      <w:bookmarkEnd w:id="104"/>
+        <w:t>H</w:t>
+      </w:r>
+      <w:r>
+        <w:rPr>
+          <w:rFonts w:hint="default" w:ascii="Times New Roman" w:hAnsi="Times New Roman" w:cs="Times New Roman" w:eastAsiaTheme="minorEastAsia"/>
+          <w:b/>
+          <w:bCs/>
+          <w:sz w:val="26"/>
+          <w:szCs w:val="26"/>
+          <w:lang w:val="vi-VN" w:eastAsia="en-US" w:bidi="ar-SA"/>
+        </w:rPr>
+        <w:t>H</w:t>
+      </w:r>
+      <w:r>
+        <w:rPr>
+          <w:rFonts w:hint="default" w:ascii="Times New Roman" w:hAnsi="Times New Roman" w:cs="Times New Roman" w:eastAsiaTheme="minorEastAsia"/>
+          <w:b/>
+          <w:bCs/>
+          <w:sz w:val="26"/>
+          <w:szCs w:val="26"/>
+          <w:lang w:val="en-US" w:eastAsia="en-US" w:bidi="ar-SA"/>
+        </w:rPr>
+        <w:t>ình 2.</w:t>
+      </w:r>
+      <w:r>
+        <w:rPr>
+          <w:rFonts w:hint="default" w:ascii="Times New Roman" w:hAnsi="Times New Roman" w:cs="Times New Roman" w:eastAsiaTheme="minorEastAsia"/>
+          <w:b/>
+          <w:bCs/>
+          <w:sz w:val="26"/>
+          <w:szCs w:val="26"/>
+          <w:lang w:val="vi-VN" w:eastAsia="en-US" w:bidi="ar-SA"/>
+        </w:rPr>
+        <w:t>20</w:t>
+      </w:r>
+      <w:bookmarkStart w:id="111" w:name="_GoBack"/>
+      <w:bookmarkEnd w:id="111"/>
+      <w:r>
+        <w:rPr>
+          <w:rFonts w:hint="default" w:ascii="Times New Roman" w:hAnsi="Times New Roman" w:cs="Times New Roman" w:eastAsiaTheme="minorEastAsia"/>
+          <w:b/>
+          <w:bCs/>
+          <w:sz w:val="26"/>
+          <w:szCs w:val="26"/>
+          <w:lang w:val="vi-VN" w:eastAsia="en-US" w:bidi="ar-SA"/>
+        </w:rPr>
+        <w:t>. Bảng Chi tiết bán hàng</w:t>
+      </w:r>
       <w:bookmarkEnd w:id="105"/>
+      <w:bookmarkEnd w:id="106"/>
     </w:p>
     <w:p>
       <w:pPr>
@@ -36321,8 +37455,8 @@
           <w:lang w:val="vi-VN" w:eastAsia="en-US"/>
         </w:rPr>
       </w:pPr>
-      <w:bookmarkStart w:id="106" w:name="_Toc32290"/>
-      <w:bookmarkStart w:id="107" w:name="_Toc9822"/>
+      <w:bookmarkStart w:id="107" w:name="_Toc32290"/>
+      <w:bookmarkStart w:id="108" w:name="_Toc9822"/>
       <w:r>
         <w:rPr>
           <w:rFonts w:hint="default" w:ascii="Times New Roman" w:hAnsi="Times New Roman" w:cs="Times New Roman"/>
@@ -36341,8 +37475,8 @@
         </w:rPr>
         <w:t>21. Bảng Chi tiết mua hàng</w:t>
       </w:r>
-      <w:bookmarkEnd w:id="106"/>
       <w:bookmarkEnd w:id="107"/>
+      <w:bookmarkEnd w:id="108"/>
     </w:p>
     <w:p>
       <w:pPr>
@@ -36461,8 +37595,8 @@
           <w:lang w:val="vi-VN" w:eastAsia="en-US"/>
         </w:rPr>
       </w:pPr>
-      <w:bookmarkStart w:id="108" w:name="_Toc12471"/>
-      <w:bookmarkStart w:id="109" w:name="_Toc25726"/>
+      <w:bookmarkStart w:id="109" w:name="_Toc12471"/>
+      <w:bookmarkStart w:id="110" w:name="_Toc25726"/>
       <w:r>
         <w:rPr>
           <w:rFonts w:hint="default" w:ascii="Times New Roman" w:hAnsi="Times New Roman" w:cs="Times New Roman"/>
@@ -36481,8 +37615,8 @@
         </w:rPr>
         <w:t>.22. Mối quan hệ giữa các bảng</w:t>
       </w:r>
-      <w:bookmarkEnd w:id="108"/>
       <w:bookmarkEnd w:id="109"/>
+      <w:bookmarkEnd w:id="110"/>
     </w:p>
     <w:p>
       <w:pPr>
@@ -51265,6 +52399,7 @@
   </w:style>
   <w:style w:type="paragraph" w:customStyle="1" w:styleId="251">
     <w:name w:val="WPSOffice手动目录 1"/>
+    <w:qFormat/>
     <w:uiPriority w:val="0"/>
     <w:pPr>
       <w:ind w:leftChars="0"/>
@@ -51277,6 +52412,7 @@
   </w:style>
   <w:style w:type="paragraph" w:customStyle="1" w:styleId="252">
     <w:name w:val="WPSOffice手动目录 2"/>
+    <w:qFormat/>
     <w:uiPriority w:val="0"/>
     <w:pPr>
       <w:ind w:leftChars="200"/>
@@ -51289,6 +52425,7 @@
   </w:style>
   <w:style w:type="paragraph" w:customStyle="1" w:styleId="253">
     <w:name w:val="WPSOffice手动目录 3"/>
+    <w:qFormat/>
     <w:uiPriority w:val="0"/>
     <w:pPr>
       <w:ind w:leftChars="400"/>
@@ -51334,6 +52471,23 @@
       <w:b/>
       <w:color w:val="auto"/>
       <w:lang w:val="en-GB" w:eastAsia="en-GB"/>
+    </w:rPr>
+  </w:style>
+  <w:style w:type="paragraph" w:customStyle="1" w:styleId="257">
+    <w:name w:val="B1"/>
+    <w:basedOn w:val="1"/>
+    <w:autoRedefine/>
+    <w:qFormat/>
+    <w:uiPriority w:val="0"/>
+    <w:pPr>
+      <w:spacing w:before="60" w:after="60"/>
+      <w:ind w:left="0" w:hanging="17"/>
+      <w:jc w:val="center"/>
+      <w:outlineLvl w:val="0"/>
+    </w:pPr>
+    <w:rPr>
+      <w:b/>
+      <w:lang w:val="vi-VN"/>
     </w:rPr>
   </w:style>
 </w:styles>

--- a/GROUP_REPORT/2. GROUP1_REPORT_PTTKHTTT.docx
+++ b/GROUP_REPORT/2. GROUP1_REPORT_PTTKHTTT.docx
@@ -3219,8 +3219,8 @@
           <w:rFonts w:hint="default" w:ascii="Times New Roman" w:hAnsi="Times New Roman" w:eastAsia="SimSun" w:cs="Times New Roman"/>
           <w:b/>
           <w:bCs/>
-          <w:sz w:val="26"/>
-          <w:szCs w:val="26"/>
+          <w:sz w:val="28"/>
+          <w:szCs w:val="28"/>
           <w:lang w:val="vi-VN"/>
         </w:rPr>
         <w:t>MỤC LỤC</w:t>
@@ -7588,8 +7588,8 @@
           <w:rFonts w:hint="default" w:ascii="Times New Roman" w:hAnsi="Times New Roman" w:eastAsia="SimSun" w:cs="Times New Roman"/>
           <w:b/>
           <w:bCs/>
-          <w:sz w:val="26"/>
-          <w:szCs w:val="26"/>
+          <w:sz w:val="28"/>
+          <w:szCs w:val="28"/>
           <w:lang w:val="vi-VN" w:eastAsia="en-US" w:bidi="ar-SA"/>
         </w:rPr>
       </w:pPr>
@@ -7599,8 +7599,8 @@
           <w:rFonts w:hint="default" w:ascii="Times New Roman" w:hAnsi="Times New Roman" w:eastAsia="SimSun" w:cs="Times New Roman"/>
           <w:b/>
           <w:bCs/>
-          <w:sz w:val="26"/>
-          <w:szCs w:val="26"/>
+          <w:sz w:val="28"/>
+          <w:szCs w:val="28"/>
           <w:lang w:val="vi-VN" w:eastAsia="en-US" w:bidi="ar-SA"/>
         </w:rPr>
         <w:t>DANH MỤC CÁC KÝ HIỆU, CÁC CHỮ VIẾT TẮT</w:t>
@@ -8593,8 +8593,8 @@
           <w:rFonts w:hint="default" w:ascii="Times New Roman" w:hAnsi="Times New Roman" w:eastAsia="SimSun" w:cs="Times New Roman"/>
           <w:b/>
           <w:bCs/>
-          <w:sz w:val="26"/>
-          <w:szCs w:val="26"/>
+          <w:sz w:val="28"/>
+          <w:szCs w:val="28"/>
           <w:lang w:val="vi-VN" w:eastAsia="en-US"/>
         </w:rPr>
       </w:pPr>
@@ -8603,8 +8603,8 @@
           <w:rFonts w:hint="default" w:ascii="Times New Roman" w:hAnsi="Times New Roman" w:eastAsia="SimSun" w:cs="Times New Roman"/>
           <w:b/>
           <w:bCs/>
-          <w:sz w:val="26"/>
-          <w:szCs w:val="26"/>
+          <w:sz w:val="28"/>
+          <w:szCs w:val="28"/>
           <w:lang w:val="vi-VN" w:eastAsia="en-US"/>
         </w:rPr>
         <w:t>DANH MỤC HÌNH ẢNH</w:t>
@@ -13108,8 +13108,8 @@
         <w:jc w:val="center"/>
         <w:rPr>
           <w:rFonts w:hint="default"/>
-          <w:sz w:val="30"/>
-          <w:szCs w:val="30"/>
+          <w:sz w:val="28"/>
+          <w:szCs w:val="28"/>
           <w:lang w:val="vi-VN" w:eastAsia="en-US"/>
         </w:rPr>
       </w:pPr>
@@ -13118,8 +13118,8 @@
           <w:rFonts w:hint="default" w:ascii="Times New Roman" w:hAnsi="Times New Roman" w:eastAsia="SimSun" w:cs="Times New Roman"/>
           <w:b/>
           <w:bCs/>
-          <w:sz w:val="30"/>
-          <w:szCs w:val="30"/>
+          <w:sz w:val="28"/>
+          <w:szCs w:val="28"/>
           <w:lang w:val="vi-VN" w:eastAsia="en-US"/>
         </w:rPr>
         <w:t>DANH MỤC BẢNG</w:t>
@@ -15390,7 +15390,17 @@
           <w:sz w:val="26"/>
           <w:szCs w:val="26"/>
         </w:rPr>
-        <w:t xml:space="preserve">Cửa hàng bán hàng tại Ký túc xá K8, thuộc khuôn viên Trường Đại học Nha Trang, đóng vai trò là </w:t>
+        <w:t>Cửa hàng bá</w:t>
+      </w:r>
+      <w:bookmarkStart w:id="111" w:name="_GoBack"/>
+      <w:bookmarkEnd w:id="111"/>
+      <w:r>
+        <w:rPr>
+          <w:rFonts w:hint="default" w:ascii="Times New Roman" w:hAnsi="Times New Roman" w:cs="Times New Roman"/>
+          <w:sz w:val="26"/>
+          <w:szCs w:val="26"/>
+        </w:rPr>
+        <w:t xml:space="preserve">n hàng tại Ký túc xá K8, thuộc khuôn viên Trường Đại học Nha Trang, đóng vai trò là </w:t>
       </w:r>
       <w:r>
         <w:rPr>
@@ -16056,8 +16066,8 @@
           <w:lang w:val="vi-VN" w:eastAsia="en-US"/>
         </w:rPr>
       </w:pPr>
-      <w:bookmarkStart w:id="9" w:name="_Toc27098"/>
-      <w:bookmarkStart w:id="10" w:name="_Toc10295"/>
+      <w:bookmarkStart w:id="9" w:name="_Toc10295"/>
+      <w:bookmarkStart w:id="10" w:name="_Toc27098"/>
       <w:r>
         <w:rPr>
           <w:rFonts w:hint="default" w:ascii="Times New Roman" w:hAnsi="Times New Roman" w:cs="Times New Roman"/>
@@ -16399,8 +16409,8 @@
         </w:rPr>
       </w:pPr>
       <w:bookmarkStart w:id="14" w:name="_Toc13210"/>
-      <w:bookmarkStart w:id="15" w:name="_Toc11757"/>
-      <w:bookmarkStart w:id="16" w:name="_Toc13087"/>
+      <w:bookmarkStart w:id="15" w:name="_Toc13087"/>
+      <w:bookmarkStart w:id="16" w:name="_Toc11757"/>
       <w:r>
         <w:rPr>
           <w:rFonts w:hint="default" w:ascii="Times New Roman" w:hAnsi="Times New Roman" w:cs="Times New Roman"/>
@@ -16572,8 +16582,8 @@
         </w:rPr>
       </w:pPr>
       <w:bookmarkStart w:id="17" w:name="_Toc16091"/>
-      <w:bookmarkStart w:id="18" w:name="_Toc5413"/>
-      <w:bookmarkStart w:id="19" w:name="_Toc14206"/>
+      <w:bookmarkStart w:id="18" w:name="_Toc14206"/>
+      <w:bookmarkStart w:id="19" w:name="_Toc5413"/>
       <w:r>
         <w:rPr>
           <w:rFonts w:hint="default" w:ascii="Times New Roman" w:hAnsi="Times New Roman" w:cs="Times New Roman"/>
@@ -17150,169 +17160,6 @@
             <w:insideH w:val="single" w:color="auto" w:sz="4" w:space="0"/>
             <w:insideV w:val="single" w:color="auto" w:sz="4" w:space="0"/>
           </w:tblBorders>
-          <w:tblCellMar>
-            <w:top w:w="15" w:type="dxa"/>
-            <w:left w:w="15" w:type="dxa"/>
-            <w:bottom w:w="15" w:type="dxa"/>
-            <w:right w:w="15" w:type="dxa"/>
-          </w:tblCellMar>
-        </w:tblPrEx>
-        <w:trPr>
-          <w:trHeight w:val="567" w:hRule="atLeast"/>
-        </w:trPr>
-        <w:tc>
-          <w:tcPr>
-            <w:tcW w:w="834" w:type="pct"/>
-            <w:shd w:val="clear" w:color="auto" w:fill="FFFFFF"/>
-            <w:tcMar>
-              <w:top w:w="120" w:type="dxa"/>
-              <w:left w:w="180" w:type="dxa"/>
-              <w:bottom w:w="120" w:type="dxa"/>
-              <w:right w:w="180" w:type="dxa"/>
-            </w:tcMar>
-            <w:vAlign w:val="center"/>
-          </w:tcPr>
-          <w:p>
-            <w:pPr>
-              <w:pageBreakBefore w:val="0"/>
-              <w:widowControl/>
-              <w:kinsoku/>
-              <w:wordWrap/>
-              <w:overflowPunct/>
-              <w:topLinePunct w:val="0"/>
-              <w:autoSpaceDE/>
-              <w:autoSpaceDN/>
-              <w:bidi w:val="0"/>
-              <w:adjustRightInd/>
-              <w:snapToGrid/>
-              <w:spacing w:before="120" w:after="120" w:line="360" w:lineRule="auto"/>
-              <w:jc w:val="center"/>
-              <w:textAlignment w:val="auto"/>
-              <w:rPr>
-                <w:rFonts w:hint="default" w:ascii="Times New Roman" w:hAnsi="Times New Roman" w:cs="Times New Roman"/>
-                <w:b/>
-                <w:bCs/>
-                <w:color w:val="000000"/>
-                <w:sz w:val="26"/>
-                <w:szCs w:val="26"/>
-              </w:rPr>
-            </w:pPr>
-            <w:r>
-              <w:rPr>
-                <w:rFonts w:hint="default" w:ascii="Times New Roman" w:hAnsi="Times New Roman" w:cs="Times New Roman"/>
-                <w:b/>
-                <w:bCs/>
-                <w:color w:val="000000"/>
-                <w:sz w:val="26"/>
-                <w:szCs w:val="26"/>
-              </w:rPr>
-              <w:t>Giao dịch</w:t>
-            </w:r>
-          </w:p>
-        </w:tc>
-        <w:tc>
-          <w:tcPr>
-            <w:tcW w:w="1909" w:type="pct"/>
-            <w:shd w:val="clear" w:color="auto" w:fill="FFFFFF"/>
-            <w:tcMar>
-              <w:top w:w="120" w:type="dxa"/>
-              <w:left w:w="180" w:type="dxa"/>
-              <w:bottom w:w="120" w:type="dxa"/>
-              <w:right w:w="180" w:type="dxa"/>
-            </w:tcMar>
-            <w:vAlign w:val="center"/>
-          </w:tcPr>
-          <w:p>
-            <w:pPr>
-              <w:pageBreakBefore w:val="0"/>
-              <w:widowControl/>
-              <w:kinsoku/>
-              <w:wordWrap/>
-              <w:overflowPunct/>
-              <w:topLinePunct w:val="0"/>
-              <w:autoSpaceDE/>
-              <w:autoSpaceDN/>
-              <w:bidi w:val="0"/>
-              <w:adjustRightInd/>
-              <w:snapToGrid/>
-              <w:spacing w:before="120" w:after="120" w:line="360" w:lineRule="auto"/>
-              <w:jc w:val="left"/>
-              <w:textAlignment w:val="auto"/>
-              <w:rPr>
-                <w:rFonts w:hint="default" w:ascii="Times New Roman" w:hAnsi="Times New Roman" w:cs="Times New Roman"/>
-                <w:color w:val="000000"/>
-                <w:sz w:val="26"/>
-                <w:szCs w:val="26"/>
-              </w:rPr>
-            </w:pPr>
-            <w:r>
-              <w:rPr>
-                <w:rFonts w:hint="default" w:ascii="Times New Roman" w:hAnsi="Times New Roman" w:cs="Times New Roman"/>
-                <w:color w:val="000000"/>
-                <w:sz w:val="26"/>
-                <w:szCs w:val="26"/>
-              </w:rPr>
-              <w:t>Tự động tính toán chính xác. Lưu trữ được lịch sử hóa đơn.</w:t>
-            </w:r>
-          </w:p>
-        </w:tc>
-        <w:tc>
-          <w:tcPr>
-            <w:tcW w:w="2256" w:type="pct"/>
-            <w:shd w:val="clear" w:color="auto" w:fill="FFFFFF"/>
-            <w:tcMar>
-              <w:top w:w="120" w:type="dxa"/>
-              <w:left w:w="180" w:type="dxa"/>
-              <w:bottom w:w="120" w:type="dxa"/>
-              <w:right w:w="180" w:type="dxa"/>
-            </w:tcMar>
-            <w:vAlign w:val="center"/>
-          </w:tcPr>
-          <w:p>
-            <w:pPr>
-              <w:pageBreakBefore w:val="0"/>
-              <w:widowControl/>
-              <w:kinsoku/>
-              <w:wordWrap/>
-              <w:overflowPunct/>
-              <w:topLinePunct w:val="0"/>
-              <w:autoSpaceDE/>
-              <w:autoSpaceDN/>
-              <w:bidi w:val="0"/>
-              <w:adjustRightInd/>
-              <w:snapToGrid/>
-              <w:spacing w:before="120" w:after="120" w:line="360" w:lineRule="auto"/>
-              <w:jc w:val="left"/>
-              <w:textAlignment w:val="auto"/>
-              <w:rPr>
-                <w:rFonts w:hint="default" w:ascii="Times New Roman" w:hAnsi="Times New Roman" w:cs="Times New Roman"/>
-                <w:color w:val="000000"/>
-                <w:sz w:val="26"/>
-                <w:szCs w:val="26"/>
-              </w:rPr>
-            </w:pPr>
-            <w:r>
-              <w:rPr>
-                <w:rFonts w:hint="default" w:ascii="Times New Roman" w:hAnsi="Times New Roman" w:cs="Times New Roman"/>
-                <w:color w:val="000000"/>
-                <w:sz w:val="26"/>
-                <w:szCs w:val="26"/>
-              </w:rPr>
-              <w:t>Không có liên kết với tồn kho (gây sai sót khi bán).</w:t>
-            </w:r>
-          </w:p>
-        </w:tc>
-      </w:tr>
-      <w:tr>
-        <w:tblPrEx>
-          <w:tblBorders>
-            <w:top w:val="single" w:color="auto" w:sz="4" w:space="0"/>
-            <w:left w:val="single" w:color="auto" w:sz="4" w:space="0"/>
-            <w:bottom w:val="single" w:color="auto" w:sz="4" w:space="0"/>
-            <w:right w:val="single" w:color="auto" w:sz="4" w:space="0"/>
-            <w:insideH w:val="single" w:color="auto" w:sz="4" w:space="0"/>
-            <w:insideV w:val="single" w:color="auto" w:sz="4" w:space="0"/>
-          </w:tblBorders>
           <w:shd w:val="clear" w:color="auto" w:fill="auto"/>
           <w:tblCellMar>
             <w:top w:w="15" w:type="dxa"/>
@@ -17370,6 +17217,169 @@
                 <w:sz w:val="26"/>
                 <w:szCs w:val="26"/>
               </w:rPr>
+              <w:t>Giao dịch</w:t>
+            </w:r>
+          </w:p>
+        </w:tc>
+        <w:tc>
+          <w:tcPr>
+            <w:tcW w:w="1909" w:type="pct"/>
+            <w:shd w:val="clear" w:color="auto" w:fill="FFFFFF"/>
+            <w:tcMar>
+              <w:top w:w="120" w:type="dxa"/>
+              <w:left w:w="180" w:type="dxa"/>
+              <w:bottom w:w="120" w:type="dxa"/>
+              <w:right w:w="180" w:type="dxa"/>
+            </w:tcMar>
+            <w:vAlign w:val="center"/>
+          </w:tcPr>
+          <w:p>
+            <w:pPr>
+              <w:pageBreakBefore w:val="0"/>
+              <w:widowControl/>
+              <w:kinsoku/>
+              <w:wordWrap/>
+              <w:overflowPunct/>
+              <w:topLinePunct w:val="0"/>
+              <w:autoSpaceDE/>
+              <w:autoSpaceDN/>
+              <w:bidi w:val="0"/>
+              <w:adjustRightInd/>
+              <w:snapToGrid/>
+              <w:spacing w:before="120" w:after="120" w:line="360" w:lineRule="auto"/>
+              <w:jc w:val="left"/>
+              <w:textAlignment w:val="auto"/>
+              <w:rPr>
+                <w:rFonts w:hint="default" w:ascii="Times New Roman" w:hAnsi="Times New Roman" w:cs="Times New Roman"/>
+                <w:color w:val="000000"/>
+                <w:sz w:val="26"/>
+                <w:szCs w:val="26"/>
+              </w:rPr>
+            </w:pPr>
+            <w:r>
+              <w:rPr>
+                <w:rFonts w:hint="default" w:ascii="Times New Roman" w:hAnsi="Times New Roman" w:cs="Times New Roman"/>
+                <w:color w:val="000000"/>
+                <w:sz w:val="26"/>
+                <w:szCs w:val="26"/>
+              </w:rPr>
+              <w:t>Tự động tính toán chính xác. Lưu trữ được lịch sử hóa đơn.</w:t>
+            </w:r>
+          </w:p>
+        </w:tc>
+        <w:tc>
+          <w:tcPr>
+            <w:tcW w:w="2256" w:type="pct"/>
+            <w:shd w:val="clear" w:color="auto" w:fill="FFFFFF"/>
+            <w:tcMar>
+              <w:top w:w="120" w:type="dxa"/>
+              <w:left w:w="180" w:type="dxa"/>
+              <w:bottom w:w="120" w:type="dxa"/>
+              <w:right w:w="180" w:type="dxa"/>
+            </w:tcMar>
+            <w:vAlign w:val="center"/>
+          </w:tcPr>
+          <w:p>
+            <w:pPr>
+              <w:pageBreakBefore w:val="0"/>
+              <w:widowControl/>
+              <w:kinsoku/>
+              <w:wordWrap/>
+              <w:overflowPunct/>
+              <w:topLinePunct w:val="0"/>
+              <w:autoSpaceDE/>
+              <w:autoSpaceDN/>
+              <w:bidi w:val="0"/>
+              <w:adjustRightInd/>
+              <w:snapToGrid/>
+              <w:spacing w:before="120" w:after="120" w:line="360" w:lineRule="auto"/>
+              <w:jc w:val="left"/>
+              <w:textAlignment w:val="auto"/>
+              <w:rPr>
+                <w:rFonts w:hint="default" w:ascii="Times New Roman" w:hAnsi="Times New Roman" w:cs="Times New Roman"/>
+                <w:color w:val="000000"/>
+                <w:sz w:val="26"/>
+                <w:szCs w:val="26"/>
+              </w:rPr>
+            </w:pPr>
+            <w:r>
+              <w:rPr>
+                <w:rFonts w:hint="default" w:ascii="Times New Roman" w:hAnsi="Times New Roman" w:cs="Times New Roman"/>
+                <w:color w:val="000000"/>
+                <w:sz w:val="26"/>
+                <w:szCs w:val="26"/>
+              </w:rPr>
+              <w:t>Không có liên kết với tồn kho (gây sai sót khi bán).</w:t>
+            </w:r>
+          </w:p>
+        </w:tc>
+      </w:tr>
+      <w:tr>
+        <w:tblPrEx>
+          <w:tblBorders>
+            <w:top w:val="single" w:color="auto" w:sz="4" w:space="0"/>
+            <w:left w:val="single" w:color="auto" w:sz="4" w:space="0"/>
+            <w:bottom w:val="single" w:color="auto" w:sz="4" w:space="0"/>
+            <w:right w:val="single" w:color="auto" w:sz="4" w:space="0"/>
+            <w:insideH w:val="single" w:color="auto" w:sz="4" w:space="0"/>
+            <w:insideV w:val="single" w:color="auto" w:sz="4" w:space="0"/>
+          </w:tblBorders>
+          <w:tblCellMar>
+            <w:top w:w="15" w:type="dxa"/>
+            <w:left w:w="15" w:type="dxa"/>
+            <w:bottom w:w="15" w:type="dxa"/>
+            <w:right w:w="15" w:type="dxa"/>
+          </w:tblCellMar>
+        </w:tblPrEx>
+        <w:trPr>
+          <w:trHeight w:val="567" w:hRule="atLeast"/>
+        </w:trPr>
+        <w:tc>
+          <w:tcPr>
+            <w:tcW w:w="834" w:type="pct"/>
+            <w:shd w:val="clear" w:color="auto" w:fill="FFFFFF"/>
+            <w:tcMar>
+              <w:top w:w="120" w:type="dxa"/>
+              <w:left w:w="180" w:type="dxa"/>
+              <w:bottom w:w="120" w:type="dxa"/>
+              <w:right w:w="180" w:type="dxa"/>
+            </w:tcMar>
+            <w:vAlign w:val="center"/>
+          </w:tcPr>
+          <w:p>
+            <w:pPr>
+              <w:pageBreakBefore w:val="0"/>
+              <w:widowControl/>
+              <w:kinsoku/>
+              <w:wordWrap/>
+              <w:overflowPunct/>
+              <w:topLinePunct w:val="0"/>
+              <w:autoSpaceDE/>
+              <w:autoSpaceDN/>
+              <w:bidi w:val="0"/>
+              <w:adjustRightInd/>
+              <w:snapToGrid/>
+              <w:spacing w:before="120" w:after="120" w:line="360" w:lineRule="auto"/>
+              <w:jc w:val="center"/>
+              <w:textAlignment w:val="auto"/>
+              <w:rPr>
+                <w:rFonts w:hint="default" w:ascii="Times New Roman" w:hAnsi="Times New Roman" w:cs="Times New Roman"/>
+                <w:b/>
+                <w:bCs/>
+                <w:color w:val="000000"/>
+                <w:sz w:val="26"/>
+                <w:szCs w:val="26"/>
+              </w:rPr>
+            </w:pPr>
+            <w:r>
+              <w:rPr>
+                <w:rFonts w:hint="default" w:ascii="Times New Roman" w:hAnsi="Times New Roman" w:cs="Times New Roman"/>
+                <w:b/>
+                <w:bCs/>
+                <w:color w:val="000000"/>
+                <w:sz w:val="26"/>
+                <w:szCs w:val="26"/>
+              </w:rPr>
               <w:t>Quản lý Dữ liệu</w:t>
             </w:r>
           </w:p>
@@ -17534,7 +17544,6 @@
             <w:insideH w:val="single" w:color="auto" w:sz="4" w:space="0"/>
             <w:insideV w:val="single" w:color="auto" w:sz="4" w:space="0"/>
           </w:tblBorders>
-          <w:shd w:val="clear" w:color="auto" w:fill="auto"/>
           <w:tblCellMar>
             <w:top w:w="15" w:type="dxa"/>
             <w:left w:w="15" w:type="dxa"/>
@@ -19359,7 +19368,6 @@
             <w:insideH w:val="single" w:color="auto" w:sz="4" w:space="0"/>
             <w:insideV w:val="single" w:color="auto" w:sz="4" w:space="0"/>
           </w:tblBorders>
-          <w:shd w:val="clear" w:color="auto" w:fill="auto"/>
           <w:tblCellMar>
             <w:top w:w="15" w:type="dxa"/>
             <w:left w:w="15" w:type="dxa"/>
@@ -19769,7 +19777,6 @@
             <w:insideH w:val="single" w:color="auto" w:sz="4" w:space="0"/>
             <w:insideV w:val="single" w:color="auto" w:sz="4" w:space="0"/>
           </w:tblBorders>
-          <w:shd w:val="clear" w:color="auto" w:fill="auto"/>
           <w:tblCellMar>
             <w:top w:w="15" w:type="dxa"/>
             <w:left w:w="15" w:type="dxa"/>
@@ -20121,7 +20128,6 @@
             <w:insideH w:val="single" w:color="auto" w:sz="4" w:space="0"/>
             <w:insideV w:val="single" w:color="auto" w:sz="4" w:space="0"/>
           </w:tblBorders>
-          <w:shd w:val="clear" w:color="auto" w:fill="auto"/>
           <w:tblCellMar>
             <w:top w:w="15" w:type="dxa"/>
             <w:left w:w="15" w:type="dxa"/>
@@ -21715,8 +21721,8 @@
         </w:rPr>
       </w:pPr>
       <w:bookmarkStart w:id="51" w:name="_Toc15075"/>
-      <w:bookmarkStart w:id="52" w:name="_Toc6802"/>
-      <w:bookmarkStart w:id="53" w:name="_Toc30621"/>
+      <w:bookmarkStart w:id="52" w:name="_Toc30621"/>
+      <w:bookmarkStart w:id="53" w:name="_Toc6802"/>
       <w:r>
         <w:rPr>
           <w:rFonts w:hint="default" w:ascii="Times New Roman" w:hAnsi="Times New Roman" w:cs="Times New Roman"/>
@@ -22149,8 +22155,8 @@
         </w:rPr>
       </w:pPr>
       <w:bookmarkStart w:id="57" w:name="_Toc19415"/>
-      <w:bookmarkStart w:id="58" w:name="_Toc23702"/>
-      <w:bookmarkStart w:id="59" w:name="_Toc4190"/>
+      <w:bookmarkStart w:id="58" w:name="_Toc4190"/>
+      <w:bookmarkStart w:id="59" w:name="_Toc23702"/>
       <w:r>
         <w:rPr>
           <w:rStyle w:val="11"/>
@@ -36590,8 +36596,8 @@
           <w:lang w:val="vi-VN"/>
         </w:rPr>
       </w:pPr>
-      <w:bookmarkStart w:id="93" w:name="_Toc10922"/>
-      <w:bookmarkStart w:id="94" w:name="_Toc8110"/>
+      <w:bookmarkStart w:id="93" w:name="_Toc8110"/>
+      <w:bookmarkStart w:id="94" w:name="_Toc10922"/>
       <w:r>
         <w:rPr>
           <w:rFonts w:hint="default" w:ascii="Times New Roman" w:hAnsi="Times New Roman" w:cs="Times New Roman"/>
@@ -36714,8 +36720,8 @@
           <w:lang w:val="vi-VN" w:eastAsia="en-US"/>
         </w:rPr>
       </w:pPr>
-      <w:bookmarkStart w:id="95" w:name="_Toc23424"/>
-      <w:bookmarkStart w:id="96" w:name="_Toc3391"/>
+      <w:bookmarkStart w:id="95" w:name="_Toc3391"/>
+      <w:bookmarkStart w:id="96" w:name="_Toc23424"/>
       <w:r>
         <w:rPr>
           <w:rFonts w:hint="default" w:ascii="Times New Roman" w:hAnsi="Times New Roman" w:cs="Times New Roman"/>
@@ -36986,8 +36992,8 @@
           <w:lang w:val="vi-VN"/>
         </w:rPr>
       </w:pPr>
-      <w:bookmarkStart w:id="99" w:name="_Toc13122"/>
-      <w:bookmarkStart w:id="100" w:name="_Toc30634"/>
+      <w:bookmarkStart w:id="99" w:name="_Toc30634"/>
+      <w:bookmarkStart w:id="100" w:name="_Toc13122"/>
       <w:r>
         <w:rPr>
           <w:rFonts w:hint="default" w:ascii="Times New Roman" w:hAnsi="Times New Roman" w:cs="Times New Roman"/>
@@ -37309,8 +37315,8 @@
           </wp:inline>
         </w:drawing>
       </w:r>
-      <w:bookmarkStart w:id="105" w:name="_Toc1743"/>
-      <w:bookmarkStart w:id="106" w:name="_Toc20570"/>
+      <w:bookmarkStart w:id="105" w:name="_Toc20570"/>
+      <w:bookmarkStart w:id="106" w:name="_Toc1743"/>
       <w:r>
         <w:rPr>
           <w:rFonts w:hint="default" w:ascii="Times New Roman" w:hAnsi="Times New Roman" w:cs="Times New Roman"/>
@@ -37351,20 +37357,7 @@
           <w:szCs w:val="26"/>
           <w:lang w:val="vi-VN" w:eastAsia="en-US" w:bidi="ar-SA"/>
         </w:rPr>
-        <w:t>20</w:t>
-      </w:r>
-      <w:bookmarkStart w:id="111" w:name="_GoBack"/>
-      <w:bookmarkEnd w:id="111"/>
-      <w:r>
-        <w:rPr>
-          <w:rFonts w:hint="default" w:ascii="Times New Roman" w:hAnsi="Times New Roman" w:cs="Times New Roman" w:eastAsiaTheme="minorEastAsia"/>
-          <w:b/>
-          <w:bCs/>
-          <w:sz w:val="26"/>
-          <w:szCs w:val="26"/>
-          <w:lang w:val="vi-VN" w:eastAsia="en-US" w:bidi="ar-SA"/>
-        </w:rPr>
-        <w:t>. Bảng Chi tiết bán hàng</w:t>
+        <w:t>20. Bảng Chi tiết bán hàng</w:t>
       </w:r>
       <w:bookmarkEnd w:id="105"/>
       <w:bookmarkEnd w:id="106"/>
